--- a/B10E-PSS-Simulator/docs-word/B10E-PSS-Study-Pack.docx
+++ b/B10E-PSS-Simulator/docs-word/B10E-PSS-Study-Pack.docx
@@ -1152,7 +1152,7 @@
               <w:t>BL10E-PS-SADC-01</w:t>
             </w:r>
             <w:r>
-              <w:t>…</w:t>
+              <w:t xml:space="preserve">, </w:t>
             </w:r>
             <w:r>
               <w:rPr>
@@ -1160,74 +1160,74 @@
                 <w:color w:val="C7254E"/>
                 <w:sz w:val="19"/>
               </w:rPr>
-              <w:t>-05</w:t>
-            </w:r>
-          </w:p>
-        </w:tc>
-        <w:tc>
-          <w:tcPr>
-            <w:tcW w:type="dxa" w:w="2160"/>
-          </w:tcPr>
-          <w:p>
-            <w:r>
-              <w:t xml:space="preserve">"Closed" switches on the </w:t>
-            </w:r>
-            <w:r>
-              <w:rPr>
-                <w:b/>
-              </w:rPr>
-              <w:t>service / maintenance door</w:t>
-            </w:r>
-            <w:r>
-              <w:t xml:space="preserve"> ("Service Access Door Closed")</w:t>
-            </w:r>
-          </w:p>
-        </w:tc>
-        <w:tc>
-          <w:tcPr>
-            <w:tcW w:type="dxa" w:w="2160"/>
-          </w:tcPr>
-          <w:p>
-            <w:r>
-              <w:t>door is shut</w:t>
-            </w:r>
-          </w:p>
-        </w:tc>
-        <w:tc>
-          <w:tcPr>
-            <w:tcW w:type="dxa" w:w="2160"/>
-          </w:tcPr>
-          <w:p>
-            <w:r>
-              <w:t>door is open</w:t>
-            </w:r>
-          </w:p>
-        </w:tc>
-      </w:tr>
-      <w:tr>
-        <w:tc>
-          <w:tcPr>
-            <w:tcW w:type="dxa" w:w="2160"/>
-          </w:tcPr>
-          <w:p>
+              <w:t>-02</w:t>
+            </w:r>
+            <w:r>
+              <w:t xml:space="preserve">, </w:t>
+            </w:r>
             <w:r>
               <w:rPr>
                 <w:rFonts w:ascii="Consolas" w:hAnsi="Consolas"/>
                 <w:color w:val="C7254E"/>
                 <w:sz w:val="19"/>
               </w:rPr>
-              <w:t>BL10E-PS-GADL-01</w:t>
-            </w:r>
-            <w:r>
-              <w:t xml:space="preserve">, </w:t>
-            </w:r>
+              <w:t>-03</w:t>
+            </w:r>
+          </w:p>
+        </w:tc>
+        <w:tc>
+          <w:tcPr>
+            <w:tcW w:type="dxa" w:w="2160"/>
+          </w:tcPr>
+          <w:p>
+            <w:r>
+              <w:t xml:space="preserve">Three "closed" switches on the </w:t>
+            </w:r>
+            <w:r>
+              <w:rPr>
+                <w:b/>
+              </w:rPr>
+              <w:t>service / maintenance door</w:t>
+            </w:r>
+            <w:r>
+              <w:t xml:space="preserve"> (first set, voted 2oo3)</w:t>
+            </w:r>
+          </w:p>
+        </w:tc>
+        <w:tc>
+          <w:tcPr>
+            <w:tcW w:type="dxa" w:w="2160"/>
+          </w:tcPr>
+          <w:p>
+            <w:r>
+              <w:t>door is shut</w:t>
+            </w:r>
+          </w:p>
+        </w:tc>
+        <w:tc>
+          <w:tcPr>
+            <w:tcW w:type="dxa" w:w="2160"/>
+          </w:tcPr>
+          <w:p>
+            <w:r>
+              <w:t>door is open</w:t>
+            </w:r>
+          </w:p>
+        </w:tc>
+      </w:tr>
+      <w:tr>
+        <w:tc>
+          <w:tcPr>
+            <w:tcW w:type="dxa" w:w="2160"/>
+          </w:tcPr>
+          <w:p>
             <w:r>
               <w:rPr>
                 <w:rFonts w:ascii="Consolas" w:hAnsi="Consolas"/>
                 <w:color w:val="C7254E"/>
                 <w:sz w:val="19"/>
               </w:rPr>
-              <w:t>-02</w:t>
+              <w:t>BL10E-PS-SADC-04</w:t>
             </w:r>
             <w:r>
               <w:t xml:space="preserve">, </w:t>
@@ -1238,84 +1238,201 @@
                 <w:color w:val="C7254E"/>
                 <w:sz w:val="19"/>
               </w:rPr>
-              <w:t>-04</w:t>
-            </w:r>
-            <w:r>
-              <w:t xml:space="preserve">, </w:t>
-            </w:r>
+              <w:t>-05</w:t>
+            </w:r>
+          </w:p>
+        </w:tc>
+        <w:tc>
+          <w:tcPr>
+            <w:tcW w:type="dxa" w:w="2160"/>
+          </w:tcPr>
+          <w:p>
+            <w:r>
+              <w:t xml:space="preserve">A second pair of "closed" switches on the </w:t>
+            </w:r>
+            <w:r>
+              <w:rPr>
+                <w:b/>
+              </w:rPr>
+              <w:t>service door</w:t>
+            </w:r>
+            <w:r>
+              <w:t xml:space="preserve"> (voted 1oo2)</w:t>
+            </w:r>
+          </w:p>
+        </w:tc>
+        <w:tc>
+          <w:tcPr>
+            <w:tcW w:type="dxa" w:w="2160"/>
+          </w:tcPr>
+          <w:p>
+            <w:r>
+              <w:t>door is shut</w:t>
+            </w:r>
+          </w:p>
+        </w:tc>
+        <w:tc>
+          <w:tcPr>
+            <w:tcW w:type="dxa" w:w="2160"/>
+          </w:tcPr>
+          <w:p>
+            <w:r>
+              <w:t>door is open</w:t>
+            </w:r>
+          </w:p>
+        </w:tc>
+      </w:tr>
+      <w:tr>
+        <w:tc>
+          <w:tcPr>
+            <w:tcW w:type="dxa" w:w="2160"/>
+          </w:tcPr>
+          <w:p>
             <w:r>
               <w:rPr>
                 <w:rFonts w:ascii="Consolas" w:hAnsi="Consolas"/>
                 <w:color w:val="C7254E"/>
                 <w:sz w:val="19"/>
               </w:rPr>
-              <w:t>-05</w:t>
-            </w:r>
-          </w:p>
-        </w:tc>
-        <w:tc>
-          <w:tcPr>
-            <w:tcW w:type="dxa" w:w="2160"/>
-          </w:tcPr>
-          <w:p>
-            <w:r>
-              <w:t xml:space="preserve">"Locked" switches that feel the </w:t>
-            </w:r>
-            <w:r>
-              <w:rPr>
-                <w:b/>
-              </w:rPr>
-              <w:t>bolt</w:t>
-            </w:r>
-            <w:r>
-              <w:t xml:space="preserve"> of the main door / gate ("General Access Door Locked")</w:t>
-            </w:r>
-          </w:p>
-        </w:tc>
-        <w:tc>
-          <w:tcPr>
-            <w:tcW w:type="dxa" w:w="2160"/>
-          </w:tcPr>
-          <w:p>
-            <w:r>
-              <w:t>door/gate is locked</w:t>
-            </w:r>
-          </w:p>
-        </w:tc>
-        <w:tc>
-          <w:tcPr>
-            <w:tcW w:type="dxa" w:w="2160"/>
-          </w:tcPr>
-          <w:p>
-            <w:r>
-              <w:t>not locked</w:t>
-            </w:r>
-          </w:p>
-        </w:tc>
-      </w:tr>
-      <w:tr>
-        <w:tc>
-          <w:tcPr>
-            <w:tcW w:type="dxa" w:w="2160"/>
-          </w:tcPr>
-          <w:p>
+              <w:t>BL10E-PS-GADL-01</w:t>
+            </w:r>
+            <w:r>
+              <w:t xml:space="preserve">, </w:t>
+            </w:r>
             <w:r>
               <w:rPr>
                 <w:rFonts w:ascii="Consolas" w:hAnsi="Consolas"/>
                 <w:color w:val="C7254E"/>
                 <w:sz w:val="19"/>
               </w:rPr>
-              <w:t>BL10E-PS-SADL-01</w:t>
-            </w:r>
-            <w:r>
-              <w:t xml:space="preserve">, </w:t>
-            </w:r>
+              <w:t>-02</w:t>
+            </w:r>
+          </w:p>
+        </w:tc>
+        <w:tc>
+          <w:tcPr>
+            <w:tcW w:type="dxa" w:w="2160"/>
+          </w:tcPr>
+          <w:p>
+            <w:r>
+              <w:t xml:space="preserve">"Locked" switches that feel the bolt of the </w:t>
+            </w:r>
+            <w:r>
+              <w:rPr>
+                <w:b/>
+              </w:rPr>
+              <w:t>main personnel door</w:t>
+            </w:r>
+          </w:p>
+        </w:tc>
+        <w:tc>
+          <w:tcPr>
+            <w:tcW w:type="dxa" w:w="2160"/>
+          </w:tcPr>
+          <w:p>
+            <w:r>
+              <w:t>door is locked</w:t>
+            </w:r>
+          </w:p>
+        </w:tc>
+        <w:tc>
+          <w:tcPr>
+            <w:tcW w:type="dxa" w:w="2160"/>
+          </w:tcPr>
+          <w:p>
+            <w:r>
+              <w:t>not locked</w:t>
+            </w:r>
+          </w:p>
+        </w:tc>
+      </w:tr>
+      <w:tr>
+        <w:tc>
+          <w:tcPr>
+            <w:tcW w:type="dxa" w:w="2160"/>
+          </w:tcPr>
+          <w:p>
             <w:r>
               <w:rPr>
                 <w:rFonts w:ascii="Consolas" w:hAnsi="Consolas"/>
                 <w:color w:val="C7254E"/>
                 <w:sz w:val="19"/>
               </w:rPr>
+              <w:t>BL10E-PS-GADL-04</w:t>
+            </w:r>
+            <w:r>
+              <w:t xml:space="preserve">, </w:t>
+            </w:r>
+            <w:r>
+              <w:rPr>
+                <w:rFonts w:ascii="Consolas" w:hAnsi="Consolas"/>
+                <w:color w:val="C7254E"/>
+                <w:sz w:val="19"/>
+              </w:rPr>
+              <w:t>-05</w:t>
+            </w:r>
+          </w:p>
+        </w:tc>
+        <w:tc>
+          <w:tcPr>
+            <w:tcW w:type="dxa" w:w="2160"/>
+          </w:tcPr>
+          <w:p>
+            <w:r>
+              <w:t xml:space="preserve">"Locked" switches that feel the bolt of the </w:t>
+            </w:r>
+            <w:r>
+              <w:rPr>
+                <w:b/>
+              </w:rPr>
+              <w:t>entrance gate</w:t>
+            </w:r>
+          </w:p>
+        </w:tc>
+        <w:tc>
+          <w:tcPr>
+            <w:tcW w:type="dxa" w:w="2160"/>
+          </w:tcPr>
+          <w:p>
+            <w:r>
+              <w:t>gate is locked</w:t>
+            </w:r>
+          </w:p>
+        </w:tc>
+        <w:tc>
+          <w:tcPr>
+            <w:tcW w:type="dxa" w:w="2160"/>
+          </w:tcPr>
+          <w:p>
+            <w:r>
+              <w:t>not locked</w:t>
+            </w:r>
+          </w:p>
+        </w:tc>
+      </w:tr>
+      <w:tr>
+        <w:tc>
+          <w:tcPr>
+            <w:tcW w:type="dxa" w:w="2160"/>
+          </w:tcPr>
+          <w:p>
+            <w:r>
+              <w:rPr>
+                <w:rFonts w:ascii="Consolas" w:hAnsi="Consolas"/>
+                <w:color w:val="C7254E"/>
+                <w:sz w:val="19"/>
+              </w:rPr>
+              <w:t>BL10E-PS-SADL-01</w:t>
+            </w:r>
+            <w:r>
+              <w:t xml:space="preserve">, </w:t>
+            </w:r>
+            <w:r>
+              <w:rPr>
+                <w:rFonts w:ascii="Consolas" w:hAnsi="Consolas"/>
+                <w:color w:val="C7254E"/>
+                <w:sz w:val="19"/>
+              </w:rPr>
               <w:t>-02</w:t>
             </w:r>
           </w:p>
@@ -1333,9 +1450,6 @@
                 <w:b/>
               </w:rPr>
               <w:t>service door</w:t>
-            </w:r>
-            <w:r>
-              <w:t xml:space="preserve"> ("Service Access Door Locked")</w:t>
             </w:r>
           </w:p>
         </w:tc>
@@ -4338,7 +4452,7 @@
               <w:t>BL10E-PS-SOL-01</w:t>
             </w:r>
             <w:r>
-              <w:t xml:space="preserve"> … </w:t>
+              <w:t xml:space="preserve">, </w:t>
             </w:r>
             <w:r>
               <w:rPr>
@@ -4346,7 +4460,7 @@
                 <w:color w:val="C7254E"/>
                 <w:sz w:val="19"/>
               </w:rPr>
-              <w:t>SOL-06</w:t>
+              <w:t>-02</w:t>
             </w:r>
           </w:p>
         </w:tc>
@@ -4362,7 +4476,13 @@
               <w:t>Lock solenoids</w:t>
             </w:r>
             <w:r>
-              <w:t xml:space="preserve"> — the bolts that lock the doors/gate</w:t>
+              <w:t xml:space="preserve"> (bolts) for the </w:t>
+            </w:r>
+            <w:r>
+              <w:rPr>
+                <w:b/>
+              </w:rPr>
+              <w:t>main personnel door</w:t>
             </w:r>
           </w:p>
         </w:tc>
@@ -4382,7 +4502,147 @@
           </w:tcPr>
           <w:p>
             <w:r>
-              <w:t>door unlocked</w:t>
+              <w:t>unlocked</w:t>
+            </w:r>
+          </w:p>
+        </w:tc>
+      </w:tr>
+      <w:tr>
+        <w:tc>
+          <w:tcPr>
+            <w:tcW w:type="dxa" w:w="2160"/>
+          </w:tcPr>
+          <w:p>
+            <w:r>
+              <w:rPr>
+                <w:rFonts w:ascii="Consolas" w:hAnsi="Consolas"/>
+                <w:color w:val="C7254E"/>
+                <w:sz w:val="19"/>
+              </w:rPr>
+              <w:t>BL10E-PS-SOL-03</w:t>
+            </w:r>
+            <w:r>
+              <w:t xml:space="preserve">, </w:t>
+            </w:r>
+            <w:r>
+              <w:rPr>
+                <w:rFonts w:ascii="Consolas" w:hAnsi="Consolas"/>
+                <w:color w:val="C7254E"/>
+                <w:sz w:val="19"/>
+              </w:rPr>
+              <w:t>-04</w:t>
+            </w:r>
+          </w:p>
+        </w:tc>
+        <w:tc>
+          <w:tcPr>
+            <w:tcW w:type="dxa" w:w="2160"/>
+          </w:tcPr>
+          <w:p>
+            <w:r>
+              <w:rPr>
+                <w:b/>
+              </w:rPr>
+              <w:t>Lock solenoids</w:t>
+            </w:r>
+            <w:r>
+              <w:t xml:space="preserve"> (bolts) for the </w:t>
+            </w:r>
+            <w:r>
+              <w:rPr>
+                <w:b/>
+              </w:rPr>
+              <w:t>entrance gate</w:t>
+            </w:r>
+          </w:p>
+        </w:tc>
+        <w:tc>
+          <w:tcPr>
+            <w:tcW w:type="dxa" w:w="2160"/>
+          </w:tcPr>
+          <w:p>
+            <w:r>
+              <w:t>gate locked</w:t>
+            </w:r>
+          </w:p>
+        </w:tc>
+        <w:tc>
+          <w:tcPr>
+            <w:tcW w:type="dxa" w:w="2160"/>
+          </w:tcPr>
+          <w:p>
+            <w:r>
+              <w:t>unlocked</w:t>
+            </w:r>
+          </w:p>
+        </w:tc>
+      </w:tr>
+      <w:tr>
+        <w:tc>
+          <w:tcPr>
+            <w:tcW w:type="dxa" w:w="2160"/>
+          </w:tcPr>
+          <w:p>
+            <w:r>
+              <w:rPr>
+                <w:rFonts w:ascii="Consolas" w:hAnsi="Consolas"/>
+                <w:color w:val="C7254E"/>
+                <w:sz w:val="19"/>
+              </w:rPr>
+              <w:t>BL10E-PS-SOL-05</w:t>
+            </w:r>
+            <w:r>
+              <w:t xml:space="preserve">, </w:t>
+            </w:r>
+            <w:r>
+              <w:rPr>
+                <w:rFonts w:ascii="Consolas" w:hAnsi="Consolas"/>
+                <w:color w:val="C7254E"/>
+                <w:sz w:val="19"/>
+              </w:rPr>
+              <w:t>-06</w:t>
+            </w:r>
+          </w:p>
+        </w:tc>
+        <w:tc>
+          <w:tcPr>
+            <w:tcW w:type="dxa" w:w="2160"/>
+          </w:tcPr>
+          <w:p>
+            <w:r>
+              <w:rPr>
+                <w:b/>
+              </w:rPr>
+              <w:t>Lock solenoids</w:t>
+            </w:r>
+            <w:r>
+              <w:t xml:space="preserve"> (bolts) for the </w:t>
+            </w:r>
+            <w:r>
+              <w:rPr>
+                <w:b/>
+              </w:rPr>
+              <w:t>service door</w:t>
+            </w:r>
+          </w:p>
+        </w:tc>
+        <w:tc>
+          <w:tcPr>
+            <w:tcW w:type="dxa" w:w="2160"/>
+          </w:tcPr>
+          <w:p>
+            <w:r>
+              <w:t>door locked</w:t>
+            </w:r>
+          </w:p>
+        </w:tc>
+        <w:tc>
+          <w:tcPr>
+            <w:tcW w:type="dxa" w:w="2160"/>
+          </w:tcPr>
+          <w:p>
+            <w:r>
+              <w:t>unlocked</w:t>
             </w:r>
           </w:p>
         </w:tc>
@@ -6844,7 +7104,7 @@
                 <w:color w:val="C7254E"/>
                 <w:sz w:val="19"/>
               </w:rPr>
-              <w:t>KEY-01/02/03</w:t>
+              <w:t>KEY-01</w:t>
             </w:r>
             <w:r>
               <w:t xml:space="preserve"> — </w:t>
@@ -6853,10 +7113,10 @@
               <w:rPr>
                 <w:b/>
               </w:rPr>
-              <w:t>enable key switches</w:t>
-            </w:r>
-            <w:r>
-              <w:t xml:space="preserve"> (turned by hand)</w:t>
+              <w:t>electron-source enable key</w:t>
+            </w:r>
+            <w:r>
+              <w:t xml:space="preserve"> at the control panel (ZCP)</w:t>
             </w:r>
           </w:p>
         </w:tc>
@@ -6866,7 +7126,7 @@
           </w:tcPr>
           <w:p>
             <w:r>
-              <w:t xml:space="preserve">an enable key is </w:t>
+              <w:t xml:space="preserve">the key is </w:t>
             </w:r>
             <w:r>
               <w:rPr>
@@ -6893,6 +7153,156 @@
           <w:p>
             <w:r>
               <w:t>SIF-05/10</w:t>
+            </w:r>
+          </w:p>
+        </w:tc>
+      </w:tr>
+      <w:tr>
+        <w:tc>
+          <w:tcPr>
+            <w:tcW w:type="dxa" w:w="1728"/>
+          </w:tcPr>
+          <w:p>
+            <w:r>
+              <w:t>—</w:t>
+            </w:r>
+          </w:p>
+        </w:tc>
+        <w:tc>
+          <w:tcPr>
+            <w:tcW w:type="dxa" w:w="1728"/>
+          </w:tcPr>
+          <w:p>
+            <w:r>
+              <w:rPr>
+                <w:rFonts w:ascii="Consolas" w:hAnsi="Consolas"/>
+                <w:color w:val="C7254E"/>
+                <w:sz w:val="19"/>
+              </w:rPr>
+              <w:t>KEY-02</w:t>
+            </w:r>
+            <w:r>
+              <w:t xml:space="preserve"> — </w:t>
+            </w:r>
+            <w:r>
+              <w:rPr>
+                <w:b/>
+              </w:rPr>
+              <w:t>hutch enable key</w:t>
+            </w:r>
+            <w:r>
+              <w:t xml:space="preserve"> (needed to start a search)</w:t>
+            </w:r>
+          </w:p>
+        </w:tc>
+        <w:tc>
+          <w:tcPr>
+            <w:tcW w:type="dxa" w:w="1728"/>
+          </w:tcPr>
+          <w:p>
+            <w:r>
+              <w:t xml:space="preserve">the key is </w:t>
+            </w:r>
+            <w:r>
+              <w:rPr>
+                <w:b/>
+              </w:rPr>
+              <w:t>turned on</w:t>
+            </w:r>
+          </w:p>
+        </w:tc>
+        <w:tc>
+          <w:tcPr>
+            <w:tcW w:type="dxa" w:w="1728"/>
+          </w:tcPr>
+          <w:p>
+            <w:r>
+              <w:t>1oo1</w:t>
+            </w:r>
+          </w:p>
+        </w:tc>
+        <w:tc>
+          <w:tcPr>
+            <w:tcW w:type="dxa" w:w="1728"/>
+          </w:tcPr>
+          <w:p>
+            <w:r>
+              <w:t>SIF-05/06</w:t>
+            </w:r>
+          </w:p>
+        </w:tc>
+      </w:tr>
+      <w:tr>
+        <w:tc>
+          <w:tcPr>
+            <w:tcW w:type="dxa" w:w="1728"/>
+          </w:tcPr>
+          <w:p>
+            <w:r>
+              <w:t>—</w:t>
+            </w:r>
+          </w:p>
+        </w:tc>
+        <w:tc>
+          <w:tcPr>
+            <w:tcW w:type="dxa" w:w="1728"/>
+          </w:tcPr>
+          <w:p>
+            <w:r>
+              <w:rPr>
+                <w:rFonts w:ascii="Consolas" w:hAnsi="Consolas"/>
+                <w:color w:val="C7254E"/>
+                <w:sz w:val="19"/>
+              </w:rPr>
+              <w:t>KEY-03</w:t>
+            </w:r>
+            <w:r>
+              <w:t xml:space="preserve"> — </w:t>
+            </w:r>
+            <w:r>
+              <w:rPr>
+                <w:b/>
+              </w:rPr>
+              <w:t>electron-source enable key</w:t>
+            </w:r>
+            <w:r>
+              <w:t xml:space="preserve"> at the equipment rack</w:t>
+            </w:r>
+          </w:p>
+        </w:tc>
+        <w:tc>
+          <w:tcPr>
+            <w:tcW w:type="dxa" w:w="1728"/>
+          </w:tcPr>
+          <w:p>
+            <w:r>
+              <w:t xml:space="preserve">the key is </w:t>
+            </w:r>
+            <w:r>
+              <w:rPr>
+                <w:b/>
+              </w:rPr>
+              <w:t>turned on</w:t>
+            </w:r>
+          </w:p>
+        </w:tc>
+        <w:tc>
+          <w:tcPr>
+            <w:tcW w:type="dxa" w:w="1728"/>
+          </w:tcPr>
+          <w:p>
+            <w:r>
+              <w:t>1oo1</w:t>
+            </w:r>
+          </w:p>
+        </w:tc>
+        <w:tc>
+          <w:tcPr>
+            <w:tcW w:type="dxa" w:w="1728"/>
+          </w:tcPr>
+          <w:p>
+            <w:r>
+              <w:t>SIF-10</w:t>
             </w:r>
           </w:p>
         </w:tc>
@@ -16390,7 +16800,7 @@
                 <w:b/>
                 <w:color w:val="FFFFFF"/>
               </w:rPr>
-              <w:t>What it is</w:t>
+              <w:t>What it is (the exact device)</w:t>
             </w:r>
           </w:p>
         </w:tc>
@@ -16437,7 +16847,7 @@
                 <w:color w:val="C7254E"/>
                 <w:sz w:val="19"/>
               </w:rPr>
-              <w:t>BL10E-PS-GADC-01..06</w:t>
+              <w:t>BL10E-PS-GADC-01</w:t>
             </w:r>
             <w:r>
               <w:t xml:space="preserve">, </w:t>
@@ -16448,165 +16858,96 @@
                 <w:color w:val="C7254E"/>
                 <w:sz w:val="19"/>
               </w:rPr>
-              <w:t>SADC-01..05</w:t>
-            </w:r>
-          </w:p>
-        </w:tc>
-        <w:tc>
-          <w:tcPr>
-            <w:tcW w:type="dxa" w:w="2160"/>
-          </w:tcPr>
-          <w:p>
-            <w:r>
-              <w:t>Door/gate "closed" switches (the personnel door, the gate, the service door)</w:t>
-            </w:r>
-          </w:p>
-        </w:tc>
-        <w:tc>
-          <w:tcPr>
-            <w:tcW w:type="dxa" w:w="2160"/>
-          </w:tcPr>
-          <w:p>
-            <w:r>
-              <w:rPr>
-                <w:b/>
-              </w:rPr>
-              <w:t>1 = shut</w:t>
-            </w:r>
-          </w:p>
-        </w:tc>
-        <w:tc>
-          <w:tcPr>
-            <w:tcW w:type="dxa" w:w="2160"/>
-          </w:tcPr>
-          <w:p>
-            <w:r>
-              <w:t>0 = open</w:t>
-            </w:r>
-          </w:p>
-        </w:tc>
-      </w:tr>
-      <w:tr>
-        <w:tc>
-          <w:tcPr>
-            <w:tcW w:type="dxa" w:w="2160"/>
-          </w:tcPr>
-          <w:p>
+              <w:t>-02</w:t>
+            </w:r>
+            <w:r>
+              <w:t xml:space="preserve">, </w:t>
+            </w:r>
             <w:r>
               <w:rPr>
                 <w:rFonts w:ascii="Consolas" w:hAnsi="Consolas"/>
                 <w:color w:val="C7254E"/>
                 <w:sz w:val="19"/>
               </w:rPr>
-              <w:t>BL10E-PS-GADL-01/02/04/05</w:t>
-            </w:r>
-            <w:r>
-              <w:t xml:space="preserve">, </w:t>
-            </w:r>
+              <w:t>-03</w:t>
+            </w:r>
+          </w:p>
+        </w:tc>
+        <w:tc>
+          <w:tcPr>
+            <w:tcW w:type="dxa" w:w="2160"/>
+          </w:tcPr>
+          <w:p>
+            <w:r>
+              <w:t xml:space="preserve">The three "closed" switches on the </w:t>
+            </w:r>
+            <w:r>
+              <w:rPr>
+                <w:b/>
+              </w:rPr>
+              <w:t>main personnel door</w:t>
+            </w:r>
+          </w:p>
+        </w:tc>
+        <w:tc>
+          <w:tcPr>
+            <w:tcW w:type="dxa" w:w="2160"/>
+          </w:tcPr>
+          <w:p>
+            <w:r>
+              <w:rPr>
+                <w:b/>
+              </w:rPr>
+              <w:t>1 = door shut</w:t>
+            </w:r>
+          </w:p>
+        </w:tc>
+        <w:tc>
+          <w:tcPr>
+            <w:tcW w:type="dxa" w:w="2160"/>
+          </w:tcPr>
+          <w:p>
+            <w:r>
+              <w:t>0 = door open</w:t>
+            </w:r>
+          </w:p>
+        </w:tc>
+      </w:tr>
+      <w:tr>
+        <w:tc>
+          <w:tcPr>
+            <w:tcW w:type="dxa" w:w="2160"/>
+          </w:tcPr>
+          <w:p>
             <w:r>
               <w:rPr>
                 <w:rFonts w:ascii="Consolas" w:hAnsi="Consolas"/>
                 <w:color w:val="C7254E"/>
                 <w:sz w:val="19"/>
               </w:rPr>
-              <w:t>SADL-01/02</w:t>
-            </w:r>
-          </w:p>
-        </w:tc>
-        <w:tc>
-          <w:tcPr>
-            <w:tcW w:type="dxa" w:w="2160"/>
-          </w:tcPr>
-          <w:p>
-            <w:r>
-              <w:t>Door/gate "locked" switches (sense the lock bolt)</w:t>
-            </w:r>
-          </w:p>
-        </w:tc>
-        <w:tc>
-          <w:tcPr>
-            <w:tcW w:type="dxa" w:w="2160"/>
-          </w:tcPr>
-          <w:p>
-            <w:r>
-              <w:t>1 = locked</w:t>
-            </w:r>
-          </w:p>
-        </w:tc>
-        <w:tc>
-          <w:tcPr>
-            <w:tcW w:type="dxa" w:w="2160"/>
-          </w:tcPr>
-          <w:p>
-            <w:r>
-              <w:t>0 = not locked</w:t>
-            </w:r>
-          </w:p>
-        </w:tc>
-      </w:tr>
-      <w:tr>
-        <w:tc>
-          <w:tcPr>
-            <w:tcW w:type="dxa" w:w="2160"/>
-          </w:tcPr>
-          <w:p>
+              <w:t>BL10E-PS-GADC-04</w:t>
+            </w:r>
+            <w:r>
+              <w:t xml:space="preserve">, </w:t>
+            </w:r>
             <w:r>
               <w:rPr>
                 <w:rFonts w:ascii="Consolas" w:hAnsi="Consolas"/>
                 <w:color w:val="C7254E"/>
                 <w:sz w:val="19"/>
               </w:rPr>
-              <w:t>BL10E-PS-KEY-01/02/03</w:t>
-            </w:r>
-          </w:p>
-        </w:tc>
-        <w:tc>
-          <w:tcPr>
-            <w:tcW w:type="dxa" w:w="2160"/>
-          </w:tcPr>
-          <w:p>
-            <w:r>
-              <w:t>Enable key‑switches (turned by the responsible person)</w:t>
-            </w:r>
-          </w:p>
-        </w:tc>
-        <w:tc>
-          <w:tcPr>
-            <w:tcW w:type="dxa" w:w="2160"/>
-          </w:tcPr>
-          <w:p>
-            <w:r>
-              <w:rPr>
-                <w:b/>
-              </w:rPr>
-              <w:t>1 = on</w:t>
-            </w:r>
-          </w:p>
-        </w:tc>
-        <w:tc>
-          <w:tcPr>
-            <w:tcW w:type="dxa" w:w="2160"/>
-          </w:tcPr>
-          <w:p>
-            <w:r>
-              <w:t>0 = off</w:t>
-            </w:r>
-          </w:p>
-        </w:tc>
-      </w:tr>
-      <w:tr>
-        <w:tc>
-          <w:tcPr>
-            <w:tcW w:type="dxa" w:w="2160"/>
-          </w:tcPr>
-          <w:p>
+              <w:t>-05</w:t>
+            </w:r>
+            <w:r>
+              <w:t xml:space="preserve">, </w:t>
+            </w:r>
             <w:r>
               <w:rPr>
                 <w:rFonts w:ascii="Consolas" w:hAnsi="Consolas"/>
                 <w:color w:val="C7254E"/>
                 <w:sz w:val="19"/>
               </w:rPr>
-              <w:t>BL10E-PS-SCR-01</w:t>
+              <w:t>-06</w:t>
             </w:r>
           </w:p>
         </w:tc>
@@ -16616,7 +16957,13 @@
           </w:tcPr>
           <w:p>
             <w:r>
-              <w:t>Search‑card reader at the door</w:t>
+              <w:t xml:space="preserve">The three "closed" switches on the </w:t>
+            </w:r>
+            <w:r>
+              <w:rPr>
+                <w:b/>
+              </w:rPr>
+              <w:t>entrance gate</w:t>
             </w:r>
           </w:p>
         </w:tc>
@@ -16626,7 +16973,10 @@
           </w:tcPr>
           <w:p>
             <w:r>
-              <w:t>1 = card in</w:t>
+              <w:rPr>
+                <w:b/>
+              </w:rPr>
+              <w:t>1 = gate shut</w:t>
             </w:r>
           </w:p>
         </w:tc>
@@ -16636,7 +16986,7 @@
           </w:tcPr>
           <w:p>
             <w:r>
-              <w:t>0 = no card</w:t>
+              <w:t>0 = gate open</w:t>
             </w:r>
           </w:p>
         </w:tc>
@@ -16653,17 +17003,10 @@
                 <w:color w:val="C7254E"/>
                 <w:sz w:val="19"/>
               </w:rPr>
-              <w:t>BL10E-PS-BOB-01..08 :A and :B</w:t>
-            </w:r>
-          </w:p>
-        </w:tc>
-        <w:tc>
-          <w:tcPr>
-            <w:tcW w:type="dxa" w:w="2160"/>
-          </w:tcPr>
-          <w:p>
-            <w:r>
-              <w:t xml:space="preserve">The 8 emergency Beam‑Off Buttons; each has two channels </w:t>
+              <w:t>BL10E-PS-SADC-01</w:t>
+            </w:r>
+            <w:r>
+              <w:t xml:space="preserve">, </w:t>
             </w:r>
             <w:r>
               <w:rPr>
@@ -16671,10 +17014,10 @@
                 <w:color w:val="C7254E"/>
                 <w:sz w:val="19"/>
               </w:rPr>
-              <w:t>:A</w:t>
-            </w:r>
-            <w:r>
-              <w:t xml:space="preserve"> and </w:t>
+              <w:t>-02</w:t>
+            </w:r>
+            <w:r>
+              <w:t xml:space="preserve">, </w:t>
             </w:r>
             <w:r>
               <w:rPr>
@@ -16682,7 +17025,7 @@
                 <w:color w:val="C7254E"/>
                 <w:sz w:val="19"/>
               </w:rPr>
-              <w:t>:B</w:t>
+              <w:t>-03</w:t>
             </w:r>
           </w:p>
         </w:tc>
@@ -16692,10 +17035,16 @@
           </w:tcPr>
           <w:p>
             <w:r>
+              <w:t xml:space="preserve">The three "closed" switches on the </w:t>
+            </w:r>
+            <w:r>
               <w:rPr>
                 <w:b/>
               </w:rPr>
-              <w:t>1 = not pressed</w:t>
+              <w:t>service door</w:t>
+            </w:r>
+            <w:r>
+              <w:t xml:space="preserve"> (first set, voted 2oo3)</w:t>
             </w:r>
           </w:p>
         </w:tc>
@@ -16705,7 +17054,20 @@
           </w:tcPr>
           <w:p>
             <w:r>
-              <w:t>0 = pressed</w:t>
+              <w:rPr>
+                <w:b/>
+              </w:rPr>
+              <w:t>1 = shut</w:t>
+            </w:r>
+          </w:p>
+        </w:tc>
+        <w:tc>
+          <w:tcPr>
+            <w:tcW w:type="dxa" w:w="2160"/>
+          </w:tcPr>
+          <w:p>
+            <w:r>
+              <w:t>0 = open</w:t>
             </w:r>
           </w:p>
         </w:tc>
@@ -16722,7 +17084,7 @@
                 <w:color w:val="C7254E"/>
                 <w:sz w:val="19"/>
               </w:rPr>
-              <w:t>BL10E-PS-ASB-01..04</w:t>
+              <w:t>BL10E-PS-SADC-04</w:t>
             </w:r>
             <w:r>
               <w:t xml:space="preserve">, </w:t>
@@ -16733,7 +17095,7 @@
                 <w:color w:val="C7254E"/>
                 <w:sz w:val="19"/>
               </w:rPr>
-              <w:t>ASBF-01</w:t>
+              <w:t>-05</w:t>
             </w:r>
           </w:p>
         </w:tc>
@@ -16743,7 +17105,16 @@
           </w:tcPr>
           <w:p>
             <w:r>
-              <w:t>Area‑search buttons pressed during the walk‑through (ASBF is the last one)</w:t>
+              <w:t xml:space="preserve">A second pair of "closed" switches on the </w:t>
+            </w:r>
+            <w:r>
+              <w:rPr>
+                <w:b/>
+              </w:rPr>
+              <w:t>service door</w:t>
+            </w:r>
+            <w:r>
+              <w:t xml:space="preserve"> (voted 1oo2)</w:t>
             </w:r>
           </w:p>
         </w:tc>
@@ -16753,7 +17124,10 @@
           </w:tcPr>
           <w:p>
             <w:r>
-              <w:t>0 = idle</w:t>
+              <w:rPr>
+                <w:b/>
+              </w:rPr>
+              <w:t>1 = shut</w:t>
             </w:r>
           </w:p>
         </w:tc>
@@ -16763,7 +17137,7 @@
           </w:tcPr>
           <w:p>
             <w:r>
-              <w:t>a press = 0→1</w:t>
+              <w:t>0 = open</w:t>
             </w:r>
           </w:p>
         </w:tc>
@@ -16780,54 +17154,18 @@
                 <w:color w:val="C7254E"/>
                 <w:sz w:val="19"/>
               </w:rPr>
-              <w:t>BL10E-PS-LCRx-01</w:t>
-            </w:r>
-          </w:p>
-        </w:tc>
-        <w:tc>
-          <w:tcPr>
-            <w:tcW w:type="dxa" w:w="2160"/>
-          </w:tcPr>
-          <w:p>
-            <w:r>
-              <w:t>Light curtain across the doorway</w:t>
-            </w:r>
-          </w:p>
-        </w:tc>
-        <w:tc>
-          <w:tcPr>
-            <w:tcW w:type="dxa" w:w="2160"/>
-          </w:tcPr>
-          <w:p>
-            <w:r>
-              <w:t>1 = clear</w:t>
-            </w:r>
-          </w:p>
-        </w:tc>
-        <w:tc>
-          <w:tcPr>
-            <w:tcW w:type="dxa" w:w="2160"/>
-          </w:tcPr>
-          <w:p>
-            <w:r>
-              <w:t>0 = beam broken</w:t>
-            </w:r>
-          </w:p>
-        </w:tc>
-      </w:tr>
-      <w:tr>
-        <w:tc>
-          <w:tcPr>
-            <w:tcW w:type="dxa" w:w="2160"/>
-          </w:tcPr>
-          <w:p>
+              <w:t>BL10E-PS-GADL-01</w:t>
+            </w:r>
+            <w:r>
+              <w:t xml:space="preserve">, </w:t>
+            </w:r>
             <w:r>
               <w:rPr>
                 <w:rFonts w:ascii="Consolas" w:hAnsi="Consolas"/>
                 <w:color w:val="C7254E"/>
                 <w:sz w:val="19"/>
               </w:rPr>
-              <w:t>BL10E-PS-OR-01</w:t>
+              <w:t>-02</w:t>
             </w:r>
           </w:p>
         </w:tc>
@@ -16837,7 +17175,16 @@
           </w:tcPr>
           <w:p>
             <w:r>
-              <w:t>The Open/Reset button</w:t>
+              <w:t xml:space="preserve">The two "locked" switches that sense the </w:t>
+            </w:r>
+            <w:r>
+              <w:rPr>
+                <w:b/>
+              </w:rPr>
+              <w:t>main‑door</w:t>
+            </w:r>
+            <w:r>
+              <w:t xml:space="preserve"> bolt</w:t>
             </w:r>
           </w:p>
         </w:tc>
@@ -16847,7 +17194,7 @@
           </w:tcPr>
           <w:p>
             <w:r>
-              <w:t>0 = idle</w:t>
+              <w:t>1 = locked</w:t>
             </w:r>
           </w:p>
         </w:tc>
@@ -16857,7 +17204,7 @@
           </w:tcPr>
           <w:p>
             <w:r>
-              <w:t>a press = 0→1</w:t>
+              <w:t>0 = not locked</w:t>
             </w:r>
           </w:p>
         </w:tc>
@@ -16874,66 +17221,18 @@
                 <w:color w:val="C7254E"/>
                 <w:sz w:val="19"/>
               </w:rPr>
-              <w:t>BL10E-PS-IT/VT-0x_TRIP</w:t>
-            </w:r>
-            <w:r>
-              <w:t xml:space="preserve"> (see §0.4)</w:t>
-            </w:r>
-          </w:p>
-        </w:tc>
-        <w:tc>
-          <w:tcPr>
-            <w:tcW w:type="dxa" w:w="2160"/>
-          </w:tcPr>
-          <w:p>
-            <w:r>
-              <w:t>Trip flag from the source current/voltage sensors</w:t>
-            </w:r>
-          </w:p>
-        </w:tc>
-        <w:tc>
-          <w:tcPr>
-            <w:tcW w:type="dxa" w:w="2160"/>
-          </w:tcPr>
-          <w:p>
-            <w:r>
-              <w:rPr>
-                <w:b/>
-              </w:rPr>
-              <w:t>force 0</w:t>
-            </w:r>
-            <w:r>
-              <w:t xml:space="preserve"> = source dead</w:t>
-            </w:r>
-          </w:p>
-        </w:tc>
-        <w:tc>
-          <w:tcPr>
-            <w:tcW w:type="dxa" w:w="2160"/>
-          </w:tcPr>
-          <w:p>
-            <w:r>
-              <w:t>force 1 = source live</w:t>
-            </w:r>
-          </w:p>
-        </w:tc>
-      </w:tr>
-      <w:tr>
-        <w:tc>
-          <w:tcPr>
-            <w:tcW w:type="dxa" w:w="2160"/>
-          </w:tcPr>
-          <w:p>
+              <w:t>BL10E-PS-GADL-04</w:t>
+            </w:r>
+            <w:r>
+              <w:t xml:space="preserve">, </w:t>
+            </w:r>
             <w:r>
               <w:rPr>
                 <w:rFonts w:ascii="Consolas" w:hAnsi="Consolas"/>
                 <w:color w:val="C7254E"/>
                 <w:sz w:val="19"/>
               </w:rPr>
-              <w:t>BL10E-PS-OXMON-0x_TRIP</w:t>
-            </w:r>
-            <w:r>
-              <w:t xml:space="preserve"> (see §0.4)</w:t>
+              <w:t>-05</w:t>
             </w:r>
           </w:p>
         </w:tc>
@@ -16943,7 +17242,16 @@
           </w:tcPr>
           <w:p>
             <w:r>
-              <w:t>Trip flag from the oxygen sensors</w:t>
+              <w:t xml:space="preserve">The two "locked" switches that sense the </w:t>
+            </w:r>
+            <w:r>
+              <w:rPr>
+                <w:b/>
+              </w:rPr>
+              <w:t>gate</w:t>
+            </w:r>
+            <w:r>
+              <w:t xml:space="preserve"> bolt</w:t>
             </w:r>
           </w:p>
         </w:tc>
@@ -16953,13 +17261,7 @@
           </w:tcPr>
           <w:p>
             <w:r>
-              <w:rPr>
-                <w:b/>
-              </w:rPr>
-              <w:t>force 0</w:t>
-            </w:r>
-            <w:r>
-              <w:t xml:space="preserve"> = air OK</w:t>
+              <w:t>1 = locked</w:t>
             </w:r>
           </w:p>
         </w:tc>
@@ -16969,7 +17271,7 @@
           </w:tcPr>
           <w:p>
             <w:r>
-              <w:t>force 1 = oxygen low</w:t>
+              <w:t>0 = not locked</w:t>
             </w:r>
           </w:p>
         </w:tc>
@@ -16986,54 +17288,18 @@
                 <w:color w:val="C7254E"/>
                 <w:sz w:val="19"/>
               </w:rPr>
-              <w:t>BL10E-PS-RDMND/RDMNR-01/02</w:t>
-            </w:r>
-          </w:p>
-        </w:tc>
-        <w:tc>
-          <w:tcPr>
-            <w:tcW w:type="dxa" w:w="2160"/>
-          </w:tcPr>
-          <w:p>
-            <w:r>
-              <w:t>Radiation sensors (dose and dose‑rate)</w:t>
-            </w:r>
-          </w:p>
-        </w:tc>
-        <w:tc>
-          <w:tcPr>
-            <w:tcW w:type="dxa" w:w="2160"/>
-          </w:tcPr>
-          <w:p>
-            <w:r>
-              <w:t>healthy</w:t>
-            </w:r>
-          </w:p>
-        </w:tc>
-        <w:tc>
-          <w:tcPr>
-            <w:tcW w:type="dxa" w:w="2160"/>
-          </w:tcPr>
-          <w:p>
-            <w:r>
-              <w:t>trip value</w:t>
-            </w:r>
-          </w:p>
-        </w:tc>
-      </w:tr>
-      <w:tr>
-        <w:tc>
-          <w:tcPr>
-            <w:tcW w:type="dxa" w:w="2160"/>
-          </w:tcPr>
-          <w:p>
+              <w:t>BL10E-PS-SADL-01</w:t>
+            </w:r>
+            <w:r>
+              <w:t xml:space="preserve">, </w:t>
+            </w:r>
             <w:r>
               <w:rPr>
                 <w:rFonts w:ascii="Consolas" w:hAnsi="Consolas"/>
                 <w:color w:val="C7254E"/>
                 <w:sz w:val="19"/>
               </w:rPr>
-              <w:t>BL10E-PS-IOC-01-BOB/RDMN/GAS/SYS:RESET</w:t>
+              <w:t>-02</w:t>
             </w:r>
           </w:p>
         </w:tc>
@@ -17043,7 +17309,16 @@
           </w:tcPr>
           <w:p>
             <w:r>
-              <w:t>Control‑room reset buttons</w:t>
+              <w:t xml:space="preserve">The two "locked" switches that sense the </w:t>
+            </w:r>
+            <w:r>
+              <w:rPr>
+                <w:b/>
+              </w:rPr>
+              <w:t>service‑door</w:t>
+            </w:r>
+            <w:r>
+              <w:t xml:space="preserve"> bolt</w:t>
             </w:r>
           </w:p>
         </w:tc>
@@ -17053,7 +17328,7 @@
           </w:tcPr>
           <w:p>
             <w:r>
-              <w:t>0 = idle</w:t>
+              <w:t>1 = locked</w:t>
             </w:r>
           </w:p>
         </w:tc>
@@ -17063,7 +17338,7 @@
           </w:tcPr>
           <w:p>
             <w:r>
-              <w:t>a press = 0→1</w:t>
+              <w:t>0 = not locked</w:t>
             </w:r>
           </w:p>
         </w:tc>
@@ -17074,16 +17349,13 @@
             <w:tcW w:type="dxa" w:w="2160"/>
           </w:tcPr>
           <w:p>
-            <w:r>
-              <w:t xml:space="preserve">OUTPUT </w:t>
-            </w:r>
             <w:r>
               <w:rPr>
                 <w:rFonts w:ascii="Consolas" w:hAnsi="Consolas"/>
                 <w:color w:val="C7254E"/>
                 <w:sz w:val="19"/>
               </w:rPr>
-              <w:t>BL10E-PS-CON-0x:EN</w:t>
+              <w:t>BL10E-PS-KEY-01</w:t>
             </w:r>
           </w:p>
         </w:tc>
@@ -17093,7 +17365,13 @@
           </w:tcPr>
           <w:p>
             <w:r>
-              <w:t>The command to a power‑contactor coil (feeds the hazard)</w:t>
+              <w:rPr>
+                <w:b/>
+              </w:rPr>
+              <w:t>Electron‑source enable key</w:t>
+            </w:r>
+            <w:r>
+              <w:t xml:space="preserve"> at the control panel (ZCP)</w:t>
             </w:r>
           </w:p>
         </w:tc>
@@ -17103,7 +17381,10 @@
           </w:tcPr>
           <w:p>
             <w:r>
-              <w:t>—</w:t>
+              <w:rPr>
+                <w:b/>
+              </w:rPr>
+              <w:t>1 = on</w:t>
             </w:r>
           </w:p>
         </w:tc>
@@ -17113,13 +17394,7 @@
           </w:tcPr>
           <w:p>
             <w:r>
-              <w:rPr>
-                <w:b/>
-              </w:rPr>
-              <w:t>1 = on (hazard live)</w:t>
-            </w:r>
-            <w:r>
-              <w:t>, 0 = safe</w:t>
+              <w:t>0 = off</w:t>
             </w:r>
           </w:p>
         </w:tc>
@@ -17130,16 +17405,13 @@
             <w:tcW w:type="dxa" w:w="2160"/>
           </w:tcPr>
           <w:p>
-            <w:r>
-              <w:t xml:space="preserve">OUTPUT </w:t>
-            </w:r>
             <w:r>
               <w:rPr>
                 <w:rFonts w:ascii="Consolas" w:hAnsi="Consolas"/>
                 <w:color w:val="C7254E"/>
                 <w:sz w:val="19"/>
               </w:rPr>
-              <w:t>BL10E-PS-SOL-01..06</w:t>
+              <w:t>BL10E-PS-KEY-02</w:t>
             </w:r>
           </w:p>
         </w:tc>
@@ -17149,7 +17421,1497 @@
           </w:tcPr>
           <w:p>
             <w:r>
-              <w:t>The command to a door‑lock bolt solenoid</w:t>
+              <w:rPr>
+                <w:b/>
+              </w:rPr>
+              <w:t>Hutch enable key</w:t>
+            </w:r>
+            <w:r>
+              <w:t xml:space="preserve"> (the one needed to start a search)</w:t>
+            </w:r>
+          </w:p>
+        </w:tc>
+        <w:tc>
+          <w:tcPr>
+            <w:tcW w:type="dxa" w:w="2160"/>
+          </w:tcPr>
+          <w:p>
+            <w:r>
+              <w:rPr>
+                <w:b/>
+              </w:rPr>
+              <w:t>1 = on</w:t>
+            </w:r>
+          </w:p>
+        </w:tc>
+        <w:tc>
+          <w:tcPr>
+            <w:tcW w:type="dxa" w:w="2160"/>
+          </w:tcPr>
+          <w:p>
+            <w:r>
+              <w:t>0 = off</w:t>
+            </w:r>
+          </w:p>
+        </w:tc>
+      </w:tr>
+      <w:tr>
+        <w:tc>
+          <w:tcPr>
+            <w:tcW w:type="dxa" w:w="2160"/>
+          </w:tcPr>
+          <w:p>
+            <w:r>
+              <w:rPr>
+                <w:rFonts w:ascii="Consolas" w:hAnsi="Consolas"/>
+                <w:color w:val="C7254E"/>
+                <w:sz w:val="19"/>
+              </w:rPr>
+              <w:t>BL10E-PS-KEY-03</w:t>
+            </w:r>
+          </w:p>
+        </w:tc>
+        <w:tc>
+          <w:tcPr>
+            <w:tcW w:type="dxa" w:w="2160"/>
+          </w:tcPr>
+          <w:p>
+            <w:r>
+              <w:rPr>
+                <w:b/>
+              </w:rPr>
+              <w:t>Electron‑source enable key</w:t>
+            </w:r>
+            <w:r>
+              <w:t xml:space="preserve"> at the equipment rack</w:t>
+            </w:r>
+          </w:p>
+        </w:tc>
+        <w:tc>
+          <w:tcPr>
+            <w:tcW w:type="dxa" w:w="2160"/>
+          </w:tcPr>
+          <w:p>
+            <w:r>
+              <w:rPr>
+                <w:b/>
+              </w:rPr>
+              <w:t>1 = on</w:t>
+            </w:r>
+          </w:p>
+        </w:tc>
+        <w:tc>
+          <w:tcPr>
+            <w:tcW w:type="dxa" w:w="2160"/>
+          </w:tcPr>
+          <w:p>
+            <w:r>
+              <w:t>0 = off</w:t>
+            </w:r>
+          </w:p>
+        </w:tc>
+      </w:tr>
+      <w:tr>
+        <w:tc>
+          <w:tcPr>
+            <w:tcW w:type="dxa" w:w="2160"/>
+          </w:tcPr>
+          <w:p>
+            <w:r>
+              <w:rPr>
+                <w:rFonts w:ascii="Consolas" w:hAnsi="Consolas"/>
+                <w:color w:val="C7254E"/>
+                <w:sz w:val="19"/>
+              </w:rPr>
+              <w:t>BL10E-PS-SCR-01</w:t>
+            </w:r>
+          </w:p>
+        </w:tc>
+        <w:tc>
+          <w:tcPr>
+            <w:tcW w:type="dxa" w:w="2160"/>
+          </w:tcPr>
+          <w:p>
+            <w:r>
+              <w:t>Search‑card reader at the door</w:t>
+            </w:r>
+          </w:p>
+        </w:tc>
+        <w:tc>
+          <w:tcPr>
+            <w:tcW w:type="dxa" w:w="2160"/>
+          </w:tcPr>
+          <w:p>
+            <w:r>
+              <w:t>1 = card in</w:t>
+            </w:r>
+          </w:p>
+        </w:tc>
+        <w:tc>
+          <w:tcPr>
+            <w:tcW w:type="dxa" w:w="2160"/>
+          </w:tcPr>
+          <w:p>
+            <w:r>
+              <w:t>0 = no card</w:t>
+            </w:r>
+          </w:p>
+        </w:tc>
+      </w:tr>
+      <w:tr>
+        <w:tc>
+          <w:tcPr>
+            <w:tcW w:type="dxa" w:w="2160"/>
+          </w:tcPr>
+          <w:p>
+            <w:r>
+              <w:rPr>
+                <w:rFonts w:ascii="Consolas" w:hAnsi="Consolas"/>
+                <w:color w:val="C7254E"/>
+                <w:sz w:val="19"/>
+              </w:rPr>
+              <w:t>BL10E-PS-BOB-01:A</w:t>
+            </w:r>
+            <w:r>
+              <w:t>/</w:t>
+            </w:r>
+            <w:r>
+              <w:rPr>
+                <w:rFonts w:ascii="Consolas" w:hAnsi="Consolas"/>
+                <w:color w:val="C7254E"/>
+                <w:sz w:val="19"/>
+              </w:rPr>
+              <w:t>:B</w:t>
+            </w:r>
+            <w:r>
+              <w:t xml:space="preserve"> … </w:t>
+            </w:r>
+            <w:r>
+              <w:rPr>
+                <w:rFonts w:ascii="Consolas" w:hAnsi="Consolas"/>
+                <w:color w:val="C7254E"/>
+                <w:sz w:val="19"/>
+              </w:rPr>
+              <w:t>BOB-08:A</w:t>
+            </w:r>
+            <w:r>
+              <w:t>/</w:t>
+            </w:r>
+            <w:r>
+              <w:rPr>
+                <w:rFonts w:ascii="Consolas" w:hAnsi="Consolas"/>
+                <w:color w:val="C7254E"/>
+                <w:sz w:val="19"/>
+              </w:rPr>
+              <w:t>:B</w:t>
+            </w:r>
+          </w:p>
+        </w:tc>
+        <w:tc>
+          <w:tcPr>
+            <w:tcW w:type="dxa" w:w="2160"/>
+          </w:tcPr>
+          <w:p>
+            <w:r>
+              <w:t xml:space="preserve">The 8 emergency Beam‑Off Buttons; each has two channels </w:t>
+            </w:r>
+            <w:r>
+              <w:rPr>
+                <w:rFonts w:ascii="Consolas" w:hAnsi="Consolas"/>
+                <w:color w:val="C7254E"/>
+                <w:sz w:val="19"/>
+              </w:rPr>
+              <w:t>:A</w:t>
+            </w:r>
+            <w:r>
+              <w:t xml:space="preserve"> and </w:t>
+            </w:r>
+            <w:r>
+              <w:rPr>
+                <w:rFonts w:ascii="Consolas" w:hAnsi="Consolas"/>
+                <w:color w:val="C7254E"/>
+                <w:sz w:val="19"/>
+              </w:rPr>
+              <w:t>:B</w:t>
+            </w:r>
+          </w:p>
+        </w:tc>
+        <w:tc>
+          <w:tcPr>
+            <w:tcW w:type="dxa" w:w="2160"/>
+          </w:tcPr>
+          <w:p>
+            <w:r>
+              <w:rPr>
+                <w:b/>
+              </w:rPr>
+              <w:t>1 = not pressed</w:t>
+            </w:r>
+          </w:p>
+        </w:tc>
+        <w:tc>
+          <w:tcPr>
+            <w:tcW w:type="dxa" w:w="2160"/>
+          </w:tcPr>
+          <w:p>
+            <w:r>
+              <w:t>0 = pressed</w:t>
+            </w:r>
+          </w:p>
+        </w:tc>
+      </w:tr>
+      <w:tr>
+        <w:tc>
+          <w:tcPr>
+            <w:tcW w:type="dxa" w:w="2160"/>
+          </w:tcPr>
+          <w:p>
+            <w:r>
+              <w:rPr>
+                <w:rFonts w:ascii="Consolas" w:hAnsi="Consolas"/>
+                <w:color w:val="C7254E"/>
+                <w:sz w:val="19"/>
+              </w:rPr>
+              <w:t>BL10E-PS-ASB-01</w:t>
+            </w:r>
+            <w:r>
+              <w:t xml:space="preserve">, </w:t>
+            </w:r>
+            <w:r>
+              <w:rPr>
+                <w:rFonts w:ascii="Consolas" w:hAnsi="Consolas"/>
+                <w:color w:val="C7254E"/>
+                <w:sz w:val="19"/>
+              </w:rPr>
+              <w:t>-02</w:t>
+            </w:r>
+            <w:r>
+              <w:t xml:space="preserve">, </w:t>
+            </w:r>
+            <w:r>
+              <w:rPr>
+                <w:rFonts w:ascii="Consolas" w:hAnsi="Consolas"/>
+                <w:color w:val="C7254E"/>
+                <w:sz w:val="19"/>
+              </w:rPr>
+              <w:t>-03</w:t>
+            </w:r>
+            <w:r>
+              <w:t xml:space="preserve">, </w:t>
+            </w:r>
+            <w:r>
+              <w:rPr>
+                <w:rFonts w:ascii="Consolas" w:hAnsi="Consolas"/>
+                <w:color w:val="C7254E"/>
+                <w:sz w:val="19"/>
+              </w:rPr>
+              <w:t>-04</w:t>
+            </w:r>
+          </w:p>
+        </w:tc>
+        <w:tc>
+          <w:tcPr>
+            <w:tcW w:type="dxa" w:w="2160"/>
+          </w:tcPr>
+          <w:p>
+            <w:r>
+              <w:t>The four area‑search buttons, pressed in order during the walk</w:t>
+            </w:r>
+          </w:p>
+        </w:tc>
+        <w:tc>
+          <w:tcPr>
+            <w:tcW w:type="dxa" w:w="2160"/>
+          </w:tcPr>
+          <w:p>
+            <w:r>
+              <w:t>0 = idle</w:t>
+            </w:r>
+          </w:p>
+        </w:tc>
+        <w:tc>
+          <w:tcPr>
+            <w:tcW w:type="dxa" w:w="2160"/>
+          </w:tcPr>
+          <w:p>
+            <w:r>
+              <w:t>a press = 0→1</w:t>
+            </w:r>
+          </w:p>
+        </w:tc>
+      </w:tr>
+      <w:tr>
+        <w:tc>
+          <w:tcPr>
+            <w:tcW w:type="dxa" w:w="2160"/>
+          </w:tcPr>
+          <w:p>
+            <w:r>
+              <w:rPr>
+                <w:rFonts w:ascii="Consolas" w:hAnsi="Consolas"/>
+                <w:color w:val="C7254E"/>
+                <w:sz w:val="19"/>
+              </w:rPr>
+              <w:t>BL10E-PS-ASBF-01</w:t>
+            </w:r>
+          </w:p>
+        </w:tc>
+        <w:tc>
+          <w:tcPr>
+            <w:tcW w:type="dxa" w:w="2160"/>
+          </w:tcPr>
+          <w:p>
+            <w:r>
+              <w:t xml:space="preserve">The </w:t>
+            </w:r>
+            <w:r>
+              <w:rPr>
+                <w:b/>
+              </w:rPr>
+              <w:t>final</w:t>
+            </w:r>
+            <w:r>
+              <w:t xml:space="preserve"> area‑search button, by the exit door</w:t>
+            </w:r>
+          </w:p>
+        </w:tc>
+        <w:tc>
+          <w:tcPr>
+            <w:tcW w:type="dxa" w:w="2160"/>
+          </w:tcPr>
+          <w:p>
+            <w:r>
+              <w:t>0 = idle</w:t>
+            </w:r>
+          </w:p>
+        </w:tc>
+        <w:tc>
+          <w:tcPr>
+            <w:tcW w:type="dxa" w:w="2160"/>
+          </w:tcPr>
+          <w:p>
+            <w:r>
+              <w:t>a press = 0→1</w:t>
+            </w:r>
+          </w:p>
+        </w:tc>
+      </w:tr>
+      <w:tr>
+        <w:tc>
+          <w:tcPr>
+            <w:tcW w:type="dxa" w:w="2160"/>
+          </w:tcPr>
+          <w:p>
+            <w:r>
+              <w:rPr>
+                <w:rFonts w:ascii="Consolas" w:hAnsi="Consolas"/>
+                <w:color w:val="C7254E"/>
+                <w:sz w:val="19"/>
+              </w:rPr>
+              <w:t>BL10E-PS-LCRx-01</w:t>
+            </w:r>
+          </w:p>
+        </w:tc>
+        <w:tc>
+          <w:tcPr>
+            <w:tcW w:type="dxa" w:w="2160"/>
+          </w:tcPr>
+          <w:p>
+            <w:r>
+              <w:t>Light curtain across the doorway</w:t>
+            </w:r>
+          </w:p>
+        </w:tc>
+        <w:tc>
+          <w:tcPr>
+            <w:tcW w:type="dxa" w:w="2160"/>
+          </w:tcPr>
+          <w:p>
+            <w:r>
+              <w:t>1 = clear</w:t>
+            </w:r>
+          </w:p>
+        </w:tc>
+        <w:tc>
+          <w:tcPr>
+            <w:tcW w:type="dxa" w:w="2160"/>
+          </w:tcPr>
+          <w:p>
+            <w:r>
+              <w:t>0 = beam broken</w:t>
+            </w:r>
+          </w:p>
+        </w:tc>
+      </w:tr>
+      <w:tr>
+        <w:tc>
+          <w:tcPr>
+            <w:tcW w:type="dxa" w:w="2160"/>
+          </w:tcPr>
+          <w:p>
+            <w:r>
+              <w:rPr>
+                <w:rFonts w:ascii="Consolas" w:hAnsi="Consolas"/>
+                <w:color w:val="C7254E"/>
+                <w:sz w:val="19"/>
+              </w:rPr>
+              <w:t>BL10E-PS-OR-01</w:t>
+            </w:r>
+          </w:p>
+        </w:tc>
+        <w:tc>
+          <w:tcPr>
+            <w:tcW w:type="dxa" w:w="2160"/>
+          </w:tcPr>
+          <w:p>
+            <w:r>
+              <w:t>The Open/Reset button</w:t>
+            </w:r>
+          </w:p>
+        </w:tc>
+        <w:tc>
+          <w:tcPr>
+            <w:tcW w:type="dxa" w:w="2160"/>
+          </w:tcPr>
+          <w:p>
+            <w:r>
+              <w:t>0 = idle</w:t>
+            </w:r>
+          </w:p>
+        </w:tc>
+        <w:tc>
+          <w:tcPr>
+            <w:tcW w:type="dxa" w:w="2160"/>
+          </w:tcPr>
+          <w:p>
+            <w:r>
+              <w:t>a press = 0→1</w:t>
+            </w:r>
+          </w:p>
+        </w:tc>
+      </w:tr>
+      <w:tr>
+        <w:tc>
+          <w:tcPr>
+            <w:tcW w:type="dxa" w:w="2160"/>
+          </w:tcPr>
+          <w:p>
+            <w:r>
+              <w:rPr>
+                <w:rFonts w:ascii="Consolas" w:hAnsi="Consolas"/>
+                <w:color w:val="C7254E"/>
+                <w:sz w:val="19"/>
+              </w:rPr>
+              <w:t>BL10E-PS-IT-01</w:t>
+            </w:r>
+            <w:r>
+              <w:t xml:space="preserve">, </w:t>
+            </w:r>
+            <w:r>
+              <w:rPr>
+                <w:rFonts w:ascii="Consolas" w:hAnsi="Consolas"/>
+                <w:color w:val="C7254E"/>
+                <w:sz w:val="19"/>
+              </w:rPr>
+              <w:t>-02</w:t>
+            </w:r>
+            <w:r>
+              <w:t xml:space="preserve">, </w:t>
+            </w:r>
+            <w:r>
+              <w:rPr>
+                <w:rFonts w:ascii="Consolas" w:hAnsi="Consolas"/>
+                <w:color w:val="C7254E"/>
+                <w:sz w:val="19"/>
+              </w:rPr>
+              <w:t>-03_TRIP</w:t>
+            </w:r>
+            <w:r>
+              <w:t xml:space="preserve"> (see §0.4)</w:t>
+            </w:r>
+          </w:p>
+        </w:tc>
+        <w:tc>
+          <w:tcPr>
+            <w:tcW w:type="dxa" w:w="2160"/>
+          </w:tcPr>
+          <w:p>
+            <w:r>
+              <w:t xml:space="preserve">Trip flags from the source </w:t>
+            </w:r>
+            <w:r>
+              <w:rPr>
+                <w:b/>
+              </w:rPr>
+              <w:t>current</w:t>
+            </w:r>
+            <w:r>
+              <w:t xml:space="preserve"> sensors</w:t>
+            </w:r>
+          </w:p>
+        </w:tc>
+        <w:tc>
+          <w:tcPr>
+            <w:tcW w:type="dxa" w:w="2160"/>
+          </w:tcPr>
+          <w:p>
+            <w:r>
+              <w:rPr>
+                <w:b/>
+              </w:rPr>
+              <w:t>force 0</w:t>
+            </w:r>
+            <w:r>
+              <w:t xml:space="preserve"> = no current</w:t>
+            </w:r>
+          </w:p>
+        </w:tc>
+        <w:tc>
+          <w:tcPr>
+            <w:tcW w:type="dxa" w:w="2160"/>
+          </w:tcPr>
+          <w:p>
+            <w:r>
+              <w:t>force 1 = current present</w:t>
+            </w:r>
+          </w:p>
+        </w:tc>
+      </w:tr>
+      <w:tr>
+        <w:tc>
+          <w:tcPr>
+            <w:tcW w:type="dxa" w:w="2160"/>
+          </w:tcPr>
+          <w:p>
+            <w:r>
+              <w:rPr>
+                <w:rFonts w:ascii="Consolas" w:hAnsi="Consolas"/>
+                <w:color w:val="C7254E"/>
+                <w:sz w:val="19"/>
+              </w:rPr>
+              <w:t>BL10E-PS-VT-01</w:t>
+            </w:r>
+            <w:r>
+              <w:t xml:space="preserve">, </w:t>
+            </w:r>
+            <w:r>
+              <w:rPr>
+                <w:rFonts w:ascii="Consolas" w:hAnsi="Consolas"/>
+                <w:color w:val="C7254E"/>
+                <w:sz w:val="19"/>
+              </w:rPr>
+              <w:t>-02</w:t>
+            </w:r>
+            <w:r>
+              <w:t xml:space="preserve">, </w:t>
+            </w:r>
+            <w:r>
+              <w:rPr>
+                <w:rFonts w:ascii="Consolas" w:hAnsi="Consolas"/>
+                <w:color w:val="C7254E"/>
+                <w:sz w:val="19"/>
+              </w:rPr>
+              <w:t>-03_TRIP</w:t>
+            </w:r>
+            <w:r>
+              <w:t xml:space="preserve"> (see §0.4)</w:t>
+            </w:r>
+          </w:p>
+        </w:tc>
+        <w:tc>
+          <w:tcPr>
+            <w:tcW w:type="dxa" w:w="2160"/>
+          </w:tcPr>
+          <w:p>
+            <w:r>
+              <w:t xml:space="preserve">Trip flags from the source </w:t>
+            </w:r>
+            <w:r>
+              <w:rPr>
+                <w:b/>
+              </w:rPr>
+              <w:t>voltage</w:t>
+            </w:r>
+            <w:r>
+              <w:t xml:space="preserve"> sensors</w:t>
+            </w:r>
+          </w:p>
+        </w:tc>
+        <w:tc>
+          <w:tcPr>
+            <w:tcW w:type="dxa" w:w="2160"/>
+          </w:tcPr>
+          <w:p>
+            <w:r>
+              <w:rPr>
+                <w:b/>
+              </w:rPr>
+              <w:t>force 0</w:t>
+            </w:r>
+            <w:r>
+              <w:t xml:space="preserve"> = no voltage</w:t>
+            </w:r>
+          </w:p>
+        </w:tc>
+        <w:tc>
+          <w:tcPr>
+            <w:tcW w:type="dxa" w:w="2160"/>
+          </w:tcPr>
+          <w:p>
+            <w:r>
+              <w:t>force 1 = voltage present</w:t>
+            </w:r>
+          </w:p>
+        </w:tc>
+      </w:tr>
+      <w:tr>
+        <w:tc>
+          <w:tcPr>
+            <w:tcW w:type="dxa" w:w="2160"/>
+          </w:tcPr>
+          <w:p>
+            <w:r>
+              <w:rPr>
+                <w:rFonts w:ascii="Consolas" w:hAnsi="Consolas"/>
+                <w:color w:val="C7254E"/>
+                <w:sz w:val="19"/>
+              </w:rPr>
+              <w:t>BL10E-PS-OXMON-01</w:t>
+            </w:r>
+            <w:r>
+              <w:t>…</w:t>
+            </w:r>
+            <w:r>
+              <w:rPr>
+                <w:rFonts w:ascii="Consolas" w:hAnsi="Consolas"/>
+                <w:color w:val="C7254E"/>
+                <w:sz w:val="19"/>
+              </w:rPr>
+              <w:t>-04_TRIP</w:t>
+            </w:r>
+            <w:r>
+              <w:t xml:space="preserve"> (see §0.4)</w:t>
+            </w:r>
+          </w:p>
+        </w:tc>
+        <w:tc>
+          <w:tcPr>
+            <w:tcW w:type="dxa" w:w="2160"/>
+          </w:tcPr>
+          <w:p>
+            <w:r>
+              <w:t xml:space="preserve">Trip flags from the four </w:t>
+            </w:r>
+            <w:r>
+              <w:rPr>
+                <w:b/>
+              </w:rPr>
+              <w:t>oxygen</w:t>
+            </w:r>
+            <w:r>
+              <w:t xml:space="preserve"> sensors</w:t>
+            </w:r>
+          </w:p>
+        </w:tc>
+        <w:tc>
+          <w:tcPr>
+            <w:tcW w:type="dxa" w:w="2160"/>
+          </w:tcPr>
+          <w:p>
+            <w:r>
+              <w:rPr>
+                <w:b/>
+              </w:rPr>
+              <w:t>force 0</w:t>
+            </w:r>
+            <w:r>
+              <w:t xml:space="preserve"> = air OK</w:t>
+            </w:r>
+          </w:p>
+        </w:tc>
+        <w:tc>
+          <w:tcPr>
+            <w:tcW w:type="dxa" w:w="2160"/>
+          </w:tcPr>
+          <w:p>
+            <w:r>
+              <w:t>force 1 = oxygen low</w:t>
+            </w:r>
+          </w:p>
+        </w:tc>
+      </w:tr>
+      <w:tr>
+        <w:tc>
+          <w:tcPr>
+            <w:tcW w:type="dxa" w:w="2160"/>
+          </w:tcPr>
+          <w:p>
+            <w:r>
+              <w:rPr>
+                <w:rFonts w:ascii="Consolas" w:hAnsi="Consolas"/>
+                <w:color w:val="C7254E"/>
+                <w:sz w:val="19"/>
+              </w:rPr>
+              <w:t>BL10E-PS-RDMND-01</w:t>
+            </w:r>
+            <w:r>
+              <w:t xml:space="preserve">, </w:t>
+            </w:r>
+            <w:r>
+              <w:rPr>
+                <w:rFonts w:ascii="Consolas" w:hAnsi="Consolas"/>
+                <w:color w:val="C7254E"/>
+                <w:sz w:val="19"/>
+              </w:rPr>
+              <w:t>-02</w:t>
+            </w:r>
+          </w:p>
+        </w:tc>
+        <w:tc>
+          <w:tcPr>
+            <w:tcW w:type="dxa" w:w="2160"/>
+          </w:tcPr>
+          <w:p>
+            <w:r>
+              <w:t xml:space="preserve">Radiation </w:t>
+            </w:r>
+            <w:r>
+              <w:rPr>
+                <w:b/>
+              </w:rPr>
+              <w:t>dose</w:t>
+            </w:r>
+            <w:r>
+              <w:t xml:space="preserve"> sensors</w:t>
+            </w:r>
+          </w:p>
+        </w:tc>
+        <w:tc>
+          <w:tcPr>
+            <w:tcW w:type="dxa" w:w="2160"/>
+          </w:tcPr>
+          <w:p>
+            <w:r>
+              <w:t>healthy</w:t>
+            </w:r>
+          </w:p>
+        </w:tc>
+        <w:tc>
+          <w:tcPr>
+            <w:tcW w:type="dxa" w:w="2160"/>
+          </w:tcPr>
+          <w:p>
+            <w:r>
+              <w:t>trip value</w:t>
+            </w:r>
+          </w:p>
+        </w:tc>
+      </w:tr>
+      <w:tr>
+        <w:tc>
+          <w:tcPr>
+            <w:tcW w:type="dxa" w:w="2160"/>
+          </w:tcPr>
+          <w:p>
+            <w:r>
+              <w:rPr>
+                <w:rFonts w:ascii="Consolas" w:hAnsi="Consolas"/>
+                <w:color w:val="C7254E"/>
+                <w:sz w:val="19"/>
+              </w:rPr>
+              <w:t>BL10E-PS-RDMNR-01</w:t>
+            </w:r>
+            <w:r>
+              <w:t xml:space="preserve">, </w:t>
+            </w:r>
+            <w:r>
+              <w:rPr>
+                <w:rFonts w:ascii="Consolas" w:hAnsi="Consolas"/>
+                <w:color w:val="C7254E"/>
+                <w:sz w:val="19"/>
+              </w:rPr>
+              <w:t>-02</w:t>
+            </w:r>
+          </w:p>
+        </w:tc>
+        <w:tc>
+          <w:tcPr>
+            <w:tcW w:type="dxa" w:w="2160"/>
+          </w:tcPr>
+          <w:p>
+            <w:r>
+              <w:t xml:space="preserve">Radiation </w:t>
+            </w:r>
+            <w:r>
+              <w:rPr>
+                <w:b/>
+              </w:rPr>
+              <w:t>dose‑rate</w:t>
+            </w:r>
+            <w:r>
+              <w:t xml:space="preserve"> sensors</w:t>
+            </w:r>
+          </w:p>
+        </w:tc>
+        <w:tc>
+          <w:tcPr>
+            <w:tcW w:type="dxa" w:w="2160"/>
+          </w:tcPr>
+          <w:p>
+            <w:r>
+              <w:t>healthy</w:t>
+            </w:r>
+          </w:p>
+        </w:tc>
+        <w:tc>
+          <w:tcPr>
+            <w:tcW w:type="dxa" w:w="2160"/>
+          </w:tcPr>
+          <w:p>
+            <w:r>
+              <w:t>trip value</w:t>
+            </w:r>
+          </w:p>
+        </w:tc>
+      </w:tr>
+      <w:tr>
+        <w:tc>
+          <w:tcPr>
+            <w:tcW w:type="dxa" w:w="2160"/>
+          </w:tcPr>
+          <w:p>
+            <w:r>
+              <w:rPr>
+                <w:rFonts w:ascii="Consolas" w:hAnsi="Consolas"/>
+                <w:color w:val="C7254E"/>
+                <w:sz w:val="19"/>
+              </w:rPr>
+              <w:t>BL10E-PS-IOC-01-BOB:RESET</w:t>
+            </w:r>
+          </w:p>
+        </w:tc>
+        <w:tc>
+          <w:tcPr>
+            <w:tcW w:type="dxa" w:w="2160"/>
+          </w:tcPr>
+          <w:p>
+            <w:r>
+              <w:t xml:space="preserve">Control‑room reset for the </w:t>
+            </w:r>
+            <w:r>
+              <w:rPr>
+                <w:b/>
+              </w:rPr>
+              <w:t>beam‑off‑button</w:t>
+            </w:r>
+            <w:r>
+              <w:t xml:space="preserve"> latch</w:t>
+            </w:r>
+          </w:p>
+        </w:tc>
+        <w:tc>
+          <w:tcPr>
+            <w:tcW w:type="dxa" w:w="2160"/>
+          </w:tcPr>
+          <w:p>
+            <w:r>
+              <w:t>0 = idle</w:t>
+            </w:r>
+          </w:p>
+        </w:tc>
+        <w:tc>
+          <w:tcPr>
+            <w:tcW w:type="dxa" w:w="2160"/>
+          </w:tcPr>
+          <w:p>
+            <w:r>
+              <w:t>a press = 0→1</w:t>
+            </w:r>
+          </w:p>
+        </w:tc>
+      </w:tr>
+      <w:tr>
+        <w:tc>
+          <w:tcPr>
+            <w:tcW w:type="dxa" w:w="2160"/>
+          </w:tcPr>
+          <w:p>
+            <w:r>
+              <w:rPr>
+                <w:rFonts w:ascii="Consolas" w:hAnsi="Consolas"/>
+                <w:color w:val="C7254E"/>
+                <w:sz w:val="19"/>
+              </w:rPr>
+              <w:t>BL10E-PS-IOC-01-RDMN:RESET</w:t>
+            </w:r>
+          </w:p>
+        </w:tc>
+        <w:tc>
+          <w:tcPr>
+            <w:tcW w:type="dxa" w:w="2160"/>
+          </w:tcPr>
+          <w:p>
+            <w:r>
+              <w:t xml:space="preserve">Control‑room reset for the </w:t>
+            </w:r>
+            <w:r>
+              <w:rPr>
+                <w:b/>
+              </w:rPr>
+              <w:t>radiation</w:t>
+            </w:r>
+            <w:r>
+              <w:t xml:space="preserve"> latch</w:t>
+            </w:r>
+          </w:p>
+        </w:tc>
+        <w:tc>
+          <w:tcPr>
+            <w:tcW w:type="dxa" w:w="2160"/>
+          </w:tcPr>
+          <w:p>
+            <w:r>
+              <w:t>0 = idle</w:t>
+            </w:r>
+          </w:p>
+        </w:tc>
+        <w:tc>
+          <w:tcPr>
+            <w:tcW w:type="dxa" w:w="2160"/>
+          </w:tcPr>
+          <w:p>
+            <w:r>
+              <w:t>a press = 0→1</w:t>
+            </w:r>
+          </w:p>
+        </w:tc>
+      </w:tr>
+      <w:tr>
+        <w:tc>
+          <w:tcPr>
+            <w:tcW w:type="dxa" w:w="2160"/>
+          </w:tcPr>
+          <w:p>
+            <w:r>
+              <w:rPr>
+                <w:rFonts w:ascii="Consolas" w:hAnsi="Consolas"/>
+                <w:color w:val="C7254E"/>
+                <w:sz w:val="19"/>
+              </w:rPr>
+              <w:t>BL10E-PS-IOC-01-GAS:RESET</w:t>
+            </w:r>
+          </w:p>
+        </w:tc>
+        <w:tc>
+          <w:tcPr>
+            <w:tcW w:type="dxa" w:w="2160"/>
+          </w:tcPr>
+          <w:p>
+            <w:r>
+              <w:t xml:space="preserve">Control‑room reset for the </w:t>
+            </w:r>
+            <w:r>
+              <w:rPr>
+                <w:b/>
+              </w:rPr>
+              <w:t>oxygen</w:t>
+            </w:r>
+            <w:r>
+              <w:t xml:space="preserve"> latch</w:t>
+            </w:r>
+          </w:p>
+        </w:tc>
+        <w:tc>
+          <w:tcPr>
+            <w:tcW w:type="dxa" w:w="2160"/>
+          </w:tcPr>
+          <w:p>
+            <w:r>
+              <w:t>0 = idle</w:t>
+            </w:r>
+          </w:p>
+        </w:tc>
+        <w:tc>
+          <w:tcPr>
+            <w:tcW w:type="dxa" w:w="2160"/>
+          </w:tcPr>
+          <w:p>
+            <w:r>
+              <w:t>a press = 0→1</w:t>
+            </w:r>
+          </w:p>
+        </w:tc>
+      </w:tr>
+      <w:tr>
+        <w:tc>
+          <w:tcPr>
+            <w:tcW w:type="dxa" w:w="2160"/>
+          </w:tcPr>
+          <w:p>
+            <w:r>
+              <w:rPr>
+                <w:rFonts w:ascii="Consolas" w:hAnsi="Consolas"/>
+                <w:color w:val="C7254E"/>
+                <w:sz w:val="19"/>
+              </w:rPr>
+              <w:t>BL10E-PS-IOC-01-SYS:RESET</w:t>
+            </w:r>
+          </w:p>
+        </w:tc>
+        <w:tc>
+          <w:tcPr>
+            <w:tcW w:type="dxa" w:w="2160"/>
+          </w:tcPr>
+          <w:p>
+            <w:r>
+              <w:t xml:space="preserve">Control‑room reset for general </w:t>
+            </w:r>
+            <w:r>
+              <w:rPr>
+                <w:b/>
+              </w:rPr>
+              <w:t>system</w:t>
+            </w:r>
+            <w:r>
+              <w:t xml:space="preserve"> latches</w:t>
+            </w:r>
+          </w:p>
+        </w:tc>
+        <w:tc>
+          <w:tcPr>
+            <w:tcW w:type="dxa" w:w="2160"/>
+          </w:tcPr>
+          <w:p>
+            <w:r>
+              <w:t>0 = idle</w:t>
+            </w:r>
+          </w:p>
+        </w:tc>
+        <w:tc>
+          <w:tcPr>
+            <w:tcW w:type="dxa" w:w="2160"/>
+          </w:tcPr>
+          <w:p>
+            <w:r>
+              <w:t>a press = 0→1</w:t>
+            </w:r>
+          </w:p>
+        </w:tc>
+      </w:tr>
+      <w:tr>
+        <w:tc>
+          <w:tcPr>
+            <w:tcW w:type="dxa" w:w="2160"/>
+          </w:tcPr>
+          <w:p>
+            <w:r>
+              <w:t xml:space="preserve">OUTPUT </w:t>
+            </w:r>
+            <w:r>
+              <w:rPr>
+                <w:rFonts w:ascii="Consolas" w:hAnsi="Consolas"/>
+                <w:color w:val="C7254E"/>
+                <w:sz w:val="19"/>
+              </w:rPr>
+              <w:t>BL10E-PS-CON-01:EN</w:t>
+            </w:r>
+            <w:r>
+              <w:t xml:space="preserve"> … </w:t>
+            </w:r>
+            <w:r>
+              <w:rPr>
+                <w:rFonts w:ascii="Consolas" w:hAnsi="Consolas"/>
+                <w:color w:val="C7254E"/>
+                <w:sz w:val="19"/>
+              </w:rPr>
+              <w:t>CON-05:EN</w:t>
+            </w:r>
+          </w:p>
+        </w:tc>
+        <w:tc>
+          <w:tcPr>
+            <w:tcW w:type="dxa" w:w="2160"/>
+          </w:tcPr>
+          <w:p>
+            <w:r>
+              <w:t xml:space="preserve">Commands to the contactors feeding the </w:t>
+            </w:r>
+            <w:r>
+              <w:rPr>
+                <w:b/>
+              </w:rPr>
+              <w:t>electron source</w:t>
+            </w:r>
+          </w:p>
+        </w:tc>
+        <w:tc>
+          <w:tcPr>
+            <w:tcW w:type="dxa" w:w="2160"/>
+          </w:tcPr>
+          <w:p>
+            <w:r>
+              <w:t>—</w:t>
+            </w:r>
+          </w:p>
+        </w:tc>
+        <w:tc>
+          <w:tcPr>
+            <w:tcW w:type="dxa" w:w="2160"/>
+          </w:tcPr>
+          <w:p>
+            <w:r>
+              <w:rPr>
+                <w:b/>
+              </w:rPr>
+              <w:t>1 = on (hazard live)</w:t>
+            </w:r>
+            <w:r>
+              <w:t>, 0 = safe</w:t>
+            </w:r>
+          </w:p>
+        </w:tc>
+      </w:tr>
+      <w:tr>
+        <w:tc>
+          <w:tcPr>
+            <w:tcW w:type="dxa" w:w="2160"/>
+          </w:tcPr>
+          <w:p>
+            <w:r>
+              <w:t xml:space="preserve">OUTPUT </w:t>
+            </w:r>
+            <w:r>
+              <w:rPr>
+                <w:rFonts w:ascii="Consolas" w:hAnsi="Consolas"/>
+                <w:color w:val="C7254E"/>
+                <w:sz w:val="19"/>
+              </w:rPr>
+              <w:t>BL10E-PS-CON-06:EN</w:t>
+            </w:r>
+            <w:r>
+              <w:t xml:space="preserve"> … </w:t>
+            </w:r>
+            <w:r>
+              <w:rPr>
+                <w:rFonts w:ascii="Consolas" w:hAnsi="Consolas"/>
+                <w:color w:val="C7254E"/>
+                <w:sz w:val="19"/>
+              </w:rPr>
+              <w:t>CON-08:EN</w:t>
+            </w:r>
+          </w:p>
+        </w:tc>
+        <w:tc>
+          <w:tcPr>
+            <w:tcW w:type="dxa" w:w="2160"/>
+          </w:tcPr>
+          <w:p>
+            <w:r>
+              <w:t xml:space="preserve">Commands to the </w:t>
+            </w:r>
+            <w:r>
+              <w:rPr>
+                <w:b/>
+              </w:rPr>
+              <w:t>3‑phase RF</w:t>
+            </w:r>
+            <w:r>
+              <w:t xml:space="preserve"> contactors</w:t>
+            </w:r>
+          </w:p>
+        </w:tc>
+        <w:tc>
+          <w:tcPr>
+            <w:tcW w:type="dxa" w:w="2160"/>
+          </w:tcPr>
+          <w:p>
+            <w:r>
+              <w:t>—</w:t>
+            </w:r>
+          </w:p>
+        </w:tc>
+        <w:tc>
+          <w:tcPr>
+            <w:tcW w:type="dxa" w:w="2160"/>
+          </w:tcPr>
+          <w:p>
+            <w:r>
+              <w:rPr>
+                <w:b/>
+              </w:rPr>
+              <w:t>1 = on</w:t>
+            </w:r>
+            <w:r>
+              <w:t>, 0 = safe</w:t>
+            </w:r>
+          </w:p>
+        </w:tc>
+      </w:tr>
+      <w:tr>
+        <w:tc>
+          <w:tcPr>
+            <w:tcW w:type="dxa" w:w="2160"/>
+          </w:tcPr>
+          <w:p>
+            <w:r>
+              <w:t xml:space="preserve">OUTPUT </w:t>
+            </w:r>
+            <w:r>
+              <w:rPr>
+                <w:rFonts w:ascii="Consolas" w:hAnsi="Consolas"/>
+                <w:color w:val="C7254E"/>
+                <w:sz w:val="19"/>
+              </w:rPr>
+              <w:t>BL10E-PS-CON-09:EN</w:t>
+            </w:r>
+            <w:r>
+              <w:t xml:space="preserve">, </w:t>
+            </w:r>
+            <w:r>
+              <w:rPr>
+                <w:rFonts w:ascii="Consolas" w:hAnsi="Consolas"/>
+                <w:color w:val="C7254E"/>
+                <w:sz w:val="19"/>
+              </w:rPr>
+              <w:t>CON-10:EN</w:t>
+            </w:r>
+          </w:p>
+        </w:tc>
+        <w:tc>
+          <w:tcPr>
+            <w:tcW w:type="dxa" w:w="2160"/>
+          </w:tcPr>
+          <w:p>
+            <w:r>
+              <w:t xml:space="preserve">Commands to the </w:t>
+            </w:r>
+            <w:r>
+              <w:rPr>
+                <w:b/>
+              </w:rPr>
+              <w:t>1‑phase RF drive</w:t>
+            </w:r>
+            <w:r>
+              <w:t xml:space="preserve"> contactors</w:t>
+            </w:r>
+          </w:p>
+        </w:tc>
+        <w:tc>
+          <w:tcPr>
+            <w:tcW w:type="dxa" w:w="2160"/>
+          </w:tcPr>
+          <w:p>
+            <w:r>
+              <w:t>—</w:t>
+            </w:r>
+          </w:p>
+        </w:tc>
+        <w:tc>
+          <w:tcPr>
+            <w:tcW w:type="dxa" w:w="2160"/>
+          </w:tcPr>
+          <w:p>
+            <w:r>
+              <w:rPr>
+                <w:b/>
+              </w:rPr>
+              <w:t>1 = on</w:t>
+            </w:r>
+            <w:r>
+              <w:t>, 0 = safe</w:t>
+            </w:r>
+          </w:p>
+        </w:tc>
+      </w:tr>
+      <w:tr>
+        <w:tc>
+          <w:tcPr>
+            <w:tcW w:type="dxa" w:w="2160"/>
+          </w:tcPr>
+          <w:p>
+            <w:r>
+              <w:t xml:space="preserve">OUTPUT </w:t>
+            </w:r>
+            <w:r>
+              <w:rPr>
+                <w:rFonts w:ascii="Consolas" w:hAnsi="Consolas"/>
+                <w:color w:val="C7254E"/>
+                <w:sz w:val="19"/>
+              </w:rPr>
+              <w:t>BL10E-PS-SOL-01</w:t>
+            </w:r>
+            <w:r>
+              <w:t xml:space="preserve">, </w:t>
+            </w:r>
+            <w:r>
+              <w:rPr>
+                <w:rFonts w:ascii="Consolas" w:hAnsi="Consolas"/>
+                <w:color w:val="C7254E"/>
+                <w:sz w:val="19"/>
+              </w:rPr>
+              <w:t>-02</w:t>
+            </w:r>
+          </w:p>
+        </w:tc>
+        <w:tc>
+          <w:tcPr>
+            <w:tcW w:type="dxa" w:w="2160"/>
+          </w:tcPr>
+          <w:p>
+            <w:r>
+              <w:t xml:space="preserve">The bolt solenoids that lock the </w:t>
+            </w:r>
+            <w:r>
+              <w:rPr>
+                <w:b/>
+              </w:rPr>
+              <w:t>main door</w:t>
+            </w:r>
+          </w:p>
+        </w:tc>
+        <w:tc>
+          <w:tcPr>
+            <w:tcW w:type="dxa" w:w="2160"/>
+          </w:tcPr>
+          <w:p>
+            <w:r>
+              <w:t>—</w:t>
+            </w:r>
+          </w:p>
+        </w:tc>
+        <w:tc>
+          <w:tcPr>
+            <w:tcW w:type="dxa" w:w="2160"/>
+          </w:tcPr>
+          <w:p>
+            <w:r>
+              <w:rPr>
+                <w:b/>
+              </w:rPr>
+              <w:t>1 = locked</w:t>
+            </w:r>
+            <w:r>
+              <w:t>, 0 = unlocked</w:t>
+            </w:r>
+          </w:p>
+        </w:tc>
+      </w:tr>
+      <w:tr>
+        <w:tc>
+          <w:tcPr>
+            <w:tcW w:type="dxa" w:w="2160"/>
+          </w:tcPr>
+          <w:p>
+            <w:r>
+              <w:t xml:space="preserve">OUTPUT </w:t>
+            </w:r>
+            <w:r>
+              <w:rPr>
+                <w:rFonts w:ascii="Consolas" w:hAnsi="Consolas"/>
+                <w:color w:val="C7254E"/>
+                <w:sz w:val="19"/>
+              </w:rPr>
+              <w:t>BL10E-PS-SOL-03</w:t>
+            </w:r>
+            <w:r>
+              <w:t xml:space="preserve">, </w:t>
+            </w:r>
+            <w:r>
+              <w:rPr>
+                <w:rFonts w:ascii="Consolas" w:hAnsi="Consolas"/>
+                <w:color w:val="C7254E"/>
+                <w:sz w:val="19"/>
+              </w:rPr>
+              <w:t>-04</w:t>
+            </w:r>
+          </w:p>
+        </w:tc>
+        <w:tc>
+          <w:tcPr>
+            <w:tcW w:type="dxa" w:w="2160"/>
+          </w:tcPr>
+          <w:p>
+            <w:r>
+              <w:t xml:space="preserve">The bolt solenoids that lock the </w:t>
+            </w:r>
+            <w:r>
+              <w:rPr>
+                <w:b/>
+              </w:rPr>
+              <w:t>gate</w:t>
+            </w:r>
+          </w:p>
+        </w:tc>
+        <w:tc>
+          <w:tcPr>
+            <w:tcW w:type="dxa" w:w="2160"/>
+          </w:tcPr>
+          <w:p>
+            <w:r>
+              <w:t>—</w:t>
+            </w:r>
+          </w:p>
+        </w:tc>
+        <w:tc>
+          <w:tcPr>
+            <w:tcW w:type="dxa" w:w="2160"/>
+          </w:tcPr>
+          <w:p>
+            <w:r>
+              <w:rPr>
+                <w:b/>
+              </w:rPr>
+              <w:t>1 = locked</w:t>
+            </w:r>
+            <w:r>
+              <w:t>, 0 = unlocked</w:t>
+            </w:r>
+          </w:p>
+        </w:tc>
+      </w:tr>
+      <w:tr>
+        <w:tc>
+          <w:tcPr>
+            <w:tcW w:type="dxa" w:w="2160"/>
+          </w:tcPr>
+          <w:p>
+            <w:r>
+              <w:t xml:space="preserve">OUTPUT </w:t>
+            </w:r>
+            <w:r>
+              <w:rPr>
+                <w:rFonts w:ascii="Consolas" w:hAnsi="Consolas"/>
+                <w:color w:val="C7254E"/>
+                <w:sz w:val="19"/>
+              </w:rPr>
+              <w:t>BL10E-PS-SOL-05</w:t>
+            </w:r>
+            <w:r>
+              <w:t xml:space="preserve">, </w:t>
+            </w:r>
+            <w:r>
+              <w:rPr>
+                <w:rFonts w:ascii="Consolas" w:hAnsi="Consolas"/>
+                <w:color w:val="C7254E"/>
+                <w:sz w:val="19"/>
+              </w:rPr>
+              <w:t>-06</w:t>
+            </w:r>
+          </w:p>
+        </w:tc>
+        <w:tc>
+          <w:tcPr>
+            <w:tcW w:type="dxa" w:w="2160"/>
+          </w:tcPr>
+          <w:p>
+            <w:r>
+              <w:t xml:space="preserve">The bolt solenoids that lock the </w:t>
+            </w:r>
+            <w:r>
+              <w:rPr>
+                <w:b/>
+              </w:rPr>
+              <w:t>service door</w:t>
             </w:r>
           </w:p>
         </w:tc>
@@ -18139,17 +19901,1401 @@
       </w:r>
     </w:p>
     <w:p>
-      <w:pPr>
-        <w:pStyle w:val="ListNumber"/>
-      </w:pPr>
       <w:r>
         <w:rPr>
           <w:b/>
         </w:rPr>
-        <w:t>Force these to `1` (TRUE):</w:t>
-      </w:r>
-      <w:r>
-        <w:t xml:space="preserve"> </w:t>
+        <w:t>Step 1 — force every input to the value in the last column.</w:t>
+      </w:r>
+      <w:r>
+        <w:t xml:space="preserve"> Each tag is listed on its own so you can see exactly what it is.</w:t>
+      </w:r>
+    </w:p>
+    <w:tbl>
+      <w:tblPr>
+        <w:tblStyle w:val="LightGrid-Accent1"/>
+        <w:tblW w:type="auto" w:w="0"/>
+        <w:jc w:val="left"/>
+        <w:tblLook w:firstColumn="1" w:firstRow="1" w:lastColumn="0" w:lastRow="0" w:noHBand="0" w:noVBand="1" w:val="04A0"/>
+      </w:tblPr>
+      <w:tblGrid>
+        <w:gridCol w:w="2880"/>
+        <w:gridCol w:w="2880"/>
+        <w:gridCol w:w="2880"/>
+      </w:tblGrid>
+      <w:tr>
+        <w:tc>
+          <w:tcPr>
+            <w:tcW w:type="dxa" w:w="2880"/>
+            <w:shd w:val="clear" w:fill="1F4E79"/>
+          </w:tcPr>
+          <w:p>
+            <w:r>
+              <w:rPr>
+                <w:b/>
+                <w:color w:val="FFFFFF"/>
+              </w:rPr>
+              <w:t>Tag</w:t>
+            </w:r>
+          </w:p>
+        </w:tc>
+        <w:tc>
+          <w:tcPr>
+            <w:tcW w:type="dxa" w:w="2880"/>
+            <w:shd w:val="clear" w:fill="1F4E79"/>
+          </w:tcPr>
+          <w:p>
+            <w:r>
+              <w:rPr>
+                <w:b/>
+                <w:color w:val="FFFFFF"/>
+              </w:rPr>
+              <w:t>What it is (the exact device)</w:t>
+            </w:r>
+          </w:p>
+        </w:tc>
+        <w:tc>
+          <w:tcPr>
+            <w:tcW w:type="dxa" w:w="2880"/>
+            <w:shd w:val="clear" w:fill="1F4E79"/>
+          </w:tcPr>
+          <w:p>
+            <w:r>
+              <w:rPr>
+                <w:b/>
+                <w:color w:val="FFFFFF"/>
+              </w:rPr>
+              <w:t>Force to</w:t>
+            </w:r>
+          </w:p>
+        </w:tc>
+      </w:tr>
+      <w:tr>
+        <w:tc>
+          <w:tcPr>
+            <w:tcW w:type="dxa" w:w="2880"/>
+          </w:tcPr>
+          <w:p>
+            <w:r>
+              <w:rPr>
+                <w:rFonts w:ascii="Consolas" w:hAnsi="Consolas"/>
+                <w:color w:val="C7254E"/>
+                <w:sz w:val="19"/>
+              </w:rPr>
+              <w:t>BL10E-PS-GADC-01</w:t>
+            </w:r>
+            <w:r>
+              <w:t xml:space="preserve">, </w:t>
+            </w:r>
+            <w:r>
+              <w:rPr>
+                <w:rFonts w:ascii="Consolas" w:hAnsi="Consolas"/>
+                <w:color w:val="C7254E"/>
+                <w:sz w:val="19"/>
+              </w:rPr>
+              <w:t>-02</w:t>
+            </w:r>
+            <w:r>
+              <w:t xml:space="preserve">, </w:t>
+            </w:r>
+            <w:r>
+              <w:rPr>
+                <w:rFonts w:ascii="Consolas" w:hAnsi="Consolas"/>
+                <w:color w:val="C7254E"/>
+                <w:sz w:val="19"/>
+              </w:rPr>
+              <w:t>-03</w:t>
+            </w:r>
+          </w:p>
+        </w:tc>
+        <w:tc>
+          <w:tcPr>
+            <w:tcW w:type="dxa" w:w="2880"/>
+          </w:tcPr>
+          <w:p>
+            <w:r>
+              <w:t xml:space="preserve">The three closed‑switches on the </w:t>
+            </w:r>
+            <w:r>
+              <w:rPr>
+                <w:b/>
+              </w:rPr>
+              <w:t>main personnel door</w:t>
+            </w:r>
+          </w:p>
+        </w:tc>
+        <w:tc>
+          <w:tcPr>
+            <w:tcW w:type="dxa" w:w="2880"/>
+          </w:tcPr>
+          <w:p>
+            <w:r>
+              <w:rPr>
+                <w:b/>
+              </w:rPr>
+              <w:t>1</w:t>
+            </w:r>
+            <w:r>
+              <w:t xml:space="preserve"> (door shut)</w:t>
+            </w:r>
+          </w:p>
+        </w:tc>
+      </w:tr>
+      <w:tr>
+        <w:tc>
+          <w:tcPr>
+            <w:tcW w:type="dxa" w:w="2880"/>
+          </w:tcPr>
+          <w:p>
+            <w:r>
+              <w:rPr>
+                <w:rFonts w:ascii="Consolas" w:hAnsi="Consolas"/>
+                <w:color w:val="C7254E"/>
+                <w:sz w:val="19"/>
+              </w:rPr>
+              <w:t>BL10E-PS-GADC-04</w:t>
+            </w:r>
+            <w:r>
+              <w:t xml:space="preserve">, </w:t>
+            </w:r>
+            <w:r>
+              <w:rPr>
+                <w:rFonts w:ascii="Consolas" w:hAnsi="Consolas"/>
+                <w:color w:val="C7254E"/>
+                <w:sz w:val="19"/>
+              </w:rPr>
+              <w:t>-05</w:t>
+            </w:r>
+            <w:r>
+              <w:t xml:space="preserve">, </w:t>
+            </w:r>
+            <w:r>
+              <w:rPr>
+                <w:rFonts w:ascii="Consolas" w:hAnsi="Consolas"/>
+                <w:color w:val="C7254E"/>
+                <w:sz w:val="19"/>
+              </w:rPr>
+              <w:t>-06</w:t>
+            </w:r>
+          </w:p>
+        </w:tc>
+        <w:tc>
+          <w:tcPr>
+            <w:tcW w:type="dxa" w:w="2880"/>
+          </w:tcPr>
+          <w:p>
+            <w:r>
+              <w:t xml:space="preserve">The three closed‑switches on the </w:t>
+            </w:r>
+            <w:r>
+              <w:rPr>
+                <w:b/>
+              </w:rPr>
+              <w:t>entrance gate</w:t>
+            </w:r>
+          </w:p>
+        </w:tc>
+        <w:tc>
+          <w:tcPr>
+            <w:tcW w:type="dxa" w:w="2880"/>
+          </w:tcPr>
+          <w:p>
+            <w:r>
+              <w:rPr>
+                <w:b/>
+              </w:rPr>
+              <w:t>1</w:t>
+            </w:r>
+            <w:r>
+              <w:t xml:space="preserve"> (gate shut)</w:t>
+            </w:r>
+          </w:p>
+        </w:tc>
+      </w:tr>
+      <w:tr>
+        <w:tc>
+          <w:tcPr>
+            <w:tcW w:type="dxa" w:w="2880"/>
+          </w:tcPr>
+          <w:p>
+            <w:r>
+              <w:rPr>
+                <w:rFonts w:ascii="Consolas" w:hAnsi="Consolas"/>
+                <w:color w:val="C7254E"/>
+                <w:sz w:val="19"/>
+              </w:rPr>
+              <w:t>BL10E-PS-SADC-01</w:t>
+            </w:r>
+            <w:r>
+              <w:t xml:space="preserve">, </w:t>
+            </w:r>
+            <w:r>
+              <w:rPr>
+                <w:rFonts w:ascii="Consolas" w:hAnsi="Consolas"/>
+                <w:color w:val="C7254E"/>
+                <w:sz w:val="19"/>
+              </w:rPr>
+              <w:t>-02</w:t>
+            </w:r>
+            <w:r>
+              <w:t xml:space="preserve">, </w:t>
+            </w:r>
+            <w:r>
+              <w:rPr>
+                <w:rFonts w:ascii="Consolas" w:hAnsi="Consolas"/>
+                <w:color w:val="C7254E"/>
+                <w:sz w:val="19"/>
+              </w:rPr>
+              <w:t>-03</w:t>
+            </w:r>
+          </w:p>
+        </w:tc>
+        <w:tc>
+          <w:tcPr>
+            <w:tcW w:type="dxa" w:w="2880"/>
+          </w:tcPr>
+          <w:p>
+            <w:r>
+              <w:t xml:space="preserve">The </w:t>
+            </w:r>
+            <w:r>
+              <w:rPr>
+                <w:b/>
+              </w:rPr>
+              <w:t>service door</w:t>
+            </w:r>
+            <w:r>
+              <w:t xml:space="preserve"> closed‑switches (first set)</w:t>
+            </w:r>
+          </w:p>
+        </w:tc>
+        <w:tc>
+          <w:tcPr>
+            <w:tcW w:type="dxa" w:w="2880"/>
+          </w:tcPr>
+          <w:p>
+            <w:r>
+              <w:rPr>
+                <w:b/>
+              </w:rPr>
+              <w:t>1</w:t>
+            </w:r>
+            <w:r>
+              <w:t xml:space="preserve"> (shut)</w:t>
+            </w:r>
+          </w:p>
+        </w:tc>
+      </w:tr>
+      <w:tr>
+        <w:tc>
+          <w:tcPr>
+            <w:tcW w:type="dxa" w:w="2880"/>
+          </w:tcPr>
+          <w:p>
+            <w:r>
+              <w:rPr>
+                <w:rFonts w:ascii="Consolas" w:hAnsi="Consolas"/>
+                <w:color w:val="C7254E"/>
+                <w:sz w:val="19"/>
+              </w:rPr>
+              <w:t>BL10E-PS-SADC-04</w:t>
+            </w:r>
+            <w:r>
+              <w:t xml:space="preserve">, </w:t>
+            </w:r>
+            <w:r>
+              <w:rPr>
+                <w:rFonts w:ascii="Consolas" w:hAnsi="Consolas"/>
+                <w:color w:val="C7254E"/>
+                <w:sz w:val="19"/>
+              </w:rPr>
+              <w:t>-05</w:t>
+            </w:r>
+          </w:p>
+        </w:tc>
+        <w:tc>
+          <w:tcPr>
+            <w:tcW w:type="dxa" w:w="2880"/>
+          </w:tcPr>
+          <w:p>
+            <w:r>
+              <w:t xml:space="preserve">The </w:t>
+            </w:r>
+            <w:r>
+              <w:rPr>
+                <w:b/>
+              </w:rPr>
+              <w:t>service door</w:t>
+            </w:r>
+            <w:r>
+              <w:t xml:space="preserve"> closed‑switches (second set)</w:t>
+            </w:r>
+          </w:p>
+        </w:tc>
+        <w:tc>
+          <w:tcPr>
+            <w:tcW w:type="dxa" w:w="2880"/>
+          </w:tcPr>
+          <w:p>
+            <w:r>
+              <w:rPr>
+                <w:b/>
+              </w:rPr>
+              <w:t>1</w:t>
+            </w:r>
+            <w:r>
+              <w:t xml:space="preserve"> (shut)</w:t>
+            </w:r>
+          </w:p>
+        </w:tc>
+      </w:tr>
+      <w:tr>
+        <w:tc>
+          <w:tcPr>
+            <w:tcW w:type="dxa" w:w="2880"/>
+          </w:tcPr>
+          <w:p>
+            <w:r>
+              <w:rPr>
+                <w:rFonts w:ascii="Consolas" w:hAnsi="Consolas"/>
+                <w:color w:val="C7254E"/>
+                <w:sz w:val="19"/>
+              </w:rPr>
+              <w:t>BL10E-PS-KEY-01</w:t>
+            </w:r>
+          </w:p>
+        </w:tc>
+        <w:tc>
+          <w:tcPr>
+            <w:tcW w:type="dxa" w:w="2880"/>
+          </w:tcPr>
+          <w:p>
+            <w:r>
+              <w:rPr>
+                <w:b/>
+              </w:rPr>
+              <w:t>Electron‑source enable key</w:t>
+            </w:r>
+            <w:r>
+              <w:t xml:space="preserve"> at the control panel (ZCP)</w:t>
+            </w:r>
+          </w:p>
+        </w:tc>
+        <w:tc>
+          <w:tcPr>
+            <w:tcW w:type="dxa" w:w="2880"/>
+          </w:tcPr>
+          <w:p>
+            <w:r>
+              <w:rPr>
+                <w:b/>
+              </w:rPr>
+              <w:t>1</w:t>
+            </w:r>
+            <w:r>
+              <w:t xml:space="preserve"> (on)</w:t>
+            </w:r>
+          </w:p>
+        </w:tc>
+      </w:tr>
+      <w:tr>
+        <w:tc>
+          <w:tcPr>
+            <w:tcW w:type="dxa" w:w="2880"/>
+          </w:tcPr>
+          <w:p>
+            <w:r>
+              <w:rPr>
+                <w:rFonts w:ascii="Consolas" w:hAnsi="Consolas"/>
+                <w:color w:val="C7254E"/>
+                <w:sz w:val="19"/>
+              </w:rPr>
+              <w:t>BL10E-PS-KEY-02</w:t>
+            </w:r>
+          </w:p>
+        </w:tc>
+        <w:tc>
+          <w:tcPr>
+            <w:tcW w:type="dxa" w:w="2880"/>
+          </w:tcPr>
+          <w:p>
+            <w:r>
+              <w:rPr>
+                <w:b/>
+              </w:rPr>
+              <w:t>Hutch enable key</w:t>
+            </w:r>
+            <w:r>
+              <w:t xml:space="preserve"> (needed to start a search)</w:t>
+            </w:r>
+          </w:p>
+        </w:tc>
+        <w:tc>
+          <w:tcPr>
+            <w:tcW w:type="dxa" w:w="2880"/>
+          </w:tcPr>
+          <w:p>
+            <w:r>
+              <w:rPr>
+                <w:b/>
+              </w:rPr>
+              <w:t>1</w:t>
+            </w:r>
+            <w:r>
+              <w:t xml:space="preserve"> (on)</w:t>
+            </w:r>
+          </w:p>
+        </w:tc>
+      </w:tr>
+      <w:tr>
+        <w:tc>
+          <w:tcPr>
+            <w:tcW w:type="dxa" w:w="2880"/>
+          </w:tcPr>
+          <w:p>
+            <w:r>
+              <w:rPr>
+                <w:rFonts w:ascii="Consolas" w:hAnsi="Consolas"/>
+                <w:color w:val="C7254E"/>
+                <w:sz w:val="19"/>
+              </w:rPr>
+              <w:t>BL10E-PS-KEY-03</w:t>
+            </w:r>
+          </w:p>
+        </w:tc>
+        <w:tc>
+          <w:tcPr>
+            <w:tcW w:type="dxa" w:w="2880"/>
+          </w:tcPr>
+          <w:p>
+            <w:r>
+              <w:rPr>
+                <w:b/>
+              </w:rPr>
+              <w:t>Electron‑source enable key</w:t>
+            </w:r>
+            <w:r>
+              <w:t xml:space="preserve"> at the equipment rack</w:t>
+            </w:r>
+          </w:p>
+        </w:tc>
+        <w:tc>
+          <w:tcPr>
+            <w:tcW w:type="dxa" w:w="2880"/>
+          </w:tcPr>
+          <w:p>
+            <w:r>
+              <w:rPr>
+                <w:b/>
+              </w:rPr>
+              <w:t>1</w:t>
+            </w:r>
+            <w:r>
+              <w:t xml:space="preserve"> (on)</w:t>
+            </w:r>
+          </w:p>
+        </w:tc>
+      </w:tr>
+      <w:tr>
+        <w:tc>
+          <w:tcPr>
+            <w:tcW w:type="dxa" w:w="2880"/>
+          </w:tcPr>
+          <w:p>
+            <w:r>
+              <w:rPr>
+                <w:rFonts w:ascii="Consolas" w:hAnsi="Consolas"/>
+                <w:color w:val="C7254E"/>
+                <w:sz w:val="19"/>
+              </w:rPr>
+              <w:t>BL10E-PS-BOB-01:A</w:t>
+            </w:r>
+            <w:r>
+              <w:t>/</w:t>
+            </w:r>
+            <w:r>
+              <w:rPr>
+                <w:rFonts w:ascii="Consolas" w:hAnsi="Consolas"/>
+                <w:color w:val="C7254E"/>
+                <w:sz w:val="19"/>
+              </w:rPr>
+              <w:t>:B</w:t>
+            </w:r>
+            <w:r>
+              <w:t xml:space="preserve"> … </w:t>
+            </w:r>
+            <w:r>
+              <w:rPr>
+                <w:rFonts w:ascii="Consolas" w:hAnsi="Consolas"/>
+                <w:color w:val="C7254E"/>
+                <w:sz w:val="19"/>
+              </w:rPr>
+              <w:t>BOB-08:A</w:t>
+            </w:r>
+            <w:r>
+              <w:t>/</w:t>
+            </w:r>
+            <w:r>
+              <w:rPr>
+                <w:rFonts w:ascii="Consolas" w:hAnsi="Consolas"/>
+                <w:color w:val="C7254E"/>
+                <w:sz w:val="19"/>
+              </w:rPr>
+              <w:t>:B</w:t>
+            </w:r>
+          </w:p>
+        </w:tc>
+        <w:tc>
+          <w:tcPr>
+            <w:tcW w:type="dxa" w:w="2880"/>
+          </w:tcPr>
+          <w:p>
+            <w:r>
+              <w:t xml:space="preserve">All 16 channels of the 8 </w:t>
+            </w:r>
+            <w:r>
+              <w:rPr>
+                <w:b/>
+              </w:rPr>
+              <w:t>beam‑off buttons</w:t>
+            </w:r>
+          </w:p>
+        </w:tc>
+        <w:tc>
+          <w:tcPr>
+            <w:tcW w:type="dxa" w:w="2880"/>
+          </w:tcPr>
+          <w:p>
+            <w:r>
+              <w:rPr>
+                <w:b/>
+              </w:rPr>
+              <w:t>1</w:t>
+            </w:r>
+            <w:r>
+              <w:t xml:space="preserve"> (not pressed)</w:t>
+            </w:r>
+          </w:p>
+        </w:tc>
+      </w:tr>
+      <w:tr>
+        <w:tc>
+          <w:tcPr>
+            <w:tcW w:type="dxa" w:w="2880"/>
+          </w:tcPr>
+          <w:p>
+            <w:r>
+              <w:rPr>
+                <w:rFonts w:ascii="Consolas" w:hAnsi="Consolas"/>
+                <w:color w:val="C7254E"/>
+                <w:sz w:val="19"/>
+              </w:rPr>
+              <w:t>BL10E-PS-LCRx-01</w:t>
+            </w:r>
+          </w:p>
+        </w:tc>
+        <w:tc>
+          <w:tcPr>
+            <w:tcW w:type="dxa" w:w="2880"/>
+          </w:tcPr>
+          <w:p>
+            <w:r>
+              <w:t xml:space="preserve">The </w:t>
+            </w:r>
+            <w:r>
+              <w:rPr>
+                <w:b/>
+              </w:rPr>
+              <w:t>light curtain</w:t>
+            </w:r>
+            <w:r>
+              <w:t xml:space="preserve"> across the doorway</w:t>
+            </w:r>
+          </w:p>
+        </w:tc>
+        <w:tc>
+          <w:tcPr>
+            <w:tcW w:type="dxa" w:w="2880"/>
+          </w:tcPr>
+          <w:p>
+            <w:r>
+              <w:rPr>
+                <w:b/>
+              </w:rPr>
+              <w:t>1</w:t>
+            </w:r>
+            <w:r>
+              <w:t xml:space="preserve"> (clear)</w:t>
+            </w:r>
+          </w:p>
+        </w:tc>
+      </w:tr>
+      <w:tr>
+        <w:tc>
+          <w:tcPr>
+            <w:tcW w:type="dxa" w:w="2880"/>
+          </w:tcPr>
+          <w:p>
+            <w:r>
+              <w:rPr>
+                <w:rFonts w:ascii="Consolas" w:hAnsi="Consolas"/>
+                <w:color w:val="C7254E"/>
+                <w:sz w:val="19"/>
+              </w:rPr>
+              <w:t>BL10E-PS-ASB-01</w:t>
+            </w:r>
+            <w:r>
+              <w:t xml:space="preserve">, </w:t>
+            </w:r>
+            <w:r>
+              <w:rPr>
+                <w:rFonts w:ascii="Consolas" w:hAnsi="Consolas"/>
+                <w:color w:val="C7254E"/>
+                <w:sz w:val="19"/>
+              </w:rPr>
+              <w:t>-02</w:t>
+            </w:r>
+            <w:r>
+              <w:t xml:space="preserve">, </w:t>
+            </w:r>
+            <w:r>
+              <w:rPr>
+                <w:rFonts w:ascii="Consolas" w:hAnsi="Consolas"/>
+                <w:color w:val="C7254E"/>
+                <w:sz w:val="19"/>
+              </w:rPr>
+              <w:t>-03</w:t>
+            </w:r>
+            <w:r>
+              <w:t xml:space="preserve">, </w:t>
+            </w:r>
+            <w:r>
+              <w:rPr>
+                <w:rFonts w:ascii="Consolas" w:hAnsi="Consolas"/>
+                <w:color w:val="C7254E"/>
+                <w:sz w:val="19"/>
+              </w:rPr>
+              <w:t>-04</w:t>
+            </w:r>
+          </w:p>
+        </w:tc>
+        <w:tc>
+          <w:tcPr>
+            <w:tcW w:type="dxa" w:w="2880"/>
+          </w:tcPr>
+          <w:p>
+            <w:r>
+              <w:t xml:space="preserve">The four </w:t>
+            </w:r>
+            <w:r>
+              <w:rPr>
+                <w:b/>
+              </w:rPr>
+              <w:t>area‑search buttons</w:t>
+            </w:r>
+          </w:p>
+        </w:tc>
+        <w:tc>
+          <w:tcPr>
+            <w:tcW w:type="dxa" w:w="2880"/>
+          </w:tcPr>
+          <w:p>
+            <w:r>
+              <w:rPr>
+                <w:b/>
+              </w:rPr>
+              <w:t>0</w:t>
+            </w:r>
+            <w:r>
+              <w:t xml:space="preserve"> (idle)</w:t>
+            </w:r>
+          </w:p>
+        </w:tc>
+      </w:tr>
+      <w:tr>
+        <w:tc>
+          <w:tcPr>
+            <w:tcW w:type="dxa" w:w="2880"/>
+          </w:tcPr>
+          <w:p>
+            <w:r>
+              <w:rPr>
+                <w:rFonts w:ascii="Consolas" w:hAnsi="Consolas"/>
+                <w:color w:val="C7254E"/>
+                <w:sz w:val="19"/>
+              </w:rPr>
+              <w:t>BL10E-PS-ASBF-01</w:t>
+            </w:r>
+          </w:p>
+        </w:tc>
+        <w:tc>
+          <w:tcPr>
+            <w:tcW w:type="dxa" w:w="2880"/>
+          </w:tcPr>
+          <w:p>
+            <w:r>
+              <w:t xml:space="preserve">The </w:t>
+            </w:r>
+            <w:r>
+              <w:rPr>
+                <w:b/>
+              </w:rPr>
+              <w:t>final</w:t>
+            </w:r>
+            <w:r>
+              <w:t xml:space="preserve"> area‑search button</w:t>
+            </w:r>
+          </w:p>
+        </w:tc>
+        <w:tc>
+          <w:tcPr>
+            <w:tcW w:type="dxa" w:w="2880"/>
+          </w:tcPr>
+          <w:p>
+            <w:r>
+              <w:rPr>
+                <w:b/>
+              </w:rPr>
+              <w:t>0</w:t>
+            </w:r>
+            <w:r>
+              <w:t xml:space="preserve"> (idle)</w:t>
+            </w:r>
+          </w:p>
+        </w:tc>
+      </w:tr>
+      <w:tr>
+        <w:tc>
+          <w:tcPr>
+            <w:tcW w:type="dxa" w:w="2880"/>
+          </w:tcPr>
+          <w:p>
+            <w:r>
+              <w:rPr>
+                <w:rFonts w:ascii="Consolas" w:hAnsi="Consolas"/>
+                <w:color w:val="C7254E"/>
+                <w:sz w:val="19"/>
+              </w:rPr>
+              <w:t>BL10E-PS-SCR-01</w:t>
+            </w:r>
+          </w:p>
+        </w:tc>
+        <w:tc>
+          <w:tcPr>
+            <w:tcW w:type="dxa" w:w="2880"/>
+          </w:tcPr>
+          <w:p>
+            <w:r>
+              <w:t xml:space="preserve">The </w:t>
+            </w:r>
+            <w:r>
+              <w:rPr>
+                <w:b/>
+              </w:rPr>
+              <w:t>search‑card reader</w:t>
+            </w:r>
+          </w:p>
+        </w:tc>
+        <w:tc>
+          <w:tcPr>
+            <w:tcW w:type="dxa" w:w="2880"/>
+          </w:tcPr>
+          <w:p>
+            <w:r>
+              <w:rPr>
+                <w:b/>
+              </w:rPr>
+              <w:t>0</w:t>
+            </w:r>
+            <w:r>
+              <w:t xml:space="preserve"> (no card)</w:t>
+            </w:r>
+          </w:p>
+        </w:tc>
+      </w:tr>
+      <w:tr>
+        <w:tc>
+          <w:tcPr>
+            <w:tcW w:type="dxa" w:w="2880"/>
+          </w:tcPr>
+          <w:p>
+            <w:r>
+              <w:rPr>
+                <w:rFonts w:ascii="Consolas" w:hAnsi="Consolas"/>
+                <w:color w:val="C7254E"/>
+                <w:sz w:val="19"/>
+              </w:rPr>
+              <w:t>BL10E-PS-OR-01</w:t>
+            </w:r>
+          </w:p>
+        </w:tc>
+        <w:tc>
+          <w:tcPr>
+            <w:tcW w:type="dxa" w:w="2880"/>
+          </w:tcPr>
+          <w:p>
+            <w:r>
+              <w:t xml:space="preserve">The </w:t>
+            </w:r>
+            <w:r>
+              <w:rPr>
+                <w:b/>
+              </w:rPr>
+              <w:t>Open/Reset</w:t>
+            </w:r>
+            <w:r>
+              <w:t xml:space="preserve"> button</w:t>
+            </w:r>
+          </w:p>
+        </w:tc>
+        <w:tc>
+          <w:tcPr>
+            <w:tcW w:type="dxa" w:w="2880"/>
+          </w:tcPr>
+          <w:p>
+            <w:r>
+              <w:rPr>
+                <w:b/>
+              </w:rPr>
+              <w:t>0</w:t>
+            </w:r>
+            <w:r>
+              <w:t xml:space="preserve"> (idle)</w:t>
+            </w:r>
+          </w:p>
+        </w:tc>
+      </w:tr>
+      <w:tr>
+        <w:tc>
+          <w:tcPr>
+            <w:tcW w:type="dxa" w:w="2880"/>
+          </w:tcPr>
+          <w:p>
+            <w:r>
+              <w:rPr>
+                <w:rFonts w:ascii="Consolas" w:hAnsi="Consolas"/>
+                <w:color w:val="C7254E"/>
+                <w:sz w:val="19"/>
+              </w:rPr>
+              <w:t>BL10E-PS-GADL-01</w:t>
+            </w:r>
+            <w:r>
+              <w:t xml:space="preserve">, </w:t>
+            </w:r>
+            <w:r>
+              <w:rPr>
+                <w:rFonts w:ascii="Consolas" w:hAnsi="Consolas"/>
+                <w:color w:val="C7254E"/>
+                <w:sz w:val="19"/>
+              </w:rPr>
+              <w:t>-02</w:t>
+            </w:r>
+          </w:p>
+        </w:tc>
+        <w:tc>
+          <w:tcPr>
+            <w:tcW w:type="dxa" w:w="2880"/>
+          </w:tcPr>
+          <w:p>
+            <w:r>
+              <w:t xml:space="preserve">The </w:t>
+            </w:r>
+            <w:r>
+              <w:rPr>
+                <w:b/>
+              </w:rPr>
+              <w:t>main‑door</w:t>
+            </w:r>
+            <w:r>
+              <w:t xml:space="preserve"> "locked" switches (locks not on yet)</w:t>
+            </w:r>
+          </w:p>
+        </w:tc>
+        <w:tc>
+          <w:tcPr>
+            <w:tcW w:type="dxa" w:w="2880"/>
+          </w:tcPr>
+          <w:p>
+            <w:r>
+              <w:rPr>
+                <w:b/>
+              </w:rPr>
+              <w:t>0</w:t>
+            </w:r>
+            <w:r>
+              <w:t xml:space="preserve"> (not locked)</w:t>
+            </w:r>
+          </w:p>
+        </w:tc>
+      </w:tr>
+      <w:tr>
+        <w:tc>
+          <w:tcPr>
+            <w:tcW w:type="dxa" w:w="2880"/>
+          </w:tcPr>
+          <w:p>
+            <w:r>
+              <w:rPr>
+                <w:rFonts w:ascii="Consolas" w:hAnsi="Consolas"/>
+                <w:color w:val="C7254E"/>
+                <w:sz w:val="19"/>
+              </w:rPr>
+              <w:t>BL10E-PS-GADL-04</w:t>
+            </w:r>
+            <w:r>
+              <w:t xml:space="preserve">, </w:t>
+            </w:r>
+            <w:r>
+              <w:rPr>
+                <w:rFonts w:ascii="Consolas" w:hAnsi="Consolas"/>
+                <w:color w:val="C7254E"/>
+                <w:sz w:val="19"/>
+              </w:rPr>
+              <w:t>-05</w:t>
+            </w:r>
+          </w:p>
+        </w:tc>
+        <w:tc>
+          <w:tcPr>
+            <w:tcW w:type="dxa" w:w="2880"/>
+          </w:tcPr>
+          <w:p>
+            <w:r>
+              <w:t xml:space="preserve">The </w:t>
+            </w:r>
+            <w:r>
+              <w:rPr>
+                <w:b/>
+              </w:rPr>
+              <w:t>gate</w:t>
+            </w:r>
+            <w:r>
+              <w:t xml:space="preserve"> "locked" switches (locks not on yet)</w:t>
+            </w:r>
+          </w:p>
+        </w:tc>
+        <w:tc>
+          <w:tcPr>
+            <w:tcW w:type="dxa" w:w="2880"/>
+          </w:tcPr>
+          <w:p>
+            <w:r>
+              <w:rPr>
+                <w:b/>
+              </w:rPr>
+              <w:t>0</w:t>
+            </w:r>
+            <w:r>
+              <w:t xml:space="preserve"> (not locked)</w:t>
+            </w:r>
+          </w:p>
+        </w:tc>
+      </w:tr>
+      <w:tr>
+        <w:tc>
+          <w:tcPr>
+            <w:tcW w:type="dxa" w:w="2880"/>
+          </w:tcPr>
+          <w:p>
+            <w:r>
+              <w:rPr>
+                <w:rFonts w:ascii="Consolas" w:hAnsi="Consolas"/>
+                <w:color w:val="C7254E"/>
+                <w:sz w:val="19"/>
+              </w:rPr>
+              <w:t>BL10E-PS-SADL-01</w:t>
+            </w:r>
+            <w:r>
+              <w:t xml:space="preserve">, </w:t>
+            </w:r>
+            <w:r>
+              <w:rPr>
+                <w:rFonts w:ascii="Consolas" w:hAnsi="Consolas"/>
+                <w:color w:val="C7254E"/>
+                <w:sz w:val="19"/>
+              </w:rPr>
+              <w:t>-02</w:t>
+            </w:r>
+          </w:p>
+        </w:tc>
+        <w:tc>
+          <w:tcPr>
+            <w:tcW w:type="dxa" w:w="2880"/>
+          </w:tcPr>
+          <w:p>
+            <w:r>
+              <w:t xml:space="preserve">The </w:t>
+            </w:r>
+            <w:r>
+              <w:rPr>
+                <w:b/>
+              </w:rPr>
+              <w:t>service‑door</w:t>
+            </w:r>
+            <w:r>
+              <w:t xml:space="preserve"> "locked" switches (locks not on yet)</w:t>
+            </w:r>
+          </w:p>
+        </w:tc>
+        <w:tc>
+          <w:tcPr>
+            <w:tcW w:type="dxa" w:w="2880"/>
+          </w:tcPr>
+          <w:p>
+            <w:r>
+              <w:rPr>
+                <w:b/>
+              </w:rPr>
+              <w:t>0</w:t>
+            </w:r>
+            <w:r>
+              <w:t xml:space="preserve"> (not locked)</w:t>
+            </w:r>
+          </w:p>
+        </w:tc>
+      </w:tr>
+      <w:tr>
+        <w:tc>
+          <w:tcPr>
+            <w:tcW w:type="dxa" w:w="2880"/>
+          </w:tcPr>
+          <w:p>
+            <w:r>
+              <w:rPr>
+                <w:rFonts w:ascii="Consolas" w:hAnsi="Consolas"/>
+                <w:color w:val="C7254E"/>
+                <w:sz w:val="19"/>
+              </w:rPr>
+              <w:t>BL10E-PS-RDMND-01</w:t>
+            </w:r>
+            <w:r>
+              <w:t xml:space="preserve">, </w:t>
+            </w:r>
+            <w:r>
+              <w:rPr>
+                <w:rFonts w:ascii="Consolas" w:hAnsi="Consolas"/>
+                <w:color w:val="C7254E"/>
+                <w:sz w:val="19"/>
+              </w:rPr>
+              <w:t>-02</w:t>
+            </w:r>
+          </w:p>
+        </w:tc>
+        <w:tc>
+          <w:tcPr>
+            <w:tcW w:type="dxa" w:w="2880"/>
+          </w:tcPr>
+          <w:p>
+            <w:r>
+              <w:t xml:space="preserve">The radiation </w:t>
+            </w:r>
+            <w:r>
+              <w:rPr>
+                <w:b/>
+              </w:rPr>
+              <w:t>dose</w:t>
+            </w:r>
+            <w:r>
+              <w:t xml:space="preserve"> sensors</w:t>
+            </w:r>
+          </w:p>
+        </w:tc>
+        <w:tc>
+          <w:tcPr>
+            <w:tcW w:type="dxa" w:w="2880"/>
+          </w:tcPr>
+          <w:p>
+            <w:r>
+              <w:rPr>
+                <w:b/>
+              </w:rPr>
+              <w:t>0</w:t>
+            </w:r>
+            <w:r>
+              <w:t xml:space="preserve"> (healthy)</w:t>
+            </w:r>
+          </w:p>
+        </w:tc>
+      </w:tr>
+      <w:tr>
+        <w:tc>
+          <w:tcPr>
+            <w:tcW w:type="dxa" w:w="2880"/>
+          </w:tcPr>
+          <w:p>
+            <w:r>
+              <w:rPr>
+                <w:rFonts w:ascii="Consolas" w:hAnsi="Consolas"/>
+                <w:color w:val="C7254E"/>
+                <w:sz w:val="19"/>
+              </w:rPr>
+              <w:t>BL10E-PS-RDMNR-01</w:t>
+            </w:r>
+            <w:r>
+              <w:t xml:space="preserve">, </w:t>
+            </w:r>
+            <w:r>
+              <w:rPr>
+                <w:rFonts w:ascii="Consolas" w:hAnsi="Consolas"/>
+                <w:color w:val="C7254E"/>
+                <w:sz w:val="19"/>
+              </w:rPr>
+              <w:t>-02</w:t>
+            </w:r>
+          </w:p>
+        </w:tc>
+        <w:tc>
+          <w:tcPr>
+            <w:tcW w:type="dxa" w:w="2880"/>
+          </w:tcPr>
+          <w:p>
+            <w:r>
+              <w:t xml:space="preserve">The radiation </w:t>
+            </w:r>
+            <w:r>
+              <w:rPr>
+                <w:b/>
+              </w:rPr>
+              <w:t>dose‑rate</w:t>
+            </w:r>
+            <w:r>
+              <w:t xml:space="preserve"> sensors</w:t>
+            </w:r>
+          </w:p>
+        </w:tc>
+        <w:tc>
+          <w:tcPr>
+            <w:tcW w:type="dxa" w:w="2880"/>
+          </w:tcPr>
+          <w:p>
+            <w:r>
+              <w:rPr>
+                <w:b/>
+              </w:rPr>
+              <w:t>0</w:t>
+            </w:r>
+            <w:r>
+              <w:t xml:space="preserve"> (healthy)</w:t>
+            </w:r>
+          </w:p>
+        </w:tc>
+      </w:tr>
+      <w:tr>
+        <w:tc>
+          <w:tcPr>
+            <w:tcW w:type="dxa" w:w="2880"/>
+          </w:tcPr>
+          <w:p>
+            <w:r>
+              <w:rPr>
+                <w:rFonts w:ascii="Consolas" w:hAnsi="Consolas"/>
+                <w:color w:val="C7254E"/>
+                <w:sz w:val="19"/>
+              </w:rPr>
+              <w:t>BL10E-PS-OXMON-01</w:t>
+            </w:r>
+            <w:r>
+              <w:t>…</w:t>
+            </w:r>
+            <w:r>
+              <w:rPr>
+                <w:rFonts w:ascii="Consolas" w:hAnsi="Consolas"/>
+                <w:color w:val="C7254E"/>
+                <w:sz w:val="19"/>
+              </w:rPr>
+              <w:t>-04_TRIP</w:t>
+            </w:r>
+          </w:p>
+        </w:tc>
+        <w:tc>
+          <w:tcPr>
+            <w:tcW w:type="dxa" w:w="2880"/>
+          </w:tcPr>
+          <w:p>
+            <w:r>
+              <w:t xml:space="preserve">The four </w:t>
+            </w:r>
+            <w:r>
+              <w:rPr>
+                <w:b/>
+              </w:rPr>
+              <w:t>oxygen</w:t>
+            </w:r>
+            <w:r>
+              <w:t xml:space="preserve"> trip flags (Way A, §0.4)</w:t>
+            </w:r>
+          </w:p>
+        </w:tc>
+        <w:tc>
+          <w:tcPr>
+            <w:tcW w:type="dxa" w:w="2880"/>
+          </w:tcPr>
+          <w:p>
+            <w:r>
+              <w:rPr>
+                <w:b/>
+              </w:rPr>
+              <w:t>0</w:t>
+            </w:r>
+            <w:r>
+              <w:t xml:space="preserve"> (air OK)</w:t>
+            </w:r>
+          </w:p>
+        </w:tc>
+      </w:tr>
+      <w:tr>
+        <w:tc>
+          <w:tcPr>
+            <w:tcW w:type="dxa" w:w="2880"/>
+          </w:tcPr>
+          <w:p>
+            <w:r>
+              <w:rPr>
+                <w:rFonts w:ascii="Consolas" w:hAnsi="Consolas"/>
+                <w:color w:val="C7254E"/>
+                <w:sz w:val="19"/>
+              </w:rPr>
+              <w:t>BL10E-PS-IT-01</w:t>
+            </w:r>
+            <w:r>
+              <w:t xml:space="preserve">, </w:t>
+            </w:r>
+            <w:r>
+              <w:rPr>
+                <w:rFonts w:ascii="Consolas" w:hAnsi="Consolas"/>
+                <w:color w:val="C7254E"/>
+                <w:sz w:val="19"/>
+              </w:rPr>
+              <w:t>-02</w:t>
+            </w:r>
+            <w:r>
+              <w:t xml:space="preserve">, </w:t>
+            </w:r>
+            <w:r>
+              <w:rPr>
+                <w:rFonts w:ascii="Consolas" w:hAnsi="Consolas"/>
+                <w:color w:val="C7254E"/>
+                <w:sz w:val="19"/>
+              </w:rPr>
+              <w:t>-03_TRIP</w:t>
+            </w:r>
+          </w:p>
+        </w:tc>
+        <w:tc>
+          <w:tcPr>
+            <w:tcW w:type="dxa" w:w="2880"/>
+          </w:tcPr>
+          <w:p>
+            <w:r>
+              <w:t xml:space="preserve">The source </w:t>
+            </w:r>
+            <w:r>
+              <w:rPr>
+                <w:b/>
+              </w:rPr>
+              <w:t>current</w:t>
+            </w:r>
+            <w:r>
+              <w:t xml:space="preserve"> trip flags (Way A, §0.4)</w:t>
+            </w:r>
+          </w:p>
+        </w:tc>
+        <w:tc>
+          <w:tcPr>
+            <w:tcW w:type="dxa" w:w="2880"/>
+          </w:tcPr>
+          <w:p>
+            <w:r>
+              <w:rPr>
+                <w:b/>
+              </w:rPr>
+              <w:t>0</w:t>
+            </w:r>
+            <w:r>
+              <w:t xml:space="preserve"> (no current)</w:t>
+            </w:r>
+          </w:p>
+        </w:tc>
+      </w:tr>
+      <w:tr>
+        <w:tc>
+          <w:tcPr>
+            <w:tcW w:type="dxa" w:w="2880"/>
+          </w:tcPr>
+          <w:p>
+            <w:r>
+              <w:rPr>
+                <w:rFonts w:ascii="Consolas" w:hAnsi="Consolas"/>
+                <w:color w:val="C7254E"/>
+                <w:sz w:val="19"/>
+              </w:rPr>
+              <w:t>BL10E-PS-VT-01</w:t>
+            </w:r>
+            <w:r>
+              <w:t xml:space="preserve">, </w:t>
+            </w:r>
+            <w:r>
+              <w:rPr>
+                <w:rFonts w:ascii="Consolas" w:hAnsi="Consolas"/>
+                <w:color w:val="C7254E"/>
+                <w:sz w:val="19"/>
+              </w:rPr>
+              <w:t>-02</w:t>
+            </w:r>
+            <w:r>
+              <w:t xml:space="preserve">, </w:t>
+            </w:r>
+            <w:r>
+              <w:rPr>
+                <w:rFonts w:ascii="Consolas" w:hAnsi="Consolas"/>
+                <w:color w:val="C7254E"/>
+                <w:sz w:val="19"/>
+              </w:rPr>
+              <w:t>-03_TRIP</w:t>
+            </w:r>
+          </w:p>
+        </w:tc>
+        <w:tc>
+          <w:tcPr>
+            <w:tcW w:type="dxa" w:w="2880"/>
+          </w:tcPr>
+          <w:p>
+            <w:r>
+              <w:t xml:space="preserve">The source </w:t>
+            </w:r>
+            <w:r>
+              <w:rPr>
+                <w:b/>
+              </w:rPr>
+              <w:t>voltage</w:t>
+            </w:r>
+            <w:r>
+              <w:t xml:space="preserve"> trip flags (Way A, §0.4)</w:t>
+            </w:r>
+          </w:p>
+        </w:tc>
+        <w:tc>
+          <w:tcPr>
+            <w:tcW w:type="dxa" w:w="2880"/>
+          </w:tcPr>
+          <w:p>
+            <w:r>
+              <w:rPr>
+                <w:b/>
+              </w:rPr>
+              <w:t>0</w:t>
+            </w:r>
+            <w:r>
+              <w:t xml:space="preserve"> (no voltage)</w:t>
+            </w:r>
+          </w:p>
+        </w:tc>
+      </w:tr>
+    </w:tbl>
+    <w:p/>
+    <w:p>
+      <w:r>
+        <w:t xml:space="preserve">*(If you use Way B from §0.4 instead, force the raw readings: </w:t>
       </w:r>
       <w:r>
         <w:rPr>
@@ -18157,15 +21303,10 @@
           <w:color w:val="C7254E"/>
           <w:sz w:val="19"/>
         </w:rPr>
-        <w:t>BL10E-PS-GADC-01..06</w:t>
-      </w:r>
-      <w:r>
-        <w:t xml:space="preserve"> (door and gate closed</w:t>
-      </w:r>
-    </w:p>
-    <w:p>
-      <w:r>
-        <w:t xml:space="preserve">   switches), </w:t>
+        <w:t>IT-0x = 3.9</w:t>
+      </w:r>
+      <w:r>
+        <w:t xml:space="preserve">, </w:t>
       </w:r>
       <w:r>
         <w:rPr>
@@ -18173,10 +21314,10 @@
           <w:color w:val="C7254E"/>
           <w:sz w:val="19"/>
         </w:rPr>
-        <w:t>SADC-01..05</w:t>
-      </w:r>
-      <w:r>
-        <w:t xml:space="preserve"> (service‑door closed switches), </w:t>
+        <w:t>VT-0x = 3.9</w:t>
+      </w:r>
+      <w:r>
+        <w:t xml:space="preserve">, </w:t>
       </w:r>
       <w:r>
         <w:rPr>
@@ -18184,10 +21325,21 @@
           <w:color w:val="C7254E"/>
           <w:sz w:val="19"/>
         </w:rPr>
-        <w:t>KEY-01</w:t>
-      </w:r>
-      <w:r>
-        <w:t xml:space="preserve">, </w:t>
+        <w:t>OXMON-0x = 20.9</w:t>
+      </w:r>
+      <w:r>
+        <w:t>.)*</w:t>
+      </w:r>
+    </w:p>
+    <w:p>
+      <w:r>
+        <w:rPr>
+          <w:b/>
+        </w:rPr>
+        <w:t>Step 2 — press each control‑room reset once</w:t>
+      </w:r>
+      <w:r>
+        <w:t xml:space="preserve"> (force </w:t>
       </w:r>
       <w:r>
         <w:rPr>
@@ -18195,10 +21347,10 @@
           <w:color w:val="C7254E"/>
           <w:sz w:val="19"/>
         </w:rPr>
-        <w:t>KEY-02</w:t>
-      </w:r>
-      <w:r>
-        <w:t xml:space="preserve">,    </w:t>
+        <w:t>0</w:t>
+      </w:r>
+      <w:r>
+        <w:t>→</w:t>
       </w:r>
       <w:r>
         <w:rPr>
@@ -18206,10 +21358,10 @@
           <w:color w:val="C7254E"/>
           <w:sz w:val="19"/>
         </w:rPr>
-        <w:t>KEY-03</w:t>
-      </w:r>
-      <w:r>
-        <w:t xml:space="preserve"> (the three enable keys, on), all sixteen </w:t>
+        <w:t>1</w:t>
+      </w:r>
+      <w:r>
+        <w:t>→</w:t>
       </w:r>
       <w:r>
         <w:rPr>
@@ -18217,377 +21369,476 @@
           <w:color w:val="C7254E"/>
           <w:sz w:val="19"/>
         </w:rPr>
-        <w:t>BOB-01:A..08:A</w:t>
-      </w:r>
-      <w:r>
-        <w:t xml:space="preserve"> and    </w:t>
-      </w:r>
-      <w:r>
-        <w:rPr>
-          <w:rFonts w:ascii="Consolas" w:hAnsi="Consolas"/>
-          <w:color w:val="C7254E"/>
-          <w:sz w:val="19"/>
-        </w:rPr>
-        <w:t>BOB-01:B..08:B</w:t>
-      </w:r>
-      <w:r>
-        <w:t xml:space="preserve"> (the beam‑off buttons, not pressed), and </w:t>
-      </w:r>
-      <w:r>
-        <w:rPr>
-          <w:rFonts w:ascii="Consolas" w:hAnsi="Consolas"/>
-          <w:color w:val="C7254E"/>
-          <w:sz w:val="19"/>
-        </w:rPr>
-        <w:t>LCRx-01</w:t>
-      </w:r>
-      <w:r>
-        <w:t xml:space="preserve"> (light    curtain clear).</w:t>
+        <w:t>0</w:t>
+      </w:r>
+      <w:r>
+        <w:t>) to clear any latch left from power‑up:</w:t>
       </w:r>
     </w:p>
+    <w:tbl>
+      <w:tblPr>
+        <w:tblStyle w:val="LightGrid-Accent1"/>
+        <w:tblW w:type="auto" w:w="0"/>
+        <w:jc w:val="left"/>
+        <w:tblLook w:firstColumn="1" w:firstRow="1" w:lastColumn="0" w:lastRow="0" w:noHBand="0" w:noVBand="1" w:val="04A0"/>
+      </w:tblPr>
+      <w:tblGrid>
+        <w:gridCol w:w="4320"/>
+        <w:gridCol w:w="4320"/>
+      </w:tblGrid>
+      <w:tr>
+        <w:tc>
+          <w:tcPr>
+            <w:tcW w:type="dxa" w:w="4320"/>
+            <w:shd w:val="clear" w:fill="1F4E79"/>
+          </w:tcPr>
+          <w:p>
+            <w:r>
+              <w:rPr>
+                <w:b/>
+                <w:color w:val="FFFFFF"/>
+              </w:rPr>
+              <w:t>Tag</w:t>
+            </w:r>
+          </w:p>
+        </w:tc>
+        <w:tc>
+          <w:tcPr>
+            <w:tcW w:type="dxa" w:w="4320"/>
+            <w:shd w:val="clear" w:fill="1F4E79"/>
+          </w:tcPr>
+          <w:p>
+            <w:r>
+              <w:rPr>
+                <w:b/>
+                <w:color w:val="FFFFFF"/>
+              </w:rPr>
+              <w:t>What it resets</w:t>
+            </w:r>
+          </w:p>
+        </w:tc>
+      </w:tr>
+      <w:tr>
+        <w:tc>
+          <w:tcPr>
+            <w:tcW w:type="dxa" w:w="4320"/>
+          </w:tcPr>
+          <w:p>
+            <w:r>
+              <w:rPr>
+                <w:rFonts w:ascii="Consolas" w:hAnsi="Consolas"/>
+                <w:color w:val="C7254E"/>
+                <w:sz w:val="19"/>
+              </w:rPr>
+              <w:t>BL10E-PS-IOC-01-BOB:RESET</w:t>
+            </w:r>
+          </w:p>
+        </w:tc>
+        <w:tc>
+          <w:tcPr>
+            <w:tcW w:type="dxa" w:w="4320"/>
+          </w:tcPr>
+          <w:p>
+            <w:r>
+              <w:t>the beam‑off‑button latch</w:t>
+            </w:r>
+          </w:p>
+        </w:tc>
+      </w:tr>
+      <w:tr>
+        <w:tc>
+          <w:tcPr>
+            <w:tcW w:type="dxa" w:w="4320"/>
+          </w:tcPr>
+          <w:p>
+            <w:r>
+              <w:rPr>
+                <w:rFonts w:ascii="Consolas" w:hAnsi="Consolas"/>
+                <w:color w:val="C7254E"/>
+                <w:sz w:val="19"/>
+              </w:rPr>
+              <w:t>BL10E-PS-IOC-01-RDMN:RESET</w:t>
+            </w:r>
+          </w:p>
+        </w:tc>
+        <w:tc>
+          <w:tcPr>
+            <w:tcW w:type="dxa" w:w="4320"/>
+          </w:tcPr>
+          <w:p>
+            <w:r>
+              <w:t>the radiation latch</w:t>
+            </w:r>
+          </w:p>
+        </w:tc>
+      </w:tr>
+      <w:tr>
+        <w:tc>
+          <w:tcPr>
+            <w:tcW w:type="dxa" w:w="4320"/>
+          </w:tcPr>
+          <w:p>
+            <w:r>
+              <w:rPr>
+                <w:rFonts w:ascii="Consolas" w:hAnsi="Consolas"/>
+                <w:color w:val="C7254E"/>
+                <w:sz w:val="19"/>
+              </w:rPr>
+              <w:t>BL10E-PS-IOC-01-GAS:RESET</w:t>
+            </w:r>
+          </w:p>
+        </w:tc>
+        <w:tc>
+          <w:tcPr>
+            <w:tcW w:type="dxa" w:w="4320"/>
+          </w:tcPr>
+          <w:p>
+            <w:r>
+              <w:t>the oxygen latch</w:t>
+            </w:r>
+          </w:p>
+        </w:tc>
+      </w:tr>
+    </w:tbl>
+    <w:p/>
     <w:p>
-      <w:pPr>
-        <w:pStyle w:val="ListNumber"/>
-      </w:pPr>
       <w:r>
         <w:rPr>
           <w:b/>
         </w:rPr>
-        <w:t>Force these to `0` (FALSE):</w:t>
-      </w:r>
-      <w:r>
-        <w:t xml:space="preserve"> </w:t>
-      </w:r>
-      <w:r>
-        <w:rPr>
-          <w:rFonts w:ascii="Consolas" w:hAnsi="Consolas"/>
-          <w:color w:val="C7254E"/>
-          <w:sz w:val="19"/>
-        </w:rPr>
-        <w:t>ASB-01..04</w:t>
-      </w:r>
-      <w:r>
-        <w:t xml:space="preserve">, </w:t>
-      </w:r>
-      <w:r>
-        <w:rPr>
-          <w:rFonts w:ascii="Consolas" w:hAnsi="Consolas"/>
-          <w:color w:val="C7254E"/>
-          <w:sz w:val="19"/>
-        </w:rPr>
-        <w:t>ASBF-01</w:t>
-      </w:r>
-      <w:r>
-        <w:t xml:space="preserve"> (search buttons, idle),</w:t>
+        <w:t>Step 3 — check you are at the healthy start.</w:t>
+      </w:r>
+      <w:r>
+        <w:t xml:space="preserve"> You should see:</w:t>
       </w:r>
     </w:p>
-    <w:p>
-      <w:r>
-        <w:t xml:space="preserve">   </w:t>
-      </w:r>
-      <w:r>
-        <w:rPr>
-          <w:rFonts w:ascii="Consolas" w:hAnsi="Consolas"/>
-          <w:color w:val="C7254E"/>
-          <w:sz w:val="19"/>
-        </w:rPr>
-        <w:t>SCR-01</w:t>
-      </w:r>
-      <w:r>
-        <w:t xml:space="preserve"> (no card), </w:t>
-      </w:r>
-      <w:r>
-        <w:rPr>
-          <w:rFonts w:ascii="Consolas" w:hAnsi="Consolas"/>
-          <w:color w:val="C7254E"/>
-          <w:sz w:val="19"/>
-        </w:rPr>
-        <w:t>OR-01</w:t>
-      </w:r>
-      <w:r>
-        <w:t xml:space="preserve"> (Open/Reset idle), </w:t>
-      </w:r>
-      <w:r>
-        <w:rPr>
-          <w:rFonts w:ascii="Consolas" w:hAnsi="Consolas"/>
-          <w:color w:val="C7254E"/>
-          <w:sz w:val="19"/>
-        </w:rPr>
-        <w:t>GADL-01/02/04/05</w:t>
-      </w:r>
-      <w:r>
-        <w:t xml:space="preserve">, </w:t>
-      </w:r>
-      <w:r>
-        <w:rPr>
-          <w:rFonts w:ascii="Consolas" w:hAnsi="Consolas"/>
-          <w:color w:val="C7254E"/>
-          <w:sz w:val="19"/>
-        </w:rPr>
-        <w:t>SADL-01/02</w:t>
-      </w:r>
-      <w:r>
-        <w:t xml:space="preserve">    (door‑locked switches — locks are not on yet), and </w:t>
-      </w:r>
-      <w:r>
-        <w:rPr>
-          <w:rFonts w:ascii="Consolas" w:hAnsi="Consolas"/>
-          <w:color w:val="C7254E"/>
-          <w:sz w:val="19"/>
-        </w:rPr>
-        <w:t>RDMND-01/02</w:t>
-      </w:r>
-      <w:r>
-        <w:t xml:space="preserve">, </w:t>
-      </w:r>
-      <w:r>
-        <w:rPr>
-          <w:rFonts w:ascii="Consolas" w:hAnsi="Consolas"/>
-          <w:color w:val="C7254E"/>
-          <w:sz w:val="19"/>
-        </w:rPr>
-        <w:t>RDMNR-01/02</w:t>
-      </w:r>
-      <w:r>
-        <w:t xml:space="preserve">    (radiation sensors, healthy).</w:t>
-      </w:r>
-    </w:p>
-    <w:p>
-      <w:pPr>
-        <w:pStyle w:val="ListNumber"/>
-      </w:pPr>
-      <w:r>
-        <w:rPr>
-          <w:b/>
-        </w:rPr>
-        <w:t>Force the analogue trip flags to `0`</w:t>
-      </w:r>
-      <w:r>
-        <w:t xml:space="preserve"> (Way A from §0.4):</w:t>
-      </w:r>
-    </w:p>
-    <w:p>
-      <w:r>
-        <w:t xml:space="preserve">   </w:t>
-      </w:r>
-      <w:r>
-        <w:rPr>
-          <w:rFonts w:ascii="Consolas" w:hAnsi="Consolas"/>
-          <w:color w:val="C7254E"/>
-          <w:sz w:val="19"/>
-        </w:rPr>
-        <w:t>OXMON-01..04_TRIP</w:t>
-      </w:r>
-      <w:r>
-        <w:t xml:space="preserve"> (oxygen OK), </w:t>
-      </w:r>
-      <w:r>
-        <w:rPr>
-          <w:rFonts w:ascii="Consolas" w:hAnsi="Consolas"/>
-          <w:color w:val="C7254E"/>
-          <w:sz w:val="19"/>
-        </w:rPr>
-        <w:t>IT-01..03_TRIP</w:t>
-      </w:r>
-      <w:r>
-        <w:t xml:space="preserve"> (no source current),    </w:t>
-      </w:r>
-      <w:r>
-        <w:rPr>
-          <w:rFonts w:ascii="Consolas" w:hAnsi="Consolas"/>
-          <w:color w:val="C7254E"/>
-          <w:sz w:val="19"/>
-        </w:rPr>
-        <w:t>VT-01..03_TRIP</w:t>
-      </w:r>
-      <w:r>
-        <w:t xml:space="preserve"> (no source voltage).    *(Way B users instead force </w:t>
-      </w:r>
-      <w:r>
-        <w:rPr>
-          <w:rFonts w:ascii="Consolas" w:hAnsi="Consolas"/>
-          <w:color w:val="C7254E"/>
-          <w:sz w:val="19"/>
-        </w:rPr>
-        <w:t>IT/VT-0x = 3.9</w:t>
-      </w:r>
-      <w:r>
-        <w:t xml:space="preserve"> and </w:t>
-      </w:r>
-      <w:r>
-        <w:rPr>
-          <w:rFonts w:ascii="Consolas" w:hAnsi="Consolas"/>
-          <w:color w:val="C7254E"/>
-          <w:sz w:val="19"/>
-        </w:rPr>
-        <w:t>OXMON-0x = 20.9</w:t>
-      </w:r>
-      <w:r>
-        <w:t>.)*</w:t>
-      </w:r>
-    </w:p>
-    <w:p>
-      <w:pPr>
-        <w:pStyle w:val="ListNumber"/>
-      </w:pPr>
-      <w:r>
-        <w:rPr>
-          <w:b/>
-        </w:rPr>
-        <w:t>Press each reset once</w:t>
-      </w:r>
-      <w:r>
-        <w:t xml:space="preserve"> (force </w:t>
-      </w:r>
-      <w:r>
-        <w:rPr>
-          <w:rFonts w:ascii="Consolas" w:hAnsi="Consolas"/>
-          <w:color w:val="C7254E"/>
-          <w:sz w:val="19"/>
-        </w:rPr>
-        <w:t>0</w:t>
-      </w:r>
-      <w:r>
-        <w:t>→</w:t>
-      </w:r>
-      <w:r>
-        <w:rPr>
-          <w:rFonts w:ascii="Consolas" w:hAnsi="Consolas"/>
-          <w:color w:val="C7254E"/>
-          <w:sz w:val="19"/>
-        </w:rPr>
-        <w:t>1</w:t>
-      </w:r>
-      <w:r>
-        <w:t>→</w:t>
-      </w:r>
-      <w:r>
-        <w:rPr>
-          <w:rFonts w:ascii="Consolas" w:hAnsi="Consolas"/>
-          <w:color w:val="C7254E"/>
-          <w:sz w:val="19"/>
-        </w:rPr>
-        <w:t>0</w:t>
-      </w:r>
-      <w:r>
-        <w:t xml:space="preserve">): </w:t>
-      </w:r>
-      <w:r>
-        <w:rPr>
-          <w:rFonts w:ascii="Consolas" w:hAnsi="Consolas"/>
-          <w:color w:val="C7254E"/>
-          <w:sz w:val="19"/>
-        </w:rPr>
-        <w:t>IOC-01-BOB:RESET</w:t>
-      </w:r>
-      <w:r>
-        <w:t>,</w:t>
-      </w:r>
-    </w:p>
-    <w:p>
-      <w:r>
-        <w:t xml:space="preserve">   </w:t>
-      </w:r>
-      <w:r>
-        <w:rPr>
-          <w:rFonts w:ascii="Consolas" w:hAnsi="Consolas"/>
-          <w:color w:val="C7254E"/>
-          <w:sz w:val="19"/>
-        </w:rPr>
-        <w:t>IOC-01-RDMN:RESET</w:t>
-      </w:r>
-      <w:r>
-        <w:t xml:space="preserve">, </w:t>
-      </w:r>
-      <w:r>
-        <w:rPr>
-          <w:rFonts w:ascii="Consolas" w:hAnsi="Consolas"/>
-          <w:color w:val="C7254E"/>
-          <w:sz w:val="19"/>
-        </w:rPr>
-        <w:t>IOC-01-GAS:RESET</w:t>
-      </w:r>
-      <w:r>
-        <w:t xml:space="preserve"> (clears any latches left from power‑up).</w:t>
-      </w:r>
-    </w:p>
-    <w:p>
-      <w:r>
-        <w:rPr>
-          <w:b/>
-        </w:rPr>
-        <w:t>Expect:</w:t>
-      </w:r>
-      <w:r>
-        <w:t xml:space="preserve"> </w:t>
-      </w:r>
-      <w:r>
-        <w:rPr>
-          <w:rFonts w:ascii="Consolas" w:hAnsi="Consolas"/>
-          <w:color w:val="C7254E"/>
-          <w:sz w:val="19"/>
-        </w:rPr>
-        <w:t>STATUS-OPEN_READY = 1</w:t>
-      </w:r>
-      <w:r>
-        <w:t xml:space="preserve">; the "OPEN" sign </w:t>
-      </w:r>
-      <w:r>
-        <w:rPr>
-          <w:rFonts w:ascii="Consolas" w:hAnsi="Consolas"/>
-          <w:color w:val="C7254E"/>
-          <w:sz w:val="19"/>
-        </w:rPr>
-        <w:t>ANNOPN-01:A/:B = 1</w:t>
-      </w:r>
-      <w:r>
-        <w:t xml:space="preserve">; every power contactor </w:t>
-      </w:r>
-      <w:r>
-        <w:rPr>
-          <w:rFonts w:ascii="Consolas" w:hAnsi="Consolas"/>
-          <w:color w:val="C7254E"/>
-          <w:sz w:val="19"/>
-        </w:rPr>
-        <w:t>CON-0x:EN = 0</w:t>
-      </w:r>
-      <w:r>
-        <w:t xml:space="preserve"> (all hazards off); every lock </w:t>
-      </w:r>
-      <w:r>
-        <w:rPr>
-          <w:rFonts w:ascii="Consolas" w:hAnsi="Consolas"/>
-          <w:color w:val="C7254E"/>
-          <w:sz w:val="19"/>
-        </w:rPr>
-        <w:t>SOL-0x = 0</w:t>
-      </w:r>
-      <w:r>
-        <w:t xml:space="preserve"> (unlocked); and every safety‑function signal </w:t>
-      </w:r>
-      <w:r>
-        <w:rPr>
-          <w:rFonts w:ascii="Consolas" w:hAnsi="Consolas"/>
-          <w:color w:val="C7254E"/>
-          <w:sz w:val="19"/>
-        </w:rPr>
-        <w:t>BL10E-SIF-0x_TRIP</w:t>
-      </w:r>
-      <w:r>
-        <w:t xml:space="preserve"> at its healthy value (mostly </w:t>
-      </w:r>
-      <w:r>
-        <w:rPr>
-          <w:rFonts w:ascii="Consolas" w:hAnsi="Consolas"/>
-          <w:color w:val="C7254E"/>
-          <w:sz w:val="19"/>
-        </w:rPr>
-        <w:t>1</w:t>
-      </w:r>
-      <w:r>
-        <w:t>).</w:t>
-      </w:r>
-    </w:p>
+    <w:tbl>
+      <w:tblPr>
+        <w:tblStyle w:val="LightGrid-Accent1"/>
+        <w:tblW w:type="auto" w:w="0"/>
+        <w:jc w:val="left"/>
+        <w:tblLook w:firstColumn="1" w:firstRow="1" w:lastColumn="0" w:lastRow="0" w:noHBand="0" w:noVBand="1" w:val="04A0"/>
+      </w:tblPr>
+      <w:tblGrid>
+        <w:gridCol w:w="2880"/>
+        <w:gridCol w:w="2880"/>
+        <w:gridCol w:w="2880"/>
+      </w:tblGrid>
+      <w:tr>
+        <w:tc>
+          <w:tcPr>
+            <w:tcW w:type="dxa" w:w="2880"/>
+            <w:shd w:val="clear" w:fill="1F4E79"/>
+          </w:tcPr>
+          <w:p>
+            <w:r>
+              <w:rPr>
+                <w:b/>
+                <w:color w:val="FFFFFF"/>
+              </w:rPr>
+              <w:t>Watch this</w:t>
+            </w:r>
+          </w:p>
+        </w:tc>
+        <w:tc>
+          <w:tcPr>
+            <w:tcW w:type="dxa" w:w="2880"/>
+            <w:shd w:val="clear" w:fill="1F4E79"/>
+          </w:tcPr>
+          <w:p>
+            <w:r>
+              <w:rPr>
+                <w:b/>
+                <w:color w:val="FFFFFF"/>
+              </w:rPr>
+              <w:t>Expect</w:t>
+            </w:r>
+          </w:p>
+        </w:tc>
+        <w:tc>
+          <w:tcPr>
+            <w:tcW w:type="dxa" w:w="2880"/>
+            <w:shd w:val="clear" w:fill="1F4E79"/>
+          </w:tcPr>
+          <w:p>
+            <w:r>
+              <w:rPr>
+                <w:b/>
+                <w:color w:val="FFFFFF"/>
+              </w:rPr>
+              <w:t>Meaning</w:t>
+            </w:r>
+          </w:p>
+        </w:tc>
+      </w:tr>
+      <w:tr>
+        <w:tc>
+          <w:tcPr>
+            <w:tcW w:type="dxa" w:w="2880"/>
+          </w:tcPr>
+          <w:p>
+            <w:r>
+              <w:rPr>
+                <w:rFonts w:ascii="Consolas" w:hAnsi="Consolas"/>
+                <w:color w:val="C7254E"/>
+                <w:sz w:val="19"/>
+              </w:rPr>
+              <w:t>STATUS-OPEN_READY</w:t>
+            </w:r>
+          </w:p>
+        </w:tc>
+        <w:tc>
+          <w:tcPr>
+            <w:tcW w:type="dxa" w:w="2880"/>
+          </w:tcPr>
+          <w:p>
+            <w:r>
+              <w:rPr>
+                <w:rFonts w:ascii="Consolas" w:hAnsi="Consolas"/>
+                <w:color w:val="C7254E"/>
+                <w:sz w:val="19"/>
+              </w:rPr>
+              <w:t>1</w:t>
+            </w:r>
+          </w:p>
+        </w:tc>
+        <w:tc>
+          <w:tcPr>
+            <w:tcW w:type="dxa" w:w="2880"/>
+          </w:tcPr>
+          <w:p>
+            <w:r>
+              <w:t>the hutch is ready to start a search</w:t>
+            </w:r>
+          </w:p>
+        </w:tc>
+      </w:tr>
+      <w:tr>
+        <w:tc>
+          <w:tcPr>
+            <w:tcW w:type="dxa" w:w="2880"/>
+          </w:tcPr>
+          <w:p>
+            <w:r>
+              <w:rPr>
+                <w:rFonts w:ascii="Consolas" w:hAnsi="Consolas"/>
+                <w:color w:val="C7254E"/>
+                <w:sz w:val="19"/>
+              </w:rPr>
+              <w:t>BL10E-PS-ANNOPN-01:A</w:t>
+            </w:r>
+            <w:r>
+              <w:t>/</w:t>
+            </w:r>
+            <w:r>
+              <w:rPr>
+                <w:rFonts w:ascii="Consolas" w:hAnsi="Consolas"/>
+                <w:color w:val="C7254E"/>
+                <w:sz w:val="19"/>
+              </w:rPr>
+              <w:t>:B</w:t>
+            </w:r>
+          </w:p>
+        </w:tc>
+        <w:tc>
+          <w:tcPr>
+            <w:tcW w:type="dxa" w:w="2880"/>
+          </w:tcPr>
+          <w:p>
+            <w:r>
+              <w:rPr>
+                <w:rFonts w:ascii="Consolas" w:hAnsi="Consolas"/>
+                <w:color w:val="C7254E"/>
+                <w:sz w:val="19"/>
+              </w:rPr>
+              <w:t>1</w:t>
+            </w:r>
+          </w:p>
+        </w:tc>
+        <w:tc>
+          <w:tcPr>
+            <w:tcW w:type="dxa" w:w="2880"/>
+          </w:tcPr>
+          <w:p>
+            <w:r>
+              <w:t>the "OPEN" sign is on</w:t>
+            </w:r>
+          </w:p>
+        </w:tc>
+      </w:tr>
+      <w:tr>
+        <w:tc>
+          <w:tcPr>
+            <w:tcW w:type="dxa" w:w="2880"/>
+          </w:tcPr>
+          <w:p>
+            <w:r>
+              <w:rPr>
+                <w:rFonts w:ascii="Consolas" w:hAnsi="Consolas"/>
+                <w:color w:val="C7254E"/>
+                <w:sz w:val="19"/>
+              </w:rPr>
+              <w:t>BL10E-PS-CON-01:EN</w:t>
+            </w:r>
+            <w:r>
+              <w:t xml:space="preserve"> … </w:t>
+            </w:r>
+            <w:r>
+              <w:rPr>
+                <w:rFonts w:ascii="Consolas" w:hAnsi="Consolas"/>
+                <w:color w:val="C7254E"/>
+                <w:sz w:val="19"/>
+              </w:rPr>
+              <w:t>CON-10:EN</w:t>
+            </w:r>
+          </w:p>
+        </w:tc>
+        <w:tc>
+          <w:tcPr>
+            <w:tcW w:type="dxa" w:w="2880"/>
+          </w:tcPr>
+          <w:p>
+            <w:r>
+              <w:t xml:space="preserve">all </w:t>
+            </w:r>
+            <w:r>
+              <w:rPr>
+                <w:rFonts w:ascii="Consolas" w:hAnsi="Consolas"/>
+                <w:color w:val="C7254E"/>
+                <w:sz w:val="19"/>
+              </w:rPr>
+              <w:t>0</w:t>
+            </w:r>
+          </w:p>
+        </w:tc>
+        <w:tc>
+          <w:tcPr>
+            <w:tcW w:type="dxa" w:w="2880"/>
+          </w:tcPr>
+          <w:p>
+            <w:r>
+              <w:t>every hazard is off</w:t>
+            </w:r>
+          </w:p>
+        </w:tc>
+      </w:tr>
+      <w:tr>
+        <w:tc>
+          <w:tcPr>
+            <w:tcW w:type="dxa" w:w="2880"/>
+          </w:tcPr>
+          <w:p>
+            <w:r>
+              <w:rPr>
+                <w:rFonts w:ascii="Consolas" w:hAnsi="Consolas"/>
+                <w:color w:val="C7254E"/>
+                <w:sz w:val="19"/>
+              </w:rPr>
+              <w:t>BL10E-PS-SOL-01</w:t>
+            </w:r>
+            <w:r>
+              <w:t xml:space="preserve"> … </w:t>
+            </w:r>
+            <w:r>
+              <w:rPr>
+                <w:rFonts w:ascii="Consolas" w:hAnsi="Consolas"/>
+                <w:color w:val="C7254E"/>
+                <w:sz w:val="19"/>
+              </w:rPr>
+              <w:t>SOL-06</w:t>
+            </w:r>
+          </w:p>
+        </w:tc>
+        <w:tc>
+          <w:tcPr>
+            <w:tcW w:type="dxa" w:w="2880"/>
+          </w:tcPr>
+          <w:p>
+            <w:r>
+              <w:t xml:space="preserve">all </w:t>
+            </w:r>
+            <w:r>
+              <w:rPr>
+                <w:rFonts w:ascii="Consolas" w:hAnsi="Consolas"/>
+                <w:color w:val="C7254E"/>
+                <w:sz w:val="19"/>
+              </w:rPr>
+              <w:t>0</w:t>
+            </w:r>
+          </w:p>
+        </w:tc>
+        <w:tc>
+          <w:tcPr>
+            <w:tcW w:type="dxa" w:w="2880"/>
+          </w:tcPr>
+          <w:p>
+            <w:r>
+              <w:t>every door is unlocked</w:t>
+            </w:r>
+          </w:p>
+        </w:tc>
+      </w:tr>
+      <w:tr>
+        <w:tc>
+          <w:tcPr>
+            <w:tcW w:type="dxa" w:w="2880"/>
+          </w:tcPr>
+          <w:p>
+            <w:r>
+              <w:rPr>
+                <w:rFonts w:ascii="Consolas" w:hAnsi="Consolas"/>
+                <w:color w:val="C7254E"/>
+                <w:sz w:val="19"/>
+              </w:rPr>
+              <w:t>BL10E-SIF-01_TRIP</w:t>
+            </w:r>
+            <w:r>
+              <w:t xml:space="preserve"> … </w:t>
+            </w:r>
+            <w:r>
+              <w:rPr>
+                <w:rFonts w:ascii="Consolas" w:hAnsi="Consolas"/>
+                <w:color w:val="C7254E"/>
+                <w:sz w:val="19"/>
+              </w:rPr>
+              <w:t>SIF-13_TRIP</w:t>
+            </w:r>
+          </w:p>
+        </w:tc>
+        <w:tc>
+          <w:tcPr>
+            <w:tcW w:type="dxa" w:w="2880"/>
+          </w:tcPr>
+          <w:p>
+            <w:r>
+              <w:t xml:space="preserve">at healthy value (mostly </w:t>
+            </w:r>
+            <w:r>
+              <w:rPr>
+                <w:rFonts w:ascii="Consolas" w:hAnsi="Consolas"/>
+                <w:color w:val="C7254E"/>
+                <w:sz w:val="19"/>
+              </w:rPr>
+              <w:t>1</w:t>
+            </w:r>
+            <w:r>
+              <w:t>)</w:t>
+            </w:r>
+          </w:p>
+        </w:tc>
+        <w:tc>
+          <w:tcPr>
+            <w:tcW w:type="dxa" w:w="2880"/>
+          </w:tcPr>
+          <w:p>
+            <w:r>
+              <w:t>every safety function is healthy</w:t>
+            </w:r>
+          </w:p>
+        </w:tc>
+      </w:tr>
+    </w:tbl>
+    <w:p/>
     <w:p>
       <w:r>
         <w:rPr>

--- a/B10E-PSS-Simulator/docs-word/B10E-PSS-Study-Pack.docx
+++ b/B10E-PSS-Simulator/docs-word/B10E-PSS-Study-Pack.docx
@@ -885,6 +885,189 @@
         <w:pStyle w:val="Heading2"/>
       </w:pPr>
       <w:r>
+        <w:t>A sketch of the doors, gate and switches</w:t>
+      </w:r>
+    </w:p>
+    <w:p>
+      <w:r>
+        <w:t xml:space="preserve">There are </w:t>
+      </w:r>
+      <w:r>
+        <w:rPr>
+          <w:b/>
+        </w:rPr>
+        <w:t>three ways into the hutch</w:t>
+      </w:r>
+      <w:r>
+        <w:t xml:space="preserve"> — the </w:t>
+      </w:r>
+      <w:r>
+        <w:rPr>
+          <w:b/>
+        </w:rPr>
+        <w:t>main personnel door</w:t>
+      </w:r>
+      <w:r>
+        <w:t xml:space="preserve">, the </w:t>
+      </w:r>
+      <w:r>
+        <w:rPr>
+          <w:b/>
+        </w:rPr>
+        <w:t>entrance gate</w:t>
+      </w:r>
+      <w:r>
+        <w:t xml:space="preserve">, and the </w:t>
+      </w:r>
+      <w:r>
+        <w:rPr>
+          <w:b/>
+        </w:rPr>
+        <w:t>service door</w:t>
+      </w:r>
+      <w:r>
+        <w:t xml:space="preserve"> — plus the search buttons inside. Each opening has its own switches. This picture shows them all with their tags; the tables below give the detail.</w:t>
+      </w:r>
+    </w:p>
+    <w:p>
+      <w:pPr>
+        <w:jc w:val="center"/>
+      </w:pPr>
+      <w:r>
+        <w:drawing>
+          <wp:inline xmlns:a="http://schemas.openxmlformats.org/drawingml/2006/main" xmlns:pic="http://schemas.openxmlformats.org/drawingml/2006/picture">
+            <wp:extent cx="5852160" cy="4041280"/>
+            <wp:docPr id="1" name="Picture 1"/>
+            <wp:cNvGraphicFramePr>
+              <a:graphicFrameLocks noChangeAspect="1"/>
+            </wp:cNvGraphicFramePr>
+            <a:graphic>
+              <a:graphicData uri="http://schemas.openxmlformats.org/drawingml/2006/picture">
+                <pic:pic>
+                  <pic:nvPicPr>
+                    <pic:cNvPr id="0" name="hutch_layout.png"/>
+                    <pic:cNvPicPr/>
+                  </pic:nvPicPr>
+                  <pic:blipFill>
+                    <a:blip r:embed="rId9"/>
+                    <a:stretch>
+                      <a:fillRect/>
+                    </a:stretch>
+                  </pic:blipFill>
+                  <pic:spPr>
+                    <a:xfrm>
+                      <a:off x="0" y="0"/>
+                      <a:ext cx="5852160" cy="4041280"/>
+                    </a:xfrm>
+                    <a:prstGeom prst="rect"/>
+                  </pic:spPr>
+                </pic:pic>
+              </a:graphicData>
+            </a:graphic>
+          </wp:inline>
+        </w:drawing>
+      </w:r>
+    </w:p>
+    <w:p>
+      <w:pPr>
+        <w:jc w:val="center"/>
+      </w:pPr>
+      <w:r>
+        <w:rPr>
+          <w:i/>
+          <w:sz w:val="18"/>
+        </w:rPr>
+        <w:t>Sketch of the B10E hutch showing the main personnel door (GADC-01/02/03, GADL-01/02, SOL-01/02), the entrance gate (GADC-04/05/06, GADL-04/05, SOL-03/04) and the service door (SADC-01..05, SADL-01/02, SOL-05/06), with the light curtain LCRx-01, the search buttons ASB-01..04 and ASBF-01, the ZCP panel (SCR-01, KEY-01, KEY-02) and the equipment rack (KEY-03).</w:t>
+      </w:r>
+    </w:p>
+    <w:p>
+      <w:pPr>
+        <w:pStyle w:val="ListBullet"/>
+      </w:pPr>
+      <w:r>
+        <w:rPr>
+          <w:b/>
+        </w:rPr>
+        <w:t>Closed switch</w:t>
+      </w:r>
+      <w:r>
+        <w:t xml:space="preserve"> = senses the door/gate is shut (e.g. </w:t>
+      </w:r>
+      <w:r>
+        <w:rPr>
+          <w:rFonts w:ascii="Consolas" w:hAnsi="Consolas"/>
+          <w:color w:val="C7254E"/>
+          <w:sz w:val="19"/>
+        </w:rPr>
+        <w:t>GADC-01</w:t>
+      </w:r>
+      <w:r>
+        <w:t>).</w:t>
+      </w:r>
+    </w:p>
+    <w:p>
+      <w:pPr>
+        <w:pStyle w:val="ListBullet"/>
+      </w:pPr>
+      <w:r>
+        <w:rPr>
+          <w:b/>
+        </w:rPr>
+        <w:t>Locked switch</w:t>
+      </w:r>
+      <w:r>
+        <w:t xml:space="preserve"> = senses the bolt has gone in (e.g. </w:t>
+      </w:r>
+      <w:r>
+        <w:rPr>
+          <w:rFonts w:ascii="Consolas" w:hAnsi="Consolas"/>
+          <w:color w:val="C7254E"/>
+          <w:sz w:val="19"/>
+        </w:rPr>
+        <w:t>GADL-01</w:t>
+      </w:r>
+      <w:r>
+        <w:t>).</w:t>
+      </w:r>
+    </w:p>
+    <w:p>
+      <w:pPr>
+        <w:pStyle w:val="ListBullet"/>
+      </w:pPr>
+      <w:r>
+        <w:rPr>
+          <w:b/>
+        </w:rPr>
+        <w:t>Lock bolt</w:t>
+      </w:r>
+      <w:r>
+        <w:t xml:space="preserve"> = the output solenoid that actually locks it (e.g. </w:t>
+      </w:r>
+      <w:r>
+        <w:rPr>
+          <w:rFonts w:ascii="Consolas" w:hAnsi="Consolas"/>
+          <w:color w:val="C7254E"/>
+          <w:sz w:val="19"/>
+        </w:rPr>
+        <w:t>SOL-01</w:t>
+      </w:r>
+      <w:r>
+        <w:t>).</w:t>
+      </w:r>
+    </w:p>
+    <w:p>
+      <w:r>
+        <w:rPr>
+          <w:color w:val="BBBBBB"/>
+        </w:rPr>
+        <w:t>__________________________________________________</w:t>
+      </w:r>
+    </w:p>
+    <w:p>
+      <w:pPr>
+        <w:pStyle w:val="Heading2"/>
+      </w:pPr>
+      <w:r>
         <w:t>A. Inputs — the doors and gates (position switches)</w:t>
       </w:r>
     </w:p>
@@ -1580,7 +1763,16 @@
               <w:t>Electron-source enable key</w:t>
             </w:r>
             <w:r>
-              <w:t xml:space="preserve"> at the control panel (ZCP)</w:t>
+              <w:t xml:space="preserve"> at the </w:t>
+            </w:r>
+            <w:r>
+              <w:rPr>
+                <w:b/>
+              </w:rPr>
+              <w:t>ZCP</w:t>
+            </w:r>
+            <w:r>
+              <w:t xml:space="preserve"> (Zone Control Panel — the local safety panel on/by the hutch wall)</w:t>
             </w:r>
           </w:p>
         </w:tc>
@@ -1682,7 +1874,16 @@
               <w:t>Electron-source enable key</w:t>
             </w:r>
             <w:r>
-              <w:t xml:space="preserve"> at the equipment rack</w:t>
+              <w:t xml:space="preserve"> at the </w:t>
+            </w:r>
+            <w:r>
+              <w:rPr>
+                <w:b/>
+              </w:rPr>
+              <w:t>equipment rack</w:t>
+            </w:r>
+            <w:r>
+              <w:t xml:space="preserve"> (the equipment cabinet / rack room, away from the hutch). The same enable key is held at the ZCP during the search, released once the beam is on, then carried to this rack</w:t>
             </w:r>
           </w:p>
         </w:tc>
@@ -16760,2212 +16961,9 @@
         <w:t>0.3 Which way to force each signal (polarity)</w:t>
       </w:r>
     </w:p>
-    <w:tbl>
-      <w:tblPr>
-        <w:tblStyle w:val="LightGrid-Accent1"/>
-        <w:tblW w:type="auto" w:w="0"/>
-        <w:jc w:val="left"/>
-        <w:tblLook w:firstColumn="1" w:firstRow="1" w:lastColumn="0" w:lastRow="0" w:noHBand="0" w:noVBand="1" w:val="04A0"/>
-      </w:tblPr>
-      <w:tblGrid>
-        <w:gridCol w:w="2160"/>
-        <w:gridCol w:w="2160"/>
-        <w:gridCol w:w="2160"/>
-        <w:gridCol w:w="2160"/>
-      </w:tblGrid>
-      <w:tr>
-        <w:tc>
-          <w:tcPr>
-            <w:tcW w:type="dxa" w:w="2160"/>
-            <w:shd w:val="clear" w:fill="1F4E79"/>
-          </w:tcPr>
-          <w:p>
-            <w:r>
-              <w:rPr>
-                <w:b/>
-                <w:color w:val="FFFFFF"/>
-              </w:rPr>
-              <w:t>Signal (tag)</w:t>
-            </w:r>
-          </w:p>
-        </w:tc>
-        <w:tc>
-          <w:tcPr>
-            <w:tcW w:type="dxa" w:w="2160"/>
-            <w:shd w:val="clear" w:fill="1F4E79"/>
-          </w:tcPr>
-          <w:p>
-            <w:r>
-              <w:rPr>
-                <w:b/>
-                <w:color w:val="FFFFFF"/>
-              </w:rPr>
-              <w:t>What it is (the exact device)</w:t>
-            </w:r>
-          </w:p>
-        </w:tc>
-        <w:tc>
-          <w:tcPr>
-            <w:tcW w:type="dxa" w:w="2160"/>
-            <w:shd w:val="clear" w:fill="1F4E79"/>
-          </w:tcPr>
-          <w:p>
-            <w:r>
-              <w:rPr>
-                <w:b/>
-                <w:color w:val="FFFFFF"/>
-              </w:rPr>
-              <w:t>Healthy / normal</w:t>
-            </w:r>
-          </w:p>
-        </w:tc>
-        <w:tc>
-          <w:tcPr>
-            <w:tcW w:type="dxa" w:w="2160"/>
-            <w:shd w:val="clear" w:fill="1F4E79"/>
-          </w:tcPr>
-          <w:p>
-            <w:r>
-              <w:rPr>
-                <w:b/>
-                <w:color w:val="FFFFFF"/>
-              </w:rPr>
-              <w:t>Unsafe value / action</w:t>
-            </w:r>
-          </w:p>
-        </w:tc>
-      </w:tr>
-      <w:tr>
-        <w:tc>
-          <w:tcPr>
-            <w:tcW w:type="dxa" w:w="2160"/>
-          </w:tcPr>
-          <w:p>
-            <w:r>
-              <w:rPr>
-                <w:rFonts w:ascii="Consolas" w:hAnsi="Consolas"/>
-                <w:color w:val="C7254E"/>
-                <w:sz w:val="19"/>
-              </w:rPr>
-              <w:t>BL10E-PS-GADC-01</w:t>
-            </w:r>
-            <w:r>
-              <w:t xml:space="preserve">, </w:t>
-            </w:r>
-            <w:r>
-              <w:rPr>
-                <w:rFonts w:ascii="Consolas" w:hAnsi="Consolas"/>
-                <w:color w:val="C7254E"/>
-                <w:sz w:val="19"/>
-              </w:rPr>
-              <w:t>-02</w:t>
-            </w:r>
-            <w:r>
-              <w:t xml:space="preserve">, </w:t>
-            </w:r>
-            <w:r>
-              <w:rPr>
-                <w:rFonts w:ascii="Consolas" w:hAnsi="Consolas"/>
-                <w:color w:val="C7254E"/>
-                <w:sz w:val="19"/>
-              </w:rPr>
-              <w:t>-03</w:t>
-            </w:r>
-          </w:p>
-        </w:tc>
-        <w:tc>
-          <w:tcPr>
-            <w:tcW w:type="dxa" w:w="2160"/>
-          </w:tcPr>
-          <w:p>
-            <w:r>
-              <w:t xml:space="preserve">The three "closed" switches on the </w:t>
-            </w:r>
-            <w:r>
-              <w:rPr>
-                <w:b/>
-              </w:rPr>
-              <w:t>main personnel door</w:t>
-            </w:r>
-          </w:p>
-        </w:tc>
-        <w:tc>
-          <w:tcPr>
-            <w:tcW w:type="dxa" w:w="2160"/>
-          </w:tcPr>
-          <w:p>
-            <w:r>
-              <w:rPr>
-                <w:b/>
-              </w:rPr>
-              <w:t>1 = door shut</w:t>
-            </w:r>
-          </w:p>
-        </w:tc>
-        <w:tc>
-          <w:tcPr>
-            <w:tcW w:type="dxa" w:w="2160"/>
-          </w:tcPr>
-          <w:p>
-            <w:r>
-              <w:t>0 = door open</w:t>
-            </w:r>
-          </w:p>
-        </w:tc>
-      </w:tr>
-      <w:tr>
-        <w:tc>
-          <w:tcPr>
-            <w:tcW w:type="dxa" w:w="2160"/>
-          </w:tcPr>
-          <w:p>
-            <w:r>
-              <w:rPr>
-                <w:rFonts w:ascii="Consolas" w:hAnsi="Consolas"/>
-                <w:color w:val="C7254E"/>
-                <w:sz w:val="19"/>
-              </w:rPr>
-              <w:t>BL10E-PS-GADC-04</w:t>
-            </w:r>
-            <w:r>
-              <w:t xml:space="preserve">, </w:t>
-            </w:r>
-            <w:r>
-              <w:rPr>
-                <w:rFonts w:ascii="Consolas" w:hAnsi="Consolas"/>
-                <w:color w:val="C7254E"/>
-                <w:sz w:val="19"/>
-              </w:rPr>
-              <w:t>-05</w:t>
-            </w:r>
-            <w:r>
-              <w:t xml:space="preserve">, </w:t>
-            </w:r>
-            <w:r>
-              <w:rPr>
-                <w:rFonts w:ascii="Consolas" w:hAnsi="Consolas"/>
-                <w:color w:val="C7254E"/>
-                <w:sz w:val="19"/>
-              </w:rPr>
-              <w:t>-06</w:t>
-            </w:r>
-          </w:p>
-        </w:tc>
-        <w:tc>
-          <w:tcPr>
-            <w:tcW w:type="dxa" w:w="2160"/>
-          </w:tcPr>
-          <w:p>
-            <w:r>
-              <w:t xml:space="preserve">The three "closed" switches on the </w:t>
-            </w:r>
-            <w:r>
-              <w:rPr>
-                <w:b/>
-              </w:rPr>
-              <w:t>entrance gate</w:t>
-            </w:r>
-          </w:p>
-        </w:tc>
-        <w:tc>
-          <w:tcPr>
-            <w:tcW w:type="dxa" w:w="2160"/>
-          </w:tcPr>
-          <w:p>
-            <w:r>
-              <w:rPr>
-                <w:b/>
-              </w:rPr>
-              <w:t>1 = gate shut</w:t>
-            </w:r>
-          </w:p>
-        </w:tc>
-        <w:tc>
-          <w:tcPr>
-            <w:tcW w:type="dxa" w:w="2160"/>
-          </w:tcPr>
-          <w:p>
-            <w:r>
-              <w:t>0 = gate open</w:t>
-            </w:r>
-          </w:p>
-        </w:tc>
-      </w:tr>
-      <w:tr>
-        <w:tc>
-          <w:tcPr>
-            <w:tcW w:type="dxa" w:w="2160"/>
-          </w:tcPr>
-          <w:p>
-            <w:r>
-              <w:rPr>
-                <w:rFonts w:ascii="Consolas" w:hAnsi="Consolas"/>
-                <w:color w:val="C7254E"/>
-                <w:sz w:val="19"/>
-              </w:rPr>
-              <w:t>BL10E-PS-SADC-01</w:t>
-            </w:r>
-            <w:r>
-              <w:t xml:space="preserve">, </w:t>
-            </w:r>
-            <w:r>
-              <w:rPr>
-                <w:rFonts w:ascii="Consolas" w:hAnsi="Consolas"/>
-                <w:color w:val="C7254E"/>
-                <w:sz w:val="19"/>
-              </w:rPr>
-              <w:t>-02</w:t>
-            </w:r>
-            <w:r>
-              <w:t xml:space="preserve">, </w:t>
-            </w:r>
-            <w:r>
-              <w:rPr>
-                <w:rFonts w:ascii="Consolas" w:hAnsi="Consolas"/>
-                <w:color w:val="C7254E"/>
-                <w:sz w:val="19"/>
-              </w:rPr>
-              <w:t>-03</w:t>
-            </w:r>
-          </w:p>
-        </w:tc>
-        <w:tc>
-          <w:tcPr>
-            <w:tcW w:type="dxa" w:w="2160"/>
-          </w:tcPr>
-          <w:p>
-            <w:r>
-              <w:t xml:space="preserve">The three "closed" switches on the </w:t>
-            </w:r>
-            <w:r>
-              <w:rPr>
-                <w:b/>
-              </w:rPr>
-              <w:t>service door</w:t>
-            </w:r>
-            <w:r>
-              <w:t xml:space="preserve"> (first set, voted 2oo3)</w:t>
-            </w:r>
-          </w:p>
-        </w:tc>
-        <w:tc>
-          <w:tcPr>
-            <w:tcW w:type="dxa" w:w="2160"/>
-          </w:tcPr>
-          <w:p>
-            <w:r>
-              <w:rPr>
-                <w:b/>
-              </w:rPr>
-              <w:t>1 = shut</w:t>
-            </w:r>
-          </w:p>
-        </w:tc>
-        <w:tc>
-          <w:tcPr>
-            <w:tcW w:type="dxa" w:w="2160"/>
-          </w:tcPr>
-          <w:p>
-            <w:r>
-              <w:t>0 = open</w:t>
-            </w:r>
-          </w:p>
-        </w:tc>
-      </w:tr>
-      <w:tr>
-        <w:tc>
-          <w:tcPr>
-            <w:tcW w:type="dxa" w:w="2160"/>
-          </w:tcPr>
-          <w:p>
-            <w:r>
-              <w:rPr>
-                <w:rFonts w:ascii="Consolas" w:hAnsi="Consolas"/>
-                <w:color w:val="C7254E"/>
-                <w:sz w:val="19"/>
-              </w:rPr>
-              <w:t>BL10E-PS-SADC-04</w:t>
-            </w:r>
-            <w:r>
-              <w:t xml:space="preserve">, </w:t>
-            </w:r>
-            <w:r>
-              <w:rPr>
-                <w:rFonts w:ascii="Consolas" w:hAnsi="Consolas"/>
-                <w:color w:val="C7254E"/>
-                <w:sz w:val="19"/>
-              </w:rPr>
-              <w:t>-05</w:t>
-            </w:r>
-          </w:p>
-        </w:tc>
-        <w:tc>
-          <w:tcPr>
-            <w:tcW w:type="dxa" w:w="2160"/>
-          </w:tcPr>
-          <w:p>
-            <w:r>
-              <w:t xml:space="preserve">A second pair of "closed" switches on the </w:t>
-            </w:r>
-            <w:r>
-              <w:rPr>
-                <w:b/>
-              </w:rPr>
-              <w:t>service door</w:t>
-            </w:r>
-            <w:r>
-              <w:t xml:space="preserve"> (voted 1oo2)</w:t>
-            </w:r>
-          </w:p>
-        </w:tc>
-        <w:tc>
-          <w:tcPr>
-            <w:tcW w:type="dxa" w:w="2160"/>
-          </w:tcPr>
-          <w:p>
-            <w:r>
-              <w:rPr>
-                <w:b/>
-              </w:rPr>
-              <w:t>1 = shut</w:t>
-            </w:r>
-          </w:p>
-        </w:tc>
-        <w:tc>
-          <w:tcPr>
-            <w:tcW w:type="dxa" w:w="2160"/>
-          </w:tcPr>
-          <w:p>
-            <w:r>
-              <w:t>0 = open</w:t>
-            </w:r>
-          </w:p>
-        </w:tc>
-      </w:tr>
-      <w:tr>
-        <w:tc>
-          <w:tcPr>
-            <w:tcW w:type="dxa" w:w="2160"/>
-          </w:tcPr>
-          <w:p>
-            <w:r>
-              <w:rPr>
-                <w:rFonts w:ascii="Consolas" w:hAnsi="Consolas"/>
-                <w:color w:val="C7254E"/>
-                <w:sz w:val="19"/>
-              </w:rPr>
-              <w:t>BL10E-PS-GADL-01</w:t>
-            </w:r>
-            <w:r>
-              <w:t xml:space="preserve">, </w:t>
-            </w:r>
-            <w:r>
-              <w:rPr>
-                <w:rFonts w:ascii="Consolas" w:hAnsi="Consolas"/>
-                <w:color w:val="C7254E"/>
-                <w:sz w:val="19"/>
-              </w:rPr>
-              <w:t>-02</w:t>
-            </w:r>
-          </w:p>
-        </w:tc>
-        <w:tc>
-          <w:tcPr>
-            <w:tcW w:type="dxa" w:w="2160"/>
-          </w:tcPr>
-          <w:p>
-            <w:r>
-              <w:t xml:space="preserve">The two "locked" switches that sense the </w:t>
-            </w:r>
-            <w:r>
-              <w:rPr>
-                <w:b/>
-              </w:rPr>
-              <w:t>main‑door</w:t>
-            </w:r>
-            <w:r>
-              <w:t xml:space="preserve"> bolt</w:t>
-            </w:r>
-          </w:p>
-        </w:tc>
-        <w:tc>
-          <w:tcPr>
-            <w:tcW w:type="dxa" w:w="2160"/>
-          </w:tcPr>
-          <w:p>
-            <w:r>
-              <w:t>1 = locked</w:t>
-            </w:r>
-          </w:p>
-        </w:tc>
-        <w:tc>
-          <w:tcPr>
-            <w:tcW w:type="dxa" w:w="2160"/>
-          </w:tcPr>
-          <w:p>
-            <w:r>
-              <w:t>0 = not locked</w:t>
-            </w:r>
-          </w:p>
-        </w:tc>
-      </w:tr>
-      <w:tr>
-        <w:tc>
-          <w:tcPr>
-            <w:tcW w:type="dxa" w:w="2160"/>
-          </w:tcPr>
-          <w:p>
-            <w:r>
-              <w:rPr>
-                <w:rFonts w:ascii="Consolas" w:hAnsi="Consolas"/>
-                <w:color w:val="C7254E"/>
-                <w:sz w:val="19"/>
-              </w:rPr>
-              <w:t>BL10E-PS-GADL-04</w:t>
-            </w:r>
-            <w:r>
-              <w:t xml:space="preserve">, </w:t>
-            </w:r>
-            <w:r>
-              <w:rPr>
-                <w:rFonts w:ascii="Consolas" w:hAnsi="Consolas"/>
-                <w:color w:val="C7254E"/>
-                <w:sz w:val="19"/>
-              </w:rPr>
-              <w:t>-05</w:t>
-            </w:r>
-          </w:p>
-        </w:tc>
-        <w:tc>
-          <w:tcPr>
-            <w:tcW w:type="dxa" w:w="2160"/>
-          </w:tcPr>
-          <w:p>
-            <w:r>
-              <w:t xml:space="preserve">The two "locked" switches that sense the </w:t>
-            </w:r>
-            <w:r>
-              <w:rPr>
-                <w:b/>
-              </w:rPr>
-              <w:t>gate</w:t>
-            </w:r>
-            <w:r>
-              <w:t xml:space="preserve"> bolt</w:t>
-            </w:r>
-          </w:p>
-        </w:tc>
-        <w:tc>
-          <w:tcPr>
-            <w:tcW w:type="dxa" w:w="2160"/>
-          </w:tcPr>
-          <w:p>
-            <w:r>
-              <w:t>1 = locked</w:t>
-            </w:r>
-          </w:p>
-        </w:tc>
-        <w:tc>
-          <w:tcPr>
-            <w:tcW w:type="dxa" w:w="2160"/>
-          </w:tcPr>
-          <w:p>
-            <w:r>
-              <w:t>0 = not locked</w:t>
-            </w:r>
-          </w:p>
-        </w:tc>
-      </w:tr>
-      <w:tr>
-        <w:tc>
-          <w:tcPr>
-            <w:tcW w:type="dxa" w:w="2160"/>
-          </w:tcPr>
-          <w:p>
-            <w:r>
-              <w:rPr>
-                <w:rFonts w:ascii="Consolas" w:hAnsi="Consolas"/>
-                <w:color w:val="C7254E"/>
-                <w:sz w:val="19"/>
-              </w:rPr>
-              <w:t>BL10E-PS-SADL-01</w:t>
-            </w:r>
-            <w:r>
-              <w:t xml:space="preserve">, </w:t>
-            </w:r>
-            <w:r>
-              <w:rPr>
-                <w:rFonts w:ascii="Consolas" w:hAnsi="Consolas"/>
-                <w:color w:val="C7254E"/>
-                <w:sz w:val="19"/>
-              </w:rPr>
-              <w:t>-02</w:t>
-            </w:r>
-          </w:p>
-        </w:tc>
-        <w:tc>
-          <w:tcPr>
-            <w:tcW w:type="dxa" w:w="2160"/>
-          </w:tcPr>
-          <w:p>
-            <w:r>
-              <w:t xml:space="preserve">The two "locked" switches that sense the </w:t>
-            </w:r>
-            <w:r>
-              <w:rPr>
-                <w:b/>
-              </w:rPr>
-              <w:t>service‑door</w:t>
-            </w:r>
-            <w:r>
-              <w:t xml:space="preserve"> bolt</w:t>
-            </w:r>
-          </w:p>
-        </w:tc>
-        <w:tc>
-          <w:tcPr>
-            <w:tcW w:type="dxa" w:w="2160"/>
-          </w:tcPr>
-          <w:p>
-            <w:r>
-              <w:t>1 = locked</w:t>
-            </w:r>
-          </w:p>
-        </w:tc>
-        <w:tc>
-          <w:tcPr>
-            <w:tcW w:type="dxa" w:w="2160"/>
-          </w:tcPr>
-          <w:p>
-            <w:r>
-              <w:t>0 = not locked</w:t>
-            </w:r>
-          </w:p>
-        </w:tc>
-      </w:tr>
-      <w:tr>
-        <w:tc>
-          <w:tcPr>
-            <w:tcW w:type="dxa" w:w="2160"/>
-          </w:tcPr>
-          <w:p>
-            <w:r>
-              <w:rPr>
-                <w:rFonts w:ascii="Consolas" w:hAnsi="Consolas"/>
-                <w:color w:val="C7254E"/>
-                <w:sz w:val="19"/>
-              </w:rPr>
-              <w:t>BL10E-PS-KEY-01</w:t>
-            </w:r>
-          </w:p>
-        </w:tc>
-        <w:tc>
-          <w:tcPr>
-            <w:tcW w:type="dxa" w:w="2160"/>
-          </w:tcPr>
-          <w:p>
-            <w:r>
-              <w:rPr>
-                <w:b/>
-              </w:rPr>
-              <w:t>Electron‑source enable key</w:t>
-            </w:r>
-            <w:r>
-              <w:t xml:space="preserve"> at the control panel (ZCP)</w:t>
-            </w:r>
-          </w:p>
-        </w:tc>
-        <w:tc>
-          <w:tcPr>
-            <w:tcW w:type="dxa" w:w="2160"/>
-          </w:tcPr>
-          <w:p>
-            <w:r>
-              <w:rPr>
-                <w:b/>
-              </w:rPr>
-              <w:t>1 = on</w:t>
-            </w:r>
-          </w:p>
-        </w:tc>
-        <w:tc>
-          <w:tcPr>
-            <w:tcW w:type="dxa" w:w="2160"/>
-          </w:tcPr>
-          <w:p>
-            <w:r>
-              <w:t>0 = off</w:t>
-            </w:r>
-          </w:p>
-        </w:tc>
-      </w:tr>
-      <w:tr>
-        <w:tc>
-          <w:tcPr>
-            <w:tcW w:type="dxa" w:w="2160"/>
-          </w:tcPr>
-          <w:p>
-            <w:r>
-              <w:rPr>
-                <w:rFonts w:ascii="Consolas" w:hAnsi="Consolas"/>
-                <w:color w:val="C7254E"/>
-                <w:sz w:val="19"/>
-              </w:rPr>
-              <w:t>BL10E-PS-KEY-02</w:t>
-            </w:r>
-          </w:p>
-        </w:tc>
-        <w:tc>
-          <w:tcPr>
-            <w:tcW w:type="dxa" w:w="2160"/>
-          </w:tcPr>
-          <w:p>
-            <w:r>
-              <w:rPr>
-                <w:b/>
-              </w:rPr>
-              <w:t>Hutch enable key</w:t>
-            </w:r>
-            <w:r>
-              <w:t xml:space="preserve"> (the one needed to start a search)</w:t>
-            </w:r>
-          </w:p>
-        </w:tc>
-        <w:tc>
-          <w:tcPr>
-            <w:tcW w:type="dxa" w:w="2160"/>
-          </w:tcPr>
-          <w:p>
-            <w:r>
-              <w:rPr>
-                <w:b/>
-              </w:rPr>
-              <w:t>1 = on</w:t>
-            </w:r>
-          </w:p>
-        </w:tc>
-        <w:tc>
-          <w:tcPr>
-            <w:tcW w:type="dxa" w:w="2160"/>
-          </w:tcPr>
-          <w:p>
-            <w:r>
-              <w:t>0 = off</w:t>
-            </w:r>
-          </w:p>
-        </w:tc>
-      </w:tr>
-      <w:tr>
-        <w:tc>
-          <w:tcPr>
-            <w:tcW w:type="dxa" w:w="2160"/>
-          </w:tcPr>
-          <w:p>
-            <w:r>
-              <w:rPr>
-                <w:rFonts w:ascii="Consolas" w:hAnsi="Consolas"/>
-                <w:color w:val="C7254E"/>
-                <w:sz w:val="19"/>
-              </w:rPr>
-              <w:t>BL10E-PS-KEY-03</w:t>
-            </w:r>
-          </w:p>
-        </w:tc>
-        <w:tc>
-          <w:tcPr>
-            <w:tcW w:type="dxa" w:w="2160"/>
-          </w:tcPr>
-          <w:p>
-            <w:r>
-              <w:rPr>
-                <w:b/>
-              </w:rPr>
-              <w:t>Electron‑source enable key</w:t>
-            </w:r>
-            <w:r>
-              <w:t xml:space="preserve"> at the equipment rack</w:t>
-            </w:r>
-          </w:p>
-        </w:tc>
-        <w:tc>
-          <w:tcPr>
-            <w:tcW w:type="dxa" w:w="2160"/>
-          </w:tcPr>
-          <w:p>
-            <w:r>
-              <w:rPr>
-                <w:b/>
-              </w:rPr>
-              <w:t>1 = on</w:t>
-            </w:r>
-          </w:p>
-        </w:tc>
-        <w:tc>
-          <w:tcPr>
-            <w:tcW w:type="dxa" w:w="2160"/>
-          </w:tcPr>
-          <w:p>
-            <w:r>
-              <w:t>0 = off</w:t>
-            </w:r>
-          </w:p>
-        </w:tc>
-      </w:tr>
-      <w:tr>
-        <w:tc>
-          <w:tcPr>
-            <w:tcW w:type="dxa" w:w="2160"/>
-          </w:tcPr>
-          <w:p>
-            <w:r>
-              <w:rPr>
-                <w:rFonts w:ascii="Consolas" w:hAnsi="Consolas"/>
-                <w:color w:val="C7254E"/>
-                <w:sz w:val="19"/>
-              </w:rPr>
-              <w:t>BL10E-PS-SCR-01</w:t>
-            </w:r>
-          </w:p>
-        </w:tc>
-        <w:tc>
-          <w:tcPr>
-            <w:tcW w:type="dxa" w:w="2160"/>
-          </w:tcPr>
-          <w:p>
-            <w:r>
-              <w:t>Search‑card reader at the door</w:t>
-            </w:r>
-          </w:p>
-        </w:tc>
-        <w:tc>
-          <w:tcPr>
-            <w:tcW w:type="dxa" w:w="2160"/>
-          </w:tcPr>
-          <w:p>
-            <w:r>
-              <w:t>1 = card in</w:t>
-            </w:r>
-          </w:p>
-        </w:tc>
-        <w:tc>
-          <w:tcPr>
-            <w:tcW w:type="dxa" w:w="2160"/>
-          </w:tcPr>
-          <w:p>
-            <w:r>
-              <w:t>0 = no card</w:t>
-            </w:r>
-          </w:p>
-        </w:tc>
-      </w:tr>
-      <w:tr>
-        <w:tc>
-          <w:tcPr>
-            <w:tcW w:type="dxa" w:w="2160"/>
-          </w:tcPr>
-          <w:p>
-            <w:r>
-              <w:rPr>
-                <w:rFonts w:ascii="Consolas" w:hAnsi="Consolas"/>
-                <w:color w:val="C7254E"/>
-                <w:sz w:val="19"/>
-              </w:rPr>
-              <w:t>BL10E-PS-BOB-01:A</w:t>
-            </w:r>
-            <w:r>
-              <w:t>/</w:t>
-            </w:r>
-            <w:r>
-              <w:rPr>
-                <w:rFonts w:ascii="Consolas" w:hAnsi="Consolas"/>
-                <w:color w:val="C7254E"/>
-                <w:sz w:val="19"/>
-              </w:rPr>
-              <w:t>:B</w:t>
-            </w:r>
-            <w:r>
-              <w:t xml:space="preserve"> … </w:t>
-            </w:r>
-            <w:r>
-              <w:rPr>
-                <w:rFonts w:ascii="Consolas" w:hAnsi="Consolas"/>
-                <w:color w:val="C7254E"/>
-                <w:sz w:val="19"/>
-              </w:rPr>
-              <w:t>BOB-08:A</w:t>
-            </w:r>
-            <w:r>
-              <w:t>/</w:t>
-            </w:r>
-            <w:r>
-              <w:rPr>
-                <w:rFonts w:ascii="Consolas" w:hAnsi="Consolas"/>
-                <w:color w:val="C7254E"/>
-                <w:sz w:val="19"/>
-              </w:rPr>
-              <w:t>:B</w:t>
-            </w:r>
-          </w:p>
-        </w:tc>
-        <w:tc>
-          <w:tcPr>
-            <w:tcW w:type="dxa" w:w="2160"/>
-          </w:tcPr>
-          <w:p>
-            <w:r>
-              <w:t xml:space="preserve">The 8 emergency Beam‑Off Buttons; each has two channels </w:t>
-            </w:r>
-            <w:r>
-              <w:rPr>
-                <w:rFonts w:ascii="Consolas" w:hAnsi="Consolas"/>
-                <w:color w:val="C7254E"/>
-                <w:sz w:val="19"/>
-              </w:rPr>
-              <w:t>:A</w:t>
-            </w:r>
-            <w:r>
-              <w:t xml:space="preserve"> and </w:t>
-            </w:r>
-            <w:r>
-              <w:rPr>
-                <w:rFonts w:ascii="Consolas" w:hAnsi="Consolas"/>
-                <w:color w:val="C7254E"/>
-                <w:sz w:val="19"/>
-              </w:rPr>
-              <w:t>:B</w:t>
-            </w:r>
-          </w:p>
-        </w:tc>
-        <w:tc>
-          <w:tcPr>
-            <w:tcW w:type="dxa" w:w="2160"/>
-          </w:tcPr>
-          <w:p>
-            <w:r>
-              <w:rPr>
-                <w:b/>
-              </w:rPr>
-              <w:t>1 = not pressed</w:t>
-            </w:r>
-          </w:p>
-        </w:tc>
-        <w:tc>
-          <w:tcPr>
-            <w:tcW w:type="dxa" w:w="2160"/>
-          </w:tcPr>
-          <w:p>
-            <w:r>
-              <w:t>0 = pressed</w:t>
-            </w:r>
-          </w:p>
-        </w:tc>
-      </w:tr>
-      <w:tr>
-        <w:tc>
-          <w:tcPr>
-            <w:tcW w:type="dxa" w:w="2160"/>
-          </w:tcPr>
-          <w:p>
-            <w:r>
-              <w:rPr>
-                <w:rFonts w:ascii="Consolas" w:hAnsi="Consolas"/>
-                <w:color w:val="C7254E"/>
-                <w:sz w:val="19"/>
-              </w:rPr>
-              <w:t>BL10E-PS-ASB-01</w:t>
-            </w:r>
-            <w:r>
-              <w:t xml:space="preserve">, </w:t>
-            </w:r>
-            <w:r>
-              <w:rPr>
-                <w:rFonts w:ascii="Consolas" w:hAnsi="Consolas"/>
-                <w:color w:val="C7254E"/>
-                <w:sz w:val="19"/>
-              </w:rPr>
-              <w:t>-02</w:t>
-            </w:r>
-            <w:r>
-              <w:t xml:space="preserve">, </w:t>
-            </w:r>
-            <w:r>
-              <w:rPr>
-                <w:rFonts w:ascii="Consolas" w:hAnsi="Consolas"/>
-                <w:color w:val="C7254E"/>
-                <w:sz w:val="19"/>
-              </w:rPr>
-              <w:t>-03</w:t>
-            </w:r>
-            <w:r>
-              <w:t xml:space="preserve">, </w:t>
-            </w:r>
-            <w:r>
-              <w:rPr>
-                <w:rFonts w:ascii="Consolas" w:hAnsi="Consolas"/>
-                <w:color w:val="C7254E"/>
-                <w:sz w:val="19"/>
-              </w:rPr>
-              <w:t>-04</w:t>
-            </w:r>
-          </w:p>
-        </w:tc>
-        <w:tc>
-          <w:tcPr>
-            <w:tcW w:type="dxa" w:w="2160"/>
-          </w:tcPr>
-          <w:p>
-            <w:r>
-              <w:t>The four area‑search buttons, pressed in order during the walk</w:t>
-            </w:r>
-          </w:p>
-        </w:tc>
-        <w:tc>
-          <w:tcPr>
-            <w:tcW w:type="dxa" w:w="2160"/>
-          </w:tcPr>
-          <w:p>
-            <w:r>
-              <w:t>0 = idle</w:t>
-            </w:r>
-          </w:p>
-        </w:tc>
-        <w:tc>
-          <w:tcPr>
-            <w:tcW w:type="dxa" w:w="2160"/>
-          </w:tcPr>
-          <w:p>
-            <w:r>
-              <w:t>a press = 0→1</w:t>
-            </w:r>
-          </w:p>
-        </w:tc>
-      </w:tr>
-      <w:tr>
-        <w:tc>
-          <w:tcPr>
-            <w:tcW w:type="dxa" w:w="2160"/>
-          </w:tcPr>
-          <w:p>
-            <w:r>
-              <w:rPr>
-                <w:rFonts w:ascii="Consolas" w:hAnsi="Consolas"/>
-                <w:color w:val="C7254E"/>
-                <w:sz w:val="19"/>
-              </w:rPr>
-              <w:t>BL10E-PS-ASBF-01</w:t>
-            </w:r>
-          </w:p>
-        </w:tc>
-        <w:tc>
-          <w:tcPr>
-            <w:tcW w:type="dxa" w:w="2160"/>
-          </w:tcPr>
-          <w:p>
-            <w:r>
-              <w:t xml:space="preserve">The </w:t>
-            </w:r>
-            <w:r>
-              <w:rPr>
-                <w:b/>
-              </w:rPr>
-              <w:t>final</w:t>
-            </w:r>
-            <w:r>
-              <w:t xml:space="preserve"> area‑search button, by the exit door</w:t>
-            </w:r>
-          </w:p>
-        </w:tc>
-        <w:tc>
-          <w:tcPr>
-            <w:tcW w:type="dxa" w:w="2160"/>
-          </w:tcPr>
-          <w:p>
-            <w:r>
-              <w:t>0 = idle</w:t>
-            </w:r>
-          </w:p>
-        </w:tc>
-        <w:tc>
-          <w:tcPr>
-            <w:tcW w:type="dxa" w:w="2160"/>
-          </w:tcPr>
-          <w:p>
-            <w:r>
-              <w:t>a press = 0→1</w:t>
-            </w:r>
-          </w:p>
-        </w:tc>
-      </w:tr>
-      <w:tr>
-        <w:tc>
-          <w:tcPr>
-            <w:tcW w:type="dxa" w:w="2160"/>
-          </w:tcPr>
-          <w:p>
-            <w:r>
-              <w:rPr>
-                <w:rFonts w:ascii="Consolas" w:hAnsi="Consolas"/>
-                <w:color w:val="C7254E"/>
-                <w:sz w:val="19"/>
-              </w:rPr>
-              <w:t>BL10E-PS-LCRx-01</w:t>
-            </w:r>
-          </w:p>
-        </w:tc>
-        <w:tc>
-          <w:tcPr>
-            <w:tcW w:type="dxa" w:w="2160"/>
-          </w:tcPr>
-          <w:p>
-            <w:r>
-              <w:t>Light curtain across the doorway</w:t>
-            </w:r>
-          </w:p>
-        </w:tc>
-        <w:tc>
-          <w:tcPr>
-            <w:tcW w:type="dxa" w:w="2160"/>
-          </w:tcPr>
-          <w:p>
-            <w:r>
-              <w:t>1 = clear</w:t>
-            </w:r>
-          </w:p>
-        </w:tc>
-        <w:tc>
-          <w:tcPr>
-            <w:tcW w:type="dxa" w:w="2160"/>
-          </w:tcPr>
-          <w:p>
-            <w:r>
-              <w:t>0 = beam broken</w:t>
-            </w:r>
-          </w:p>
-        </w:tc>
-      </w:tr>
-      <w:tr>
-        <w:tc>
-          <w:tcPr>
-            <w:tcW w:type="dxa" w:w="2160"/>
-          </w:tcPr>
-          <w:p>
-            <w:r>
-              <w:rPr>
-                <w:rFonts w:ascii="Consolas" w:hAnsi="Consolas"/>
-                <w:color w:val="C7254E"/>
-                <w:sz w:val="19"/>
-              </w:rPr>
-              <w:t>BL10E-PS-OR-01</w:t>
-            </w:r>
-          </w:p>
-        </w:tc>
-        <w:tc>
-          <w:tcPr>
-            <w:tcW w:type="dxa" w:w="2160"/>
-          </w:tcPr>
-          <w:p>
-            <w:r>
-              <w:t>The Open/Reset button</w:t>
-            </w:r>
-          </w:p>
-        </w:tc>
-        <w:tc>
-          <w:tcPr>
-            <w:tcW w:type="dxa" w:w="2160"/>
-          </w:tcPr>
-          <w:p>
-            <w:r>
-              <w:t>0 = idle</w:t>
-            </w:r>
-          </w:p>
-        </w:tc>
-        <w:tc>
-          <w:tcPr>
-            <w:tcW w:type="dxa" w:w="2160"/>
-          </w:tcPr>
-          <w:p>
-            <w:r>
-              <w:t>a press = 0→1</w:t>
-            </w:r>
-          </w:p>
-        </w:tc>
-      </w:tr>
-      <w:tr>
-        <w:tc>
-          <w:tcPr>
-            <w:tcW w:type="dxa" w:w="2160"/>
-          </w:tcPr>
-          <w:p>
-            <w:r>
-              <w:rPr>
-                <w:rFonts w:ascii="Consolas" w:hAnsi="Consolas"/>
-                <w:color w:val="C7254E"/>
-                <w:sz w:val="19"/>
-              </w:rPr>
-              <w:t>BL10E-PS-IT-01</w:t>
-            </w:r>
-            <w:r>
-              <w:t xml:space="preserve">, </w:t>
-            </w:r>
-            <w:r>
-              <w:rPr>
-                <w:rFonts w:ascii="Consolas" w:hAnsi="Consolas"/>
-                <w:color w:val="C7254E"/>
-                <w:sz w:val="19"/>
-              </w:rPr>
-              <w:t>-02</w:t>
-            </w:r>
-            <w:r>
-              <w:t xml:space="preserve">, </w:t>
-            </w:r>
-            <w:r>
-              <w:rPr>
-                <w:rFonts w:ascii="Consolas" w:hAnsi="Consolas"/>
-                <w:color w:val="C7254E"/>
-                <w:sz w:val="19"/>
-              </w:rPr>
-              <w:t>-03_TRIP</w:t>
-            </w:r>
-            <w:r>
-              <w:t xml:space="preserve"> (see §0.4)</w:t>
-            </w:r>
-          </w:p>
-        </w:tc>
-        <w:tc>
-          <w:tcPr>
-            <w:tcW w:type="dxa" w:w="2160"/>
-          </w:tcPr>
-          <w:p>
-            <w:r>
-              <w:t xml:space="preserve">Trip flags from the source </w:t>
-            </w:r>
-            <w:r>
-              <w:rPr>
-                <w:b/>
-              </w:rPr>
-              <w:t>current</w:t>
-            </w:r>
-            <w:r>
-              <w:t xml:space="preserve"> sensors</w:t>
-            </w:r>
-          </w:p>
-        </w:tc>
-        <w:tc>
-          <w:tcPr>
-            <w:tcW w:type="dxa" w:w="2160"/>
-          </w:tcPr>
-          <w:p>
-            <w:r>
-              <w:rPr>
-                <w:b/>
-              </w:rPr>
-              <w:t>force 0</w:t>
-            </w:r>
-            <w:r>
-              <w:t xml:space="preserve"> = no current</w:t>
-            </w:r>
-          </w:p>
-        </w:tc>
-        <w:tc>
-          <w:tcPr>
-            <w:tcW w:type="dxa" w:w="2160"/>
-          </w:tcPr>
-          <w:p>
-            <w:r>
-              <w:t>force 1 = current present</w:t>
-            </w:r>
-          </w:p>
-        </w:tc>
-      </w:tr>
-      <w:tr>
-        <w:tc>
-          <w:tcPr>
-            <w:tcW w:type="dxa" w:w="2160"/>
-          </w:tcPr>
-          <w:p>
-            <w:r>
-              <w:rPr>
-                <w:rFonts w:ascii="Consolas" w:hAnsi="Consolas"/>
-                <w:color w:val="C7254E"/>
-                <w:sz w:val="19"/>
-              </w:rPr>
-              <w:t>BL10E-PS-VT-01</w:t>
-            </w:r>
-            <w:r>
-              <w:t xml:space="preserve">, </w:t>
-            </w:r>
-            <w:r>
-              <w:rPr>
-                <w:rFonts w:ascii="Consolas" w:hAnsi="Consolas"/>
-                <w:color w:val="C7254E"/>
-                <w:sz w:val="19"/>
-              </w:rPr>
-              <w:t>-02</w:t>
-            </w:r>
-            <w:r>
-              <w:t xml:space="preserve">, </w:t>
-            </w:r>
-            <w:r>
-              <w:rPr>
-                <w:rFonts w:ascii="Consolas" w:hAnsi="Consolas"/>
-                <w:color w:val="C7254E"/>
-                <w:sz w:val="19"/>
-              </w:rPr>
-              <w:t>-03_TRIP</w:t>
-            </w:r>
-            <w:r>
-              <w:t xml:space="preserve"> (see §0.4)</w:t>
-            </w:r>
-          </w:p>
-        </w:tc>
-        <w:tc>
-          <w:tcPr>
-            <w:tcW w:type="dxa" w:w="2160"/>
-          </w:tcPr>
-          <w:p>
-            <w:r>
-              <w:t xml:space="preserve">Trip flags from the source </w:t>
-            </w:r>
-            <w:r>
-              <w:rPr>
-                <w:b/>
-              </w:rPr>
-              <w:t>voltage</w:t>
-            </w:r>
-            <w:r>
-              <w:t xml:space="preserve"> sensors</w:t>
-            </w:r>
-          </w:p>
-        </w:tc>
-        <w:tc>
-          <w:tcPr>
-            <w:tcW w:type="dxa" w:w="2160"/>
-          </w:tcPr>
-          <w:p>
-            <w:r>
-              <w:rPr>
-                <w:b/>
-              </w:rPr>
-              <w:t>force 0</w:t>
-            </w:r>
-            <w:r>
-              <w:t xml:space="preserve"> = no voltage</w:t>
-            </w:r>
-          </w:p>
-        </w:tc>
-        <w:tc>
-          <w:tcPr>
-            <w:tcW w:type="dxa" w:w="2160"/>
-          </w:tcPr>
-          <w:p>
-            <w:r>
-              <w:t>force 1 = voltage present</w:t>
-            </w:r>
-          </w:p>
-        </w:tc>
-      </w:tr>
-      <w:tr>
-        <w:tc>
-          <w:tcPr>
-            <w:tcW w:type="dxa" w:w="2160"/>
-          </w:tcPr>
-          <w:p>
-            <w:r>
-              <w:rPr>
-                <w:rFonts w:ascii="Consolas" w:hAnsi="Consolas"/>
-                <w:color w:val="C7254E"/>
-                <w:sz w:val="19"/>
-              </w:rPr>
-              <w:t>BL10E-PS-OXMON-01</w:t>
-            </w:r>
-            <w:r>
-              <w:t>…</w:t>
-            </w:r>
-            <w:r>
-              <w:rPr>
-                <w:rFonts w:ascii="Consolas" w:hAnsi="Consolas"/>
-                <w:color w:val="C7254E"/>
-                <w:sz w:val="19"/>
-              </w:rPr>
-              <w:t>-04_TRIP</w:t>
-            </w:r>
-            <w:r>
-              <w:t xml:space="preserve"> (see §0.4)</w:t>
-            </w:r>
-          </w:p>
-        </w:tc>
-        <w:tc>
-          <w:tcPr>
-            <w:tcW w:type="dxa" w:w="2160"/>
-          </w:tcPr>
-          <w:p>
-            <w:r>
-              <w:t xml:space="preserve">Trip flags from the four </w:t>
-            </w:r>
-            <w:r>
-              <w:rPr>
-                <w:b/>
-              </w:rPr>
-              <w:t>oxygen</w:t>
-            </w:r>
-            <w:r>
-              <w:t xml:space="preserve"> sensors</w:t>
-            </w:r>
-          </w:p>
-        </w:tc>
-        <w:tc>
-          <w:tcPr>
-            <w:tcW w:type="dxa" w:w="2160"/>
-          </w:tcPr>
-          <w:p>
-            <w:r>
-              <w:rPr>
-                <w:b/>
-              </w:rPr>
-              <w:t>force 0</w:t>
-            </w:r>
-            <w:r>
-              <w:t xml:space="preserve"> = air OK</w:t>
-            </w:r>
-          </w:p>
-        </w:tc>
-        <w:tc>
-          <w:tcPr>
-            <w:tcW w:type="dxa" w:w="2160"/>
-          </w:tcPr>
-          <w:p>
-            <w:r>
-              <w:t>force 1 = oxygen low</w:t>
-            </w:r>
-          </w:p>
-        </w:tc>
-      </w:tr>
-      <w:tr>
-        <w:tc>
-          <w:tcPr>
-            <w:tcW w:type="dxa" w:w="2160"/>
-          </w:tcPr>
-          <w:p>
-            <w:r>
-              <w:rPr>
-                <w:rFonts w:ascii="Consolas" w:hAnsi="Consolas"/>
-                <w:color w:val="C7254E"/>
-                <w:sz w:val="19"/>
-              </w:rPr>
-              <w:t>BL10E-PS-RDMND-01</w:t>
-            </w:r>
-            <w:r>
-              <w:t xml:space="preserve">, </w:t>
-            </w:r>
-            <w:r>
-              <w:rPr>
-                <w:rFonts w:ascii="Consolas" w:hAnsi="Consolas"/>
-                <w:color w:val="C7254E"/>
-                <w:sz w:val="19"/>
-              </w:rPr>
-              <w:t>-02</w:t>
-            </w:r>
-          </w:p>
-        </w:tc>
-        <w:tc>
-          <w:tcPr>
-            <w:tcW w:type="dxa" w:w="2160"/>
-          </w:tcPr>
-          <w:p>
-            <w:r>
-              <w:t xml:space="preserve">Radiation </w:t>
-            </w:r>
-            <w:r>
-              <w:rPr>
-                <w:b/>
-              </w:rPr>
-              <w:t>dose</w:t>
-            </w:r>
-            <w:r>
-              <w:t xml:space="preserve"> sensors</w:t>
-            </w:r>
-          </w:p>
-        </w:tc>
-        <w:tc>
-          <w:tcPr>
-            <w:tcW w:type="dxa" w:w="2160"/>
-          </w:tcPr>
-          <w:p>
-            <w:r>
-              <w:t>healthy</w:t>
-            </w:r>
-          </w:p>
-        </w:tc>
-        <w:tc>
-          <w:tcPr>
-            <w:tcW w:type="dxa" w:w="2160"/>
-          </w:tcPr>
-          <w:p>
-            <w:r>
-              <w:t>trip value</w:t>
-            </w:r>
-          </w:p>
-        </w:tc>
-      </w:tr>
-      <w:tr>
-        <w:tc>
-          <w:tcPr>
-            <w:tcW w:type="dxa" w:w="2160"/>
-          </w:tcPr>
-          <w:p>
-            <w:r>
-              <w:rPr>
-                <w:rFonts w:ascii="Consolas" w:hAnsi="Consolas"/>
-                <w:color w:val="C7254E"/>
-                <w:sz w:val="19"/>
-              </w:rPr>
-              <w:t>BL10E-PS-RDMNR-01</w:t>
-            </w:r>
-            <w:r>
-              <w:t xml:space="preserve">, </w:t>
-            </w:r>
-            <w:r>
-              <w:rPr>
-                <w:rFonts w:ascii="Consolas" w:hAnsi="Consolas"/>
-                <w:color w:val="C7254E"/>
-                <w:sz w:val="19"/>
-              </w:rPr>
-              <w:t>-02</w:t>
-            </w:r>
-          </w:p>
-        </w:tc>
-        <w:tc>
-          <w:tcPr>
-            <w:tcW w:type="dxa" w:w="2160"/>
-          </w:tcPr>
-          <w:p>
-            <w:r>
-              <w:t xml:space="preserve">Radiation </w:t>
-            </w:r>
-            <w:r>
-              <w:rPr>
-                <w:b/>
-              </w:rPr>
-              <w:t>dose‑rate</w:t>
-            </w:r>
-            <w:r>
-              <w:t xml:space="preserve"> sensors</w:t>
-            </w:r>
-          </w:p>
-        </w:tc>
-        <w:tc>
-          <w:tcPr>
-            <w:tcW w:type="dxa" w:w="2160"/>
-          </w:tcPr>
-          <w:p>
-            <w:r>
-              <w:t>healthy</w:t>
-            </w:r>
-          </w:p>
-        </w:tc>
-        <w:tc>
-          <w:tcPr>
-            <w:tcW w:type="dxa" w:w="2160"/>
-          </w:tcPr>
-          <w:p>
-            <w:r>
-              <w:t>trip value</w:t>
-            </w:r>
-          </w:p>
-        </w:tc>
-      </w:tr>
-      <w:tr>
-        <w:tc>
-          <w:tcPr>
-            <w:tcW w:type="dxa" w:w="2160"/>
-          </w:tcPr>
-          <w:p>
-            <w:r>
-              <w:rPr>
-                <w:rFonts w:ascii="Consolas" w:hAnsi="Consolas"/>
-                <w:color w:val="C7254E"/>
-                <w:sz w:val="19"/>
-              </w:rPr>
-              <w:t>BL10E-PS-IOC-01-BOB:RESET</w:t>
-            </w:r>
-          </w:p>
-        </w:tc>
-        <w:tc>
-          <w:tcPr>
-            <w:tcW w:type="dxa" w:w="2160"/>
-          </w:tcPr>
-          <w:p>
-            <w:r>
-              <w:t xml:space="preserve">Control‑room reset for the </w:t>
-            </w:r>
-            <w:r>
-              <w:rPr>
-                <w:b/>
-              </w:rPr>
-              <w:t>beam‑off‑button</w:t>
-            </w:r>
-            <w:r>
-              <w:t xml:space="preserve"> latch</w:t>
-            </w:r>
-          </w:p>
-        </w:tc>
-        <w:tc>
-          <w:tcPr>
-            <w:tcW w:type="dxa" w:w="2160"/>
-          </w:tcPr>
-          <w:p>
-            <w:r>
-              <w:t>0 = idle</w:t>
-            </w:r>
-          </w:p>
-        </w:tc>
-        <w:tc>
-          <w:tcPr>
-            <w:tcW w:type="dxa" w:w="2160"/>
-          </w:tcPr>
-          <w:p>
-            <w:r>
-              <w:t>a press = 0→1</w:t>
-            </w:r>
-          </w:p>
-        </w:tc>
-      </w:tr>
-      <w:tr>
-        <w:tc>
-          <w:tcPr>
-            <w:tcW w:type="dxa" w:w="2160"/>
-          </w:tcPr>
-          <w:p>
-            <w:r>
-              <w:rPr>
-                <w:rFonts w:ascii="Consolas" w:hAnsi="Consolas"/>
-                <w:color w:val="C7254E"/>
-                <w:sz w:val="19"/>
-              </w:rPr>
-              <w:t>BL10E-PS-IOC-01-RDMN:RESET</w:t>
-            </w:r>
-          </w:p>
-        </w:tc>
-        <w:tc>
-          <w:tcPr>
-            <w:tcW w:type="dxa" w:w="2160"/>
-          </w:tcPr>
-          <w:p>
-            <w:r>
-              <w:t xml:space="preserve">Control‑room reset for the </w:t>
-            </w:r>
-            <w:r>
-              <w:rPr>
-                <w:b/>
-              </w:rPr>
-              <w:t>radiation</w:t>
-            </w:r>
-            <w:r>
-              <w:t xml:space="preserve"> latch</w:t>
-            </w:r>
-          </w:p>
-        </w:tc>
-        <w:tc>
-          <w:tcPr>
-            <w:tcW w:type="dxa" w:w="2160"/>
-          </w:tcPr>
-          <w:p>
-            <w:r>
-              <w:t>0 = idle</w:t>
-            </w:r>
-          </w:p>
-        </w:tc>
-        <w:tc>
-          <w:tcPr>
-            <w:tcW w:type="dxa" w:w="2160"/>
-          </w:tcPr>
-          <w:p>
-            <w:r>
-              <w:t>a press = 0→1</w:t>
-            </w:r>
-          </w:p>
-        </w:tc>
-      </w:tr>
-      <w:tr>
-        <w:tc>
-          <w:tcPr>
-            <w:tcW w:type="dxa" w:w="2160"/>
-          </w:tcPr>
-          <w:p>
-            <w:r>
-              <w:rPr>
-                <w:rFonts w:ascii="Consolas" w:hAnsi="Consolas"/>
-                <w:color w:val="C7254E"/>
-                <w:sz w:val="19"/>
-              </w:rPr>
-              <w:t>BL10E-PS-IOC-01-GAS:RESET</w:t>
-            </w:r>
-          </w:p>
-        </w:tc>
-        <w:tc>
-          <w:tcPr>
-            <w:tcW w:type="dxa" w:w="2160"/>
-          </w:tcPr>
-          <w:p>
-            <w:r>
-              <w:t xml:space="preserve">Control‑room reset for the </w:t>
-            </w:r>
-            <w:r>
-              <w:rPr>
-                <w:b/>
-              </w:rPr>
-              <w:t>oxygen</w:t>
-            </w:r>
-            <w:r>
-              <w:t xml:space="preserve"> latch</w:t>
-            </w:r>
-          </w:p>
-        </w:tc>
-        <w:tc>
-          <w:tcPr>
-            <w:tcW w:type="dxa" w:w="2160"/>
-          </w:tcPr>
-          <w:p>
-            <w:r>
-              <w:t>0 = idle</w:t>
-            </w:r>
-          </w:p>
-        </w:tc>
-        <w:tc>
-          <w:tcPr>
-            <w:tcW w:type="dxa" w:w="2160"/>
-          </w:tcPr>
-          <w:p>
-            <w:r>
-              <w:t>a press = 0→1</w:t>
-            </w:r>
-          </w:p>
-        </w:tc>
-      </w:tr>
-      <w:tr>
-        <w:tc>
-          <w:tcPr>
-            <w:tcW w:type="dxa" w:w="2160"/>
-          </w:tcPr>
-          <w:p>
-            <w:r>
-              <w:rPr>
-                <w:rFonts w:ascii="Consolas" w:hAnsi="Consolas"/>
-                <w:color w:val="C7254E"/>
-                <w:sz w:val="19"/>
-              </w:rPr>
-              <w:t>BL10E-PS-IOC-01-SYS:RESET</w:t>
-            </w:r>
-          </w:p>
-        </w:tc>
-        <w:tc>
-          <w:tcPr>
-            <w:tcW w:type="dxa" w:w="2160"/>
-          </w:tcPr>
-          <w:p>
-            <w:r>
-              <w:t xml:space="preserve">Control‑room reset for general </w:t>
-            </w:r>
-            <w:r>
-              <w:rPr>
-                <w:b/>
-              </w:rPr>
-              <w:t>system</w:t>
-            </w:r>
-            <w:r>
-              <w:t xml:space="preserve"> latches</w:t>
-            </w:r>
-          </w:p>
-        </w:tc>
-        <w:tc>
-          <w:tcPr>
-            <w:tcW w:type="dxa" w:w="2160"/>
-          </w:tcPr>
-          <w:p>
-            <w:r>
-              <w:t>0 = idle</w:t>
-            </w:r>
-          </w:p>
-        </w:tc>
-        <w:tc>
-          <w:tcPr>
-            <w:tcW w:type="dxa" w:w="2160"/>
-          </w:tcPr>
-          <w:p>
-            <w:r>
-              <w:t>a press = 0→1</w:t>
-            </w:r>
-          </w:p>
-        </w:tc>
-      </w:tr>
-      <w:tr>
-        <w:tc>
-          <w:tcPr>
-            <w:tcW w:type="dxa" w:w="2160"/>
-          </w:tcPr>
-          <w:p>
-            <w:r>
-              <w:t xml:space="preserve">OUTPUT </w:t>
-            </w:r>
-            <w:r>
-              <w:rPr>
-                <w:rFonts w:ascii="Consolas" w:hAnsi="Consolas"/>
-                <w:color w:val="C7254E"/>
-                <w:sz w:val="19"/>
-              </w:rPr>
-              <w:t>BL10E-PS-CON-01:EN</w:t>
-            </w:r>
-            <w:r>
-              <w:t xml:space="preserve"> … </w:t>
-            </w:r>
-            <w:r>
-              <w:rPr>
-                <w:rFonts w:ascii="Consolas" w:hAnsi="Consolas"/>
-                <w:color w:val="C7254E"/>
-                <w:sz w:val="19"/>
-              </w:rPr>
-              <w:t>CON-05:EN</w:t>
-            </w:r>
-          </w:p>
-        </w:tc>
-        <w:tc>
-          <w:tcPr>
-            <w:tcW w:type="dxa" w:w="2160"/>
-          </w:tcPr>
-          <w:p>
-            <w:r>
-              <w:t xml:space="preserve">Commands to the contactors feeding the </w:t>
-            </w:r>
-            <w:r>
-              <w:rPr>
-                <w:b/>
-              </w:rPr>
-              <w:t>electron source</w:t>
-            </w:r>
-          </w:p>
-        </w:tc>
-        <w:tc>
-          <w:tcPr>
-            <w:tcW w:type="dxa" w:w="2160"/>
-          </w:tcPr>
-          <w:p>
-            <w:r>
-              <w:t>—</w:t>
-            </w:r>
-          </w:p>
-        </w:tc>
-        <w:tc>
-          <w:tcPr>
-            <w:tcW w:type="dxa" w:w="2160"/>
-          </w:tcPr>
-          <w:p>
-            <w:r>
-              <w:rPr>
-                <w:b/>
-              </w:rPr>
-              <w:t>1 = on (hazard live)</w:t>
-            </w:r>
-            <w:r>
-              <w:t>, 0 = safe</w:t>
-            </w:r>
-          </w:p>
-        </w:tc>
-      </w:tr>
-      <w:tr>
-        <w:tc>
-          <w:tcPr>
-            <w:tcW w:type="dxa" w:w="2160"/>
-          </w:tcPr>
-          <w:p>
-            <w:r>
-              <w:t xml:space="preserve">OUTPUT </w:t>
-            </w:r>
-            <w:r>
-              <w:rPr>
-                <w:rFonts w:ascii="Consolas" w:hAnsi="Consolas"/>
-                <w:color w:val="C7254E"/>
-                <w:sz w:val="19"/>
-              </w:rPr>
-              <w:t>BL10E-PS-CON-06:EN</w:t>
-            </w:r>
-            <w:r>
-              <w:t xml:space="preserve"> … </w:t>
-            </w:r>
-            <w:r>
-              <w:rPr>
-                <w:rFonts w:ascii="Consolas" w:hAnsi="Consolas"/>
-                <w:color w:val="C7254E"/>
-                <w:sz w:val="19"/>
-              </w:rPr>
-              <w:t>CON-08:EN</w:t>
-            </w:r>
-          </w:p>
-        </w:tc>
-        <w:tc>
-          <w:tcPr>
-            <w:tcW w:type="dxa" w:w="2160"/>
-          </w:tcPr>
-          <w:p>
-            <w:r>
-              <w:t xml:space="preserve">Commands to the </w:t>
-            </w:r>
-            <w:r>
-              <w:rPr>
-                <w:b/>
-              </w:rPr>
-              <w:t>3‑phase RF</w:t>
-            </w:r>
-            <w:r>
-              <w:t xml:space="preserve"> contactors</w:t>
-            </w:r>
-          </w:p>
-        </w:tc>
-        <w:tc>
-          <w:tcPr>
-            <w:tcW w:type="dxa" w:w="2160"/>
-          </w:tcPr>
-          <w:p>
-            <w:r>
-              <w:t>—</w:t>
-            </w:r>
-          </w:p>
-        </w:tc>
-        <w:tc>
-          <w:tcPr>
-            <w:tcW w:type="dxa" w:w="2160"/>
-          </w:tcPr>
-          <w:p>
-            <w:r>
-              <w:rPr>
-                <w:b/>
-              </w:rPr>
-              <w:t>1 = on</w:t>
-            </w:r>
-            <w:r>
-              <w:t>, 0 = safe</w:t>
-            </w:r>
-          </w:p>
-        </w:tc>
-      </w:tr>
-      <w:tr>
-        <w:tc>
-          <w:tcPr>
-            <w:tcW w:type="dxa" w:w="2160"/>
-          </w:tcPr>
-          <w:p>
-            <w:r>
-              <w:t xml:space="preserve">OUTPUT </w:t>
-            </w:r>
-            <w:r>
-              <w:rPr>
-                <w:rFonts w:ascii="Consolas" w:hAnsi="Consolas"/>
-                <w:color w:val="C7254E"/>
-                <w:sz w:val="19"/>
-              </w:rPr>
-              <w:t>BL10E-PS-CON-09:EN</w:t>
-            </w:r>
-            <w:r>
-              <w:t xml:space="preserve">, </w:t>
-            </w:r>
-            <w:r>
-              <w:rPr>
-                <w:rFonts w:ascii="Consolas" w:hAnsi="Consolas"/>
-                <w:color w:val="C7254E"/>
-                <w:sz w:val="19"/>
-              </w:rPr>
-              <w:t>CON-10:EN</w:t>
-            </w:r>
-          </w:p>
-        </w:tc>
-        <w:tc>
-          <w:tcPr>
-            <w:tcW w:type="dxa" w:w="2160"/>
-          </w:tcPr>
-          <w:p>
-            <w:r>
-              <w:t xml:space="preserve">Commands to the </w:t>
-            </w:r>
-            <w:r>
-              <w:rPr>
-                <w:b/>
-              </w:rPr>
-              <w:t>1‑phase RF drive</w:t>
-            </w:r>
-            <w:r>
-              <w:t xml:space="preserve"> contactors</w:t>
-            </w:r>
-          </w:p>
-        </w:tc>
-        <w:tc>
-          <w:tcPr>
-            <w:tcW w:type="dxa" w:w="2160"/>
-          </w:tcPr>
-          <w:p>
-            <w:r>
-              <w:t>—</w:t>
-            </w:r>
-          </w:p>
-        </w:tc>
-        <w:tc>
-          <w:tcPr>
-            <w:tcW w:type="dxa" w:w="2160"/>
-          </w:tcPr>
-          <w:p>
-            <w:r>
-              <w:rPr>
-                <w:b/>
-              </w:rPr>
-              <w:t>1 = on</w:t>
-            </w:r>
-            <w:r>
-              <w:t>, 0 = safe</w:t>
-            </w:r>
-          </w:p>
-        </w:tc>
-      </w:tr>
-      <w:tr>
-        <w:tc>
-          <w:tcPr>
-            <w:tcW w:type="dxa" w:w="2160"/>
-          </w:tcPr>
-          <w:p>
-            <w:r>
-              <w:t xml:space="preserve">OUTPUT </w:t>
-            </w:r>
-            <w:r>
-              <w:rPr>
-                <w:rFonts w:ascii="Consolas" w:hAnsi="Consolas"/>
-                <w:color w:val="C7254E"/>
-                <w:sz w:val="19"/>
-              </w:rPr>
-              <w:t>BL10E-PS-SOL-01</w:t>
-            </w:r>
-            <w:r>
-              <w:t xml:space="preserve">, </w:t>
-            </w:r>
-            <w:r>
-              <w:rPr>
-                <w:rFonts w:ascii="Consolas" w:hAnsi="Consolas"/>
-                <w:color w:val="C7254E"/>
-                <w:sz w:val="19"/>
-              </w:rPr>
-              <w:t>-02</w:t>
-            </w:r>
-          </w:p>
-        </w:tc>
-        <w:tc>
-          <w:tcPr>
-            <w:tcW w:type="dxa" w:w="2160"/>
-          </w:tcPr>
-          <w:p>
-            <w:r>
-              <w:t xml:space="preserve">The bolt solenoids that lock the </w:t>
-            </w:r>
-            <w:r>
-              <w:rPr>
-                <w:b/>
-              </w:rPr>
-              <w:t>main door</w:t>
-            </w:r>
-          </w:p>
-        </w:tc>
-        <w:tc>
-          <w:tcPr>
-            <w:tcW w:type="dxa" w:w="2160"/>
-          </w:tcPr>
-          <w:p>
-            <w:r>
-              <w:t>—</w:t>
-            </w:r>
-          </w:p>
-        </w:tc>
-        <w:tc>
-          <w:tcPr>
-            <w:tcW w:type="dxa" w:w="2160"/>
-          </w:tcPr>
-          <w:p>
-            <w:r>
-              <w:rPr>
-                <w:b/>
-              </w:rPr>
-              <w:t>1 = locked</w:t>
-            </w:r>
-            <w:r>
-              <w:t>, 0 = unlocked</w:t>
-            </w:r>
-          </w:p>
-        </w:tc>
-      </w:tr>
-      <w:tr>
-        <w:tc>
-          <w:tcPr>
-            <w:tcW w:type="dxa" w:w="2160"/>
-          </w:tcPr>
-          <w:p>
-            <w:r>
-              <w:t xml:space="preserve">OUTPUT </w:t>
-            </w:r>
-            <w:r>
-              <w:rPr>
-                <w:rFonts w:ascii="Consolas" w:hAnsi="Consolas"/>
-                <w:color w:val="C7254E"/>
-                <w:sz w:val="19"/>
-              </w:rPr>
-              <w:t>BL10E-PS-SOL-03</w:t>
-            </w:r>
-            <w:r>
-              <w:t xml:space="preserve">, </w:t>
-            </w:r>
-            <w:r>
-              <w:rPr>
-                <w:rFonts w:ascii="Consolas" w:hAnsi="Consolas"/>
-                <w:color w:val="C7254E"/>
-                <w:sz w:val="19"/>
-              </w:rPr>
-              <w:t>-04</w:t>
-            </w:r>
-          </w:p>
-        </w:tc>
-        <w:tc>
-          <w:tcPr>
-            <w:tcW w:type="dxa" w:w="2160"/>
-          </w:tcPr>
-          <w:p>
-            <w:r>
-              <w:t xml:space="preserve">The bolt solenoids that lock the </w:t>
-            </w:r>
-            <w:r>
-              <w:rPr>
-                <w:b/>
-              </w:rPr>
-              <w:t>gate</w:t>
-            </w:r>
-          </w:p>
-        </w:tc>
-        <w:tc>
-          <w:tcPr>
-            <w:tcW w:type="dxa" w:w="2160"/>
-          </w:tcPr>
-          <w:p>
-            <w:r>
-              <w:t>—</w:t>
-            </w:r>
-          </w:p>
-        </w:tc>
-        <w:tc>
-          <w:tcPr>
-            <w:tcW w:type="dxa" w:w="2160"/>
-          </w:tcPr>
-          <w:p>
-            <w:r>
-              <w:rPr>
-                <w:b/>
-              </w:rPr>
-              <w:t>1 = locked</w:t>
-            </w:r>
-            <w:r>
-              <w:t>, 0 = unlocked</w:t>
-            </w:r>
-          </w:p>
-        </w:tc>
-      </w:tr>
-      <w:tr>
-        <w:tc>
-          <w:tcPr>
-            <w:tcW w:type="dxa" w:w="2160"/>
-          </w:tcPr>
-          <w:p>
-            <w:r>
-              <w:t xml:space="preserve">OUTPUT </w:t>
-            </w:r>
-            <w:r>
-              <w:rPr>
-                <w:rFonts w:ascii="Consolas" w:hAnsi="Consolas"/>
-                <w:color w:val="C7254E"/>
-                <w:sz w:val="19"/>
-              </w:rPr>
-              <w:t>BL10E-PS-SOL-05</w:t>
-            </w:r>
-            <w:r>
-              <w:t xml:space="preserve">, </w:t>
-            </w:r>
-            <w:r>
-              <w:rPr>
-                <w:rFonts w:ascii="Consolas" w:hAnsi="Consolas"/>
-                <w:color w:val="C7254E"/>
-                <w:sz w:val="19"/>
-              </w:rPr>
-              <w:t>-06</w:t>
-            </w:r>
-          </w:p>
-        </w:tc>
-        <w:tc>
-          <w:tcPr>
-            <w:tcW w:type="dxa" w:w="2160"/>
-          </w:tcPr>
-          <w:p>
-            <w:r>
-              <w:t xml:space="preserve">The bolt solenoids that lock the </w:t>
-            </w:r>
-            <w:r>
-              <w:rPr>
-                <w:b/>
-              </w:rPr>
-              <w:t>service door</w:t>
-            </w:r>
-          </w:p>
-        </w:tc>
-        <w:tc>
-          <w:tcPr>
-            <w:tcW w:type="dxa" w:w="2160"/>
-          </w:tcPr>
-          <w:p>
-            <w:r>
-              <w:t>—</w:t>
-            </w:r>
-          </w:p>
-        </w:tc>
-        <w:tc>
-          <w:tcPr>
-            <w:tcW w:type="dxa" w:w="2160"/>
-          </w:tcPr>
-          <w:p>
-            <w:r>
-              <w:rPr>
-                <w:b/>
-              </w:rPr>
-              <w:t>1 = locked</w:t>
-            </w:r>
-            <w:r>
-              <w:t>, 0 = unlocked</w:t>
-            </w:r>
-          </w:p>
-        </w:tc>
-      </w:tr>
-    </w:tbl>
-    <w:p/>
     <w:p>
-      <w:pPr>
-        <w:pStyle w:val="Heading3"/>
-      </w:pPr>
-      <w:r>
-        <w:t>0.4 Important: the analogue set‑points are fixed "fail‑safe" numbers</w:t>
-      </w:r>
-    </w:p>
-    <w:p>
-      <w:r>
-        <w:t xml:space="preserve">The PLC turns each 4–20 mA sensor into a trip flag using a limit block. The level at which it trips is a set‑point tag </w:t>
-      </w:r>
-      <w:r>
-        <w:rPr>
-          <w:rFonts w:ascii="Consolas" w:hAnsi="Consolas"/>
-          <w:color w:val="C7254E"/>
-          <w:sz w:val="19"/>
-        </w:rPr>
-        <w:t>…_SP</w:t>
-      </w:r>
-      <w:r>
-        <w:t>. In this program the as‑built set‑points are:</w:t>
+      <w:r>
+        <w:t>*Tip: for a picture of which switch belongs to which door or gate, see the sketch at the top of document 00 (the glossary).*</w:t>
       </w:r>
     </w:p>
     <w:tbl>
@@ -18993,6 +16991,2232 @@
                 <w:b/>
                 <w:color w:val="FFFFFF"/>
               </w:rPr>
+              <w:t>Signal (tag)</w:t>
+            </w:r>
+          </w:p>
+        </w:tc>
+        <w:tc>
+          <w:tcPr>
+            <w:tcW w:type="dxa" w:w="2160"/>
+            <w:shd w:val="clear" w:fill="1F4E79"/>
+          </w:tcPr>
+          <w:p>
+            <w:r>
+              <w:rPr>
+                <w:b/>
+                <w:color w:val="FFFFFF"/>
+              </w:rPr>
+              <w:t>What it is (the exact device)</w:t>
+            </w:r>
+          </w:p>
+        </w:tc>
+        <w:tc>
+          <w:tcPr>
+            <w:tcW w:type="dxa" w:w="2160"/>
+            <w:shd w:val="clear" w:fill="1F4E79"/>
+          </w:tcPr>
+          <w:p>
+            <w:r>
+              <w:rPr>
+                <w:b/>
+                <w:color w:val="FFFFFF"/>
+              </w:rPr>
+              <w:t>Healthy / normal</w:t>
+            </w:r>
+          </w:p>
+        </w:tc>
+        <w:tc>
+          <w:tcPr>
+            <w:tcW w:type="dxa" w:w="2160"/>
+            <w:shd w:val="clear" w:fill="1F4E79"/>
+          </w:tcPr>
+          <w:p>
+            <w:r>
+              <w:rPr>
+                <w:b/>
+                <w:color w:val="FFFFFF"/>
+              </w:rPr>
+              <w:t>Unsafe value / action</w:t>
+            </w:r>
+          </w:p>
+        </w:tc>
+      </w:tr>
+      <w:tr>
+        <w:tc>
+          <w:tcPr>
+            <w:tcW w:type="dxa" w:w="2160"/>
+          </w:tcPr>
+          <w:p>
+            <w:r>
+              <w:rPr>
+                <w:rFonts w:ascii="Consolas" w:hAnsi="Consolas"/>
+                <w:color w:val="C7254E"/>
+                <w:sz w:val="19"/>
+              </w:rPr>
+              <w:t>BL10E-PS-GADC-01</w:t>
+            </w:r>
+            <w:r>
+              <w:t xml:space="preserve">, </w:t>
+            </w:r>
+            <w:r>
+              <w:rPr>
+                <w:rFonts w:ascii="Consolas" w:hAnsi="Consolas"/>
+                <w:color w:val="C7254E"/>
+                <w:sz w:val="19"/>
+              </w:rPr>
+              <w:t>-02</w:t>
+            </w:r>
+            <w:r>
+              <w:t xml:space="preserve">, </w:t>
+            </w:r>
+            <w:r>
+              <w:rPr>
+                <w:rFonts w:ascii="Consolas" w:hAnsi="Consolas"/>
+                <w:color w:val="C7254E"/>
+                <w:sz w:val="19"/>
+              </w:rPr>
+              <w:t>-03</w:t>
+            </w:r>
+          </w:p>
+        </w:tc>
+        <w:tc>
+          <w:tcPr>
+            <w:tcW w:type="dxa" w:w="2160"/>
+          </w:tcPr>
+          <w:p>
+            <w:r>
+              <w:t xml:space="preserve">The three "closed" switches on the </w:t>
+            </w:r>
+            <w:r>
+              <w:rPr>
+                <w:b/>
+              </w:rPr>
+              <w:t>main personnel door</w:t>
+            </w:r>
+          </w:p>
+        </w:tc>
+        <w:tc>
+          <w:tcPr>
+            <w:tcW w:type="dxa" w:w="2160"/>
+          </w:tcPr>
+          <w:p>
+            <w:r>
+              <w:rPr>
+                <w:b/>
+              </w:rPr>
+              <w:t>1 = door shut</w:t>
+            </w:r>
+          </w:p>
+        </w:tc>
+        <w:tc>
+          <w:tcPr>
+            <w:tcW w:type="dxa" w:w="2160"/>
+          </w:tcPr>
+          <w:p>
+            <w:r>
+              <w:t>0 = door open</w:t>
+            </w:r>
+          </w:p>
+        </w:tc>
+      </w:tr>
+      <w:tr>
+        <w:tc>
+          <w:tcPr>
+            <w:tcW w:type="dxa" w:w="2160"/>
+          </w:tcPr>
+          <w:p>
+            <w:r>
+              <w:rPr>
+                <w:rFonts w:ascii="Consolas" w:hAnsi="Consolas"/>
+                <w:color w:val="C7254E"/>
+                <w:sz w:val="19"/>
+              </w:rPr>
+              <w:t>BL10E-PS-GADC-04</w:t>
+            </w:r>
+            <w:r>
+              <w:t xml:space="preserve">, </w:t>
+            </w:r>
+            <w:r>
+              <w:rPr>
+                <w:rFonts w:ascii="Consolas" w:hAnsi="Consolas"/>
+                <w:color w:val="C7254E"/>
+                <w:sz w:val="19"/>
+              </w:rPr>
+              <w:t>-05</w:t>
+            </w:r>
+            <w:r>
+              <w:t xml:space="preserve">, </w:t>
+            </w:r>
+            <w:r>
+              <w:rPr>
+                <w:rFonts w:ascii="Consolas" w:hAnsi="Consolas"/>
+                <w:color w:val="C7254E"/>
+                <w:sz w:val="19"/>
+              </w:rPr>
+              <w:t>-06</w:t>
+            </w:r>
+          </w:p>
+        </w:tc>
+        <w:tc>
+          <w:tcPr>
+            <w:tcW w:type="dxa" w:w="2160"/>
+          </w:tcPr>
+          <w:p>
+            <w:r>
+              <w:t xml:space="preserve">The three "closed" switches on the </w:t>
+            </w:r>
+            <w:r>
+              <w:rPr>
+                <w:b/>
+              </w:rPr>
+              <w:t>entrance gate</w:t>
+            </w:r>
+          </w:p>
+        </w:tc>
+        <w:tc>
+          <w:tcPr>
+            <w:tcW w:type="dxa" w:w="2160"/>
+          </w:tcPr>
+          <w:p>
+            <w:r>
+              <w:rPr>
+                <w:b/>
+              </w:rPr>
+              <w:t>1 = gate shut</w:t>
+            </w:r>
+          </w:p>
+        </w:tc>
+        <w:tc>
+          <w:tcPr>
+            <w:tcW w:type="dxa" w:w="2160"/>
+          </w:tcPr>
+          <w:p>
+            <w:r>
+              <w:t>0 = gate open</w:t>
+            </w:r>
+          </w:p>
+        </w:tc>
+      </w:tr>
+      <w:tr>
+        <w:tc>
+          <w:tcPr>
+            <w:tcW w:type="dxa" w:w="2160"/>
+          </w:tcPr>
+          <w:p>
+            <w:r>
+              <w:rPr>
+                <w:rFonts w:ascii="Consolas" w:hAnsi="Consolas"/>
+                <w:color w:val="C7254E"/>
+                <w:sz w:val="19"/>
+              </w:rPr>
+              <w:t>BL10E-PS-SADC-01</w:t>
+            </w:r>
+            <w:r>
+              <w:t xml:space="preserve">, </w:t>
+            </w:r>
+            <w:r>
+              <w:rPr>
+                <w:rFonts w:ascii="Consolas" w:hAnsi="Consolas"/>
+                <w:color w:val="C7254E"/>
+                <w:sz w:val="19"/>
+              </w:rPr>
+              <w:t>-02</w:t>
+            </w:r>
+            <w:r>
+              <w:t xml:space="preserve">, </w:t>
+            </w:r>
+            <w:r>
+              <w:rPr>
+                <w:rFonts w:ascii="Consolas" w:hAnsi="Consolas"/>
+                <w:color w:val="C7254E"/>
+                <w:sz w:val="19"/>
+              </w:rPr>
+              <w:t>-03</w:t>
+            </w:r>
+          </w:p>
+        </w:tc>
+        <w:tc>
+          <w:tcPr>
+            <w:tcW w:type="dxa" w:w="2160"/>
+          </w:tcPr>
+          <w:p>
+            <w:r>
+              <w:t xml:space="preserve">The three "closed" switches on the </w:t>
+            </w:r>
+            <w:r>
+              <w:rPr>
+                <w:b/>
+              </w:rPr>
+              <w:t>service door</w:t>
+            </w:r>
+            <w:r>
+              <w:t xml:space="preserve"> (first set, voted 2oo3)</w:t>
+            </w:r>
+          </w:p>
+        </w:tc>
+        <w:tc>
+          <w:tcPr>
+            <w:tcW w:type="dxa" w:w="2160"/>
+          </w:tcPr>
+          <w:p>
+            <w:r>
+              <w:rPr>
+                <w:b/>
+              </w:rPr>
+              <w:t>1 = shut</w:t>
+            </w:r>
+          </w:p>
+        </w:tc>
+        <w:tc>
+          <w:tcPr>
+            <w:tcW w:type="dxa" w:w="2160"/>
+          </w:tcPr>
+          <w:p>
+            <w:r>
+              <w:t>0 = open</w:t>
+            </w:r>
+          </w:p>
+        </w:tc>
+      </w:tr>
+      <w:tr>
+        <w:tc>
+          <w:tcPr>
+            <w:tcW w:type="dxa" w:w="2160"/>
+          </w:tcPr>
+          <w:p>
+            <w:r>
+              <w:rPr>
+                <w:rFonts w:ascii="Consolas" w:hAnsi="Consolas"/>
+                <w:color w:val="C7254E"/>
+                <w:sz w:val="19"/>
+              </w:rPr>
+              <w:t>BL10E-PS-SADC-04</w:t>
+            </w:r>
+            <w:r>
+              <w:t xml:space="preserve">, </w:t>
+            </w:r>
+            <w:r>
+              <w:rPr>
+                <w:rFonts w:ascii="Consolas" w:hAnsi="Consolas"/>
+                <w:color w:val="C7254E"/>
+                <w:sz w:val="19"/>
+              </w:rPr>
+              <w:t>-05</w:t>
+            </w:r>
+          </w:p>
+        </w:tc>
+        <w:tc>
+          <w:tcPr>
+            <w:tcW w:type="dxa" w:w="2160"/>
+          </w:tcPr>
+          <w:p>
+            <w:r>
+              <w:t xml:space="preserve">A second pair of "closed" switches on the </w:t>
+            </w:r>
+            <w:r>
+              <w:rPr>
+                <w:b/>
+              </w:rPr>
+              <w:t>service door</w:t>
+            </w:r>
+            <w:r>
+              <w:t xml:space="preserve"> (voted 1oo2)</w:t>
+            </w:r>
+          </w:p>
+        </w:tc>
+        <w:tc>
+          <w:tcPr>
+            <w:tcW w:type="dxa" w:w="2160"/>
+          </w:tcPr>
+          <w:p>
+            <w:r>
+              <w:rPr>
+                <w:b/>
+              </w:rPr>
+              <w:t>1 = shut</w:t>
+            </w:r>
+          </w:p>
+        </w:tc>
+        <w:tc>
+          <w:tcPr>
+            <w:tcW w:type="dxa" w:w="2160"/>
+          </w:tcPr>
+          <w:p>
+            <w:r>
+              <w:t>0 = open</w:t>
+            </w:r>
+          </w:p>
+        </w:tc>
+      </w:tr>
+      <w:tr>
+        <w:tc>
+          <w:tcPr>
+            <w:tcW w:type="dxa" w:w="2160"/>
+          </w:tcPr>
+          <w:p>
+            <w:r>
+              <w:rPr>
+                <w:rFonts w:ascii="Consolas" w:hAnsi="Consolas"/>
+                <w:color w:val="C7254E"/>
+                <w:sz w:val="19"/>
+              </w:rPr>
+              <w:t>BL10E-PS-GADL-01</w:t>
+            </w:r>
+            <w:r>
+              <w:t xml:space="preserve">, </w:t>
+            </w:r>
+            <w:r>
+              <w:rPr>
+                <w:rFonts w:ascii="Consolas" w:hAnsi="Consolas"/>
+                <w:color w:val="C7254E"/>
+                <w:sz w:val="19"/>
+              </w:rPr>
+              <w:t>-02</w:t>
+            </w:r>
+          </w:p>
+        </w:tc>
+        <w:tc>
+          <w:tcPr>
+            <w:tcW w:type="dxa" w:w="2160"/>
+          </w:tcPr>
+          <w:p>
+            <w:r>
+              <w:t xml:space="preserve">The two "locked" switches that sense the </w:t>
+            </w:r>
+            <w:r>
+              <w:rPr>
+                <w:b/>
+              </w:rPr>
+              <w:t>main‑door</w:t>
+            </w:r>
+            <w:r>
+              <w:t xml:space="preserve"> bolt</w:t>
+            </w:r>
+          </w:p>
+        </w:tc>
+        <w:tc>
+          <w:tcPr>
+            <w:tcW w:type="dxa" w:w="2160"/>
+          </w:tcPr>
+          <w:p>
+            <w:r>
+              <w:t>1 = locked</w:t>
+            </w:r>
+          </w:p>
+        </w:tc>
+        <w:tc>
+          <w:tcPr>
+            <w:tcW w:type="dxa" w:w="2160"/>
+          </w:tcPr>
+          <w:p>
+            <w:r>
+              <w:t>0 = not locked</w:t>
+            </w:r>
+          </w:p>
+        </w:tc>
+      </w:tr>
+      <w:tr>
+        <w:tc>
+          <w:tcPr>
+            <w:tcW w:type="dxa" w:w="2160"/>
+          </w:tcPr>
+          <w:p>
+            <w:r>
+              <w:rPr>
+                <w:rFonts w:ascii="Consolas" w:hAnsi="Consolas"/>
+                <w:color w:val="C7254E"/>
+                <w:sz w:val="19"/>
+              </w:rPr>
+              <w:t>BL10E-PS-GADL-04</w:t>
+            </w:r>
+            <w:r>
+              <w:t xml:space="preserve">, </w:t>
+            </w:r>
+            <w:r>
+              <w:rPr>
+                <w:rFonts w:ascii="Consolas" w:hAnsi="Consolas"/>
+                <w:color w:val="C7254E"/>
+                <w:sz w:val="19"/>
+              </w:rPr>
+              <w:t>-05</w:t>
+            </w:r>
+          </w:p>
+        </w:tc>
+        <w:tc>
+          <w:tcPr>
+            <w:tcW w:type="dxa" w:w="2160"/>
+          </w:tcPr>
+          <w:p>
+            <w:r>
+              <w:t xml:space="preserve">The two "locked" switches that sense the </w:t>
+            </w:r>
+            <w:r>
+              <w:rPr>
+                <w:b/>
+              </w:rPr>
+              <w:t>gate</w:t>
+            </w:r>
+            <w:r>
+              <w:t xml:space="preserve"> bolt</w:t>
+            </w:r>
+          </w:p>
+        </w:tc>
+        <w:tc>
+          <w:tcPr>
+            <w:tcW w:type="dxa" w:w="2160"/>
+          </w:tcPr>
+          <w:p>
+            <w:r>
+              <w:t>1 = locked</w:t>
+            </w:r>
+          </w:p>
+        </w:tc>
+        <w:tc>
+          <w:tcPr>
+            <w:tcW w:type="dxa" w:w="2160"/>
+          </w:tcPr>
+          <w:p>
+            <w:r>
+              <w:t>0 = not locked</w:t>
+            </w:r>
+          </w:p>
+        </w:tc>
+      </w:tr>
+      <w:tr>
+        <w:tc>
+          <w:tcPr>
+            <w:tcW w:type="dxa" w:w="2160"/>
+          </w:tcPr>
+          <w:p>
+            <w:r>
+              <w:rPr>
+                <w:rFonts w:ascii="Consolas" w:hAnsi="Consolas"/>
+                <w:color w:val="C7254E"/>
+                <w:sz w:val="19"/>
+              </w:rPr>
+              <w:t>BL10E-PS-SADL-01</w:t>
+            </w:r>
+            <w:r>
+              <w:t xml:space="preserve">, </w:t>
+            </w:r>
+            <w:r>
+              <w:rPr>
+                <w:rFonts w:ascii="Consolas" w:hAnsi="Consolas"/>
+                <w:color w:val="C7254E"/>
+                <w:sz w:val="19"/>
+              </w:rPr>
+              <w:t>-02</w:t>
+            </w:r>
+          </w:p>
+        </w:tc>
+        <w:tc>
+          <w:tcPr>
+            <w:tcW w:type="dxa" w:w="2160"/>
+          </w:tcPr>
+          <w:p>
+            <w:r>
+              <w:t xml:space="preserve">The two "locked" switches that sense the </w:t>
+            </w:r>
+            <w:r>
+              <w:rPr>
+                <w:b/>
+              </w:rPr>
+              <w:t>service‑door</w:t>
+            </w:r>
+            <w:r>
+              <w:t xml:space="preserve"> bolt</w:t>
+            </w:r>
+          </w:p>
+        </w:tc>
+        <w:tc>
+          <w:tcPr>
+            <w:tcW w:type="dxa" w:w="2160"/>
+          </w:tcPr>
+          <w:p>
+            <w:r>
+              <w:t>1 = locked</w:t>
+            </w:r>
+          </w:p>
+        </w:tc>
+        <w:tc>
+          <w:tcPr>
+            <w:tcW w:type="dxa" w:w="2160"/>
+          </w:tcPr>
+          <w:p>
+            <w:r>
+              <w:t>0 = not locked</w:t>
+            </w:r>
+          </w:p>
+        </w:tc>
+      </w:tr>
+      <w:tr>
+        <w:tc>
+          <w:tcPr>
+            <w:tcW w:type="dxa" w:w="2160"/>
+          </w:tcPr>
+          <w:p>
+            <w:r>
+              <w:rPr>
+                <w:rFonts w:ascii="Consolas" w:hAnsi="Consolas"/>
+                <w:color w:val="C7254E"/>
+                <w:sz w:val="19"/>
+              </w:rPr>
+              <w:t>BL10E-PS-KEY-01</w:t>
+            </w:r>
+          </w:p>
+        </w:tc>
+        <w:tc>
+          <w:tcPr>
+            <w:tcW w:type="dxa" w:w="2160"/>
+          </w:tcPr>
+          <w:p>
+            <w:r>
+              <w:rPr>
+                <w:b/>
+              </w:rPr>
+              <w:t>Electron‑source enable key</w:t>
+            </w:r>
+            <w:r>
+              <w:t xml:space="preserve"> at the </w:t>
+            </w:r>
+            <w:r>
+              <w:rPr>
+                <w:b/>
+              </w:rPr>
+              <w:t>ZCP</w:t>
+            </w:r>
+            <w:r>
+              <w:t xml:space="preserve"> (Zone Control Panel, by the hutch)</w:t>
+            </w:r>
+          </w:p>
+        </w:tc>
+        <w:tc>
+          <w:tcPr>
+            <w:tcW w:type="dxa" w:w="2160"/>
+          </w:tcPr>
+          <w:p>
+            <w:r>
+              <w:rPr>
+                <w:b/>
+              </w:rPr>
+              <w:t>1 = on</w:t>
+            </w:r>
+          </w:p>
+        </w:tc>
+        <w:tc>
+          <w:tcPr>
+            <w:tcW w:type="dxa" w:w="2160"/>
+          </w:tcPr>
+          <w:p>
+            <w:r>
+              <w:t>0 = off</w:t>
+            </w:r>
+          </w:p>
+        </w:tc>
+      </w:tr>
+      <w:tr>
+        <w:tc>
+          <w:tcPr>
+            <w:tcW w:type="dxa" w:w="2160"/>
+          </w:tcPr>
+          <w:p>
+            <w:r>
+              <w:rPr>
+                <w:rFonts w:ascii="Consolas" w:hAnsi="Consolas"/>
+                <w:color w:val="C7254E"/>
+                <w:sz w:val="19"/>
+              </w:rPr>
+              <w:t>BL10E-PS-KEY-02</w:t>
+            </w:r>
+          </w:p>
+        </w:tc>
+        <w:tc>
+          <w:tcPr>
+            <w:tcW w:type="dxa" w:w="2160"/>
+          </w:tcPr>
+          <w:p>
+            <w:r>
+              <w:rPr>
+                <w:b/>
+              </w:rPr>
+              <w:t>Hutch enable key</w:t>
+            </w:r>
+            <w:r>
+              <w:t xml:space="preserve"> (the one needed to start a search)</w:t>
+            </w:r>
+          </w:p>
+        </w:tc>
+        <w:tc>
+          <w:tcPr>
+            <w:tcW w:type="dxa" w:w="2160"/>
+          </w:tcPr>
+          <w:p>
+            <w:r>
+              <w:rPr>
+                <w:b/>
+              </w:rPr>
+              <w:t>1 = on</w:t>
+            </w:r>
+          </w:p>
+        </w:tc>
+        <w:tc>
+          <w:tcPr>
+            <w:tcW w:type="dxa" w:w="2160"/>
+          </w:tcPr>
+          <w:p>
+            <w:r>
+              <w:t>0 = off</w:t>
+            </w:r>
+          </w:p>
+        </w:tc>
+      </w:tr>
+      <w:tr>
+        <w:tc>
+          <w:tcPr>
+            <w:tcW w:type="dxa" w:w="2160"/>
+          </w:tcPr>
+          <w:p>
+            <w:r>
+              <w:rPr>
+                <w:rFonts w:ascii="Consolas" w:hAnsi="Consolas"/>
+                <w:color w:val="C7254E"/>
+                <w:sz w:val="19"/>
+              </w:rPr>
+              <w:t>BL10E-PS-KEY-03</w:t>
+            </w:r>
+          </w:p>
+        </w:tc>
+        <w:tc>
+          <w:tcPr>
+            <w:tcW w:type="dxa" w:w="2160"/>
+          </w:tcPr>
+          <w:p>
+            <w:r>
+              <w:rPr>
+                <w:b/>
+              </w:rPr>
+              <w:t>Electron‑source enable key</w:t>
+            </w:r>
+            <w:r>
+              <w:t xml:space="preserve"> at the </w:t>
+            </w:r>
+            <w:r>
+              <w:rPr>
+                <w:b/>
+              </w:rPr>
+              <w:t>equipment rack</w:t>
+            </w:r>
+            <w:r>
+              <w:t xml:space="preserve"> (cabinet / rack room, away from the hutch)</w:t>
+            </w:r>
+          </w:p>
+        </w:tc>
+        <w:tc>
+          <w:tcPr>
+            <w:tcW w:type="dxa" w:w="2160"/>
+          </w:tcPr>
+          <w:p>
+            <w:r>
+              <w:rPr>
+                <w:b/>
+              </w:rPr>
+              <w:t>1 = on</w:t>
+            </w:r>
+          </w:p>
+        </w:tc>
+        <w:tc>
+          <w:tcPr>
+            <w:tcW w:type="dxa" w:w="2160"/>
+          </w:tcPr>
+          <w:p>
+            <w:r>
+              <w:t>0 = off</w:t>
+            </w:r>
+          </w:p>
+        </w:tc>
+      </w:tr>
+      <w:tr>
+        <w:tc>
+          <w:tcPr>
+            <w:tcW w:type="dxa" w:w="2160"/>
+          </w:tcPr>
+          <w:p>
+            <w:r>
+              <w:rPr>
+                <w:rFonts w:ascii="Consolas" w:hAnsi="Consolas"/>
+                <w:color w:val="C7254E"/>
+                <w:sz w:val="19"/>
+              </w:rPr>
+              <w:t>BL10E-PS-SCR-01</w:t>
+            </w:r>
+          </w:p>
+        </w:tc>
+        <w:tc>
+          <w:tcPr>
+            <w:tcW w:type="dxa" w:w="2160"/>
+          </w:tcPr>
+          <w:p>
+            <w:r>
+              <w:t>Search‑card reader at the door</w:t>
+            </w:r>
+          </w:p>
+        </w:tc>
+        <w:tc>
+          <w:tcPr>
+            <w:tcW w:type="dxa" w:w="2160"/>
+          </w:tcPr>
+          <w:p>
+            <w:r>
+              <w:t>1 = card in</w:t>
+            </w:r>
+          </w:p>
+        </w:tc>
+        <w:tc>
+          <w:tcPr>
+            <w:tcW w:type="dxa" w:w="2160"/>
+          </w:tcPr>
+          <w:p>
+            <w:r>
+              <w:t>0 = no card</w:t>
+            </w:r>
+          </w:p>
+        </w:tc>
+      </w:tr>
+      <w:tr>
+        <w:tc>
+          <w:tcPr>
+            <w:tcW w:type="dxa" w:w="2160"/>
+          </w:tcPr>
+          <w:p>
+            <w:r>
+              <w:rPr>
+                <w:rFonts w:ascii="Consolas" w:hAnsi="Consolas"/>
+                <w:color w:val="C7254E"/>
+                <w:sz w:val="19"/>
+              </w:rPr>
+              <w:t>BL10E-PS-BOB-01:A</w:t>
+            </w:r>
+            <w:r>
+              <w:t>/</w:t>
+            </w:r>
+            <w:r>
+              <w:rPr>
+                <w:rFonts w:ascii="Consolas" w:hAnsi="Consolas"/>
+                <w:color w:val="C7254E"/>
+                <w:sz w:val="19"/>
+              </w:rPr>
+              <w:t>:B</w:t>
+            </w:r>
+            <w:r>
+              <w:t xml:space="preserve"> … </w:t>
+            </w:r>
+            <w:r>
+              <w:rPr>
+                <w:rFonts w:ascii="Consolas" w:hAnsi="Consolas"/>
+                <w:color w:val="C7254E"/>
+                <w:sz w:val="19"/>
+              </w:rPr>
+              <w:t>BOB-08:A</w:t>
+            </w:r>
+            <w:r>
+              <w:t>/</w:t>
+            </w:r>
+            <w:r>
+              <w:rPr>
+                <w:rFonts w:ascii="Consolas" w:hAnsi="Consolas"/>
+                <w:color w:val="C7254E"/>
+                <w:sz w:val="19"/>
+              </w:rPr>
+              <w:t>:B</w:t>
+            </w:r>
+          </w:p>
+        </w:tc>
+        <w:tc>
+          <w:tcPr>
+            <w:tcW w:type="dxa" w:w="2160"/>
+          </w:tcPr>
+          <w:p>
+            <w:r>
+              <w:t xml:space="preserve">The 8 emergency Beam‑Off Buttons; each has two channels </w:t>
+            </w:r>
+            <w:r>
+              <w:rPr>
+                <w:rFonts w:ascii="Consolas" w:hAnsi="Consolas"/>
+                <w:color w:val="C7254E"/>
+                <w:sz w:val="19"/>
+              </w:rPr>
+              <w:t>:A</w:t>
+            </w:r>
+            <w:r>
+              <w:t xml:space="preserve"> and </w:t>
+            </w:r>
+            <w:r>
+              <w:rPr>
+                <w:rFonts w:ascii="Consolas" w:hAnsi="Consolas"/>
+                <w:color w:val="C7254E"/>
+                <w:sz w:val="19"/>
+              </w:rPr>
+              <w:t>:B</w:t>
+            </w:r>
+          </w:p>
+        </w:tc>
+        <w:tc>
+          <w:tcPr>
+            <w:tcW w:type="dxa" w:w="2160"/>
+          </w:tcPr>
+          <w:p>
+            <w:r>
+              <w:rPr>
+                <w:b/>
+              </w:rPr>
+              <w:t>1 = not pressed</w:t>
+            </w:r>
+          </w:p>
+        </w:tc>
+        <w:tc>
+          <w:tcPr>
+            <w:tcW w:type="dxa" w:w="2160"/>
+          </w:tcPr>
+          <w:p>
+            <w:r>
+              <w:t>0 = pressed</w:t>
+            </w:r>
+          </w:p>
+        </w:tc>
+      </w:tr>
+      <w:tr>
+        <w:tc>
+          <w:tcPr>
+            <w:tcW w:type="dxa" w:w="2160"/>
+          </w:tcPr>
+          <w:p>
+            <w:r>
+              <w:rPr>
+                <w:rFonts w:ascii="Consolas" w:hAnsi="Consolas"/>
+                <w:color w:val="C7254E"/>
+                <w:sz w:val="19"/>
+              </w:rPr>
+              <w:t>BL10E-PS-ASB-01</w:t>
+            </w:r>
+            <w:r>
+              <w:t xml:space="preserve">, </w:t>
+            </w:r>
+            <w:r>
+              <w:rPr>
+                <w:rFonts w:ascii="Consolas" w:hAnsi="Consolas"/>
+                <w:color w:val="C7254E"/>
+                <w:sz w:val="19"/>
+              </w:rPr>
+              <w:t>-02</w:t>
+            </w:r>
+            <w:r>
+              <w:t xml:space="preserve">, </w:t>
+            </w:r>
+            <w:r>
+              <w:rPr>
+                <w:rFonts w:ascii="Consolas" w:hAnsi="Consolas"/>
+                <w:color w:val="C7254E"/>
+                <w:sz w:val="19"/>
+              </w:rPr>
+              <w:t>-03</w:t>
+            </w:r>
+            <w:r>
+              <w:t xml:space="preserve">, </w:t>
+            </w:r>
+            <w:r>
+              <w:rPr>
+                <w:rFonts w:ascii="Consolas" w:hAnsi="Consolas"/>
+                <w:color w:val="C7254E"/>
+                <w:sz w:val="19"/>
+              </w:rPr>
+              <w:t>-04</w:t>
+            </w:r>
+          </w:p>
+        </w:tc>
+        <w:tc>
+          <w:tcPr>
+            <w:tcW w:type="dxa" w:w="2160"/>
+          </w:tcPr>
+          <w:p>
+            <w:r>
+              <w:t>The four area‑search buttons, pressed in order during the walk</w:t>
+            </w:r>
+          </w:p>
+        </w:tc>
+        <w:tc>
+          <w:tcPr>
+            <w:tcW w:type="dxa" w:w="2160"/>
+          </w:tcPr>
+          <w:p>
+            <w:r>
+              <w:t>0 = idle</w:t>
+            </w:r>
+          </w:p>
+        </w:tc>
+        <w:tc>
+          <w:tcPr>
+            <w:tcW w:type="dxa" w:w="2160"/>
+          </w:tcPr>
+          <w:p>
+            <w:r>
+              <w:t>a press = 0→1</w:t>
+            </w:r>
+          </w:p>
+        </w:tc>
+      </w:tr>
+      <w:tr>
+        <w:tc>
+          <w:tcPr>
+            <w:tcW w:type="dxa" w:w="2160"/>
+          </w:tcPr>
+          <w:p>
+            <w:r>
+              <w:rPr>
+                <w:rFonts w:ascii="Consolas" w:hAnsi="Consolas"/>
+                <w:color w:val="C7254E"/>
+                <w:sz w:val="19"/>
+              </w:rPr>
+              <w:t>BL10E-PS-ASBF-01</w:t>
+            </w:r>
+          </w:p>
+        </w:tc>
+        <w:tc>
+          <w:tcPr>
+            <w:tcW w:type="dxa" w:w="2160"/>
+          </w:tcPr>
+          <w:p>
+            <w:r>
+              <w:t xml:space="preserve">The </w:t>
+            </w:r>
+            <w:r>
+              <w:rPr>
+                <w:b/>
+              </w:rPr>
+              <w:t>final</w:t>
+            </w:r>
+            <w:r>
+              <w:t xml:space="preserve"> area‑search button, by the exit door</w:t>
+            </w:r>
+          </w:p>
+        </w:tc>
+        <w:tc>
+          <w:tcPr>
+            <w:tcW w:type="dxa" w:w="2160"/>
+          </w:tcPr>
+          <w:p>
+            <w:r>
+              <w:t>0 = idle</w:t>
+            </w:r>
+          </w:p>
+        </w:tc>
+        <w:tc>
+          <w:tcPr>
+            <w:tcW w:type="dxa" w:w="2160"/>
+          </w:tcPr>
+          <w:p>
+            <w:r>
+              <w:t>a press = 0→1</w:t>
+            </w:r>
+          </w:p>
+        </w:tc>
+      </w:tr>
+      <w:tr>
+        <w:tc>
+          <w:tcPr>
+            <w:tcW w:type="dxa" w:w="2160"/>
+          </w:tcPr>
+          <w:p>
+            <w:r>
+              <w:rPr>
+                <w:rFonts w:ascii="Consolas" w:hAnsi="Consolas"/>
+                <w:color w:val="C7254E"/>
+                <w:sz w:val="19"/>
+              </w:rPr>
+              <w:t>BL10E-PS-LCRx-01</w:t>
+            </w:r>
+          </w:p>
+        </w:tc>
+        <w:tc>
+          <w:tcPr>
+            <w:tcW w:type="dxa" w:w="2160"/>
+          </w:tcPr>
+          <w:p>
+            <w:r>
+              <w:t>Light curtain across the doorway</w:t>
+            </w:r>
+          </w:p>
+        </w:tc>
+        <w:tc>
+          <w:tcPr>
+            <w:tcW w:type="dxa" w:w="2160"/>
+          </w:tcPr>
+          <w:p>
+            <w:r>
+              <w:t>1 = clear</w:t>
+            </w:r>
+          </w:p>
+        </w:tc>
+        <w:tc>
+          <w:tcPr>
+            <w:tcW w:type="dxa" w:w="2160"/>
+          </w:tcPr>
+          <w:p>
+            <w:r>
+              <w:t>0 = beam broken</w:t>
+            </w:r>
+          </w:p>
+        </w:tc>
+      </w:tr>
+      <w:tr>
+        <w:tc>
+          <w:tcPr>
+            <w:tcW w:type="dxa" w:w="2160"/>
+          </w:tcPr>
+          <w:p>
+            <w:r>
+              <w:rPr>
+                <w:rFonts w:ascii="Consolas" w:hAnsi="Consolas"/>
+                <w:color w:val="C7254E"/>
+                <w:sz w:val="19"/>
+              </w:rPr>
+              <w:t>BL10E-PS-OR-01</w:t>
+            </w:r>
+          </w:p>
+        </w:tc>
+        <w:tc>
+          <w:tcPr>
+            <w:tcW w:type="dxa" w:w="2160"/>
+          </w:tcPr>
+          <w:p>
+            <w:r>
+              <w:t>The Open/Reset button</w:t>
+            </w:r>
+          </w:p>
+        </w:tc>
+        <w:tc>
+          <w:tcPr>
+            <w:tcW w:type="dxa" w:w="2160"/>
+          </w:tcPr>
+          <w:p>
+            <w:r>
+              <w:t>0 = idle</w:t>
+            </w:r>
+          </w:p>
+        </w:tc>
+        <w:tc>
+          <w:tcPr>
+            <w:tcW w:type="dxa" w:w="2160"/>
+          </w:tcPr>
+          <w:p>
+            <w:r>
+              <w:t>a press = 0→1</w:t>
+            </w:r>
+          </w:p>
+        </w:tc>
+      </w:tr>
+      <w:tr>
+        <w:tc>
+          <w:tcPr>
+            <w:tcW w:type="dxa" w:w="2160"/>
+          </w:tcPr>
+          <w:p>
+            <w:r>
+              <w:rPr>
+                <w:rFonts w:ascii="Consolas" w:hAnsi="Consolas"/>
+                <w:color w:val="C7254E"/>
+                <w:sz w:val="19"/>
+              </w:rPr>
+              <w:t>BL10E-PS-IT-01</w:t>
+            </w:r>
+            <w:r>
+              <w:t xml:space="preserve">, </w:t>
+            </w:r>
+            <w:r>
+              <w:rPr>
+                <w:rFonts w:ascii="Consolas" w:hAnsi="Consolas"/>
+                <w:color w:val="C7254E"/>
+                <w:sz w:val="19"/>
+              </w:rPr>
+              <w:t>-02</w:t>
+            </w:r>
+            <w:r>
+              <w:t xml:space="preserve">, </w:t>
+            </w:r>
+            <w:r>
+              <w:rPr>
+                <w:rFonts w:ascii="Consolas" w:hAnsi="Consolas"/>
+                <w:color w:val="C7254E"/>
+                <w:sz w:val="19"/>
+              </w:rPr>
+              <w:t>-03_TRIP</w:t>
+            </w:r>
+            <w:r>
+              <w:t xml:space="preserve"> (see §0.4)</w:t>
+            </w:r>
+          </w:p>
+        </w:tc>
+        <w:tc>
+          <w:tcPr>
+            <w:tcW w:type="dxa" w:w="2160"/>
+          </w:tcPr>
+          <w:p>
+            <w:r>
+              <w:t xml:space="preserve">Trip flags from the source </w:t>
+            </w:r>
+            <w:r>
+              <w:rPr>
+                <w:b/>
+              </w:rPr>
+              <w:t>current</w:t>
+            </w:r>
+            <w:r>
+              <w:t xml:space="preserve"> sensors</w:t>
+            </w:r>
+          </w:p>
+        </w:tc>
+        <w:tc>
+          <w:tcPr>
+            <w:tcW w:type="dxa" w:w="2160"/>
+          </w:tcPr>
+          <w:p>
+            <w:r>
+              <w:rPr>
+                <w:b/>
+              </w:rPr>
+              <w:t>force 0</w:t>
+            </w:r>
+            <w:r>
+              <w:t xml:space="preserve"> = no current</w:t>
+            </w:r>
+          </w:p>
+        </w:tc>
+        <w:tc>
+          <w:tcPr>
+            <w:tcW w:type="dxa" w:w="2160"/>
+          </w:tcPr>
+          <w:p>
+            <w:r>
+              <w:t>force 1 = current present</w:t>
+            </w:r>
+          </w:p>
+        </w:tc>
+      </w:tr>
+      <w:tr>
+        <w:tc>
+          <w:tcPr>
+            <w:tcW w:type="dxa" w:w="2160"/>
+          </w:tcPr>
+          <w:p>
+            <w:r>
+              <w:rPr>
+                <w:rFonts w:ascii="Consolas" w:hAnsi="Consolas"/>
+                <w:color w:val="C7254E"/>
+                <w:sz w:val="19"/>
+              </w:rPr>
+              <w:t>BL10E-PS-VT-01</w:t>
+            </w:r>
+            <w:r>
+              <w:t xml:space="preserve">, </w:t>
+            </w:r>
+            <w:r>
+              <w:rPr>
+                <w:rFonts w:ascii="Consolas" w:hAnsi="Consolas"/>
+                <w:color w:val="C7254E"/>
+                <w:sz w:val="19"/>
+              </w:rPr>
+              <w:t>-02</w:t>
+            </w:r>
+            <w:r>
+              <w:t xml:space="preserve">, </w:t>
+            </w:r>
+            <w:r>
+              <w:rPr>
+                <w:rFonts w:ascii="Consolas" w:hAnsi="Consolas"/>
+                <w:color w:val="C7254E"/>
+                <w:sz w:val="19"/>
+              </w:rPr>
+              <w:t>-03_TRIP</w:t>
+            </w:r>
+            <w:r>
+              <w:t xml:space="preserve"> (see §0.4)</w:t>
+            </w:r>
+          </w:p>
+        </w:tc>
+        <w:tc>
+          <w:tcPr>
+            <w:tcW w:type="dxa" w:w="2160"/>
+          </w:tcPr>
+          <w:p>
+            <w:r>
+              <w:t xml:space="preserve">Trip flags from the source </w:t>
+            </w:r>
+            <w:r>
+              <w:rPr>
+                <w:b/>
+              </w:rPr>
+              <w:t>voltage</w:t>
+            </w:r>
+            <w:r>
+              <w:t xml:space="preserve"> sensors</w:t>
+            </w:r>
+          </w:p>
+        </w:tc>
+        <w:tc>
+          <w:tcPr>
+            <w:tcW w:type="dxa" w:w="2160"/>
+          </w:tcPr>
+          <w:p>
+            <w:r>
+              <w:rPr>
+                <w:b/>
+              </w:rPr>
+              <w:t>force 0</w:t>
+            </w:r>
+            <w:r>
+              <w:t xml:space="preserve"> = no voltage</w:t>
+            </w:r>
+          </w:p>
+        </w:tc>
+        <w:tc>
+          <w:tcPr>
+            <w:tcW w:type="dxa" w:w="2160"/>
+          </w:tcPr>
+          <w:p>
+            <w:r>
+              <w:t>force 1 = voltage present</w:t>
+            </w:r>
+          </w:p>
+        </w:tc>
+      </w:tr>
+      <w:tr>
+        <w:tc>
+          <w:tcPr>
+            <w:tcW w:type="dxa" w:w="2160"/>
+          </w:tcPr>
+          <w:p>
+            <w:r>
+              <w:rPr>
+                <w:rFonts w:ascii="Consolas" w:hAnsi="Consolas"/>
+                <w:color w:val="C7254E"/>
+                <w:sz w:val="19"/>
+              </w:rPr>
+              <w:t>BL10E-PS-OXMON-01</w:t>
+            </w:r>
+            <w:r>
+              <w:t>…</w:t>
+            </w:r>
+            <w:r>
+              <w:rPr>
+                <w:rFonts w:ascii="Consolas" w:hAnsi="Consolas"/>
+                <w:color w:val="C7254E"/>
+                <w:sz w:val="19"/>
+              </w:rPr>
+              <w:t>-04_TRIP</w:t>
+            </w:r>
+            <w:r>
+              <w:t xml:space="preserve"> (see §0.4)</w:t>
+            </w:r>
+          </w:p>
+        </w:tc>
+        <w:tc>
+          <w:tcPr>
+            <w:tcW w:type="dxa" w:w="2160"/>
+          </w:tcPr>
+          <w:p>
+            <w:r>
+              <w:t xml:space="preserve">Trip flags from the four </w:t>
+            </w:r>
+            <w:r>
+              <w:rPr>
+                <w:b/>
+              </w:rPr>
+              <w:t>oxygen</w:t>
+            </w:r>
+            <w:r>
+              <w:t xml:space="preserve"> sensors</w:t>
+            </w:r>
+          </w:p>
+        </w:tc>
+        <w:tc>
+          <w:tcPr>
+            <w:tcW w:type="dxa" w:w="2160"/>
+          </w:tcPr>
+          <w:p>
+            <w:r>
+              <w:rPr>
+                <w:b/>
+              </w:rPr>
+              <w:t>force 0</w:t>
+            </w:r>
+            <w:r>
+              <w:t xml:space="preserve"> = air OK</w:t>
+            </w:r>
+          </w:p>
+        </w:tc>
+        <w:tc>
+          <w:tcPr>
+            <w:tcW w:type="dxa" w:w="2160"/>
+          </w:tcPr>
+          <w:p>
+            <w:r>
+              <w:t>force 1 = oxygen low</w:t>
+            </w:r>
+          </w:p>
+        </w:tc>
+      </w:tr>
+      <w:tr>
+        <w:tc>
+          <w:tcPr>
+            <w:tcW w:type="dxa" w:w="2160"/>
+          </w:tcPr>
+          <w:p>
+            <w:r>
+              <w:rPr>
+                <w:rFonts w:ascii="Consolas" w:hAnsi="Consolas"/>
+                <w:color w:val="C7254E"/>
+                <w:sz w:val="19"/>
+              </w:rPr>
+              <w:t>BL10E-PS-RDMND-01</w:t>
+            </w:r>
+            <w:r>
+              <w:t xml:space="preserve">, </w:t>
+            </w:r>
+            <w:r>
+              <w:rPr>
+                <w:rFonts w:ascii="Consolas" w:hAnsi="Consolas"/>
+                <w:color w:val="C7254E"/>
+                <w:sz w:val="19"/>
+              </w:rPr>
+              <w:t>-02</w:t>
+            </w:r>
+          </w:p>
+        </w:tc>
+        <w:tc>
+          <w:tcPr>
+            <w:tcW w:type="dxa" w:w="2160"/>
+          </w:tcPr>
+          <w:p>
+            <w:r>
+              <w:t xml:space="preserve">Radiation </w:t>
+            </w:r>
+            <w:r>
+              <w:rPr>
+                <w:b/>
+              </w:rPr>
+              <w:t>dose</w:t>
+            </w:r>
+            <w:r>
+              <w:t xml:space="preserve"> sensors</w:t>
+            </w:r>
+          </w:p>
+        </w:tc>
+        <w:tc>
+          <w:tcPr>
+            <w:tcW w:type="dxa" w:w="2160"/>
+          </w:tcPr>
+          <w:p>
+            <w:r>
+              <w:t>healthy</w:t>
+            </w:r>
+          </w:p>
+        </w:tc>
+        <w:tc>
+          <w:tcPr>
+            <w:tcW w:type="dxa" w:w="2160"/>
+          </w:tcPr>
+          <w:p>
+            <w:r>
+              <w:t>trip value</w:t>
+            </w:r>
+          </w:p>
+        </w:tc>
+      </w:tr>
+      <w:tr>
+        <w:tc>
+          <w:tcPr>
+            <w:tcW w:type="dxa" w:w="2160"/>
+          </w:tcPr>
+          <w:p>
+            <w:r>
+              <w:rPr>
+                <w:rFonts w:ascii="Consolas" w:hAnsi="Consolas"/>
+                <w:color w:val="C7254E"/>
+                <w:sz w:val="19"/>
+              </w:rPr>
+              <w:t>BL10E-PS-RDMNR-01</w:t>
+            </w:r>
+            <w:r>
+              <w:t xml:space="preserve">, </w:t>
+            </w:r>
+            <w:r>
+              <w:rPr>
+                <w:rFonts w:ascii="Consolas" w:hAnsi="Consolas"/>
+                <w:color w:val="C7254E"/>
+                <w:sz w:val="19"/>
+              </w:rPr>
+              <w:t>-02</w:t>
+            </w:r>
+          </w:p>
+        </w:tc>
+        <w:tc>
+          <w:tcPr>
+            <w:tcW w:type="dxa" w:w="2160"/>
+          </w:tcPr>
+          <w:p>
+            <w:r>
+              <w:t xml:space="preserve">Radiation </w:t>
+            </w:r>
+            <w:r>
+              <w:rPr>
+                <w:b/>
+              </w:rPr>
+              <w:t>dose‑rate</w:t>
+            </w:r>
+            <w:r>
+              <w:t xml:space="preserve"> sensors</w:t>
+            </w:r>
+          </w:p>
+        </w:tc>
+        <w:tc>
+          <w:tcPr>
+            <w:tcW w:type="dxa" w:w="2160"/>
+          </w:tcPr>
+          <w:p>
+            <w:r>
+              <w:t>healthy</w:t>
+            </w:r>
+          </w:p>
+        </w:tc>
+        <w:tc>
+          <w:tcPr>
+            <w:tcW w:type="dxa" w:w="2160"/>
+          </w:tcPr>
+          <w:p>
+            <w:r>
+              <w:t>trip value</w:t>
+            </w:r>
+          </w:p>
+        </w:tc>
+      </w:tr>
+      <w:tr>
+        <w:tc>
+          <w:tcPr>
+            <w:tcW w:type="dxa" w:w="2160"/>
+          </w:tcPr>
+          <w:p>
+            <w:r>
+              <w:rPr>
+                <w:rFonts w:ascii="Consolas" w:hAnsi="Consolas"/>
+                <w:color w:val="C7254E"/>
+                <w:sz w:val="19"/>
+              </w:rPr>
+              <w:t>BL10E-PS-IOC-01-BOB:RESET</w:t>
+            </w:r>
+          </w:p>
+        </w:tc>
+        <w:tc>
+          <w:tcPr>
+            <w:tcW w:type="dxa" w:w="2160"/>
+          </w:tcPr>
+          <w:p>
+            <w:r>
+              <w:t xml:space="preserve">Control‑room reset for the </w:t>
+            </w:r>
+            <w:r>
+              <w:rPr>
+                <w:b/>
+              </w:rPr>
+              <w:t>beam‑off‑button</w:t>
+            </w:r>
+            <w:r>
+              <w:t xml:space="preserve"> latch</w:t>
+            </w:r>
+          </w:p>
+        </w:tc>
+        <w:tc>
+          <w:tcPr>
+            <w:tcW w:type="dxa" w:w="2160"/>
+          </w:tcPr>
+          <w:p>
+            <w:r>
+              <w:t>0 = idle</w:t>
+            </w:r>
+          </w:p>
+        </w:tc>
+        <w:tc>
+          <w:tcPr>
+            <w:tcW w:type="dxa" w:w="2160"/>
+          </w:tcPr>
+          <w:p>
+            <w:r>
+              <w:t>a press = 0→1</w:t>
+            </w:r>
+          </w:p>
+        </w:tc>
+      </w:tr>
+      <w:tr>
+        <w:tc>
+          <w:tcPr>
+            <w:tcW w:type="dxa" w:w="2160"/>
+          </w:tcPr>
+          <w:p>
+            <w:r>
+              <w:rPr>
+                <w:rFonts w:ascii="Consolas" w:hAnsi="Consolas"/>
+                <w:color w:val="C7254E"/>
+                <w:sz w:val="19"/>
+              </w:rPr>
+              <w:t>BL10E-PS-IOC-01-RDMN:RESET</w:t>
+            </w:r>
+          </w:p>
+        </w:tc>
+        <w:tc>
+          <w:tcPr>
+            <w:tcW w:type="dxa" w:w="2160"/>
+          </w:tcPr>
+          <w:p>
+            <w:r>
+              <w:t xml:space="preserve">Control‑room reset for the </w:t>
+            </w:r>
+            <w:r>
+              <w:rPr>
+                <w:b/>
+              </w:rPr>
+              <w:t>radiation</w:t>
+            </w:r>
+            <w:r>
+              <w:t xml:space="preserve"> latch</w:t>
+            </w:r>
+          </w:p>
+        </w:tc>
+        <w:tc>
+          <w:tcPr>
+            <w:tcW w:type="dxa" w:w="2160"/>
+          </w:tcPr>
+          <w:p>
+            <w:r>
+              <w:t>0 = idle</w:t>
+            </w:r>
+          </w:p>
+        </w:tc>
+        <w:tc>
+          <w:tcPr>
+            <w:tcW w:type="dxa" w:w="2160"/>
+          </w:tcPr>
+          <w:p>
+            <w:r>
+              <w:t>a press = 0→1</w:t>
+            </w:r>
+          </w:p>
+        </w:tc>
+      </w:tr>
+      <w:tr>
+        <w:tc>
+          <w:tcPr>
+            <w:tcW w:type="dxa" w:w="2160"/>
+          </w:tcPr>
+          <w:p>
+            <w:r>
+              <w:rPr>
+                <w:rFonts w:ascii="Consolas" w:hAnsi="Consolas"/>
+                <w:color w:val="C7254E"/>
+                <w:sz w:val="19"/>
+              </w:rPr>
+              <w:t>BL10E-PS-IOC-01-GAS:RESET</w:t>
+            </w:r>
+          </w:p>
+        </w:tc>
+        <w:tc>
+          <w:tcPr>
+            <w:tcW w:type="dxa" w:w="2160"/>
+          </w:tcPr>
+          <w:p>
+            <w:r>
+              <w:t xml:space="preserve">Control‑room reset for the </w:t>
+            </w:r>
+            <w:r>
+              <w:rPr>
+                <w:b/>
+              </w:rPr>
+              <w:t>oxygen</w:t>
+            </w:r>
+            <w:r>
+              <w:t xml:space="preserve"> latch</w:t>
+            </w:r>
+          </w:p>
+        </w:tc>
+        <w:tc>
+          <w:tcPr>
+            <w:tcW w:type="dxa" w:w="2160"/>
+          </w:tcPr>
+          <w:p>
+            <w:r>
+              <w:t>0 = idle</w:t>
+            </w:r>
+          </w:p>
+        </w:tc>
+        <w:tc>
+          <w:tcPr>
+            <w:tcW w:type="dxa" w:w="2160"/>
+          </w:tcPr>
+          <w:p>
+            <w:r>
+              <w:t>a press = 0→1</w:t>
+            </w:r>
+          </w:p>
+        </w:tc>
+      </w:tr>
+      <w:tr>
+        <w:tc>
+          <w:tcPr>
+            <w:tcW w:type="dxa" w:w="2160"/>
+          </w:tcPr>
+          <w:p>
+            <w:r>
+              <w:rPr>
+                <w:rFonts w:ascii="Consolas" w:hAnsi="Consolas"/>
+                <w:color w:val="C7254E"/>
+                <w:sz w:val="19"/>
+              </w:rPr>
+              <w:t>BL10E-PS-IOC-01-SYS:RESET</w:t>
+            </w:r>
+          </w:p>
+        </w:tc>
+        <w:tc>
+          <w:tcPr>
+            <w:tcW w:type="dxa" w:w="2160"/>
+          </w:tcPr>
+          <w:p>
+            <w:r>
+              <w:t xml:space="preserve">Control‑room reset for general </w:t>
+            </w:r>
+            <w:r>
+              <w:rPr>
+                <w:b/>
+              </w:rPr>
+              <w:t>system</w:t>
+            </w:r>
+            <w:r>
+              <w:t xml:space="preserve"> latches</w:t>
+            </w:r>
+          </w:p>
+        </w:tc>
+        <w:tc>
+          <w:tcPr>
+            <w:tcW w:type="dxa" w:w="2160"/>
+          </w:tcPr>
+          <w:p>
+            <w:r>
+              <w:t>0 = idle</w:t>
+            </w:r>
+          </w:p>
+        </w:tc>
+        <w:tc>
+          <w:tcPr>
+            <w:tcW w:type="dxa" w:w="2160"/>
+          </w:tcPr>
+          <w:p>
+            <w:r>
+              <w:t>a press = 0→1</w:t>
+            </w:r>
+          </w:p>
+        </w:tc>
+      </w:tr>
+      <w:tr>
+        <w:tc>
+          <w:tcPr>
+            <w:tcW w:type="dxa" w:w="2160"/>
+          </w:tcPr>
+          <w:p>
+            <w:r>
+              <w:t xml:space="preserve">OUTPUT </w:t>
+            </w:r>
+            <w:r>
+              <w:rPr>
+                <w:rFonts w:ascii="Consolas" w:hAnsi="Consolas"/>
+                <w:color w:val="C7254E"/>
+                <w:sz w:val="19"/>
+              </w:rPr>
+              <w:t>BL10E-PS-CON-01:EN</w:t>
+            </w:r>
+            <w:r>
+              <w:t xml:space="preserve"> … </w:t>
+            </w:r>
+            <w:r>
+              <w:rPr>
+                <w:rFonts w:ascii="Consolas" w:hAnsi="Consolas"/>
+                <w:color w:val="C7254E"/>
+                <w:sz w:val="19"/>
+              </w:rPr>
+              <w:t>CON-05:EN</w:t>
+            </w:r>
+          </w:p>
+        </w:tc>
+        <w:tc>
+          <w:tcPr>
+            <w:tcW w:type="dxa" w:w="2160"/>
+          </w:tcPr>
+          <w:p>
+            <w:r>
+              <w:t xml:space="preserve">Commands to the contactors feeding the </w:t>
+            </w:r>
+            <w:r>
+              <w:rPr>
+                <w:b/>
+              </w:rPr>
+              <w:t>electron source</w:t>
+            </w:r>
+          </w:p>
+        </w:tc>
+        <w:tc>
+          <w:tcPr>
+            <w:tcW w:type="dxa" w:w="2160"/>
+          </w:tcPr>
+          <w:p>
+            <w:r>
+              <w:t>—</w:t>
+            </w:r>
+          </w:p>
+        </w:tc>
+        <w:tc>
+          <w:tcPr>
+            <w:tcW w:type="dxa" w:w="2160"/>
+          </w:tcPr>
+          <w:p>
+            <w:r>
+              <w:rPr>
+                <w:b/>
+              </w:rPr>
+              <w:t>1 = on (hazard live)</w:t>
+            </w:r>
+            <w:r>
+              <w:t>, 0 = safe</w:t>
+            </w:r>
+          </w:p>
+        </w:tc>
+      </w:tr>
+      <w:tr>
+        <w:tc>
+          <w:tcPr>
+            <w:tcW w:type="dxa" w:w="2160"/>
+          </w:tcPr>
+          <w:p>
+            <w:r>
+              <w:t xml:space="preserve">OUTPUT </w:t>
+            </w:r>
+            <w:r>
+              <w:rPr>
+                <w:rFonts w:ascii="Consolas" w:hAnsi="Consolas"/>
+                <w:color w:val="C7254E"/>
+                <w:sz w:val="19"/>
+              </w:rPr>
+              <w:t>BL10E-PS-CON-06:EN</w:t>
+            </w:r>
+            <w:r>
+              <w:t xml:space="preserve"> … </w:t>
+            </w:r>
+            <w:r>
+              <w:rPr>
+                <w:rFonts w:ascii="Consolas" w:hAnsi="Consolas"/>
+                <w:color w:val="C7254E"/>
+                <w:sz w:val="19"/>
+              </w:rPr>
+              <w:t>CON-08:EN</w:t>
+            </w:r>
+          </w:p>
+        </w:tc>
+        <w:tc>
+          <w:tcPr>
+            <w:tcW w:type="dxa" w:w="2160"/>
+          </w:tcPr>
+          <w:p>
+            <w:r>
+              <w:t xml:space="preserve">Commands to the </w:t>
+            </w:r>
+            <w:r>
+              <w:rPr>
+                <w:b/>
+              </w:rPr>
+              <w:t>3‑phase RF</w:t>
+            </w:r>
+            <w:r>
+              <w:t xml:space="preserve"> contactors</w:t>
+            </w:r>
+          </w:p>
+        </w:tc>
+        <w:tc>
+          <w:tcPr>
+            <w:tcW w:type="dxa" w:w="2160"/>
+          </w:tcPr>
+          <w:p>
+            <w:r>
+              <w:t>—</w:t>
+            </w:r>
+          </w:p>
+        </w:tc>
+        <w:tc>
+          <w:tcPr>
+            <w:tcW w:type="dxa" w:w="2160"/>
+          </w:tcPr>
+          <w:p>
+            <w:r>
+              <w:rPr>
+                <w:b/>
+              </w:rPr>
+              <w:t>1 = on</w:t>
+            </w:r>
+            <w:r>
+              <w:t>, 0 = safe</w:t>
+            </w:r>
+          </w:p>
+        </w:tc>
+      </w:tr>
+      <w:tr>
+        <w:tc>
+          <w:tcPr>
+            <w:tcW w:type="dxa" w:w="2160"/>
+          </w:tcPr>
+          <w:p>
+            <w:r>
+              <w:t xml:space="preserve">OUTPUT </w:t>
+            </w:r>
+            <w:r>
+              <w:rPr>
+                <w:rFonts w:ascii="Consolas" w:hAnsi="Consolas"/>
+                <w:color w:val="C7254E"/>
+                <w:sz w:val="19"/>
+              </w:rPr>
+              <w:t>BL10E-PS-CON-09:EN</w:t>
+            </w:r>
+            <w:r>
+              <w:t xml:space="preserve">, </w:t>
+            </w:r>
+            <w:r>
+              <w:rPr>
+                <w:rFonts w:ascii="Consolas" w:hAnsi="Consolas"/>
+                <w:color w:val="C7254E"/>
+                <w:sz w:val="19"/>
+              </w:rPr>
+              <w:t>CON-10:EN</w:t>
+            </w:r>
+          </w:p>
+        </w:tc>
+        <w:tc>
+          <w:tcPr>
+            <w:tcW w:type="dxa" w:w="2160"/>
+          </w:tcPr>
+          <w:p>
+            <w:r>
+              <w:t xml:space="preserve">Commands to the </w:t>
+            </w:r>
+            <w:r>
+              <w:rPr>
+                <w:b/>
+              </w:rPr>
+              <w:t>1‑phase RF drive</w:t>
+            </w:r>
+            <w:r>
+              <w:t xml:space="preserve"> contactors</w:t>
+            </w:r>
+          </w:p>
+        </w:tc>
+        <w:tc>
+          <w:tcPr>
+            <w:tcW w:type="dxa" w:w="2160"/>
+          </w:tcPr>
+          <w:p>
+            <w:r>
+              <w:t>—</w:t>
+            </w:r>
+          </w:p>
+        </w:tc>
+        <w:tc>
+          <w:tcPr>
+            <w:tcW w:type="dxa" w:w="2160"/>
+          </w:tcPr>
+          <w:p>
+            <w:r>
+              <w:rPr>
+                <w:b/>
+              </w:rPr>
+              <w:t>1 = on</w:t>
+            </w:r>
+            <w:r>
+              <w:t>, 0 = safe</w:t>
+            </w:r>
+          </w:p>
+        </w:tc>
+      </w:tr>
+      <w:tr>
+        <w:tc>
+          <w:tcPr>
+            <w:tcW w:type="dxa" w:w="2160"/>
+          </w:tcPr>
+          <w:p>
+            <w:r>
+              <w:t xml:space="preserve">OUTPUT </w:t>
+            </w:r>
+            <w:r>
+              <w:rPr>
+                <w:rFonts w:ascii="Consolas" w:hAnsi="Consolas"/>
+                <w:color w:val="C7254E"/>
+                <w:sz w:val="19"/>
+              </w:rPr>
+              <w:t>BL10E-PS-SOL-01</w:t>
+            </w:r>
+            <w:r>
+              <w:t xml:space="preserve">, </w:t>
+            </w:r>
+            <w:r>
+              <w:rPr>
+                <w:rFonts w:ascii="Consolas" w:hAnsi="Consolas"/>
+                <w:color w:val="C7254E"/>
+                <w:sz w:val="19"/>
+              </w:rPr>
+              <w:t>-02</w:t>
+            </w:r>
+          </w:p>
+        </w:tc>
+        <w:tc>
+          <w:tcPr>
+            <w:tcW w:type="dxa" w:w="2160"/>
+          </w:tcPr>
+          <w:p>
+            <w:r>
+              <w:t xml:space="preserve">The bolt solenoids that lock the </w:t>
+            </w:r>
+            <w:r>
+              <w:rPr>
+                <w:b/>
+              </w:rPr>
+              <w:t>main door</w:t>
+            </w:r>
+          </w:p>
+        </w:tc>
+        <w:tc>
+          <w:tcPr>
+            <w:tcW w:type="dxa" w:w="2160"/>
+          </w:tcPr>
+          <w:p>
+            <w:r>
+              <w:t>—</w:t>
+            </w:r>
+          </w:p>
+        </w:tc>
+        <w:tc>
+          <w:tcPr>
+            <w:tcW w:type="dxa" w:w="2160"/>
+          </w:tcPr>
+          <w:p>
+            <w:r>
+              <w:rPr>
+                <w:b/>
+              </w:rPr>
+              <w:t>1 = locked</w:t>
+            </w:r>
+            <w:r>
+              <w:t>, 0 = unlocked</w:t>
+            </w:r>
+          </w:p>
+        </w:tc>
+      </w:tr>
+      <w:tr>
+        <w:tc>
+          <w:tcPr>
+            <w:tcW w:type="dxa" w:w="2160"/>
+          </w:tcPr>
+          <w:p>
+            <w:r>
+              <w:t xml:space="preserve">OUTPUT </w:t>
+            </w:r>
+            <w:r>
+              <w:rPr>
+                <w:rFonts w:ascii="Consolas" w:hAnsi="Consolas"/>
+                <w:color w:val="C7254E"/>
+                <w:sz w:val="19"/>
+              </w:rPr>
+              <w:t>BL10E-PS-SOL-03</w:t>
+            </w:r>
+            <w:r>
+              <w:t xml:space="preserve">, </w:t>
+            </w:r>
+            <w:r>
+              <w:rPr>
+                <w:rFonts w:ascii="Consolas" w:hAnsi="Consolas"/>
+                <w:color w:val="C7254E"/>
+                <w:sz w:val="19"/>
+              </w:rPr>
+              <w:t>-04</w:t>
+            </w:r>
+          </w:p>
+        </w:tc>
+        <w:tc>
+          <w:tcPr>
+            <w:tcW w:type="dxa" w:w="2160"/>
+          </w:tcPr>
+          <w:p>
+            <w:r>
+              <w:t xml:space="preserve">The bolt solenoids that lock the </w:t>
+            </w:r>
+            <w:r>
+              <w:rPr>
+                <w:b/>
+              </w:rPr>
+              <w:t>gate</w:t>
+            </w:r>
+          </w:p>
+        </w:tc>
+        <w:tc>
+          <w:tcPr>
+            <w:tcW w:type="dxa" w:w="2160"/>
+          </w:tcPr>
+          <w:p>
+            <w:r>
+              <w:t>—</w:t>
+            </w:r>
+          </w:p>
+        </w:tc>
+        <w:tc>
+          <w:tcPr>
+            <w:tcW w:type="dxa" w:w="2160"/>
+          </w:tcPr>
+          <w:p>
+            <w:r>
+              <w:rPr>
+                <w:b/>
+              </w:rPr>
+              <w:t>1 = locked</w:t>
+            </w:r>
+            <w:r>
+              <w:t>, 0 = unlocked</w:t>
+            </w:r>
+          </w:p>
+        </w:tc>
+      </w:tr>
+      <w:tr>
+        <w:tc>
+          <w:tcPr>
+            <w:tcW w:type="dxa" w:w="2160"/>
+          </w:tcPr>
+          <w:p>
+            <w:r>
+              <w:t xml:space="preserve">OUTPUT </w:t>
+            </w:r>
+            <w:r>
+              <w:rPr>
+                <w:rFonts w:ascii="Consolas" w:hAnsi="Consolas"/>
+                <w:color w:val="C7254E"/>
+                <w:sz w:val="19"/>
+              </w:rPr>
+              <w:t>BL10E-PS-SOL-05</w:t>
+            </w:r>
+            <w:r>
+              <w:t xml:space="preserve">, </w:t>
+            </w:r>
+            <w:r>
+              <w:rPr>
+                <w:rFonts w:ascii="Consolas" w:hAnsi="Consolas"/>
+                <w:color w:val="C7254E"/>
+                <w:sz w:val="19"/>
+              </w:rPr>
+              <w:t>-06</w:t>
+            </w:r>
+          </w:p>
+        </w:tc>
+        <w:tc>
+          <w:tcPr>
+            <w:tcW w:type="dxa" w:w="2160"/>
+          </w:tcPr>
+          <w:p>
+            <w:r>
+              <w:t xml:space="preserve">The bolt solenoids that lock the </w:t>
+            </w:r>
+            <w:r>
+              <w:rPr>
+                <w:b/>
+              </w:rPr>
+              <w:t>service door</w:t>
+            </w:r>
+          </w:p>
+        </w:tc>
+        <w:tc>
+          <w:tcPr>
+            <w:tcW w:type="dxa" w:w="2160"/>
+          </w:tcPr>
+          <w:p>
+            <w:r>
+              <w:t>—</w:t>
+            </w:r>
+          </w:p>
+        </w:tc>
+        <w:tc>
+          <w:tcPr>
+            <w:tcW w:type="dxa" w:w="2160"/>
+          </w:tcPr>
+          <w:p>
+            <w:r>
+              <w:rPr>
+                <w:b/>
+              </w:rPr>
+              <w:t>1 = locked</w:t>
+            </w:r>
+            <w:r>
+              <w:t>, 0 = unlocked</w:t>
+            </w:r>
+          </w:p>
+        </w:tc>
+      </w:tr>
+    </w:tbl>
+    <w:p/>
+    <w:p>
+      <w:pPr>
+        <w:pStyle w:val="Heading3"/>
+      </w:pPr>
+      <w:r>
+        <w:t>0.4 Important: the analogue set‑points are fixed "fail‑safe" numbers</w:t>
+      </w:r>
+    </w:p>
+    <w:p>
+      <w:r>
+        <w:t xml:space="preserve">The PLC turns each 4–20 mA sensor into a trip flag using a limit block. The level at which it trips is a set‑point tag </w:t>
+      </w:r>
+      <w:r>
+        <w:rPr>
+          <w:rFonts w:ascii="Consolas" w:hAnsi="Consolas"/>
+          <w:color w:val="C7254E"/>
+          <w:sz w:val="19"/>
+        </w:rPr>
+        <w:t>…_SP</w:t>
+      </w:r>
+      <w:r>
+        <w:t>. In this program the as‑built set‑points are:</w:t>
+      </w:r>
+    </w:p>
+    <w:tbl>
+      <w:tblPr>
+        <w:tblStyle w:val="LightGrid-Accent1"/>
+        <w:tblW w:type="auto" w:w="0"/>
+        <w:jc w:val="left"/>
+        <w:tblLook w:firstColumn="1" w:firstRow="1" w:lastColumn="0" w:lastRow="0" w:noHBand="0" w:noVBand="1" w:val="04A0"/>
+      </w:tblPr>
+      <w:tblGrid>
+        <w:gridCol w:w="2160"/>
+        <w:gridCol w:w="2160"/>
+        <w:gridCol w:w="2160"/>
+        <w:gridCol w:w="2160"/>
+      </w:tblGrid>
+      <w:tr>
+        <w:tc>
+          <w:tcPr>
+            <w:tcW w:type="dxa" w:w="2160"/>
+            <w:shd w:val="clear" w:fill="1F4E79"/>
+          </w:tcPr>
+          <w:p>
+            <w:r>
+              <w:rPr>
+                <w:b/>
+                <w:color w:val="FFFFFF"/>
+              </w:rPr>
               <w:t>Set‑point tag</w:t>
             </w:r>
           </w:p>
@@ -20277,7 +20501,16 @@
               <w:t>Electron‑source enable key</w:t>
             </w:r>
             <w:r>
-              <w:t xml:space="preserve"> at the control panel (ZCP)</w:t>
+              <w:t xml:space="preserve"> at the </w:t>
+            </w:r>
+            <w:r>
+              <w:rPr>
+                <w:b/>
+              </w:rPr>
+              <w:t>ZCP</w:t>
+            </w:r>
+            <w:r>
+              <w:t xml:space="preserve"> (Zone Control Panel, by the hutch)</w:t>
             </w:r>
           </w:p>
         </w:tc>
@@ -20375,7 +20608,16 @@
               <w:t>Electron‑source enable key</w:t>
             </w:r>
             <w:r>
-              <w:t xml:space="preserve"> at the equipment rack</w:t>
+              <w:t xml:space="preserve"> at the </w:t>
+            </w:r>
+            <w:r>
+              <w:rPr>
+                <w:b/>
+              </w:rPr>
+              <w:t>equipment rack</w:t>
+            </w:r>
+            <w:r>
+              <w:t xml:space="preserve"> (cabinet / rack room, away from the hutch)</w:t>
             </w:r>
           </w:p>
         </w:tc>

--- a/B10E-PSS-Simulator/docs-word/B10E-PSS-Study-Pack.docx
+++ b/B10E-PSS-Simulator/docs-word/B10E-PSS-Study-Pack.docx
@@ -936,7 +936,7 @@
       <w:r>
         <w:drawing>
           <wp:inline xmlns:a="http://schemas.openxmlformats.org/drawingml/2006/main" xmlns:pic="http://schemas.openxmlformats.org/drawingml/2006/picture">
-            <wp:extent cx="5852160" cy="4041280"/>
+            <wp:extent cx="5852160" cy="3911342"/>
             <wp:docPr id="1" name="Picture 1"/>
             <wp:cNvGraphicFramePr>
               <a:graphicFrameLocks noChangeAspect="1"/>
@@ -957,7 +957,7 @@
                   <pic:spPr>
                     <a:xfrm>
                       <a:off x="0" y="0"/>
-                      <a:ext cx="5852160" cy="4041280"/>
+                      <a:ext cx="5852160" cy="3911342"/>
                     </a:xfrm>
                     <a:prstGeom prst="rect"/>
                   </pic:spPr>
@@ -1053,6 +1053,216 @@
       </w:r>
       <w:r>
         <w:t>).</w:t>
+      </w:r>
+    </w:p>
+    <w:p>
+      <w:pPr>
+        <w:pStyle w:val="Heading3"/>
+      </w:pPr>
+      <w:r>
+        <w:t>What each opening is for</w:t>
+      </w:r>
+    </w:p>
+    <w:p>
+      <w:pPr>
+        <w:pStyle w:val="ListBullet"/>
+      </w:pPr>
+      <w:r>
+        <w:rPr>
+          <w:b/>
+        </w:rPr>
+        <w:t>Main personnel door</w:t>
+      </w:r>
+      <w:r>
+        <w:t xml:space="preserve"> — the normal way people walk into the hutch to set up,</w:t>
+      </w:r>
+    </w:p>
+    <w:p>
+      <w:r>
+        <w:t xml:space="preserve">  align or maintain the experiment. Most entries use this door.</w:t>
+      </w:r>
+    </w:p>
+    <w:p>
+      <w:pPr>
+        <w:pStyle w:val="ListBullet"/>
+      </w:pPr>
+      <w:r>
+        <w:rPr>
+          <w:b/>
+        </w:rPr>
+        <w:t>Entrance gate</w:t>
+      </w:r>
+      <w:r>
+        <w:t xml:space="preserve"> — a second general‑access opening (for example a wider gate to</w:t>
+      </w:r>
+    </w:p>
+    <w:p>
+      <w:r>
+        <w:t xml:space="preserve">  bring equipment or trolleys in). It has its </w:t>
+      </w:r>
+      <w:r>
+        <w:rPr>
+          <w:b/>
+        </w:rPr>
+        <w:t>own</w:t>
+      </w:r>
+      <w:r>
+        <w:t xml:space="preserve"> safety function (SIF‑13) so   the gate and the door can be handled separately.</w:t>
+      </w:r>
+    </w:p>
+    <w:p>
+      <w:pPr>
+        <w:pStyle w:val="ListBullet"/>
+      </w:pPr>
+      <w:r>
+        <w:rPr>
+          <w:b/>
+        </w:rPr>
+        <w:t>Service door</w:t>
+      </w:r>
+      <w:r>
+        <w:t xml:space="preserve"> — a separate way in for service / maintenance staff to reach</w:t>
+      </w:r>
+    </w:p>
+    <w:p>
+      <w:r>
+        <w:t xml:space="preserve">  equipment, kept apart from the normal personnel route (its own function, SIF‑02).</w:t>
+      </w:r>
+    </w:p>
+    <w:p>
+      <w:r>
+        <w:t xml:space="preserve">All three do the </w:t>
+      </w:r>
+      <w:r>
+        <w:rPr>
+          <w:b/>
+        </w:rPr>
+        <w:t>same safety job</w:t>
+      </w:r>
+      <w:r>
+        <w:t>: control and prove entry so the hazard can never be on while a door is open or a person is inside. For every door the PLC:</w:t>
+      </w:r>
+    </w:p>
+    <w:p>
+      <w:pPr>
+        <w:pStyle w:val="ListNumber"/>
+      </w:pPr>
+      <w:r>
+        <w:t xml:space="preserve">lets authorised people in or out </w:t>
+      </w:r>
+      <w:r>
+        <w:rPr>
+          <w:b/>
+        </w:rPr>
+        <w:t>only when the hutch is OPEN</w:t>
+      </w:r>
+      <w:r>
+        <w:t xml:space="preserve"> (safe);</w:t>
+      </w:r>
+    </w:p>
+    <w:p>
+      <w:pPr>
+        <w:pStyle w:val="ListNumber"/>
+      </w:pPr>
+      <w:r>
+        <w:rPr>
+          <w:b/>
+        </w:rPr>
+        <w:t>locks</w:t>
+      </w:r>
+      <w:r>
+        <w:t xml:space="preserve"> it shut (the </w:t>
+      </w:r>
+      <w:r>
+        <w:rPr>
+          <w:rFonts w:ascii="Consolas" w:hAnsi="Consolas"/>
+          <w:color w:val="C7254E"/>
+          <w:sz w:val="19"/>
+        </w:rPr>
+        <w:t>SOL‑…</w:t>
+      </w:r>
+      <w:r>
+        <w:t xml:space="preserve"> bolts) while the hazard is armed, so nobody can</w:t>
+      </w:r>
+    </w:p>
+    <w:p>
+      <w:r>
+        <w:t xml:space="preserve">   enter;</w:t>
+      </w:r>
+    </w:p>
+    <w:p>
+      <w:pPr>
+        <w:pStyle w:val="ListNumber"/>
+      </w:pPr>
+      <w:r>
+        <w:t xml:space="preserve">watches its </w:t>
+      </w:r>
+      <w:r>
+        <w:rPr>
+          <w:b/>
+        </w:rPr>
+        <w:t>closed</w:t>
+      </w:r>
+      <w:r>
+        <w:t xml:space="preserve"> switches (</w:t>
+      </w:r>
+      <w:r>
+        <w:rPr>
+          <w:rFonts w:ascii="Consolas" w:hAnsi="Consolas"/>
+          <w:color w:val="C7254E"/>
+          <w:sz w:val="19"/>
+        </w:rPr>
+        <w:t>GADC</w:t>
+      </w:r>
+      <w:r>
+        <w:t xml:space="preserve"> / </w:t>
+      </w:r>
+      <w:r>
+        <w:rPr>
+          <w:rFonts w:ascii="Consolas" w:hAnsi="Consolas"/>
+          <w:color w:val="C7254E"/>
+          <w:sz w:val="19"/>
+        </w:rPr>
+        <w:t>SADC</w:t>
+      </w:r>
+      <w:r>
+        <w:t>) — opening a door cuts the beam</w:t>
+      </w:r>
+    </w:p>
+    <w:p>
+      <w:r>
+        <w:t xml:space="preserve">   in milliseconds — and its </w:t>
+      </w:r>
+      <w:r>
+        <w:rPr>
+          <w:b/>
+        </w:rPr>
+        <w:t>locked</w:t>
+      </w:r>
+      <w:r>
+        <w:t xml:space="preserve"> switches (</w:t>
+      </w:r>
+      <w:r>
+        <w:rPr>
+          <w:rFonts w:ascii="Consolas" w:hAnsi="Consolas"/>
+          <w:color w:val="C7254E"/>
+          <w:sz w:val="19"/>
+        </w:rPr>
+        <w:t>GADL</w:t>
+      </w:r>
+      <w:r>
+        <w:t xml:space="preserve"> / </w:t>
+      </w:r>
+      <w:r>
+        <w:rPr>
+          <w:rFonts w:ascii="Consolas" w:hAnsi="Consolas"/>
+          <w:color w:val="C7254E"/>
+          <w:sz w:val="19"/>
+        </w:rPr>
+        <w:t>SADL</w:t>
+      </w:r>
+      <w:r>
+        <w:t>), which must prove    the bolt really went in before the beam is allowed on.</w:t>
       </w:r>
     </w:p>
     <w:p>

--- a/B10E-PSS-Simulator/docs-word/B10E-PSS-Study-Pack.docx
+++ b/B10E-PSS-Simulator/docs-word/B10E-PSS-Study-Pack.docx
@@ -1263,6 +1263,171 @@
       </w:r>
       <w:r>
         <w:t>), which must prove    the bolt really went in before the beam is allowed on.</w:t>
+      </w:r>
+    </w:p>
+    <w:p>
+      <w:pPr>
+        <w:pStyle w:val="Heading3"/>
+      </w:pPr>
+      <w:r>
+        <w:t>Why the service door shows two switch sets</w:t>
+      </w:r>
+    </w:p>
+    <w:p>
+      <w:r>
+        <w:t xml:space="preserve">The service access is proved shut by </w:t>
+      </w:r>
+      <w:r>
+        <w:rPr>
+          <w:b/>
+        </w:rPr>
+        <w:t>five</w:t>
+      </w:r>
+      <w:r>
+        <w:t xml:space="preserve"> "closed" switches (</w:t>
+      </w:r>
+      <w:r>
+        <w:rPr>
+          <w:rFonts w:ascii="Consolas" w:hAnsi="Consolas"/>
+          <w:color w:val="C7254E"/>
+          <w:sz w:val="19"/>
+        </w:rPr>
+        <w:t>SADC‑01</w:t>
+      </w:r>
+      <w:r>
+        <w:t xml:space="preserve"> … </w:t>
+      </w:r>
+      <w:r>
+        <w:rPr>
+          <w:rFonts w:ascii="Consolas" w:hAnsi="Consolas"/>
+          <w:color w:val="C7254E"/>
+          <w:sz w:val="19"/>
+        </w:rPr>
+        <w:t>SADC‑05</w:t>
+      </w:r>
+      <w:r>
+        <w:t xml:space="preserve">). The PLC does </w:t>
+      </w:r>
+      <w:r>
+        <w:rPr>
+          <w:b/>
+        </w:rPr>
+        <w:t>not</w:t>
+      </w:r>
+      <w:r>
+        <w:t xml:space="preserve"> vote all five together — it uses </w:t>
+      </w:r>
+      <w:r>
+        <w:rPr>
+          <w:b/>
+        </w:rPr>
+        <w:t>two independent sets</w:t>
+      </w:r>
+      <w:r>
+        <w:t xml:space="preserve">, and it counts the service access as "open" if </w:t>
+      </w:r>
+      <w:r>
+        <w:rPr>
+          <w:b/>
+        </w:rPr>
+        <w:t>either</w:t>
+      </w:r>
+      <w:r>
+        <w:t xml:space="preserve"> set says open:</w:t>
+      </w:r>
+    </w:p>
+    <w:p>
+      <w:pPr>
+        <w:pStyle w:val="ListBullet"/>
+      </w:pPr>
+      <w:r>
+        <w:rPr>
+          <w:b/>
+        </w:rPr>
+        <w:t>Set 1 — `SADC‑01`, `‑02`, `‑03`, voted 2oo3.</w:t>
+      </w:r>
+      <w:r>
+        <w:t xml:space="preserve"> "2oo3" means *two out of three*:</w:t>
+      </w:r>
+    </w:p>
+    <w:p>
+      <w:r>
+        <w:t xml:space="preserve">  the set only says "open" when at least </w:t>
+      </w:r>
+      <w:r>
+        <w:rPr>
+          <w:b/>
+        </w:rPr>
+        <w:t>2 of its 3</w:t>
+      </w:r>
+      <w:r>
+        <w:t xml:space="preserve"> switches agree. One switch   failing or going out of line cannot cause a false trip — this set is   </w:t>
+      </w:r>
+      <w:r>
+        <w:rPr>
+          <w:b/>
+        </w:rPr>
+        <w:t>fault‑tolerant</w:t>
+      </w:r>
+      <w:r>
+        <w:t>.</w:t>
+      </w:r>
+    </w:p>
+    <w:p>
+      <w:pPr>
+        <w:pStyle w:val="ListBullet"/>
+      </w:pPr>
+      <w:r>
+        <w:rPr>
+          <w:b/>
+        </w:rPr>
+        <w:t>Set 2 — `SADC‑04`, `‑05`, voted 1oo2.</w:t>
+      </w:r>
+      <w:r>
+        <w:t xml:space="preserve"> "1oo2" means *one out of two*: </w:t>
+      </w:r>
+      <w:r>
+        <w:rPr>
+          <w:b/>
+        </w:rPr>
+        <w:t>either</w:t>
+      </w:r>
+    </w:p>
+    <w:p>
+      <w:r>
+        <w:t xml:space="preserve">  switch on its own is enough to say "open" — this set is </w:t>
+      </w:r>
+      <w:r>
+        <w:rPr>
+          <w:b/>
+        </w:rPr>
+        <w:t>more sensitive</w:t>
+      </w:r>
+      <w:r>
+        <w:t>.</w:t>
+      </w:r>
+    </w:p>
+    <w:p>
+      <w:r>
+        <w:t xml:space="preserve">This is typically because the service entry has </w:t>
+      </w:r>
+      <w:r>
+        <w:rPr>
+          <w:b/>
+        </w:rPr>
+        <w:t>two leaves</w:t>
+      </w:r>
+      <w:r>
+        <w:t xml:space="preserve"> (for example an outer and an inner door), each with its own switches. Whichever set opens, safety function </w:t>
+      </w:r>
+      <w:r>
+        <w:rPr>
+          <w:b/>
+        </w:rPr>
+        <w:t>SIF‑02</w:t>
+      </w:r>
+      <w:r>
+        <w:t xml:space="preserve"> removes the electron source. (The two sets are the C&amp;E "Group C" and "Group D".)</w:t>
       </w:r>
     </w:p>
     <w:p>

--- a/B10E-PSS-Simulator/docs-word/B10E-PSS-Study-Pack.docx
+++ b/B10E-PSS-Simulator/docs-word/B10E-PSS-Study-Pack.docx
@@ -57,6 +57,24 @@
       </w:r>
       <w:r>
         <w:t>. Written for a junior technical‑support engineer.</w:t>
+      </w:r>
+    </w:p>
+    <w:p>
+      <w:pPr>
+        <w:ind w:left="432"/>
+        <w:shd w:val="clear" w:fill="FFF7E6"/>
+      </w:pPr>
+      <w:r>
+        <w:t xml:space="preserve">### 👉 New here? Read </w:t>
+      </w:r>
+      <w:r>
+        <w:rPr>
+          <w:b/>
+        </w:rPr>
+        <w:t>`docs/00_START_HERE.md`</w:t>
+      </w:r>
+      <w:r>
+        <w:t xml:space="preserve"> first. It is a single guided document — system, code, and how to simulate it — and it is all you need to understand the whole thing. The other documents are deep reference you can dip into later.</w:t>
       </w:r>
     </w:p>
     <w:p>
@@ -777,99 +795,95 @@
         <w:pStyle w:val="Heading1"/>
       </w:pPr>
       <w:r>
-        <w:t>0 · Tag glossary — what every signal name means</w:t>
+        <w:t>START HERE — understand the B10E PSS (system · code · simulation)</w:t>
       </w:r>
     </w:p>
     <w:p>
       <w:r>
-        <w:t xml:space="preserve">*Read this first, then keep it open. In the safety PLC every wire and signal has a short code called a </w:t>
+        <w:t xml:space="preserve">*Written for a junior technical‑support engineer, by way of a functional‑safety mentor. </w:t>
       </w:r>
       <w:r>
         <w:rPr>
           <w:b/>
         </w:rPr>
-        <w:t>tag</w:t>
-      </w:r>
-      <w:r>
-        <w:t>. This page explains, in plain English, what each tag is and what its 1/0 value means. The other documents use these same tags and repeat a short description each time — this page is the full list.*</w:t>
-      </w:r>
-    </w:p>
-    <w:p>
-      <w:r>
-        <w:rPr>
-          <w:b/>
-        </w:rPr>
-        <w:t>Two words you need:</w:t>
+        <w:t>This is the one document to read first.</w:t>
+      </w:r>
+      <w:r>
+        <w:t xml:space="preserve"> It takes you from zero to understanding the whole system, how the PLC code is built, and how to prove it to yourself in SILworX offline simulation. The other documents (00 glossary, 03 program reference, 04 full test procedure) are deep reference — open them only when you want more detail on one point.*</w:t>
       </w:r>
     </w:p>
     <w:p>
       <w:pPr>
-        <w:pStyle w:val="ListBullet"/>
+        <w:ind w:left="432"/>
+        <w:shd w:val="clear" w:fill="FFF7E6"/>
       </w:pPr>
       <w:r>
+        <w:t xml:space="preserve">Everything in this system rests on </w:t>
+      </w:r>
+      <w:r>
         <w:rPr>
           <w:b/>
         </w:rPr>
-        <w:t>Input</w:t>
-      </w:r>
-      <w:r>
-        <w:t xml:space="preserve"> = a signal coming *into* the PLC from a switch, button or sensor.</w:t>
+        <w:t>one rule:</w:t>
+      </w:r>
+      <w:r>
+        <w:t xml:space="preserve"> </w:t>
+      </w:r>
+      <w:r>
+        <w:rPr>
+          <w:b/>
+        </w:rPr>
+        <w:t>a person and the hazard must never be in the hutch at the same time.</w:t>
+      </w:r>
+      <w:r>
+        <w:t xml:space="preserve"> Every line of the PLC code exists to enforce that one rule. Keep it in mind and the rest falls into place.</w:t>
       </w:r>
     </w:p>
     <w:p>
-      <w:pPr>
-        <w:pStyle w:val="ListBullet"/>
-      </w:pPr>
       <w:r>
         <w:rPr>
           <w:b/>
         </w:rPr>
-        <w:t>Output</w:t>
-      </w:r>
-      <w:r>
-        <w:t xml:space="preserve"> = a signal the PLC *sends out* to switch something on or off.</w:t>
-      </w:r>
-    </w:p>
-    <w:p>
-      <w:pPr>
-        <w:pStyle w:val="ListBullet"/>
-      </w:pPr>
+        <w:t>How to use this guide.</w:t>
+      </w:r>
+      <w:r>
+        <w:t xml:space="preserve"> Work through the 6 short modules in order. Each has: </w:t>
+      </w:r>
       <w:r>
         <w:rPr>
           <w:b/>
         </w:rPr>
-        <w:t>`1` (TRUE)</w:t>
-      </w:r>
-      <w:r>
-        <w:t xml:space="preserve"> = the signal is on / present. </w:t>
+        <w:t>Learn</w:t>
+      </w:r>
+      <w:r>
+        <w:t xml:space="preserve"> (the idea), </w:t>
       </w:r>
       <w:r>
         <w:rPr>
           <w:b/>
         </w:rPr>
-        <w:t>`0` (FALSE)</w:t>
-      </w:r>
-      <w:r>
-        <w:t xml:space="preserve"> = off / absent.</w:t>
-      </w:r>
-    </w:p>
-    <w:p>
-      <w:pPr>
-        <w:pStyle w:val="ListBullet"/>
-      </w:pPr>
+        <w:t>See it</w:t>
+      </w:r>
+      <w:r>
+        <w:t xml:space="preserve"> (where to look in SILworX), and </w:t>
+      </w:r>
       <w:r>
         <w:rPr>
           <w:b/>
         </w:rPr>
-        <w:t>De-energise to trip</w:t>
-      </w:r>
-      <w:r>
-        <w:t xml:space="preserve"> = the *safe* state is OFF. If power is lost, the device</w:t>
-      </w:r>
-    </w:p>
-    <w:p>
-      <w:r>
-        <w:t xml:space="preserve">  springs to its safe position by itself.</w:t>
+        <w:t>Try it</w:t>
+      </w:r>
+      <w:r>
+        <w:t xml:space="preserve"> (a small thing to force and watch in offline simulation). Do the *Try it* steps as you read — you will understand far more by </w:t>
+      </w:r>
+      <w:r>
+        <w:rPr>
+          <w:b/>
+        </w:rPr>
+        <w:t>driving</w:t>
+      </w:r>
+      <w:r>
+        <w:t xml:space="preserve"> the code than by reading about it.</w:t>
       </w:r>
     </w:p>
     <w:p>
@@ -885,48 +899,36 @@
         <w:pStyle w:val="Heading2"/>
       </w:pPr>
       <w:r>
-        <w:t>A sketch of the doors, gate and switches</w:t>
+        <w:t>Module 1 — The whole system in one picture</w:t>
       </w:r>
     </w:p>
     <w:p>
       <w:r>
-        <w:t xml:space="preserve">There are </w:t>
-      </w:r>
-      <w:r>
         <w:rPr>
           <w:b/>
         </w:rPr>
-        <w:t>three ways into the hutch</w:t>
-      </w:r>
-      <w:r>
-        <w:t xml:space="preserve"> — the </w:t>
+        <w:t>Learn.</w:t>
+      </w:r>
+      <w:r>
+        <w:t xml:space="preserve"> B10E "HeXI" is a beamline. Part of it is a shielded room — the </w:t>
       </w:r>
       <w:r>
         <w:rPr>
           <w:b/>
         </w:rPr>
-        <w:t>main personnel door</w:t>
-      </w:r>
-      <w:r>
-        <w:t xml:space="preserve">, the </w:t>
+        <w:t>hutch</w:t>
+      </w:r>
+      <w:r>
+        <w:t xml:space="preserve"> — that can hold radiation, RF and low‑oxygen hazards. The PSS is an independent </w:t>
       </w:r>
       <w:r>
         <w:rPr>
           <w:b/>
         </w:rPr>
-        <w:t>entrance gate</w:t>
-      </w:r>
-      <w:r>
-        <w:t xml:space="preserve">, and the </w:t>
-      </w:r>
-      <w:r>
-        <w:rPr>
-          <w:b/>
-        </w:rPr>
-        <w:t>service door</w:t>
-      </w:r>
-      <w:r>
-        <w:t xml:space="preserve"> — plus the search buttons inside. Each opening has its own switches. This picture shows them all with their tags; the tables below give the detail.</w:t>
+        <w:t>HIMax safety PLC</w:t>
+      </w:r>
+      <w:r>
+        <w:t xml:space="preserve"> that runs continuously and enforces the one rule. It works as a loop:</w:t>
       </w:r>
     </w:p>
     <w:p>
@@ -936,8 +938,100 @@
       <w:r>
         <w:drawing>
           <wp:inline xmlns:a="http://schemas.openxmlformats.org/drawingml/2006/main" xmlns:pic="http://schemas.openxmlformats.org/drawingml/2006/picture">
+            <wp:extent cx="5852160" cy="3182421"/>
+            <wp:docPr id="1" name="Picture 1"/>
+            <wp:cNvGraphicFramePr>
+              <a:graphicFrameLocks noChangeAspect="1"/>
+            </wp:cNvGraphicFramePr>
+            <a:graphic>
+              <a:graphicData uri="http://schemas.openxmlformats.org/drawingml/2006/picture">
+                <pic:pic>
+                  <pic:nvPicPr>
+                    <pic:cNvPr id="0" name="big_picture.png"/>
+                    <pic:cNvPicPr/>
+                  </pic:nvPicPr>
+                  <pic:blipFill>
+                    <a:blip r:embed="rId9"/>
+                    <a:stretch>
+                      <a:fillRect/>
+                    </a:stretch>
+                  </pic:blipFill>
+                  <pic:spPr>
+                    <a:xfrm>
+                      <a:off x="0" y="0"/>
+                      <a:ext cx="5852160" cy="3182421"/>
+                    </a:xfrm>
+                    <a:prstGeom prst="rect"/>
+                  </pic:spPr>
+                </pic:pic>
+              </a:graphicData>
+            </a:graphic>
+          </wp:inline>
+        </w:drawing>
+      </w:r>
+    </w:p>
+    <w:p>
+      <w:pPr>
+        <w:jc w:val="center"/>
+      </w:pPr>
+      <w:r>
+        <w:rPr>
+          <w:i/>
+          <w:sz w:val="18"/>
+        </w:rPr>
+        <w:t>The whole system in 5 simple ideas: prove the hutch is empty (search), lock the doors, switch the hazard on, keep watching, and make safe if anything is wrong — then back to the start.</w:t>
+      </w:r>
+    </w:p>
+    <w:p>
+      <w:r>
+        <w:t xml:space="preserve">There are </w:t>
+      </w:r>
+      <w:r>
+        <w:rPr>
+          <w:b/>
+        </w:rPr>
+        <w:t>three ways into the hutch</w:t>
+      </w:r>
+      <w:r>
+        <w:t xml:space="preserve"> — a </w:t>
+      </w:r>
+      <w:r>
+        <w:rPr>
+          <w:b/>
+        </w:rPr>
+        <w:t>main personnel door</w:t>
+      </w:r>
+      <w:r>
+        <w:t xml:space="preserve">, an </w:t>
+      </w:r>
+      <w:r>
+        <w:rPr>
+          <w:b/>
+        </w:rPr>
+        <w:t>entrance gate</w:t>
+      </w:r>
+      <w:r>
+        <w:t xml:space="preserve">, and a </w:t>
+      </w:r>
+      <w:r>
+        <w:rPr>
+          <w:b/>
+        </w:rPr>
+        <w:t>service door</w:t>
+      </w:r>
+      <w:r>
+        <w:t xml:space="preserve"> — each with switches the PLC watches:</w:t>
+      </w:r>
+    </w:p>
+    <w:p>
+      <w:pPr>
+        <w:jc w:val="center"/>
+      </w:pPr>
+      <w:r>
+        <w:drawing>
+          <wp:inline xmlns:a="http://schemas.openxmlformats.org/drawingml/2006/main" xmlns:pic="http://schemas.openxmlformats.org/drawingml/2006/picture">
             <wp:extent cx="5852160" cy="3911342"/>
-            <wp:docPr id="1" name="Picture 1"/>
+            <wp:docPr id="2" name="Picture 2"/>
             <wp:cNvGraphicFramePr>
               <a:graphicFrameLocks noChangeAspect="1"/>
             </wp:cNvGraphicFramePr>
@@ -949,7 +1043,2623 @@
                     <pic:cNvPicPr/>
                   </pic:nvPicPr>
                   <pic:blipFill>
-                    <a:blip r:embed="rId9"/>
+                    <a:blip r:embed="rId10"/>
+                    <a:stretch>
+                      <a:fillRect/>
+                    </a:stretch>
+                  </pic:blipFill>
+                  <pic:spPr>
+                    <a:xfrm>
+                      <a:off x="0" y="0"/>
+                      <a:ext cx="5852160" cy="3911342"/>
+                    </a:xfrm>
+                    <a:prstGeom prst="rect"/>
+                  </pic:spPr>
+                </pic:pic>
+              </a:graphicData>
+            </a:graphic>
+          </wp:inline>
+        </w:drawing>
+      </w:r>
+    </w:p>
+    <w:p>
+      <w:pPr>
+        <w:jc w:val="center"/>
+      </w:pPr>
+      <w:r>
+        <w:rPr>
+          <w:i/>
+          <w:sz w:val="18"/>
+        </w:rPr>
+        <w:t>Sketch of the hutch showing the main personnel door, the entrance gate and the service door, each with its closed switches, lock switches and lock bolts, plus the light curtain, the search buttons, the ZCP panel and the equipment rack.</w:t>
+      </w:r>
+    </w:p>
+    <w:p>
+      <w:r>
+        <w:rPr>
+          <w:b/>
+        </w:rPr>
+        <w:t>See it.</w:t>
+      </w:r>
+      <w:r>
+        <w:t xml:space="preserve"> In SILworX open the </w:t>
+      </w:r>
+      <w:r>
+        <w:rPr>
+          <w:b/>
+        </w:rPr>
+        <w:t>Hardware</w:t>
+      </w:r>
+      <w:r>
+        <w:t xml:space="preserve"> view: the whole plant is just </w:t>
+      </w:r>
+      <w:r>
+        <w:rPr>
+          <w:b/>
+        </w:rPr>
+        <w:t>1 analogue‑input card, 3 digital‑input cards, 4 digital‑output cards</w:t>
+      </w:r>
+      <w:r>
+        <w:t xml:space="preserve"> — a few dozen switches in, a few dozen contactors and lamps out. That's it.</w:t>
+      </w:r>
+    </w:p>
+    <w:p>
+      <w:r>
+        <w:rPr>
+          <w:color w:val="BBBBBB"/>
+        </w:rPr>
+        <w:t>__________________________________________________</w:t>
+      </w:r>
+    </w:p>
+    <w:p>
+      <w:pPr>
+        <w:pStyle w:val="Heading2"/>
+      </w:pPr>
+      <w:r>
+        <w:t>Module 2 — How the PLC code is organised (the part most people miss)</w:t>
+      </w:r>
+    </w:p>
+    <w:p>
+      <w:r>
+        <w:rPr>
+          <w:b/>
+        </w:rPr>
+        <w:t>Learn.</w:t>
+      </w:r>
+      <w:r>
+        <w:t xml:space="preserve"> The program *looks* huge (713 pages), but it is only </w:t>
+      </w:r>
+      <w:r>
+        <w:rPr>
+          <w:b/>
+        </w:rPr>
+        <w:t>4 kinds of block</w:t>
+      </w:r>
+      <w:r>
+        <w:t>:</w:t>
+      </w:r>
+    </w:p>
+    <w:p>
+      <w:pPr>
+        <w:jc w:val="center"/>
+      </w:pPr>
+      <w:r>
+        <w:drawing>
+          <wp:inline xmlns:a="http://schemas.openxmlformats.org/drawingml/2006/main" xmlns:pic="http://schemas.openxmlformats.org/drawingml/2006/picture">
+            <wp:extent cx="5852160" cy="3268803"/>
+            <wp:docPr id="3" name="Picture 3"/>
+            <wp:cNvGraphicFramePr>
+              <a:graphicFrameLocks noChangeAspect="1"/>
+            </wp:cNvGraphicFramePr>
+            <a:graphic>
+              <a:graphicData uri="http://schemas.openxmlformats.org/drawingml/2006/picture">
+                <pic:pic>
+                  <pic:nvPicPr>
+                    <pic:cNvPr id="0" name="code_map.png"/>
+                    <pic:cNvPicPr/>
+                  </pic:nvPicPr>
+                  <pic:blipFill>
+                    <a:blip r:embed="rId11"/>
+                    <a:stretch>
+                      <a:fillRect/>
+                    </a:stretch>
+                  </pic:blipFill>
+                  <pic:spPr>
+                    <a:xfrm>
+                      <a:off x="0" y="0"/>
+                      <a:ext cx="5852160" cy="3268803"/>
+                    </a:xfrm>
+                    <a:prstGeom prst="rect"/>
+                  </pic:spPr>
+                </pic:pic>
+              </a:graphicData>
+            </a:graphic>
+          </wp:inline>
+        </w:drawing>
+      </w:r>
+    </w:p>
+    <w:p>
+      <w:pPr>
+        <w:jc w:val="center"/>
+      </w:pPr>
+      <w:r>
+        <w:rPr>
+          <w:i/>
+          <w:sz w:val="18"/>
+        </w:rPr>
+        <w:t>How the PLC code is organised: field inputs feed the SIF guard blocks; the SFC brain (SIF-04) and the Logic muscle decide; the Logic POU drives the field outputs; an alarm/diagnostic layer watches but does not trip.</w:t>
+      </w:r>
+    </w:p>
+    <w:p>
+      <w:pPr>
+        <w:pStyle w:val="ListNumber"/>
+      </w:pPr>
+      <w:r>
+        <w:rPr>
+          <w:b/>
+        </w:rPr>
+        <w:t>The SIF blocks — the "guards."</w:t>
+      </w:r>
+      <w:r>
+        <w:t xml:space="preserve"> One small block per safety function (</w:t>
+      </w:r>
+      <w:r>
+        <w:rPr>
+          <w:rFonts w:ascii="Consolas" w:hAnsi="Consolas"/>
+          <w:color w:val="C7254E"/>
+          <w:sz w:val="19"/>
+        </w:rPr>
+        <w:t>SIF‑01</w:t>
+      </w:r>
+    </w:p>
+    <w:p>
+      <w:r>
+        <w:t xml:space="preserve">   … </w:t>
+      </w:r>
+      <w:r>
+        <w:rPr>
+          <w:rFonts w:ascii="Consolas" w:hAnsi="Consolas"/>
+          <w:color w:val="C7254E"/>
+          <w:sz w:val="19"/>
+        </w:rPr>
+        <w:t>SIF‑13</w:t>
+      </w:r>
+      <w:r>
+        <w:t xml:space="preserve">). Each takes a few inputs, applies </w:t>
+      </w:r>
+      <w:r>
+        <w:rPr>
+          <w:b/>
+        </w:rPr>
+        <w:t>voting</w:t>
+      </w:r>
+      <w:r>
+        <w:t xml:space="preserve">, and produces </w:t>
+      </w:r>
+      <w:r>
+        <w:rPr>
+          <w:b/>
+        </w:rPr>
+        <w:t>one</w:t>
+      </w:r>
+      <w:r>
+        <w:t xml:space="preserve">    output (</w:t>
+      </w:r>
+      <w:r>
+        <w:rPr>
+          <w:rFonts w:ascii="Consolas" w:hAnsi="Consolas"/>
+          <w:color w:val="C7254E"/>
+          <w:sz w:val="19"/>
+        </w:rPr>
+        <w:t>SIF‑xx_TRIP</w:t>
+      </w:r>
+      <w:r>
+        <w:t xml:space="preserve"> / </w:t>
+      </w:r>
+      <w:r>
+        <w:rPr>
+          <w:rFonts w:ascii="Consolas" w:hAnsi="Consolas"/>
+          <w:color w:val="C7254E"/>
+          <w:sz w:val="19"/>
+        </w:rPr>
+        <w:t>_OUTPUT</w:t>
+      </w:r>
+      <w:r>
+        <w:t xml:space="preserve"> / </w:t>
+      </w:r>
+      <w:r>
+        <w:rPr>
+          <w:rFonts w:ascii="Consolas" w:hAnsi="Consolas"/>
+          <w:color w:val="C7254E"/>
+          <w:sz w:val="19"/>
+        </w:rPr>
+        <w:t>_START</w:t>
+      </w:r>
+      <w:r>
+        <w:t>) meaning *"this function is healthy."*</w:t>
+      </w:r>
+    </w:p>
+    <w:p>
+      <w:pPr>
+        <w:pStyle w:val="ListNumber"/>
+      </w:pPr>
+      <w:r>
+        <w:rPr>
+          <w:b/>
+        </w:rPr>
+        <w:t>The SFC — `SIF‑04` — the "brain."</w:t>
+      </w:r>
+      <w:r>
+        <w:t xml:space="preserve"> A </w:t>
+      </w:r>
+      <w:r>
+        <w:rPr>
+          <w:b/>
+        </w:rPr>
+        <w:t>state machine</w:t>
+      </w:r>
+      <w:r>
+        <w:t>: it sits in exactly one</w:t>
+      </w:r>
+    </w:p>
+    <w:p>
+      <w:r>
+        <w:t xml:space="preserve">   </w:t>
+      </w:r>
+      <w:r>
+        <w:rPr>
+          <w:b/>
+        </w:rPr>
+        <w:t>step</w:t>
+      </w:r>
+      <w:r>
+        <w:t xml:space="preserve"> at a time (OPEN_READY, START_SEARCH … BEAM_ON) and moves on    </w:t>
+      </w:r>
+      <w:r>
+        <w:rPr>
+          <w:b/>
+        </w:rPr>
+        <w:t>transitions</w:t>
+      </w:r>
+      <w:r>
+        <w:t xml:space="preserve">. It </w:t>
+      </w:r>
+      <w:r>
+        <w:rPr>
+          <w:b/>
+        </w:rPr>
+        <w:t>writes</w:t>
+      </w:r>
+      <w:r>
+        <w:t xml:space="preserve"> the </w:t>
+      </w:r>
+      <w:r>
+        <w:rPr>
+          <w:rFonts w:ascii="Consolas" w:hAnsi="Consolas"/>
+          <w:color w:val="C7254E"/>
+          <w:sz w:val="19"/>
+        </w:rPr>
+        <w:t>STATUS‑*</w:t>
+      </w:r>
+      <w:r>
+        <w:t xml:space="preserve"> flags.</w:t>
+      </w:r>
+    </w:p>
+    <w:p>
+      <w:pPr>
+        <w:pStyle w:val="ListNumber"/>
+      </w:pPr>
+      <w:r>
+        <w:rPr>
+          <w:b/>
+        </w:rPr>
+        <w:t>The Logic POU — the "muscle."</w:t>
+      </w:r>
+      <w:r>
+        <w:t xml:space="preserve"> It combines the SIF signals + the SFC state +</w:t>
+      </w:r>
+    </w:p>
+    <w:p>
+      <w:r>
+        <w:t xml:space="preserve">   memory latches and </w:t>
+      </w:r>
+      <w:r>
+        <w:rPr>
+          <w:b/>
+        </w:rPr>
+        <w:t>drives the physical outputs</w:t>
+      </w:r>
+      <w:r>
+        <w:t xml:space="preserve"> (contactors, locks, lamps).</w:t>
+      </w:r>
+    </w:p>
+    <w:p>
+      <w:pPr>
+        <w:pStyle w:val="ListNumber"/>
+      </w:pPr>
+      <w:r>
+        <w:rPr>
+          <w:b/>
+        </w:rPr>
+        <w:t>The Alarms / Diagnostics layer.</w:t>
+      </w:r>
+      <w:r>
+        <w:t xml:space="preserve"> Watches everything and tells the operator</w:t>
+      </w:r>
+    </w:p>
+    <w:p>
+      <w:r>
+        <w:t xml:space="preserve">   *why* — it does </w:t>
+      </w:r>
+      <w:r>
+        <w:rPr>
+          <w:b/>
+        </w:rPr>
+        <w:t>not</w:t>
+      </w:r>
+      <w:r>
+        <w:t xml:space="preserve"> trip anything. Ignore it while you learn the safety logic.</w:t>
+      </w:r>
+    </w:p>
+    <w:p>
+      <w:pPr>
+        <w:ind w:left="432"/>
+        <w:shd w:val="clear" w:fill="FFF7E6"/>
+      </w:pPr>
+      <w:r>
+        <w:rPr>
+          <w:b/>
+        </w:rPr>
+        <w:t>The rule that makes 713 pages readable:</w:t>
+      </w:r>
+      <w:r>
+        <w:t xml:space="preserve"> every signal is </w:t>
+      </w:r>
+      <w:r>
+        <w:rPr>
+          <w:b/>
+        </w:rPr>
+        <w:t>written in exactly one place</w:t>
+      </w:r>
+      <w:r>
+        <w:t xml:space="preserve"> and </w:t>
+      </w:r>
+      <w:r>
+        <w:rPr>
+          <w:b/>
+        </w:rPr>
+        <w:t>read in many</w:t>
+      </w:r>
+      <w:r>
+        <w:t xml:space="preserve">. So to answer *"what drives this tag?"* you never read the whole program — you </w:t>
+      </w:r>
+      <w:r>
+        <w:rPr>
+          <w:b/>
+        </w:rPr>
+        <w:t>right‑click the tag → Cross‑References → find the one `Writing` entry.</w:t>
+      </w:r>
+      <w:r>
+        <w:t xml:space="preserve"> That single entry is the block that drives it.</w:t>
+      </w:r>
+    </w:p>
+    <w:p>
+      <w:r>
+        <w:rPr>
+          <w:b/>
+        </w:rPr>
+        <w:t>Try it.</w:t>
+      </w:r>
+      <w:r>
+        <w:t xml:space="preserve"> Cross‑reference </w:t>
+      </w:r>
+      <w:r>
+        <w:rPr>
+          <w:b/>
+        </w:rPr>
+        <w:t>`STATUS-OPEN_READY`</w:t>
+      </w:r>
+      <w:r>
+        <w:t xml:space="preserve">. You'll see many "Reading" entries and exactly </w:t>
+      </w:r>
+      <w:r>
+        <w:rPr>
+          <w:b/>
+        </w:rPr>
+        <w:t>one "Writing"</w:t>
+      </w:r>
+      <w:r>
+        <w:t xml:space="preserve"> — in </w:t>
+      </w:r>
+      <w:r>
+        <w:rPr>
+          <w:rFonts w:ascii="Consolas" w:hAnsi="Consolas"/>
+          <w:color w:val="C7254E"/>
+          <w:sz w:val="19"/>
+        </w:rPr>
+        <w:t>B10E‑SIF‑04</w:t>
+      </w:r>
+      <w:r>
+        <w:t xml:space="preserve"> (the SFC). Instantly you know the SFC owns it.</w:t>
+      </w:r>
+    </w:p>
+    <w:p>
+      <w:r>
+        <w:rPr>
+          <w:color w:val="BBBBBB"/>
+        </w:rPr>
+        <w:t>__________________________________________________</w:t>
+      </w:r>
+    </w:p>
+    <w:p>
+      <w:pPr>
+        <w:pStyle w:val="Heading2"/>
+      </w:pPr>
+      <w:r>
+        <w:t>Module 3 — Read ONE function end‑to‑end (the technique you'll reuse)</w:t>
+      </w:r>
+    </w:p>
+    <w:p>
+      <w:r>
+        <w:t xml:space="preserve">Learn the method on </w:t>
+      </w:r>
+      <w:r>
+        <w:rPr>
+          <w:b/>
+        </w:rPr>
+        <w:t>`SIF‑05` (Search Start)</w:t>
+      </w:r>
+      <w:r>
+        <w:t xml:space="preserve"> — the permission that begins a search.</w:t>
+      </w:r>
+    </w:p>
+    <w:p>
+      <w:r>
+        <w:rPr>
+          <w:b/>
+        </w:rPr>
+        <w:t>See it.</w:t>
+      </w:r>
+      <w:r>
+        <w:t xml:space="preserve"> Open </w:t>
+      </w:r>
+      <w:r>
+        <w:rPr>
+          <w:rFonts w:ascii="Consolas" w:hAnsi="Consolas"/>
+          <w:color w:val="C7254E"/>
+          <w:sz w:val="19"/>
+        </w:rPr>
+        <w:t>Library/SIF/B10E‑SIF‑05</w:t>
+      </w:r>
+      <w:r>
+        <w:t xml:space="preserve">. It is a </w:t>
+      </w:r>
+      <w:r>
+        <w:rPr>
+          <w:b/>
+        </w:rPr>
+        <w:t>single AND gate</w:t>
+      </w:r>
+      <w:r>
+        <w:t>:</w:t>
+      </w:r>
+    </w:p>
+    <w:p>
+      <w:pPr>
+        <w:spacing w:after="120"/>
+        <w:ind w:left="288"/>
+        <w:shd w:val="clear" w:fill="F2F2F2"/>
+      </w:pPr>
+      <w:r>
+        <w:rPr>
+          <w:rFonts w:ascii="Consolas" w:hAnsi="Consolas"/>
+          <w:sz w:val="18"/>
+        </w:rPr>
+        <w:t xml:space="preserve">        ┌─ NOT( SCR-01 )            (search card)</w:t>
+        <w:br/>
+        <w:t xml:space="preserve">        ├─ KEY-01                   (electron-source enable key)</w:t>
+        <w:br/>
+        <w:t xml:space="preserve">        ├─ KEY-02                   (hutch enable key)</w:t>
+        <w:br/>
+        <w:t xml:space="preserve">  AND ──┼─ SADC-04 , SADC-05        (service door, 1oo2 pair)</w:t>
+        <w:br/>
+        <w:t xml:space="preserve">        ├─ 2oo3( SADC-01/02/03 )    (service door, 2oo3 set)</w:t>
+        <w:br/>
+        <w:t xml:space="preserve">        └─ SIF-08_TRIP              (no beam-off button latched)</w:t>
+        <w:br/>
+        <w:t xml:space="preserve">                     │</w:t>
+        <w:br/>
+        <w:t xml:space="preserve">                     ▼</w:t>
+        <w:br/>
+        <w:t xml:space="preserve">              BL10E-SIF-05_START</w:t>
+      </w:r>
+    </w:p>
+    <w:p>
+      <w:r>
+        <w:t xml:space="preserve">Read it simply: </w:t>
+      </w:r>
+      <w:r>
+        <w:rPr>
+          <w:b/>
+        </w:rPr>
+        <w:t>all inputs true → output true.</w:t>
+      </w:r>
+      <w:r>
+        <w:t xml:space="preserve"> Notice the small </w:t>
+      </w:r>
+      <w:r>
+        <w:rPr>
+          <w:b/>
+        </w:rPr>
+        <w:t>circle (NOT)</w:t>
+      </w:r>
+      <w:r>
+        <w:t xml:space="preserve"> on </w:t>
+      </w:r>
+      <w:r>
+        <w:rPr>
+          <w:rFonts w:ascii="Consolas" w:hAnsi="Consolas"/>
+          <w:color w:val="C7254E"/>
+          <w:sz w:val="19"/>
+        </w:rPr>
+        <w:t>SCR‑01</w:t>
+      </w:r>
+      <w:r>
+        <w:t xml:space="preserve"> — it inverts that one input.</w:t>
+      </w:r>
+    </w:p>
+    <w:p>
+      <w:pPr>
+        <w:ind w:left="432"/>
+        <w:shd w:val="clear" w:fill="FFF7E6"/>
+      </w:pPr>
+      <w:r>
+        <w:rPr>
+          <w:b/>
+        </w:rPr>
+        <w:t>Key lesson (and a correction to my earlier docs):</w:t>
+      </w:r>
+      <w:r>
+        <w:t xml:space="preserve"> because of that inverter, </w:t>
+      </w:r>
+      <w:r>
+        <w:rPr>
+          <w:b/>
+        </w:rPr>
+        <w:t>`SCR-01 = 0` means *card present</w:t>
+      </w:r>
+      <w:r>
+        <w:t xml:space="preserve">* (the active state), and </w:t>
+      </w:r>
+      <w:r>
+        <w:rPr>
+          <w:rFonts w:ascii="Consolas" w:hAnsi="Consolas"/>
+          <w:color w:val="C7254E"/>
+          <w:sz w:val="19"/>
+        </w:rPr>
+        <w:t>SCR-01 = 1</w:t>
+      </w:r>
+      <w:r>
+        <w:t xml:space="preserve"> means *no card*. The card‑reader input rests at </w:t>
+      </w:r>
+      <w:r>
+        <w:rPr>
+          <w:rFonts w:ascii="Consolas" w:hAnsi="Consolas"/>
+          <w:color w:val="C7254E"/>
+          <w:sz w:val="19"/>
+        </w:rPr>
+        <w:t>1</w:t>
+      </w:r>
+      <w:r>
+        <w:t xml:space="preserve"> and goes to </w:t>
+      </w:r>
+      <w:r>
+        <w:rPr>
+          <w:rFonts w:ascii="Consolas" w:hAnsi="Consolas"/>
+          <w:color w:val="C7254E"/>
+          <w:sz w:val="19"/>
+        </w:rPr>
+        <w:t>0</w:t>
+      </w:r>
+      <w:r>
+        <w:t xml:space="preserve"> when a valid card is read.</w:t>
+      </w:r>
+    </w:p>
+    <w:p>
+      <w:r>
+        <w:rPr>
+          <w:b/>
+        </w:rPr>
+        <w:t>Follow the output.</w:t>
+      </w:r>
+      <w:r>
+        <w:t xml:space="preserve"> Cross‑reference </w:t>
+      </w:r>
+      <w:r>
+        <w:rPr>
+          <w:rFonts w:ascii="Consolas" w:hAnsi="Consolas"/>
+          <w:color w:val="C7254E"/>
+          <w:sz w:val="19"/>
+        </w:rPr>
+        <w:t>BL10E‑SIF‑05_START</w:t>
+      </w:r>
+      <w:r>
+        <w:t xml:space="preserve">: its one use is the SFC transition </w:t>
+      </w:r>
+      <w:r>
+        <w:rPr>
+          <w:b/>
+        </w:rPr>
+        <w:t>`T_1`</w:t>
+      </w:r>
+      <w:r>
+        <w:t xml:space="preserve"> (OPEN_READY → START_SEARCH). So this single gate </w:t>
+      </w:r>
+      <w:r>
+        <w:rPr>
+          <w:b/>
+        </w:rPr>
+        <w:t>is</w:t>
+      </w:r>
+      <w:r>
+        <w:t xml:space="preserve"> "the permission to start a search."</w:t>
+      </w:r>
+    </w:p>
+    <w:p>
+      <w:r>
+        <w:rPr>
+          <w:b/>
+        </w:rPr>
+        <w:t>That's the whole technique:</w:t>
+      </w:r>
+      <w:r>
+        <w:t xml:space="preserve"> open a SIF page → inputs → gate → one output → cross‑reference the output to see where it's used. Repeat for any function.</w:t>
+      </w:r>
+    </w:p>
+    <w:p>
+      <w:r>
+        <w:rPr>
+          <w:color w:val="BBBBBB"/>
+        </w:rPr>
+        <w:t>__________________________________________________</w:t>
+      </w:r>
+    </w:p>
+    <w:p>
+      <w:pPr>
+        <w:pStyle w:val="Heading2"/>
+      </w:pPr>
+      <w:r>
+        <w:t>Module 4 — The behaviour: the states and how they move</w:t>
+      </w:r>
+    </w:p>
+    <w:p>
+      <w:r>
+        <w:rPr>
+          <w:b/>
+        </w:rPr>
+        <w:t>Learn.</w:t>
+      </w:r>
+      <w:r>
+        <w:t xml:space="preserve"> The hutch is always in one </w:t>
+      </w:r>
+      <w:r>
+        <w:rPr>
+          <w:b/>
+        </w:rPr>
+        <w:t>state</w:t>
+      </w:r>
+      <w:r>
+        <w:t xml:space="preserve"> (one SFC step). </w:t>
+      </w:r>
+      <w:r>
+        <w:rPr>
+          <w:b/>
+        </w:rPr>
+        <w:t>At power‑up it sits in `OPEN_READY` and waits.</w:t>
+      </w:r>
+    </w:p>
+    <w:tbl>
+      <w:tblPr>
+        <w:tblStyle w:val="LightGrid-Accent1"/>
+        <w:tblW w:type="auto" w:w="0"/>
+        <w:jc w:val="left"/>
+        <w:tblLook w:firstColumn="1" w:firstRow="1" w:lastColumn="0" w:lastRow="0" w:noHBand="0" w:noVBand="1" w:val="04A0"/>
+      </w:tblPr>
+      <w:tblGrid>
+        <w:gridCol w:w="2880"/>
+        <w:gridCol w:w="2880"/>
+        <w:gridCol w:w="2880"/>
+      </w:tblGrid>
+      <w:tr>
+        <w:tc>
+          <w:tcPr>
+            <w:tcW w:type="dxa" w:w="2880"/>
+            <w:shd w:val="clear" w:fill="1F4E79"/>
+          </w:tcPr>
+          <w:p>
+            <w:r>
+              <w:rPr>
+                <w:b/>
+                <w:color w:val="FFFFFF"/>
+              </w:rPr>
+              <w:t xml:space="preserve">Step (the </w:t>
+            </w:r>
+            <w:r>
+              <w:rPr>
+                <w:rFonts w:ascii="Consolas" w:hAnsi="Consolas"/>
+                <w:b/>
+                <w:color w:val="FFFFFF"/>
+                <w:sz w:val="19"/>
+              </w:rPr>
+              <w:t>STATUS‑*</w:t>
+            </w:r>
+            <w:r>
+              <w:rPr>
+                <w:b/>
+                <w:color w:val="FFFFFF"/>
+              </w:rPr>
+              <w:t xml:space="preserve"> flag)</w:t>
+            </w:r>
+          </w:p>
+        </w:tc>
+        <w:tc>
+          <w:tcPr>
+            <w:tcW w:type="dxa" w:w="2880"/>
+            <w:shd w:val="clear" w:fill="1F4E79"/>
+          </w:tcPr>
+          <w:p>
+            <w:r>
+              <w:rPr>
+                <w:b/>
+                <w:color w:val="FFFFFF"/>
+              </w:rPr>
+              <w:t>Meaning</w:t>
+            </w:r>
+          </w:p>
+        </w:tc>
+        <w:tc>
+          <w:tcPr>
+            <w:tcW w:type="dxa" w:w="2880"/>
+            <w:shd w:val="clear" w:fill="1F4E79"/>
+          </w:tcPr>
+          <w:p>
+            <w:r>
+              <w:rPr>
+                <w:b/>
+                <w:color w:val="FFFFFF"/>
+              </w:rPr>
+              <w:t>Value at power‑up</w:t>
+            </w:r>
+          </w:p>
+        </w:tc>
+      </w:tr>
+      <w:tr>
+        <w:tc>
+          <w:tcPr>
+            <w:tcW w:type="dxa" w:w="2880"/>
+          </w:tcPr>
+          <w:p>
+            <w:r>
+              <w:rPr>
+                <w:b/>
+              </w:rPr>
+              <w:t>`OPEN_READY`</w:t>
+            </w:r>
+          </w:p>
+        </w:tc>
+        <w:tc>
+          <w:tcPr>
+            <w:tcW w:type="dxa" w:w="2880"/>
+          </w:tcPr>
+          <w:p>
+            <w:r>
+              <w:t>idle, ready to start a search</w:t>
+            </w:r>
+          </w:p>
+        </w:tc>
+        <w:tc>
+          <w:tcPr>
+            <w:tcW w:type="dxa" w:w="2880"/>
+          </w:tcPr>
+          <w:p>
+            <w:r>
+              <w:rPr>
+                <w:b/>
+              </w:rPr>
+              <w:t>TRUE</w:t>
+            </w:r>
+            <w:r>
+              <w:t xml:space="preserve"> ← it starts here</w:t>
+            </w:r>
+          </w:p>
+        </w:tc>
+      </w:tr>
+      <w:tr>
+        <w:tc>
+          <w:tcPr>
+            <w:tcW w:type="dxa" w:w="2880"/>
+          </w:tcPr>
+          <w:p>
+            <w:r>
+              <w:rPr>
+                <w:rFonts w:ascii="Consolas" w:hAnsi="Consolas"/>
+                <w:color w:val="C7254E"/>
+                <w:sz w:val="19"/>
+              </w:rPr>
+              <w:t>START_SEARCH</w:t>
+            </w:r>
+          </w:p>
+        </w:tc>
+        <w:tc>
+          <w:tcPr>
+            <w:tcW w:type="dxa" w:w="2880"/>
+          </w:tcPr>
+          <w:p>
+            <w:r>
+              <w:t>a search has begun; service doors lock</w:t>
+            </w:r>
+          </w:p>
+        </w:tc>
+        <w:tc>
+          <w:tcPr>
+            <w:tcW w:type="dxa" w:w="2880"/>
+          </w:tcPr>
+          <w:p>
+            <w:r>
+              <w:t>FALSE</w:t>
+            </w:r>
+          </w:p>
+        </w:tc>
+      </w:tr>
+      <w:tr>
+        <w:tc>
+          <w:tcPr>
+            <w:tcW w:type="dxa" w:w="2880"/>
+          </w:tcPr>
+          <w:p>
+            <w:r>
+              <w:rPr>
+                <w:rFonts w:ascii="Consolas" w:hAnsi="Consolas"/>
+                <w:color w:val="C7254E"/>
+                <w:sz w:val="19"/>
+              </w:rPr>
+              <w:t>HUTCH_ENTERED</w:t>
+            </w:r>
+          </w:p>
+        </w:tc>
+        <w:tc>
+          <w:tcPr>
+            <w:tcW w:type="dxa" w:w="2880"/>
+          </w:tcPr>
+          <w:p>
+            <w:r>
+              <w:t>searcher passed the light curtain</w:t>
+            </w:r>
+          </w:p>
+        </w:tc>
+        <w:tc>
+          <w:tcPr>
+            <w:tcW w:type="dxa" w:w="2880"/>
+          </w:tcPr>
+          <w:p>
+            <w:r>
+              <w:t>FALSE</w:t>
+            </w:r>
+          </w:p>
+        </w:tc>
+      </w:tr>
+      <w:tr>
+        <w:tc>
+          <w:tcPr>
+            <w:tcW w:type="dxa" w:w="2880"/>
+          </w:tcPr>
+          <w:p>
+            <w:r>
+              <w:rPr>
+                <w:rFonts w:ascii="Consolas" w:hAnsi="Consolas"/>
+                <w:color w:val="C7254E"/>
+                <w:sz w:val="19"/>
+              </w:rPr>
+              <w:t>ASB1 … ASB4</w:t>
+            </w:r>
+          </w:p>
+        </w:tc>
+        <w:tc>
+          <w:tcPr>
+            <w:tcW w:type="dxa" w:w="2880"/>
+          </w:tcPr>
+          <w:p>
+            <w:r>
+              <w:t>the 4 area‑search buttons pressed in order</w:t>
+            </w:r>
+          </w:p>
+        </w:tc>
+        <w:tc>
+          <w:tcPr>
+            <w:tcW w:type="dxa" w:w="2880"/>
+          </w:tcPr>
+          <w:p>
+            <w:r>
+              <w:t>FALSE</w:t>
+            </w:r>
+          </w:p>
+        </w:tc>
+      </w:tr>
+      <w:tr>
+        <w:tc>
+          <w:tcPr>
+            <w:tcW w:type="dxa" w:w="2880"/>
+          </w:tcPr>
+          <w:p>
+            <w:r>
+              <w:rPr>
+                <w:rFonts w:ascii="Consolas" w:hAnsi="Consolas"/>
+                <w:color w:val="C7254E"/>
+                <w:sz w:val="19"/>
+              </w:rPr>
+              <w:t>STANDBY</w:t>
+            </w:r>
+          </w:p>
+        </w:tc>
+        <w:tc>
+          <w:tcPr>
+            <w:tcW w:type="dxa" w:w="2880"/>
+          </w:tcPr>
+          <w:p>
+            <w:r>
+              <w:t>search done, all doors locked, 180 s warning</w:t>
+            </w:r>
+          </w:p>
+        </w:tc>
+        <w:tc>
+          <w:tcPr>
+            <w:tcW w:type="dxa" w:w="2880"/>
+          </w:tcPr>
+          <w:p>
+            <w:r>
+              <w:t>FALSE</w:t>
+            </w:r>
+          </w:p>
+        </w:tc>
+      </w:tr>
+      <w:tr>
+        <w:tc>
+          <w:tcPr>
+            <w:tcW w:type="dxa" w:w="2880"/>
+          </w:tcPr>
+          <w:p>
+            <w:r>
+              <w:rPr>
+                <w:rFonts w:ascii="Consolas" w:hAnsi="Consolas"/>
+                <w:color w:val="C7254E"/>
+                <w:sz w:val="19"/>
+              </w:rPr>
+              <w:t>BEAM_ON</w:t>
+            </w:r>
+          </w:p>
+        </w:tc>
+        <w:tc>
+          <w:tcPr>
+            <w:tcW w:type="dxa" w:w="2880"/>
+          </w:tcPr>
+          <w:p>
+            <w:r>
+              <w:t>the hazard is live</w:t>
+            </w:r>
+          </w:p>
+        </w:tc>
+        <w:tc>
+          <w:tcPr>
+            <w:tcW w:type="dxa" w:w="2880"/>
+          </w:tcPr>
+          <w:p>
+            <w:r>
+              <w:t>FALSE</w:t>
+            </w:r>
+          </w:p>
+        </w:tc>
+      </w:tr>
+      <w:tr>
+        <w:tc>
+          <w:tcPr>
+            <w:tcW w:type="dxa" w:w="2880"/>
+          </w:tcPr>
+          <w:p>
+            <w:r>
+              <w:rPr>
+                <w:rFonts w:ascii="Consolas" w:hAnsi="Consolas"/>
+                <w:color w:val="C7254E"/>
+                <w:sz w:val="19"/>
+              </w:rPr>
+              <w:t>OPEN</w:t>
+            </w:r>
+          </w:p>
+        </w:tc>
+        <w:tc>
+          <w:tcPr>
+            <w:tcW w:type="dxa" w:w="2880"/>
+          </w:tcPr>
+          <w:p>
+            <w:r>
+              <w:t>end‑of‑cycle state (after beam‑off / source proven dead)</w:t>
+            </w:r>
+          </w:p>
+        </w:tc>
+        <w:tc>
+          <w:tcPr>
+            <w:tcW w:type="dxa" w:w="2880"/>
+          </w:tcPr>
+          <w:p>
+            <w:r>
+              <w:t>FALSE</w:t>
+            </w:r>
+          </w:p>
+        </w:tc>
+      </w:tr>
+    </w:tbl>
+    <w:p/>
+    <w:p>
+      <w:pPr>
+        <w:ind w:left="432"/>
+        <w:shd w:val="clear" w:fill="FFF7E6"/>
+      </w:pPr>
+      <w:r>
+        <w:rPr>
+          <w:b/>
+        </w:rPr>
+        <w:t>Correction:</w:t>
+      </w:r>
+      <w:r>
+        <w:t xml:space="preserve"> the </w:t>
+      </w:r>
+      <w:r>
+        <w:rPr>
+          <w:b/>
+        </w:rPr>
+        <w:t>first</w:t>
+      </w:r>
+      <w:r>
+        <w:t xml:space="preserve"> step is </w:t>
+      </w:r>
+      <w:r>
+        <w:rPr>
+          <w:rFonts w:ascii="Consolas" w:hAnsi="Consolas"/>
+          <w:color w:val="C7254E"/>
+          <w:sz w:val="19"/>
+        </w:rPr>
+        <w:t>OPEN_READY</w:t>
+      </w:r>
+      <w:r>
+        <w:t xml:space="preserve">, </w:t>
+      </w:r>
+      <w:r>
+        <w:rPr>
+          <w:b/>
+        </w:rPr>
+        <w:t>not</w:t>
+      </w:r>
+      <w:r>
+        <w:t xml:space="preserve"> </w:t>
+      </w:r>
+      <w:r>
+        <w:rPr>
+          <w:rFonts w:ascii="Consolas" w:hAnsi="Consolas"/>
+          <w:color w:val="C7254E"/>
+          <w:sz w:val="19"/>
+        </w:rPr>
+        <w:t>OPEN</w:t>
+      </w:r>
+      <w:r>
+        <w:t xml:space="preserve">. </w:t>
+      </w:r>
+      <w:r>
+        <w:rPr>
+          <w:rFonts w:ascii="Consolas" w:hAnsi="Consolas"/>
+          <w:color w:val="C7254E"/>
+          <w:sz w:val="19"/>
+        </w:rPr>
+        <w:t>OPEN</w:t>
+      </w:r>
+      <w:r>
+        <w:t xml:space="preserve"> is only a brief end‑of‑cycle step that loops back to </w:t>
+      </w:r>
+      <w:r>
+        <w:rPr>
+          <w:rFonts w:ascii="Consolas" w:hAnsi="Consolas"/>
+          <w:color w:val="C7254E"/>
+          <w:sz w:val="19"/>
+        </w:rPr>
+        <w:t>OPEN_READY</w:t>
+      </w:r>
+      <w:r>
+        <w:t>.</w:t>
+      </w:r>
+    </w:p>
+    <w:p>
+      <w:r>
+        <w:rPr>
+          <w:b/>
+        </w:rPr>
+        <w:t>Two timers police the search:</w:t>
+      </w:r>
+      <w:r>
+        <w:t xml:space="preserve"> the whole search must finish within </w:t>
+      </w:r>
+      <w:r>
+        <w:rPr>
+          <w:b/>
+        </w:rPr>
+        <w:t>180 s</w:t>
+      </w:r>
+      <w:r>
+        <w:t xml:space="preserve">, and each step must take </w:t>
+      </w:r>
+      <w:r>
+        <w:rPr>
+          <w:b/>
+        </w:rPr>
+        <w:t>5–60 s</w:t>
+      </w:r>
+      <w:r>
+        <w:t xml:space="preserve"> (not too fast, not too slow). Break either, press a wrong button, open a door, or hit a beam‑off → the search </w:t>
+      </w:r>
+      <w:r>
+        <w:rPr>
+          <w:b/>
+        </w:rPr>
+        <w:t>aborts</w:t>
+      </w:r>
+      <w:r>
+        <w:t xml:space="preserve"> to the start.</w:t>
+      </w:r>
+    </w:p>
+    <w:p>
+      <w:r>
+        <w:rPr>
+          <w:b/>
+        </w:rPr>
+        <w:t>See it.</w:t>
+      </w:r>
+      <w:r>
+        <w:t xml:space="preserve"> Open the SFC pages of </w:t>
+      </w:r>
+      <w:r>
+        <w:rPr>
+          <w:rFonts w:ascii="Consolas" w:hAnsi="Consolas"/>
+          <w:color w:val="C7254E"/>
+          <w:sz w:val="19"/>
+        </w:rPr>
+        <w:t>SIF‑04</w:t>
+      </w:r>
+      <w:r>
+        <w:t xml:space="preserve">: each step is a box whose action sets its </w:t>
+      </w:r>
+      <w:r>
+        <w:rPr>
+          <w:rFonts w:ascii="Consolas" w:hAnsi="Consolas"/>
+          <w:color w:val="C7254E"/>
+          <w:sz w:val="19"/>
+        </w:rPr>
+        <w:t>STATUS‑*</w:t>
+      </w:r>
+      <w:r>
+        <w:t xml:space="preserve"> flag, and between boxes are the transitions (</w:t>
+      </w:r>
+      <w:r>
+        <w:rPr>
+          <w:rFonts w:ascii="Consolas" w:hAnsi="Consolas"/>
+          <w:color w:val="C7254E"/>
+          <w:sz w:val="19"/>
+        </w:rPr>
+        <w:t>T_1 … T_9</w:t>
+      </w:r>
+      <w:r>
+        <w:t>) with their conditions.</w:t>
+      </w:r>
+    </w:p>
+    <w:p>
+      <w:r>
+        <w:rPr>
+          <w:color w:val="BBBBBB"/>
+        </w:rPr>
+        <w:t>__________________________________________________</w:t>
+      </w:r>
+    </w:p>
+    <w:p>
+      <w:pPr>
+        <w:pStyle w:val="Heading2"/>
+      </w:pPr>
+      <w:r>
+        <w:t>Module 5 — Do it yourself: one clean simulation run</w:t>
+      </w:r>
+    </w:p>
+    <w:p>
+      <w:r>
+        <w:t xml:space="preserve">Start your </w:t>
+      </w:r>
+      <w:r>
+        <w:rPr>
+          <w:b/>
+        </w:rPr>
+        <w:t>offline simulation</w:t>
+      </w:r>
+      <w:r>
+        <w:t xml:space="preserve"> and open a </w:t>
+      </w:r>
+      <w:r>
+        <w:rPr>
+          <w:b/>
+        </w:rPr>
+        <w:t>Watch page</w:t>
+      </w:r>
+      <w:r>
+        <w:t xml:space="preserve"> with the </w:t>
+      </w:r>
+      <w:r>
+        <w:rPr>
+          <w:rFonts w:ascii="Consolas" w:hAnsi="Consolas"/>
+          <w:color w:val="C7254E"/>
+          <w:sz w:val="19"/>
+        </w:rPr>
+        <w:t>STATUS‑*</w:t>
+      </w:r>
+      <w:r>
+        <w:t xml:space="preserve"> flags and the contactors </w:t>
+      </w:r>
+      <w:r>
+        <w:rPr>
+          <w:rFonts w:ascii="Consolas" w:hAnsi="Consolas"/>
+          <w:color w:val="C7254E"/>
+          <w:sz w:val="19"/>
+        </w:rPr>
+        <w:t>CON‑0x:EN</w:t>
+      </w:r>
+      <w:r>
+        <w:t>. Then:</w:t>
+      </w:r>
+    </w:p>
+    <w:p>
+      <w:r>
+        <w:rPr>
+          <w:b/>
+        </w:rPr>
+        <w:t>A. Healthy idle — should rest at `OPEN_READY`.</w:t>
+      </w:r>
+      <w:r>
+        <w:t xml:space="preserve"> Force:</w:t>
+      </w:r>
+    </w:p>
+    <w:tbl>
+      <w:tblPr>
+        <w:tblStyle w:val="LightGrid-Accent1"/>
+        <w:tblW w:type="auto" w:w="0"/>
+        <w:jc w:val="left"/>
+        <w:tblLook w:firstColumn="1" w:firstRow="1" w:lastColumn="0" w:lastRow="0" w:noHBand="0" w:noVBand="1" w:val="04A0"/>
+      </w:tblPr>
+      <w:tblGrid>
+        <w:gridCol w:w="2880"/>
+        <w:gridCol w:w="2880"/>
+        <w:gridCol w:w="2880"/>
+      </w:tblGrid>
+      <w:tr>
+        <w:tc>
+          <w:tcPr>
+            <w:tcW w:type="dxa" w:w="2880"/>
+            <w:shd w:val="clear" w:fill="1F4E79"/>
+          </w:tcPr>
+          <w:p>
+            <w:r>
+              <w:rPr>
+                <w:b/>
+                <w:color w:val="FFFFFF"/>
+              </w:rPr>
+              <w:t>Force</w:t>
+            </w:r>
+          </w:p>
+        </w:tc>
+        <w:tc>
+          <w:tcPr>
+            <w:tcW w:type="dxa" w:w="2880"/>
+            <w:shd w:val="clear" w:fill="1F4E79"/>
+          </w:tcPr>
+          <w:p>
+            <w:r>
+              <w:rPr>
+                <w:b/>
+                <w:color w:val="FFFFFF"/>
+              </w:rPr>
+              <w:t>To</w:t>
+            </w:r>
+          </w:p>
+        </w:tc>
+        <w:tc>
+          <w:tcPr>
+            <w:tcW w:type="dxa" w:w="2880"/>
+            <w:shd w:val="clear" w:fill="1F4E79"/>
+          </w:tcPr>
+          <w:p>
+            <w:r>
+              <w:rPr>
+                <w:b/>
+                <w:color w:val="FFFFFF"/>
+              </w:rPr>
+              <w:t>meaning</w:t>
+            </w:r>
+          </w:p>
+        </w:tc>
+      </w:tr>
+      <w:tr>
+        <w:tc>
+          <w:tcPr>
+            <w:tcW w:type="dxa" w:w="2880"/>
+          </w:tcPr>
+          <w:p>
+            <w:r>
+              <w:rPr>
+                <w:rFonts w:ascii="Consolas" w:hAnsi="Consolas"/>
+                <w:color w:val="C7254E"/>
+                <w:sz w:val="19"/>
+              </w:rPr>
+              <w:t>GADC-01..06</w:t>
+            </w:r>
+            <w:r>
+              <w:t xml:space="preserve">, </w:t>
+            </w:r>
+            <w:r>
+              <w:rPr>
+                <w:rFonts w:ascii="Consolas" w:hAnsi="Consolas"/>
+                <w:color w:val="C7254E"/>
+                <w:sz w:val="19"/>
+              </w:rPr>
+              <w:t>SADC-01..05</w:t>
+            </w:r>
+          </w:p>
+        </w:tc>
+        <w:tc>
+          <w:tcPr>
+            <w:tcW w:type="dxa" w:w="2880"/>
+          </w:tcPr>
+          <w:p>
+            <w:r>
+              <w:rPr>
+                <w:b/>
+              </w:rPr>
+              <w:t>1</w:t>
+            </w:r>
+          </w:p>
+        </w:tc>
+        <w:tc>
+          <w:tcPr>
+            <w:tcW w:type="dxa" w:w="2880"/>
+          </w:tcPr>
+          <w:p>
+            <w:r>
+              <w:t>all doors/gate shut</w:t>
+            </w:r>
+          </w:p>
+        </w:tc>
+      </w:tr>
+      <w:tr>
+        <w:tc>
+          <w:tcPr>
+            <w:tcW w:type="dxa" w:w="2880"/>
+          </w:tcPr>
+          <w:p>
+            <w:r>
+              <w:rPr>
+                <w:rFonts w:ascii="Consolas" w:hAnsi="Consolas"/>
+                <w:color w:val="C7254E"/>
+                <w:sz w:val="19"/>
+              </w:rPr>
+              <w:t>KEY-01</w:t>
+            </w:r>
+            <w:r>
+              <w:t xml:space="preserve">, </w:t>
+            </w:r>
+            <w:r>
+              <w:rPr>
+                <w:rFonts w:ascii="Consolas" w:hAnsi="Consolas"/>
+                <w:color w:val="C7254E"/>
+                <w:sz w:val="19"/>
+              </w:rPr>
+              <w:t>KEY-02</w:t>
+            </w:r>
+            <w:r>
+              <w:t xml:space="preserve">, </w:t>
+            </w:r>
+            <w:r>
+              <w:rPr>
+                <w:rFonts w:ascii="Consolas" w:hAnsi="Consolas"/>
+                <w:color w:val="C7254E"/>
+                <w:sz w:val="19"/>
+              </w:rPr>
+              <w:t>KEY-03</w:t>
+            </w:r>
+          </w:p>
+        </w:tc>
+        <w:tc>
+          <w:tcPr>
+            <w:tcW w:type="dxa" w:w="2880"/>
+          </w:tcPr>
+          <w:p>
+            <w:r>
+              <w:rPr>
+                <w:b/>
+              </w:rPr>
+              <w:t>1</w:t>
+            </w:r>
+          </w:p>
+        </w:tc>
+        <w:tc>
+          <w:tcPr>
+            <w:tcW w:type="dxa" w:w="2880"/>
+          </w:tcPr>
+          <w:p>
+            <w:r>
+              <w:t>keys in</w:t>
+            </w:r>
+          </w:p>
+        </w:tc>
+      </w:tr>
+      <w:tr>
+        <w:tc>
+          <w:tcPr>
+            <w:tcW w:type="dxa" w:w="2880"/>
+          </w:tcPr>
+          <w:p>
+            <w:r>
+              <w:rPr>
+                <w:rFonts w:ascii="Consolas" w:hAnsi="Consolas"/>
+                <w:color w:val="C7254E"/>
+                <w:sz w:val="19"/>
+              </w:rPr>
+              <w:t>BOB-01..08 :A</w:t>
+            </w:r>
+            <w:r>
+              <w:t xml:space="preserve"> and </w:t>
+            </w:r>
+            <w:r>
+              <w:rPr>
+                <w:rFonts w:ascii="Consolas" w:hAnsi="Consolas"/>
+                <w:color w:val="C7254E"/>
+                <w:sz w:val="19"/>
+              </w:rPr>
+              <w:t>:B</w:t>
+            </w:r>
+          </w:p>
+        </w:tc>
+        <w:tc>
+          <w:tcPr>
+            <w:tcW w:type="dxa" w:w="2880"/>
+          </w:tcPr>
+          <w:p>
+            <w:r>
+              <w:rPr>
+                <w:b/>
+              </w:rPr>
+              <w:t>1</w:t>
+            </w:r>
+          </w:p>
+        </w:tc>
+        <w:tc>
+          <w:tcPr>
+            <w:tcW w:type="dxa" w:w="2880"/>
+          </w:tcPr>
+          <w:p>
+            <w:r>
+              <w:t>no stop button pressed</w:t>
+            </w:r>
+          </w:p>
+        </w:tc>
+      </w:tr>
+      <w:tr>
+        <w:tc>
+          <w:tcPr>
+            <w:tcW w:type="dxa" w:w="2880"/>
+          </w:tcPr>
+          <w:p>
+            <w:r>
+              <w:rPr>
+                <w:rFonts w:ascii="Consolas" w:hAnsi="Consolas"/>
+                <w:color w:val="C7254E"/>
+                <w:sz w:val="19"/>
+              </w:rPr>
+              <w:t>LCRx-01</w:t>
+            </w:r>
+          </w:p>
+        </w:tc>
+        <w:tc>
+          <w:tcPr>
+            <w:tcW w:type="dxa" w:w="2880"/>
+          </w:tcPr>
+          <w:p>
+            <w:r>
+              <w:rPr>
+                <w:b/>
+              </w:rPr>
+              <w:t>1</w:t>
+            </w:r>
+          </w:p>
+        </w:tc>
+        <w:tc>
+          <w:tcPr>
+            <w:tcW w:type="dxa" w:w="2880"/>
+          </w:tcPr>
+          <w:p>
+            <w:r>
+              <w:t>light curtain clear</w:t>
+            </w:r>
+          </w:p>
+        </w:tc>
+      </w:tr>
+      <w:tr>
+        <w:tc>
+          <w:tcPr>
+            <w:tcW w:type="dxa" w:w="2880"/>
+          </w:tcPr>
+          <w:p>
+            <w:r>
+              <w:rPr>
+                <w:b/>
+              </w:rPr>
+              <w:t>`SCR-01`</w:t>
+            </w:r>
+          </w:p>
+        </w:tc>
+        <w:tc>
+          <w:tcPr>
+            <w:tcW w:type="dxa" w:w="2880"/>
+          </w:tcPr>
+          <w:p>
+            <w:r>
+              <w:rPr>
+                <w:b/>
+              </w:rPr>
+              <w:t>1</w:t>
+            </w:r>
+          </w:p>
+        </w:tc>
+        <w:tc>
+          <w:tcPr>
+            <w:tcW w:type="dxa" w:w="2880"/>
+          </w:tcPr>
+          <w:p>
+            <w:r>
+              <w:rPr>
+                <w:b/>
+              </w:rPr>
+              <w:t>no card</w:t>
+            </w:r>
+            <w:r>
+              <w:t xml:space="preserve"> *(this is the corrected polarity)*</w:t>
+            </w:r>
+          </w:p>
+        </w:tc>
+      </w:tr>
+      <w:tr>
+        <w:tc>
+          <w:tcPr>
+            <w:tcW w:type="dxa" w:w="2880"/>
+          </w:tcPr>
+          <w:p>
+            <w:r>
+              <w:rPr>
+                <w:rFonts w:ascii="Consolas" w:hAnsi="Consolas"/>
+                <w:color w:val="C7254E"/>
+                <w:sz w:val="19"/>
+              </w:rPr>
+              <w:t>IT-01..03_TRIP</w:t>
+            </w:r>
+            <w:r>
+              <w:t xml:space="preserve">, </w:t>
+            </w:r>
+            <w:r>
+              <w:rPr>
+                <w:rFonts w:ascii="Consolas" w:hAnsi="Consolas"/>
+                <w:color w:val="C7254E"/>
+                <w:sz w:val="19"/>
+              </w:rPr>
+              <w:t>VT-01..03_TRIP</w:t>
+            </w:r>
+            <w:r>
+              <w:t xml:space="preserve">, </w:t>
+            </w:r>
+            <w:r>
+              <w:rPr>
+                <w:rFonts w:ascii="Consolas" w:hAnsi="Consolas"/>
+                <w:color w:val="C7254E"/>
+                <w:sz w:val="19"/>
+              </w:rPr>
+              <w:t>OXMON-01..04_TRIP</w:t>
+            </w:r>
+          </w:p>
+        </w:tc>
+        <w:tc>
+          <w:tcPr>
+            <w:tcW w:type="dxa" w:w="2880"/>
+          </w:tcPr>
+          <w:p>
+            <w:r>
+              <w:rPr>
+                <w:b/>
+              </w:rPr>
+              <w:t>0</w:t>
+            </w:r>
+          </w:p>
+        </w:tc>
+        <w:tc>
+          <w:tcPr>
+            <w:tcW w:type="dxa" w:w="2880"/>
+          </w:tcPr>
+          <w:p>
+            <w:r>
+              <w:t xml:space="preserve">analogue healthy — force the </w:t>
+            </w:r>
+            <w:r>
+              <w:rPr>
+                <w:b/>
+              </w:rPr>
+              <w:t>trip flags</w:t>
+            </w:r>
+            <w:r>
+              <w:t xml:space="preserve"> (the set‑points are fixed constants)</w:t>
+            </w:r>
+          </w:p>
+        </w:tc>
+      </w:tr>
+    </w:tbl>
+    <w:p/>
+    <w:p>
+      <w:r>
+        <w:t xml:space="preserve">Pulse </w:t>
+      </w:r>
+      <w:r>
+        <w:rPr>
+          <w:rFonts w:ascii="Consolas" w:hAnsi="Consolas"/>
+          <w:color w:val="C7254E"/>
+          <w:sz w:val="19"/>
+        </w:rPr>
+        <w:t>IOC-01-BOB:RESET</w:t>
+      </w:r>
+      <w:r>
+        <w:t xml:space="preserve">, </w:t>
+      </w:r>
+      <w:r>
+        <w:rPr>
+          <w:rFonts w:ascii="Consolas" w:hAnsi="Consolas"/>
+          <w:color w:val="C7254E"/>
+          <w:sz w:val="19"/>
+        </w:rPr>
+        <w:t>…-RDMN:RESET</w:t>
+      </w:r>
+      <w:r>
+        <w:t xml:space="preserve">, </w:t>
+      </w:r>
+      <w:r>
+        <w:rPr>
+          <w:rFonts w:ascii="Consolas" w:hAnsi="Consolas"/>
+          <w:color w:val="C7254E"/>
+          <w:sz w:val="19"/>
+        </w:rPr>
+        <w:t>…-GAS:RESET</w:t>
+      </w:r>
+      <w:r>
+        <w:t xml:space="preserve"> once. </w:t>
+      </w:r>
+      <w:r>
+        <w:rPr>
+          <w:b/>
+        </w:rPr>
+        <w:t>Expect:</w:t>
+      </w:r>
+      <w:r>
+        <w:t xml:space="preserve"> </w:t>
+      </w:r>
+      <w:r>
+        <w:rPr>
+          <w:rFonts w:ascii="Consolas" w:hAnsi="Consolas"/>
+          <w:color w:val="C7254E"/>
+          <w:sz w:val="19"/>
+        </w:rPr>
+        <w:t>STATUS-OPEN_READY = 1</w:t>
+      </w:r>
+      <w:r>
+        <w:t xml:space="preserve">, every other </w:t>
+      </w:r>
+      <w:r>
+        <w:rPr>
+          <w:rFonts w:ascii="Consolas" w:hAnsi="Consolas"/>
+          <w:color w:val="C7254E"/>
+          <w:sz w:val="19"/>
+        </w:rPr>
+        <w:t>STATUS‑* = 0</w:t>
+      </w:r>
+      <w:r>
+        <w:t xml:space="preserve">, all </w:t>
+      </w:r>
+      <w:r>
+        <w:rPr>
+          <w:rFonts w:ascii="Consolas" w:hAnsi="Consolas"/>
+          <w:color w:val="C7254E"/>
+          <w:sz w:val="19"/>
+        </w:rPr>
+        <w:t>CON‑0x:EN = 0</w:t>
+      </w:r>
+      <w:r>
+        <w:t>.</w:t>
+      </w:r>
+    </w:p>
+    <w:p>
+      <w:r>
+        <w:rPr>
+          <w:b/>
+        </w:rPr>
+        <w:t>B. Start a search.</w:t>
+      </w:r>
+      <w:r>
+        <w:t xml:space="preserve"> Force </w:t>
+      </w:r>
+      <w:r>
+        <w:rPr>
+          <w:b/>
+        </w:rPr>
+        <w:t>`SCR-01 = 0`</w:t>
+      </w:r>
+      <w:r>
+        <w:t xml:space="preserve"> (present the card). </w:t>
+      </w:r>
+      <w:r>
+        <w:rPr>
+          <w:b/>
+        </w:rPr>
+        <w:t>Expect:</w:t>
+      </w:r>
+      <w:r>
+        <w:t xml:space="preserve"> </w:t>
+      </w:r>
+      <w:r>
+        <w:rPr>
+          <w:rFonts w:ascii="Consolas" w:hAnsi="Consolas"/>
+          <w:color w:val="C7254E"/>
+          <w:sz w:val="19"/>
+        </w:rPr>
+        <w:t>STATUS-OPEN_READY → 0</w:t>
+      </w:r>
+      <w:r>
+        <w:t xml:space="preserve">, </w:t>
+      </w:r>
+      <w:r>
+        <w:rPr>
+          <w:rFonts w:ascii="Consolas" w:hAnsi="Consolas"/>
+          <w:color w:val="C7254E"/>
+          <w:sz w:val="19"/>
+        </w:rPr>
+        <w:t>STATUS-START_SEARCH → 1</w:t>
+      </w:r>
+      <w:r>
+        <w:t xml:space="preserve">; service locks </w:t>
+      </w:r>
+      <w:r>
+        <w:rPr>
+          <w:rFonts w:ascii="Consolas" w:hAnsi="Consolas"/>
+          <w:color w:val="C7254E"/>
+          <w:sz w:val="19"/>
+        </w:rPr>
+        <w:t>SOL-05/06 → 1</w:t>
+      </w:r>
+      <w:r>
+        <w:t>.</w:t>
+      </w:r>
+    </w:p>
+    <w:p>
+      <w:r>
+        <w:rPr>
+          <w:b/>
+        </w:rPr>
+        <w:t>C. Walk the search</w:t>
+      </w:r>
+      <w:r>
+        <w:t xml:space="preserve"> (wait ≥ 5 s between each):</w:t>
+      </w:r>
+    </w:p>
+    <w:p>
+      <w:pPr>
+        <w:pStyle w:val="ListBullet"/>
+      </w:pPr>
+      <w:r>
+        <w:t xml:space="preserve">pulse </w:t>
+      </w:r>
+      <w:r>
+        <w:rPr>
+          <w:rFonts w:ascii="Consolas" w:hAnsi="Consolas"/>
+          <w:color w:val="C7254E"/>
+          <w:sz w:val="19"/>
+        </w:rPr>
+        <w:t>LCRx-01: 1→0→1</w:t>
+      </w:r>
+      <w:r>
+        <w:t xml:space="preserve"> → </w:t>
+      </w:r>
+      <w:r>
+        <w:rPr>
+          <w:rFonts w:ascii="Consolas" w:hAnsi="Consolas"/>
+          <w:color w:val="C7254E"/>
+          <w:sz w:val="19"/>
+        </w:rPr>
+        <w:t>HUTCH_ENTERED</w:t>
+      </w:r>
+    </w:p>
+    <w:p>
+      <w:pPr>
+        <w:pStyle w:val="ListBullet"/>
+      </w:pPr>
+      <w:r>
+        <w:t xml:space="preserve">pulse </w:t>
+      </w:r>
+      <w:r>
+        <w:rPr>
+          <w:rFonts w:ascii="Consolas" w:hAnsi="Consolas"/>
+          <w:color w:val="C7254E"/>
+          <w:sz w:val="19"/>
+        </w:rPr>
+        <w:t>ASB-01</w:t>
+      </w:r>
+      <w:r>
+        <w:t xml:space="preserve"> → </w:t>
+      </w:r>
+      <w:r>
+        <w:rPr>
+          <w:rFonts w:ascii="Consolas" w:hAnsi="Consolas"/>
+          <w:color w:val="C7254E"/>
+          <w:sz w:val="19"/>
+        </w:rPr>
+        <w:t>ASB1</w:t>
+      </w:r>
+      <w:r>
+        <w:t xml:space="preserve">; then </w:t>
+      </w:r>
+      <w:r>
+        <w:rPr>
+          <w:rFonts w:ascii="Consolas" w:hAnsi="Consolas"/>
+          <w:color w:val="C7254E"/>
+          <w:sz w:val="19"/>
+        </w:rPr>
+        <w:t>ASB-02</w:t>
+      </w:r>
+      <w:r>
+        <w:t xml:space="preserve">, </w:t>
+      </w:r>
+      <w:r>
+        <w:rPr>
+          <w:rFonts w:ascii="Consolas" w:hAnsi="Consolas"/>
+          <w:color w:val="C7254E"/>
+          <w:sz w:val="19"/>
+        </w:rPr>
+        <w:t>ASB-03</w:t>
+      </w:r>
+      <w:r>
+        <w:t xml:space="preserve">, </w:t>
+      </w:r>
+      <w:r>
+        <w:rPr>
+          <w:rFonts w:ascii="Consolas" w:hAnsi="Consolas"/>
+          <w:color w:val="C7254E"/>
+          <w:sz w:val="19"/>
+        </w:rPr>
+        <w:t>ASB-04</w:t>
+      </w:r>
+    </w:p>
+    <w:p>
+      <w:pPr>
+        <w:pStyle w:val="ListBullet"/>
+      </w:pPr>
+      <w:r>
+        <w:t xml:space="preserve">force the lock feedback </w:t>
+      </w:r>
+      <w:r>
+        <w:rPr>
+          <w:rFonts w:ascii="Consolas" w:hAnsi="Consolas"/>
+          <w:color w:val="C7254E"/>
+          <w:sz w:val="19"/>
+        </w:rPr>
+        <w:t>GADL-01/02/04/05</w:t>
+      </w:r>
+      <w:r>
+        <w:t xml:space="preserve"> and </w:t>
+      </w:r>
+      <w:r>
+        <w:rPr>
+          <w:rFonts w:ascii="Consolas" w:hAnsi="Consolas"/>
+          <w:color w:val="C7254E"/>
+          <w:sz w:val="19"/>
+        </w:rPr>
+        <w:t>SADL-01/02 = 1</w:t>
+      </w:r>
+      <w:r>
+        <w:t>, then pulse</w:t>
+      </w:r>
+    </w:p>
+    <w:p>
+      <w:r>
+        <w:t xml:space="preserve">  </w:t>
+      </w:r>
+      <w:r>
+        <w:rPr>
+          <w:rFonts w:ascii="Consolas" w:hAnsi="Consolas"/>
+          <w:color w:val="C7254E"/>
+          <w:sz w:val="19"/>
+        </w:rPr>
+        <w:t>ASBF-01</w:t>
+      </w:r>
+      <w:r>
+        <w:t xml:space="preserve"> → </w:t>
+      </w:r>
+      <w:r>
+        <w:rPr>
+          <w:rFonts w:ascii="Consolas" w:hAnsi="Consolas"/>
+          <w:color w:val="C7254E"/>
+          <w:sz w:val="19"/>
+        </w:rPr>
+        <w:t>STANDBY</w:t>
+      </w:r>
+      <w:r>
+        <w:t xml:space="preserve"> (</w:t>
+      </w:r>
+      <w:r>
+        <w:rPr>
+          <w:rFonts w:ascii="Consolas" w:hAnsi="Consolas"/>
+          <w:color w:val="C7254E"/>
+          <w:sz w:val="19"/>
+        </w:rPr>
+        <w:t>SEARCHED_AND_LOCKED → 1</w:t>
+      </w:r>
+      <w:r>
+        <w:t>).</w:t>
+      </w:r>
+    </w:p>
+    <w:p>
+      <w:r>
+        <w:rPr>
+          <w:b/>
+        </w:rPr>
+        <w:t>D. Beam on.</w:t>
+      </w:r>
+      <w:r>
+        <w:t xml:space="preserve"> Wait the 180 s beam delay with the operator enable. </w:t>
+      </w:r>
+      <w:r>
+        <w:rPr>
+          <w:b/>
+        </w:rPr>
+        <w:t>Expect:</w:t>
+      </w:r>
+      <w:r>
+        <w:t xml:space="preserve"> </w:t>
+      </w:r>
+      <w:r>
+        <w:rPr>
+          <w:rFonts w:ascii="Consolas" w:hAnsi="Consolas"/>
+          <w:color w:val="C7254E"/>
+          <w:sz w:val="19"/>
+        </w:rPr>
+        <w:t>STATUS-BEAM_ON = 1</w:t>
+      </w:r>
+      <w:r>
+        <w:t xml:space="preserve">; </w:t>
+      </w:r>
+      <w:r>
+        <w:rPr>
+          <w:rFonts w:ascii="Consolas" w:hAnsi="Consolas"/>
+          <w:color w:val="C7254E"/>
+          <w:sz w:val="19"/>
+        </w:rPr>
+        <w:t>CON‑01..10:EN = 1</w:t>
+      </w:r>
+      <w:r>
+        <w:t xml:space="preserve"> (hazard live).</w:t>
+      </w:r>
+    </w:p>
+    <w:p>
+      <w:r>
+        <w:rPr>
+          <w:b/>
+        </w:rPr>
+        <w:t>E. Trip it.</w:t>
+      </w:r>
+      <w:r>
+        <w:t xml:space="preserve"> Force </w:t>
+      </w:r>
+      <w:r>
+        <w:rPr>
+          <w:rFonts w:ascii="Consolas" w:hAnsi="Consolas"/>
+          <w:color w:val="C7254E"/>
+          <w:sz w:val="19"/>
+        </w:rPr>
+        <w:t>GADC-01 = 0</w:t>
+      </w:r>
+      <w:r>
+        <w:t xml:space="preserve"> then </w:t>
+      </w:r>
+      <w:r>
+        <w:rPr>
+          <w:rFonts w:ascii="Consolas" w:hAnsi="Consolas"/>
+          <w:color w:val="C7254E"/>
+          <w:sz w:val="19"/>
+        </w:rPr>
+        <w:t>GADC-02 = 0</w:t>
+      </w:r>
+      <w:r>
+        <w:t xml:space="preserve"> (door open, 2oo3). </w:t>
+      </w:r>
+      <w:r>
+        <w:rPr>
+          <w:b/>
+        </w:rPr>
+        <w:t>Expect:</w:t>
+      </w:r>
+      <w:r>
+        <w:t xml:space="preserve"> </w:t>
+      </w:r>
+      <w:r>
+        <w:rPr>
+          <w:rFonts w:ascii="Consolas" w:hAnsi="Consolas"/>
+          <w:color w:val="C7254E"/>
+          <w:sz w:val="19"/>
+        </w:rPr>
+        <w:t>CON‑01/02/03:EN → 0</w:t>
+      </w:r>
+      <w:r>
+        <w:t xml:space="preserve"> instantly; </w:t>
+      </w:r>
+      <w:r>
+        <w:rPr>
+          <w:rFonts w:ascii="Consolas" w:hAnsi="Consolas"/>
+          <w:color w:val="C7254E"/>
+          <w:sz w:val="19"/>
+        </w:rPr>
+        <w:t>SEARCHED_AND_LOCKED → 0</w:t>
+      </w:r>
+      <w:r>
+        <w:t xml:space="preserve">. You must run a </w:t>
+      </w:r>
+      <w:r>
+        <w:rPr>
+          <w:b/>
+        </w:rPr>
+        <w:t>whole new search</w:t>
+      </w:r>
+      <w:r>
+        <w:t xml:space="preserve"> to recover.</w:t>
+      </w:r>
+    </w:p>
+    <w:p>
+      <w:r>
+        <w:t xml:space="preserve">That single run exercises the </w:t>
+      </w:r>
+      <w:r>
+        <w:rPr>
+          <w:b/>
+        </w:rPr>
+        <w:t>brain</w:t>
+      </w:r>
+      <w:r>
+        <w:t xml:space="preserve"> (SFC), the </w:t>
+      </w:r>
+      <w:r>
+        <w:rPr>
+          <w:b/>
+        </w:rPr>
+        <w:t>guards</w:t>
+      </w:r>
+      <w:r>
+        <w:t xml:space="preserve"> (SIFs) and the </w:t>
+      </w:r>
+      <w:r>
+        <w:rPr>
+          <w:b/>
+        </w:rPr>
+        <w:t>muscle</w:t>
+      </w:r>
+      <w:r>
+        <w:t xml:space="preserve"> (Logic). The full per‑function test set is document 04.</w:t>
+      </w:r>
+    </w:p>
+    <w:p>
+      <w:r>
+        <w:rPr>
+          <w:color w:val="BBBBBB"/>
+        </w:rPr>
+        <w:t>__________________________________________________</w:t>
+      </w:r>
+    </w:p>
+    <w:p>
+      <w:pPr>
+        <w:pStyle w:val="Heading2"/>
+      </w:pPr>
+      <w:r>
+        <w:t>Module 6 — The 7 things that will trip YOU up</w:t>
+      </w:r>
+    </w:p>
+    <w:p>
+      <w:r>
+        <w:t>Memorise these — they cause most of the confusion:</w:t>
+      </w:r>
+    </w:p>
+    <w:p>
+      <w:pPr>
+        <w:pStyle w:val="ListNumber"/>
+      </w:pPr>
+      <w:r>
+        <w:rPr>
+          <w:b/>
+        </w:rPr>
+        <w:t>OFF = SAFE</w:t>
+      </w:r>
+      <w:r>
+        <w:t xml:space="preserve"> ("de‑energise to trip"): an output at </w:t>
+      </w:r>
+      <w:r>
+        <w:rPr>
+          <w:rFonts w:ascii="Consolas" w:hAnsi="Consolas"/>
+          <w:color w:val="C7254E"/>
+          <w:sz w:val="19"/>
+        </w:rPr>
+        <w:t>0</w:t>
+      </w:r>
+      <w:r>
+        <w:t xml:space="preserve"> is the safe state</w:t>
+      </w:r>
+    </w:p>
+    <w:p>
+      <w:r>
+        <w:t xml:space="preserve">   (contactor open, door unlocked, valve closed).</w:t>
+      </w:r>
+    </w:p>
+    <w:p>
+      <w:pPr>
+        <w:pStyle w:val="ListNumber"/>
+      </w:pPr>
+      <w:r>
+        <w:rPr>
+          <w:b/>
+        </w:rPr>
+        <w:t>`_TRIP` / `_OUTPUT` signals are *permissives</w:t>
+      </w:r>
+      <w:r>
+        <w:t xml:space="preserve">* — </w:t>
+      </w:r>
+      <w:r>
+        <w:rPr>
+          <w:rFonts w:ascii="Consolas" w:hAnsi="Consolas"/>
+          <w:color w:val="C7254E"/>
+          <w:sz w:val="19"/>
+        </w:rPr>
+        <w:t>1</w:t>
+      </w:r>
+      <w:r>
+        <w:t xml:space="preserve"> means </w:t>
+      </w:r>
+      <w:r>
+        <w:rPr>
+          <w:b/>
+        </w:rPr>
+        <w:t>healthy/OK</w:t>
+      </w:r>
+      <w:r>
+        <w:t>, they</w:t>
+      </w:r>
+    </w:p>
+    <w:p>
+      <w:r>
+        <w:t xml:space="preserve">   drop to </w:t>
+      </w:r>
+      <w:r>
+        <w:rPr>
+          <w:rFonts w:ascii="Consolas" w:hAnsi="Consolas"/>
+          <w:color w:val="C7254E"/>
+          <w:sz w:val="19"/>
+        </w:rPr>
+        <w:t>0</w:t>
+      </w:r>
+      <w:r>
+        <w:t xml:space="preserve"> to trip. (The word "TRIP" in the name is misleading.)</w:t>
+      </w:r>
+    </w:p>
+    <w:p>
+      <w:pPr>
+        <w:pStyle w:val="ListNumber"/>
+      </w:pPr>
+      <w:r>
+        <w:rPr>
+          <w:b/>
+        </w:rPr>
+        <w:t>`SCR-01` is inverted:</w:t>
+      </w:r>
+      <w:r>
+        <w:t xml:space="preserve"> </w:t>
+      </w:r>
+      <w:r>
+        <w:rPr>
+          <w:rFonts w:ascii="Consolas" w:hAnsi="Consolas"/>
+          <w:color w:val="C7254E"/>
+          <w:sz w:val="19"/>
+        </w:rPr>
+        <w:t>0</w:t>
+      </w:r>
+      <w:r>
+        <w:t xml:space="preserve"> = card present, </w:t>
+      </w:r>
+      <w:r>
+        <w:rPr>
+          <w:rFonts w:ascii="Consolas" w:hAnsi="Consolas"/>
+          <w:color w:val="C7254E"/>
+          <w:sz w:val="19"/>
+        </w:rPr>
+        <w:t>1</w:t>
+      </w:r>
+      <w:r>
+        <w:t xml:space="preserve"> = no card.</w:t>
+      </w:r>
+    </w:p>
+    <w:p>
+      <w:pPr>
+        <w:pStyle w:val="ListNumber"/>
+      </w:pPr>
+      <w:r>
+        <w:rPr>
+          <w:b/>
+        </w:rPr>
+        <w:t>The system starts in `OPEN_READY` (TRUE at power‑up)</w:t>
+      </w:r>
+      <w:r>
+        <w:t xml:space="preserve">, not </w:t>
+      </w:r>
+      <w:r>
+        <w:rPr>
+          <w:rFonts w:ascii="Consolas" w:hAnsi="Consolas"/>
+          <w:color w:val="C7254E"/>
+          <w:sz w:val="19"/>
+        </w:rPr>
+        <w:t>OPEN</w:t>
+      </w:r>
+      <w:r>
+        <w:t>.</w:t>
+      </w:r>
+    </w:p>
+    <w:p>
+      <w:pPr>
+        <w:pStyle w:val="ListNumber"/>
+      </w:pPr>
+      <w:r>
+        <w:rPr>
+          <w:b/>
+        </w:rPr>
+        <w:t>`STATUS‑*` flags are written by the SFC</w:t>
+      </w:r>
+      <w:r>
+        <w:t xml:space="preserve"> — to find what drives any tag, use</w:t>
+      </w:r>
+    </w:p>
+    <w:p>
+      <w:r>
+        <w:t xml:space="preserve">   </w:t>
+      </w:r>
+      <w:r>
+        <w:rPr>
+          <w:b/>
+        </w:rPr>
+        <w:t>Cross‑References → the one `Writing` entry</w:t>
+      </w:r>
+      <w:r>
+        <w:t>.</w:t>
+      </w:r>
+    </w:p>
+    <w:p>
+      <w:pPr>
+        <w:pStyle w:val="ListNumber"/>
+      </w:pPr>
+      <w:r>
+        <w:rPr>
+          <w:b/>
+        </w:rPr>
+        <w:t>The analogue set‑points are fixed constants</w:t>
+      </w:r>
+      <w:r>
+        <w:t xml:space="preserve"> (can't be forced) — in simulation,</w:t>
+      </w:r>
+    </w:p>
+    <w:p>
+      <w:r>
+        <w:t xml:space="preserve">   force the </w:t>
+      </w:r>
+      <w:r>
+        <w:rPr>
+          <w:b/>
+        </w:rPr>
+        <w:t>`…_TRIP` flags</w:t>
+      </w:r>
+      <w:r>
+        <w:t xml:space="preserve"> instead.</w:t>
+      </w:r>
+    </w:p>
+    <w:p>
+      <w:pPr>
+        <w:pStyle w:val="ListNumber"/>
+      </w:pPr>
+      <w:r>
+        <w:rPr>
+          <w:b/>
+        </w:rPr>
+        <w:t>Two timing layers</w:t>
+      </w:r>
+      <w:r>
+        <w:t xml:space="preserve"> police the search: overall </w:t>
+      </w:r>
+      <w:r>
+        <w:rPr>
+          <w:b/>
+        </w:rPr>
+        <w:t>180 s</w:t>
+      </w:r>
+      <w:r>
+        <w:t xml:space="preserve">, and </w:t>
+      </w:r>
+      <w:r>
+        <w:rPr>
+          <w:b/>
+        </w:rPr>
+        <w:t>5–60 s</w:t>
+      </w:r>
+      <w:r>
+        <w:t xml:space="preserve"> per step.</w:t>
+      </w:r>
+    </w:p>
+    <w:p>
+      <w:r>
+        <w:rPr>
+          <w:color w:val="BBBBBB"/>
+        </w:rPr>
+        <w:t>__________________________________________________</w:t>
+      </w:r>
+    </w:p>
+    <w:p>
+      <w:pPr>
+        <w:pStyle w:val="Heading2"/>
+      </w:pPr>
+      <w:r>
+        <w:t>Where to go when you want more depth</w:t>
+      </w:r>
+    </w:p>
+    <w:p>
+      <w:pPr>
+        <w:pStyle w:val="ListBullet"/>
+      </w:pPr>
+      <w:r>
+        <w:t xml:space="preserve">exact meaning of any tag → </w:t>
+      </w:r>
+      <w:r>
+        <w:rPr>
+          <w:b/>
+        </w:rPr>
+        <w:t>document 00 (glossary)</w:t>
+      </w:r>
+    </w:p>
+    <w:p>
+      <w:pPr>
+        <w:pStyle w:val="ListBullet"/>
+      </w:pPr>
+      <w:r>
+        <w:t xml:space="preserve">exact PLC logic, page by page → </w:t>
+      </w:r>
+      <w:r>
+        <w:rPr>
+          <w:b/>
+        </w:rPr>
+        <w:t>document 03 (program reference)</w:t>
+      </w:r>
+    </w:p>
+    <w:p>
+      <w:pPr>
+        <w:pStyle w:val="ListBullet"/>
+      </w:pPr>
+      <w:r>
+        <w:t xml:space="preserve">full test of every safety function → </w:t>
+      </w:r>
+      <w:r>
+        <w:rPr>
+          <w:b/>
+        </w:rPr>
+        <w:t>document 04 (SILworX test procedure)</w:t>
+      </w:r>
+    </w:p>
+    <w:p>
+      <w:r>
+        <w:t>For *understanding the system and the code*, this one document is enough. Come back to it whenever you lose the thread.</w:t>
+      </w:r>
+    </w:p>
+    <w:p>
+      <w:r>
+        <w:br w:type="page"/>
+      </w:r>
+    </w:p>
+    <w:p>
+      <w:pPr>
+        <w:pStyle w:val="Heading1"/>
+      </w:pPr>
+      <w:r>
+        <w:t>0 · Tag glossary — what every signal name means</w:t>
+      </w:r>
+    </w:p>
+    <w:p>
+      <w:r>
+        <w:t xml:space="preserve">*Read this first, then keep it open. In the safety PLC every wire and signal has a short code called a </w:t>
+      </w:r>
+      <w:r>
+        <w:rPr>
+          <w:b/>
+        </w:rPr>
+        <w:t>tag</w:t>
+      </w:r>
+      <w:r>
+        <w:t>. This page explains, in plain English, what each tag is and what its 1/0 value means. The other documents use these same tags and repeat a short description each time — this page is the full list.*</w:t>
+      </w:r>
+    </w:p>
+    <w:p>
+      <w:r>
+        <w:rPr>
+          <w:b/>
+        </w:rPr>
+        <w:t>Two words you need:</w:t>
+      </w:r>
+    </w:p>
+    <w:p>
+      <w:pPr>
+        <w:pStyle w:val="ListBullet"/>
+      </w:pPr>
+      <w:r>
+        <w:rPr>
+          <w:b/>
+        </w:rPr>
+        <w:t>Input</w:t>
+      </w:r>
+      <w:r>
+        <w:t xml:space="preserve"> = a signal coming *into* the PLC from a switch, button or sensor.</w:t>
+      </w:r>
+    </w:p>
+    <w:p>
+      <w:pPr>
+        <w:pStyle w:val="ListBullet"/>
+      </w:pPr>
+      <w:r>
+        <w:rPr>
+          <w:b/>
+        </w:rPr>
+        <w:t>Output</w:t>
+      </w:r>
+      <w:r>
+        <w:t xml:space="preserve"> = a signal the PLC *sends out* to switch something on or off.</w:t>
+      </w:r>
+    </w:p>
+    <w:p>
+      <w:pPr>
+        <w:pStyle w:val="ListBullet"/>
+      </w:pPr>
+      <w:r>
+        <w:rPr>
+          <w:b/>
+        </w:rPr>
+        <w:t>`1` (TRUE)</w:t>
+      </w:r>
+      <w:r>
+        <w:t xml:space="preserve"> = the signal is on / present. </w:t>
+      </w:r>
+      <w:r>
+        <w:rPr>
+          <w:b/>
+        </w:rPr>
+        <w:t>`0` (FALSE)</w:t>
+      </w:r>
+      <w:r>
+        <w:t xml:space="preserve"> = off / absent.</w:t>
+      </w:r>
+    </w:p>
+    <w:p>
+      <w:pPr>
+        <w:pStyle w:val="ListBullet"/>
+      </w:pPr>
+      <w:r>
+        <w:rPr>
+          <w:b/>
+        </w:rPr>
+        <w:t>De-energise to trip</w:t>
+      </w:r>
+      <w:r>
+        <w:t xml:space="preserve"> = the *safe* state is OFF. If power is lost, the device</w:t>
+      </w:r>
+    </w:p>
+    <w:p>
+      <w:r>
+        <w:t xml:space="preserve">  springs to its safe position by itself.</w:t>
+      </w:r>
+    </w:p>
+    <w:p>
+      <w:r>
+        <w:rPr>
+          <w:color w:val="BBBBBB"/>
+        </w:rPr>
+        <w:t>__________________________________________________</w:t>
+      </w:r>
+    </w:p>
+    <w:p>
+      <w:pPr>
+        <w:pStyle w:val="Heading2"/>
+      </w:pPr>
+      <w:r>
+        <w:t>A sketch of the doors, gate and switches</w:t>
+      </w:r>
+    </w:p>
+    <w:p>
+      <w:r>
+        <w:t xml:space="preserve">There are </w:t>
+      </w:r>
+      <w:r>
+        <w:rPr>
+          <w:b/>
+        </w:rPr>
+        <w:t>three ways into the hutch</w:t>
+      </w:r>
+      <w:r>
+        <w:t xml:space="preserve"> — the </w:t>
+      </w:r>
+      <w:r>
+        <w:rPr>
+          <w:b/>
+        </w:rPr>
+        <w:t>main personnel door</w:t>
+      </w:r>
+      <w:r>
+        <w:t xml:space="preserve">, the </w:t>
+      </w:r>
+      <w:r>
+        <w:rPr>
+          <w:b/>
+        </w:rPr>
+        <w:t>entrance gate</w:t>
+      </w:r>
+      <w:r>
+        <w:t xml:space="preserve">, and the </w:t>
+      </w:r>
+      <w:r>
+        <w:rPr>
+          <w:b/>
+        </w:rPr>
+        <w:t>service door</w:t>
+      </w:r>
+      <w:r>
+        <w:t xml:space="preserve"> — plus the search buttons inside. Each opening has its own switches. This picture shows them all with their tags; the tables below give the detail.</w:t>
+      </w:r>
+    </w:p>
+    <w:p>
+      <w:pPr>
+        <w:jc w:val="center"/>
+      </w:pPr>
+      <w:r>
+        <w:drawing>
+          <wp:inline xmlns:a="http://schemas.openxmlformats.org/drawingml/2006/main" xmlns:pic="http://schemas.openxmlformats.org/drawingml/2006/picture">
+            <wp:extent cx="5852160" cy="3911342"/>
+            <wp:docPr id="4" name="Picture 4"/>
+            <wp:cNvGraphicFramePr>
+              <a:graphicFrameLocks noChangeAspect="1"/>
+            </wp:cNvGraphicFramePr>
+            <a:graphic>
+              <a:graphicData uri="http://schemas.openxmlformats.org/drawingml/2006/picture">
+                <pic:pic>
+                  <pic:nvPicPr>
+                    <pic:cNvPr id="0" name="hutch_layout.png"/>
+                    <pic:cNvPicPr/>
+                  </pic:nvPicPr>
+                  <pic:blipFill>
+                    <a:blip r:embed="rId10"/>
                     <a:stretch>
                       <a:fillRect/>
                     </a:stretch>

--- a/B10E-PSS-Simulator/docs-word/B10E-PSS-Study-Pack.docx
+++ b/B10E-PSS-Simulator/docs-word/B10E-PSS-Study-Pack.docx
@@ -434,7 +434,9 @@
         <w:br/>
         <w:t>│   ├── 03_PROGRAM_LOGIC_REFERENCE.md  &lt;- the exact PLC logic (pages, blocks, timers)</w:t>
         <w:br/>
-        <w:t>│   └── 04_SILWORX_OFFLINE_TEST_PROCEDURE.md  &lt;- step-by-step test in SILworX</w:t>
+        <w:t>│   ├── 04_SILWORX_OFFLINE_TEST_PROCEDURE.md  &lt;- step-by-step test in SILworX</w:t>
+        <w:br/>
+        <w:t>│   └── 05_CODE_WALKTHROUGH.md         &lt;- the real PLC pages (screenshots) explained one by one</w:t>
         <w:br/>
         <w:t>├── docs-word/                &lt;- the same documents as Microsoft Word (.docx) files</w:t>
         <w:br/>
@@ -672,6 +674,51 @@
           <w:p>
             <w:r>
               <w:t>The main "do this" document: a step‑by‑step test you run in HIMA SILworX offline simulation. For each safety function it gives the tag to force, the signal to watch, and the result to expect.</w:t>
+            </w:r>
+          </w:p>
+        </w:tc>
+      </w:tr>
+      <w:tr>
+        <w:tc>
+          <w:tcPr>
+            <w:tcW w:type="dxa" w:w="4320"/>
+          </w:tcPr>
+          <w:p>
+            <w:r>
+              <w:rPr>
+                <w:b/>
+              </w:rPr>
+              <w:t>05 · Code walkthrough</w:t>
+            </w:r>
+          </w:p>
+        </w:tc>
+        <w:tc>
+          <w:tcPr>
+            <w:tcW w:type="dxa" w:w="4320"/>
+          </w:tcPr>
+          <w:p>
+            <w:r>
+              <w:t xml:space="preserve">A </w:t>
+            </w:r>
+            <w:r>
+              <w:rPr>
+                <w:b/>
+              </w:rPr>
+              <w:t>screenshot of each important PLC page</w:t>
+            </w:r>
+            <w:r>
+              <w:t xml:space="preserve"> taken straight from </w:t>
+            </w:r>
+            <w:r>
+              <w:rPr>
+                <w:rFonts w:ascii="Consolas" w:hAnsi="Consolas"/>
+                <w:color w:val="C7254E"/>
+                <w:sz w:val="19"/>
+              </w:rPr>
+              <w:t>program.pdf</w:t>
+            </w:r>
+            <w:r>
+              <w:t>, with a plain "how it works" explanation under each picture. Read it when you want to see the *actual* logic (the voters, AND gates, latches and timers) rather than a description of it.</w:t>
             </w:r>
           </w:p>
         </w:tc>
@@ -32740,6 +32787,3184 @@
         <w:t>Did it latch?  Reset used: ___________   New search needed?  Yes / No</w:t>
         <w:br/>
         <w:t>PASS / FAIL: ____   Notes: __________________________________</w:t>
+      </w:r>
+    </w:p>
+    <w:p>
+      <w:r>
+        <w:br w:type="page"/>
+      </w:r>
+    </w:p>
+    <w:p>
+      <w:pPr>
+        <w:pStyle w:val="Heading1"/>
+      </w:pPr>
+      <w:r>
+        <w:t>05 · Code walkthrough — the real PLC pages, explained one at a time</w:t>
+      </w:r>
+    </w:p>
+    <w:p>
+      <w:r>
+        <w:t xml:space="preserve">*This document shows the </w:t>
+      </w:r>
+      <w:r>
+        <w:rPr>
+          <w:b/>
+        </w:rPr>
+        <w:t>actual SILworX logic pages</w:t>
+      </w:r>
+      <w:r>
+        <w:t xml:space="preserve"> (taken straight from </w:t>
+      </w:r>
+      <w:r>
+        <w:rPr>
+          <w:rFonts w:ascii="Consolas" w:hAnsi="Consolas"/>
+          <w:color w:val="C7254E"/>
+          <w:sz w:val="19"/>
+        </w:rPr>
+        <w:t>program.pdf</w:t>
+      </w:r>
+      <w:r>
+        <w:t xml:space="preserve">) with a plain explanation under each: </w:t>
+      </w:r>
+      <w:r>
+        <w:rPr>
+          <w:b/>
+        </w:rPr>
+        <w:t>how that piece of code works.</w:t>
+      </w:r>
+      <w:r>
+        <w:t xml:space="preserve"> The picture *is* the code; the words under it tell you what it does. Read it after </w:t>
+      </w:r>
+      <w:r>
+        <w:rPr>
+          <w:rFonts w:ascii="Consolas" w:hAnsi="Consolas"/>
+          <w:color w:val="C7254E"/>
+          <w:sz w:val="19"/>
+        </w:rPr>
+        <w:t>00_START_HERE</w:t>
+      </w:r>
+      <w:r>
+        <w:t xml:space="preserve"> (the big picture); use </w:t>
+      </w:r>
+      <w:r>
+        <w:rPr>
+          <w:rFonts w:ascii="Consolas" w:hAnsi="Consolas"/>
+          <w:color w:val="C7254E"/>
+          <w:sz w:val="19"/>
+        </w:rPr>
+        <w:t>00_TAG_GLOSSARY</w:t>
+      </w:r>
+      <w:r>
+        <w:t xml:space="preserve"> for any tag.*</w:t>
+      </w:r>
+    </w:p>
+    <w:p>
+      <w:r>
+        <w:rPr>
+          <w:b/>
+        </w:rPr>
+        <w:t>Three reminders — they apply to every page:</w:t>
+      </w:r>
+    </w:p>
+    <w:p>
+      <w:pPr>
+        <w:pStyle w:val="ListNumber"/>
+      </w:pPr>
+      <w:r>
+        <w:rPr>
+          <w:b/>
+        </w:rPr>
+        <w:t>OFF = safe</w:t>
+      </w:r>
+      <w:r>
+        <w:t xml:space="preserve"> (outputs are de‑energise‑to‑trip).</w:t>
+      </w:r>
+    </w:p>
+    <w:p>
+      <w:pPr>
+        <w:pStyle w:val="ListNumber"/>
+      </w:pPr>
+      <w:r>
+        <w:rPr>
+          <w:b/>
+        </w:rPr>
+        <w:t>A `_TRIP` / `_OUTPUT` signal is a *permissive</w:t>
+      </w:r>
+      <w:r>
+        <w:t xml:space="preserve">* — </w:t>
+      </w:r>
+      <w:r>
+        <w:rPr>
+          <w:rFonts w:ascii="Consolas" w:hAnsi="Consolas"/>
+          <w:color w:val="C7254E"/>
+          <w:sz w:val="19"/>
+        </w:rPr>
+        <w:t>1</w:t>
+      </w:r>
+      <w:r>
+        <w:t xml:space="preserve"> = healthy/OK, it drops</w:t>
+      </w:r>
+    </w:p>
+    <w:p>
+      <w:r>
+        <w:t xml:space="preserve">   to </w:t>
+      </w:r>
+      <w:r>
+        <w:rPr>
+          <w:rFonts w:ascii="Consolas" w:hAnsi="Consolas"/>
+          <w:color w:val="C7254E"/>
+          <w:sz w:val="19"/>
+        </w:rPr>
+        <w:t>0</w:t>
+      </w:r>
+      <w:r>
+        <w:t xml:space="preserve"> to trip.</w:t>
+      </w:r>
+    </w:p>
+    <w:p>
+      <w:pPr>
+        <w:pStyle w:val="ListNumber"/>
+      </w:pPr>
+      <w:r>
+        <w:rPr>
+          <w:b/>
+        </w:rPr>
+        <w:t>Read each page left → right:</w:t>
+      </w:r>
+      <w:r>
+        <w:t xml:space="preserve"> inputs on the left → block(s) in the middle →</w:t>
+      </w:r>
+    </w:p>
+    <w:p>
+      <w:r>
+        <w:t xml:space="preserve">   the one output on the right.</w:t>
+      </w:r>
+    </w:p>
+    <w:p>
+      <w:r>
+        <w:rPr>
+          <w:b/>
+        </w:rPr>
+        <w:t>The handful of blocks you'll keep seeing</w:t>
+      </w:r>
+      <w:r>
+        <w:t xml:space="preserve"> (you don't need to memorise them):</w:t>
+      </w:r>
+    </w:p>
+    <w:tbl>
+      <w:tblPr>
+        <w:tblStyle w:val="LightGrid-Accent1"/>
+        <w:tblW w:type="auto" w:w="0"/>
+        <w:jc w:val="left"/>
+        <w:tblLook w:firstColumn="1" w:firstRow="1" w:lastColumn="0" w:lastRow="0" w:noHBand="0" w:noVBand="1" w:val="04A0"/>
+      </w:tblPr>
+      <w:tblGrid>
+        <w:gridCol w:w="4320"/>
+        <w:gridCol w:w="4320"/>
+      </w:tblGrid>
+      <w:tr>
+        <w:tc>
+          <w:tcPr>
+            <w:tcW w:type="dxa" w:w="4320"/>
+            <w:shd w:val="clear" w:fill="1F4E79"/>
+          </w:tcPr>
+          <w:p>
+            <w:r>
+              <w:rPr>
+                <w:b/>
+                <w:color w:val="FFFFFF"/>
+              </w:rPr>
+              <w:t>Block</w:t>
+            </w:r>
+          </w:p>
+        </w:tc>
+        <w:tc>
+          <w:tcPr>
+            <w:tcW w:type="dxa" w:w="4320"/>
+            <w:shd w:val="clear" w:fill="1F4E79"/>
+          </w:tcPr>
+          <w:p>
+            <w:r>
+              <w:rPr>
+                <w:b/>
+                <w:color w:val="FFFFFF"/>
+              </w:rPr>
+              <w:t>What it does</w:t>
+            </w:r>
+          </w:p>
+        </w:tc>
+      </w:tr>
+      <w:tr>
+        <w:tc>
+          <w:tcPr>
+            <w:tcW w:type="dxa" w:w="4320"/>
+          </w:tcPr>
+          <w:p>
+            <w:r>
+              <w:rPr>
+                <w:rFonts w:ascii="Consolas" w:hAnsi="Consolas"/>
+                <w:color w:val="C7254E"/>
+                <w:sz w:val="19"/>
+              </w:rPr>
+              <w:t>X_LimL</w:t>
+            </w:r>
+            <w:r>
+              <w:t xml:space="preserve"> / </w:t>
+            </w:r>
+            <w:r>
+              <w:rPr>
+                <w:rFonts w:ascii="Consolas" w:hAnsi="Consolas"/>
+                <w:color w:val="C7254E"/>
+                <w:sz w:val="19"/>
+              </w:rPr>
+              <w:t>X_LimH</w:t>
+            </w:r>
+          </w:p>
+        </w:tc>
+        <w:tc>
+          <w:tcPr>
+            <w:tcW w:type="dxa" w:w="4320"/>
+          </w:tcPr>
+          <w:p>
+            <w:r>
+              <w:t xml:space="preserve">analogue </w:t>
+            </w:r>
+            <w:r>
+              <w:rPr>
+                <w:b/>
+              </w:rPr>
+              <w:t>low / high limit</w:t>
+            </w:r>
+            <w:r>
+              <w:t xml:space="preserve"> trip</w:t>
+            </w:r>
+          </w:p>
+        </w:tc>
+      </w:tr>
+      <w:tr>
+        <w:tc>
+          <w:tcPr>
+            <w:tcW w:type="dxa" w:w="4320"/>
+          </w:tcPr>
+          <w:p>
+            <w:r>
+              <w:rPr>
+                <w:rFonts w:ascii="Consolas" w:hAnsi="Consolas"/>
+                <w:color w:val="C7254E"/>
+                <w:sz w:val="19"/>
+              </w:rPr>
+              <w:t>X_2oo3_B</w:t>
+            </w:r>
+          </w:p>
+        </w:tc>
+        <w:tc>
+          <w:tcPr>
+            <w:tcW w:type="dxa" w:w="4320"/>
+          </w:tcPr>
+          <w:p>
+            <w:r>
+              <w:rPr>
+                <w:b/>
+              </w:rPr>
+              <w:t>2‑out‑of‑3 voter</w:t>
+            </w:r>
+          </w:p>
+        </w:tc>
+      </w:tr>
+      <w:tr>
+        <w:tc>
+          <w:tcPr>
+            <w:tcW w:type="dxa" w:w="4320"/>
+          </w:tcPr>
+          <w:p>
+            <w:r>
+              <w:rPr>
+                <w:rFonts w:ascii="Consolas" w:hAnsi="Consolas"/>
+                <w:color w:val="C7254E"/>
+                <w:sz w:val="19"/>
+              </w:rPr>
+              <w:t>&amp;</w:t>
+            </w:r>
+          </w:p>
+        </w:tc>
+        <w:tc>
+          <w:tcPr>
+            <w:tcW w:type="dxa" w:w="4320"/>
+          </w:tcPr>
+          <w:p>
+            <w:r>
+              <w:rPr>
+                <w:b/>
+              </w:rPr>
+              <w:t>AND</w:t>
+            </w:r>
+            <w:r>
+              <w:t xml:space="preserve"> (all inputs </w:t>
+            </w:r>
+            <w:r>
+              <w:rPr>
+                <w:rFonts w:ascii="Consolas" w:hAnsi="Consolas"/>
+                <w:color w:val="C7254E"/>
+                <w:sz w:val="19"/>
+              </w:rPr>
+              <w:t>1</w:t>
+            </w:r>
+            <w:r>
+              <w:t xml:space="preserve"> → output </w:t>
+            </w:r>
+            <w:r>
+              <w:rPr>
+                <w:rFonts w:ascii="Consolas" w:hAnsi="Consolas"/>
+                <w:color w:val="C7254E"/>
+                <w:sz w:val="19"/>
+              </w:rPr>
+              <w:t>1</w:t>
+            </w:r>
+            <w:r>
+              <w:t>)</w:t>
+            </w:r>
+          </w:p>
+        </w:tc>
+      </w:tr>
+      <w:tr>
+        <w:tc>
+          <w:tcPr>
+            <w:tcW w:type="dxa" w:w="4320"/>
+          </w:tcPr>
+          <w:p>
+            <w:r>
+              <w:rPr>
+                <w:rFonts w:ascii="Consolas" w:hAnsi="Consolas"/>
+                <w:color w:val="C7254E"/>
+                <w:sz w:val="19"/>
+              </w:rPr>
+              <w:t>&gt;=1</w:t>
+            </w:r>
+          </w:p>
+        </w:tc>
+        <w:tc>
+          <w:tcPr>
+            <w:tcW w:type="dxa" w:w="4320"/>
+          </w:tcPr>
+          <w:p>
+            <w:r>
+              <w:rPr>
+                <w:b/>
+              </w:rPr>
+              <w:t>OR</w:t>
+            </w:r>
+            <w:r>
+              <w:t xml:space="preserve"> (any input </w:t>
+            </w:r>
+            <w:r>
+              <w:rPr>
+                <w:rFonts w:ascii="Consolas" w:hAnsi="Consolas"/>
+                <w:color w:val="C7254E"/>
+                <w:sz w:val="19"/>
+              </w:rPr>
+              <w:t>1</w:t>
+            </w:r>
+            <w:r>
+              <w:t xml:space="preserve"> → output </w:t>
+            </w:r>
+            <w:r>
+              <w:rPr>
+                <w:rFonts w:ascii="Consolas" w:hAnsi="Consolas"/>
+                <w:color w:val="C7254E"/>
+                <w:sz w:val="19"/>
+              </w:rPr>
+              <w:t>1</w:t>
+            </w:r>
+            <w:r>
+              <w:t>)</w:t>
+            </w:r>
+          </w:p>
+        </w:tc>
+      </w:tr>
+      <w:tr>
+        <w:tc>
+          <w:tcPr>
+            <w:tcW w:type="dxa" w:w="4320"/>
+          </w:tcPr>
+          <w:p>
+            <w:r>
+              <w:t xml:space="preserve">a small </w:t>
+            </w:r>
+            <w:r>
+              <w:rPr>
+                <w:b/>
+              </w:rPr>
+              <w:t>○</w:t>
+            </w:r>
+            <w:r>
+              <w:t xml:space="preserve"> on a wire</w:t>
+            </w:r>
+          </w:p>
+        </w:tc>
+        <w:tc>
+          <w:tcPr>
+            <w:tcW w:type="dxa" w:w="4320"/>
+          </w:tcPr>
+          <w:p>
+            <w:r>
+              <w:rPr>
+                <w:b/>
+              </w:rPr>
+              <w:t>NOT</w:t>
+            </w:r>
+            <w:r>
+              <w:t xml:space="preserve"> (invert that signal)</w:t>
+            </w:r>
+          </w:p>
+        </w:tc>
+      </w:tr>
+      <w:tr>
+        <w:tc>
+          <w:tcPr>
+            <w:tcW w:type="dxa" w:w="4320"/>
+          </w:tcPr>
+          <w:p>
+            <w:r>
+              <w:rPr>
+                <w:rFonts w:ascii="Consolas" w:hAnsi="Consolas"/>
+                <w:color w:val="C7254E"/>
+                <w:sz w:val="19"/>
+              </w:rPr>
+              <w:t>RS</w:t>
+            </w:r>
+            <w:r>
+              <w:t xml:space="preserve"> / </w:t>
+            </w:r>
+            <w:r>
+              <w:rPr>
+                <w:rFonts w:ascii="Consolas" w:hAnsi="Consolas"/>
+                <w:color w:val="C7254E"/>
+                <w:sz w:val="19"/>
+              </w:rPr>
+              <w:t>SR</w:t>
+            </w:r>
+          </w:p>
+        </w:tc>
+        <w:tc>
+          <w:tcPr>
+            <w:tcW w:type="dxa" w:w="4320"/>
+          </w:tcPr>
+          <w:p>
+            <w:r>
+              <w:rPr>
+                <w:b/>
+              </w:rPr>
+              <w:t>memory latch</w:t>
+            </w:r>
+            <w:r>
+              <w:t xml:space="preserve"> (a trip "sticks" until reset)</w:t>
+            </w:r>
+          </w:p>
+        </w:tc>
+      </w:tr>
+      <w:tr>
+        <w:tc>
+          <w:tcPr>
+            <w:tcW w:type="dxa" w:w="4320"/>
+          </w:tcPr>
+          <w:p>
+            <w:r>
+              <w:rPr>
+                <w:rFonts w:ascii="Consolas" w:hAnsi="Consolas"/>
+                <w:color w:val="C7254E"/>
+                <w:sz w:val="19"/>
+              </w:rPr>
+              <w:t>TON</w:t>
+            </w:r>
+            <w:r>
+              <w:t xml:space="preserve"> / </w:t>
+            </w:r>
+            <w:r>
+              <w:rPr>
+                <w:rFonts w:ascii="Consolas" w:hAnsi="Consolas"/>
+                <w:color w:val="C7254E"/>
+                <w:sz w:val="19"/>
+              </w:rPr>
+              <w:t>TP</w:t>
+            </w:r>
+          </w:p>
+        </w:tc>
+        <w:tc>
+          <w:tcPr>
+            <w:tcW w:type="dxa" w:w="4320"/>
+          </w:tcPr>
+          <w:p>
+            <w:r>
+              <w:rPr>
+                <w:b/>
+              </w:rPr>
+              <w:t>on‑delay / pulse timer</w:t>
+            </w:r>
+          </w:p>
+        </w:tc>
+      </w:tr>
+      <w:tr>
+        <w:tc>
+          <w:tcPr>
+            <w:tcW w:type="dxa" w:w="4320"/>
+          </w:tcPr>
+          <w:p>
+            <w:r>
+              <w:rPr>
+                <w:rFonts w:ascii="Consolas" w:hAnsi="Consolas"/>
+                <w:color w:val="C7254E"/>
+                <w:sz w:val="19"/>
+              </w:rPr>
+              <w:t>R_TRIG</w:t>
+            </w:r>
+          </w:p>
+        </w:tc>
+        <w:tc>
+          <w:tcPr>
+            <w:tcW w:type="dxa" w:w="4320"/>
+          </w:tcPr>
+          <w:p>
+            <w:r>
+              <w:rPr>
+                <w:b/>
+              </w:rPr>
+              <w:t>rising‑edge</w:t>
+            </w:r>
+            <w:r>
+              <w:t xml:space="preserve"> detector (acts on a 0→1 change)</w:t>
+            </w:r>
+          </w:p>
+        </w:tc>
+      </w:tr>
+    </w:tbl>
+    <w:p/>
+    <w:p>
+      <w:r>
+        <w:rPr>
+          <w:color w:val="BBBBBB"/>
+        </w:rPr>
+        <w:t>__________________________________________________</w:t>
+      </w:r>
+    </w:p>
+    <w:p>
+      <w:pPr>
+        <w:pStyle w:val="Heading2"/>
+      </w:pPr>
+      <w:r>
+        <w:t>A · The building blocks</w:t>
+      </w:r>
+    </w:p>
+    <w:p>
+      <w:pPr>
+        <w:pStyle w:val="Heading3"/>
+      </w:pPr>
+      <w:r>
+        <w:t>A1 — An analogue sensor becomes a trip flag · *Analogue Inputs (p.184)*</w:t>
+      </w:r>
+    </w:p>
+    <w:p>
+      <w:pPr>
+        <w:jc w:val="center"/>
+      </w:pPr>
+      <w:r>
+        <w:drawing>
+          <wp:inline xmlns:a="http://schemas.openxmlformats.org/drawingml/2006/main" xmlns:pic="http://schemas.openxmlformats.org/drawingml/2006/picture">
+            <wp:extent cx="5852160" cy="3193535"/>
+            <wp:docPr id="5" name="Picture 5"/>
+            <wp:cNvGraphicFramePr>
+              <a:graphicFrameLocks noChangeAspect="1"/>
+            </wp:cNvGraphicFramePr>
+            <a:graphic>
+              <a:graphicData uri="http://schemas.openxmlformats.org/drawingml/2006/picture">
+                <pic:pic>
+                  <pic:nvPicPr>
+                    <pic:cNvPr id="0" name="a1_analogue.png"/>
+                    <pic:cNvPicPr/>
+                  </pic:nvPicPr>
+                  <pic:blipFill>
+                    <a:blip r:embed="rId12"/>
+                    <a:stretch>
+                      <a:fillRect/>
+                    </a:stretch>
+                  </pic:blipFill>
+                  <pic:spPr>
+                    <a:xfrm>
+                      <a:off x="0" y="0"/>
+                      <a:ext cx="5852160" cy="3193535"/>
+                    </a:xfrm>
+                    <a:prstGeom prst="rect"/>
+                  </pic:spPr>
+                </pic:pic>
+              </a:graphicData>
+            </a:graphic>
+          </wp:inline>
+        </w:drawing>
+      </w:r>
+    </w:p>
+    <w:p>
+      <w:pPr>
+        <w:jc w:val="center"/>
+      </w:pPr>
+      <w:r>
+        <w:rPr>
+          <w:i/>
+          <w:sz w:val="18"/>
+        </w:rPr>
+        <w:t>SILworX page: three oxygen channels, each feeding an X_LimL limit block that outputs OXMON-0x_TRIP.</w:t>
+      </w:r>
+    </w:p>
+    <w:p>
+      <w:r>
+        <w:rPr>
+          <w:b/>
+        </w:rPr>
+        <w:t>How it works.</w:t>
+      </w:r>
+      <w:r>
+        <w:t xml:space="preserve"> A 4–20 mA sensor is turned into a simple </w:t>
+      </w:r>
+      <w:r>
+        <w:rPr>
+          <w:rFonts w:ascii="Consolas" w:hAnsi="Consolas"/>
+          <w:color w:val="C7254E"/>
+          <w:sz w:val="19"/>
+        </w:rPr>
+        <w:t>0/1</w:t>
+      </w:r>
+      <w:r>
+        <w:t xml:space="preserve"> </w:t>
+      </w:r>
+      <w:r>
+        <w:rPr>
+          <w:b/>
+        </w:rPr>
+        <w:t>trip flag</w:t>
+      </w:r>
+      <w:r>
+        <w:t xml:space="preserve"> by a </w:t>
+      </w:r>
+      <w:r>
+        <w:rPr>
+          <w:b/>
+        </w:rPr>
+        <w:t>limit block</w:t>
+      </w:r>
+      <w:r>
+        <w:t xml:space="preserve">. Here each oxygen monitor feeds an </w:t>
+      </w:r>
+      <w:r>
+        <w:rPr>
+          <w:b/>
+        </w:rPr>
+        <w:t>`X_LimL`</w:t>
+      </w:r>
+      <w:r>
+        <w:t xml:space="preserve"> ("trip when the value goes </w:t>
+      </w:r>
+      <w:r>
+        <w:rPr>
+          <w:b/>
+        </w:rPr>
+        <w:t>below</w:t>
+      </w:r>
+      <w:r>
+        <w:t xml:space="preserve"> the limit"):</w:t>
+      </w:r>
+    </w:p>
+    <w:p>
+      <w:pPr>
+        <w:pStyle w:val="ListBullet"/>
+      </w:pPr>
+      <w:r>
+        <w:rPr>
+          <w:rFonts w:ascii="Consolas" w:hAnsi="Consolas"/>
+          <w:color w:val="C7254E"/>
+          <w:sz w:val="19"/>
+        </w:rPr>
+        <w:t>Ch_Val</w:t>
+      </w:r>
+      <w:r>
+        <w:t xml:space="preserve"> ← the live reading </w:t>
+      </w:r>
+      <w:r>
+        <w:rPr>
+          <w:rFonts w:ascii="Consolas" w:hAnsi="Consolas"/>
+          <w:color w:val="C7254E"/>
+          <w:sz w:val="19"/>
+        </w:rPr>
+        <w:t>BL10E-PS-OXMON-0x</w:t>
+      </w:r>
+    </w:p>
+    <w:p>
+      <w:pPr>
+        <w:pStyle w:val="ListBullet"/>
+      </w:pPr>
+      <w:r>
+        <w:rPr>
+          <w:rFonts w:ascii="Consolas" w:hAnsi="Consolas"/>
+          <w:color w:val="C7254E"/>
+          <w:sz w:val="19"/>
+        </w:rPr>
+        <w:t>Limit_L</w:t>
+      </w:r>
+      <w:r>
+        <w:t xml:space="preserve"> ← the set‑point </w:t>
+      </w:r>
+      <w:r>
+        <w:rPr>
+          <w:rFonts w:ascii="Consolas" w:hAnsi="Consolas"/>
+          <w:color w:val="C7254E"/>
+          <w:sz w:val="19"/>
+        </w:rPr>
+        <w:t>…_SP</w:t>
+      </w:r>
+      <w:r>
+        <w:t xml:space="preserve">; </w:t>
+      </w:r>
+      <w:r>
+        <w:rPr>
+          <w:rFonts w:ascii="Consolas" w:hAnsi="Consolas"/>
+          <w:color w:val="C7254E"/>
+          <w:sz w:val="19"/>
+        </w:rPr>
+        <w:t>Hyst</w:t>
+      </w:r>
+      <w:r>
+        <w:t xml:space="preserve"> ← the dead‑band </w:t>
+      </w:r>
+      <w:r>
+        <w:rPr>
+          <w:rFonts w:ascii="Consolas" w:hAnsi="Consolas"/>
+          <w:color w:val="C7254E"/>
+          <w:sz w:val="19"/>
+        </w:rPr>
+        <w:t>…_HYST</w:t>
+      </w:r>
+    </w:p>
+    <w:p>
+      <w:pPr>
+        <w:pStyle w:val="ListBullet"/>
+      </w:pPr>
+      <w:r>
+        <w:rPr>
+          <w:rFonts w:ascii="Consolas" w:hAnsi="Consolas"/>
+          <w:color w:val="C7254E"/>
+          <w:sz w:val="19"/>
+        </w:rPr>
+        <w:t>Ch_ok</w:t>
+      </w:r>
+      <w:r>
+        <w:t xml:space="preserve"> ← the channel‑health flag </w:t>
+      </w:r>
+      <w:r>
+        <w:rPr>
+          <w:rFonts w:ascii="Consolas" w:hAnsi="Consolas"/>
+          <w:color w:val="C7254E"/>
+          <w:sz w:val="19"/>
+        </w:rPr>
+        <w:t>…_CH_OK</w:t>
+      </w:r>
+      <w:r>
+        <w:t xml:space="preserve">; </w:t>
+      </w:r>
+      <w:r>
+        <w:rPr>
+          <w:rFonts w:ascii="Consolas" w:hAnsi="Consolas"/>
+          <w:color w:val="C7254E"/>
+          <w:sz w:val="19"/>
+        </w:rPr>
+        <w:t>Reset</w:t>
+      </w:r>
+      <w:r>
+        <w:t xml:space="preserve"> ← </w:t>
+      </w:r>
+      <w:r>
+        <w:rPr>
+          <w:rFonts w:ascii="Consolas" w:hAnsi="Consolas"/>
+          <w:color w:val="C7254E"/>
+          <w:sz w:val="19"/>
+        </w:rPr>
+        <w:t>ALWAYS_TRUE</w:t>
+      </w:r>
+    </w:p>
+    <w:p>
+      <w:pPr>
+        <w:pStyle w:val="ListBullet"/>
+      </w:pPr>
+      <w:r>
+        <w:rPr>
+          <w:rFonts w:ascii="Consolas" w:hAnsi="Consolas"/>
+          <w:color w:val="C7254E"/>
+          <w:sz w:val="19"/>
+        </w:rPr>
+        <w:t>Out</w:t>
+      </w:r>
+      <w:r>
+        <w:t xml:space="preserve"> → the trip flag </w:t>
+      </w:r>
+      <w:r>
+        <w:rPr>
+          <w:b/>
+        </w:rPr>
+        <w:t>`BL10E-PS-OXMON-0x_TRIP`</w:t>
+      </w:r>
+    </w:p>
+    <w:p>
+      <w:r>
+        <w:t xml:space="preserve">So </w:t>
+      </w:r>
+      <w:r>
+        <w:rPr>
+          <w:rFonts w:ascii="Consolas" w:hAnsi="Consolas"/>
+          <w:color w:val="C7254E"/>
+          <w:sz w:val="19"/>
+        </w:rPr>
+        <w:t>OXMON-0x_TRIP</w:t>
+      </w:r>
+      <w:r>
+        <w:t xml:space="preserve"> goes </w:t>
+      </w:r>
+      <w:r>
+        <w:rPr>
+          <w:rFonts w:ascii="Consolas" w:hAnsi="Consolas"/>
+          <w:color w:val="C7254E"/>
+          <w:sz w:val="19"/>
+        </w:rPr>
+        <w:t>1</w:t>
+      </w:r>
+      <w:r>
+        <w:t xml:space="preserve"> when the oxygen reading drops below its set‑point. The current/voltage channels are identical but use </w:t>
+      </w:r>
+      <w:r>
+        <w:rPr>
+          <w:rFonts w:ascii="Consolas" w:hAnsi="Consolas"/>
+          <w:color w:val="C7254E"/>
+          <w:sz w:val="19"/>
+        </w:rPr>
+        <w:t>X_LimH</w:t>
+      </w:r>
+      <w:r>
+        <w:t xml:space="preserve"> ("trip when </w:t>
+      </w:r>
+      <w:r>
+        <w:rPr>
+          <w:b/>
+        </w:rPr>
+        <w:t>above</w:t>
+      </w:r>
+      <w:r>
+        <w:t xml:space="preserve">"). The </w:t>
+      </w:r>
+      <w:r>
+        <w:rPr>
+          <w:rFonts w:ascii="Consolas" w:hAnsi="Consolas"/>
+          <w:color w:val="C7254E"/>
+          <w:sz w:val="19"/>
+        </w:rPr>
+        <w:t>_SP</w:t>
+      </w:r>
+      <w:r>
+        <w:t>/</w:t>
+      </w:r>
+      <w:r>
+        <w:rPr>
+          <w:rFonts w:ascii="Consolas" w:hAnsi="Consolas"/>
+          <w:color w:val="C7254E"/>
+          <w:sz w:val="19"/>
+        </w:rPr>
+        <w:t>_HYST</w:t>
+      </w:r>
+      <w:r>
+        <w:t xml:space="preserve"> values are fixed constants — that's why, in simulation, you force the </w:t>
+      </w:r>
+      <w:r>
+        <w:rPr>
+          <w:b/>
+        </w:rPr>
+        <w:t>`_TRIP`</w:t>
+      </w:r>
+      <w:r>
+        <w:t xml:space="preserve"> flag rather than the raw value.</w:t>
+      </w:r>
+    </w:p>
+    <w:p>
+      <w:r>
+        <w:rPr>
+          <w:color w:val="BBBBBB"/>
+        </w:rPr>
+        <w:t>__________________________________________________</w:t>
+      </w:r>
+    </w:p>
+    <w:p>
+      <w:pPr>
+        <w:pStyle w:val="Heading2"/>
+      </w:pPr>
+      <w:r>
+        <w:t>B · The guards — the SIF blocks</w:t>
+      </w:r>
+    </w:p>
+    <w:p>
+      <w:pPr>
+        <w:pStyle w:val="Heading3"/>
+      </w:pPr>
+      <w:r>
+        <w:t>B1 — Voting + permit · `SIF‑01` General Access Door (p.291)</w:t>
+      </w:r>
+    </w:p>
+    <w:p>
+      <w:pPr>
+        <w:jc w:val="center"/>
+      </w:pPr>
+      <w:r>
+        <w:drawing>
+          <wp:inline xmlns:a="http://schemas.openxmlformats.org/drawingml/2006/main" xmlns:pic="http://schemas.openxmlformats.org/drawingml/2006/picture">
+            <wp:extent cx="5852160" cy="1568164"/>
+            <wp:docPr id="6" name="Picture 6"/>
+            <wp:cNvGraphicFramePr>
+              <a:graphicFrameLocks noChangeAspect="1"/>
+            </wp:cNvGraphicFramePr>
+            <a:graphic>
+              <a:graphicData uri="http://schemas.openxmlformats.org/drawingml/2006/picture">
+                <pic:pic>
+                  <pic:nvPicPr>
+                    <pic:cNvPr id="0" name="b1_sif01_door.png"/>
+                    <pic:cNvPicPr/>
+                  </pic:nvPicPr>
+                  <pic:blipFill>
+                    <a:blip r:embed="rId13"/>
+                    <a:stretch>
+                      <a:fillRect/>
+                    </a:stretch>
+                  </pic:blipFill>
+                  <pic:spPr>
+                    <a:xfrm>
+                      <a:off x="0" y="0"/>
+                      <a:ext cx="5852160" cy="1568164"/>
+                    </a:xfrm>
+                    <a:prstGeom prst="rect"/>
+                  </pic:spPr>
+                </pic:pic>
+              </a:graphicData>
+            </a:graphic>
+          </wp:inline>
+        </w:drawing>
+      </w:r>
+    </w:p>
+    <w:p>
+      <w:pPr>
+        <w:jc w:val="center"/>
+      </w:pPr>
+      <w:r>
+        <w:rPr>
+          <w:i/>
+          <w:sz w:val="18"/>
+        </w:rPr>
+        <w:t>SILworX page: GADC-01/02/03 into an X_2oo3_B voter, AND-ed with SIF-07_OUTPUT, giving SIF-01_TRIP.</w:t>
+      </w:r>
+    </w:p>
+    <w:p>
+      <w:r>
+        <w:rPr>
+          <w:b/>
+        </w:rPr>
+        <w:t>How it works.</w:t>
+      </w:r>
+      <w:r>
+        <w:t xml:space="preserve"> Three independent door switches go into one </w:t>
+      </w:r>
+      <w:r>
+        <w:rPr>
+          <w:b/>
+        </w:rPr>
+        <w:t>2‑out‑of‑3 voter</w:t>
+      </w:r>
+      <w:r>
+        <w:t xml:space="preserve"> (</w:t>
+      </w:r>
+      <w:r>
+        <w:rPr>
+          <w:rFonts w:ascii="Consolas" w:hAnsi="Consolas"/>
+          <w:color w:val="C7254E"/>
+          <w:sz w:val="19"/>
+        </w:rPr>
+        <w:t>X_2oo3_B</w:t>
+      </w:r>
+      <w:r>
+        <w:t>):</w:t>
+      </w:r>
+    </w:p>
+    <w:p>
+      <w:pPr>
+        <w:pStyle w:val="ListBullet"/>
+      </w:pPr>
+      <w:r>
+        <w:rPr>
+          <w:rFonts w:ascii="Consolas" w:hAnsi="Consolas"/>
+          <w:color w:val="C7254E"/>
+          <w:sz w:val="19"/>
+        </w:rPr>
+        <w:t>Ch1/Ch2/Ch3</w:t>
+      </w:r>
+      <w:r>
+        <w:t xml:space="preserve"> ← </w:t>
+      </w:r>
+      <w:r>
+        <w:rPr>
+          <w:rFonts w:ascii="Consolas" w:hAnsi="Consolas"/>
+          <w:color w:val="C7254E"/>
+          <w:sz w:val="19"/>
+        </w:rPr>
+        <w:t>GADC-01 / -02 / -03</w:t>
+      </w:r>
+      <w:r>
+        <w:t xml:space="preserve">; the voter </w:t>
+      </w:r>
+      <w:r>
+        <w:rPr>
+          <w:rFonts w:ascii="Consolas" w:hAnsi="Consolas"/>
+          <w:color w:val="C7254E"/>
+          <w:sz w:val="19"/>
+        </w:rPr>
+        <w:t>Out</w:t>
+      </w:r>
+      <w:r>
+        <w:t xml:space="preserve"> = </w:t>
+      </w:r>
+      <w:r>
+        <w:rPr>
+          <w:rFonts w:ascii="Consolas" w:hAnsi="Consolas"/>
+          <w:color w:val="C7254E"/>
+          <w:sz w:val="19"/>
+        </w:rPr>
+        <w:t>1</w:t>
+      </w:r>
+      <w:r>
+        <w:t xml:space="preserve"> while **at least 2 of</w:t>
+      </w:r>
+    </w:p>
+    <w:p>
+      <w:r>
+        <w:t xml:space="preserve">  3** say "shut."</w:t>
+      </w:r>
+    </w:p>
+    <w:p>
+      <w:pPr>
+        <w:pStyle w:val="ListBullet"/>
+      </w:pPr>
+      <w:r>
+        <w:rPr>
+          <w:rFonts w:ascii="Consolas" w:hAnsi="Consolas"/>
+          <w:color w:val="C7254E"/>
+          <w:sz w:val="19"/>
+        </w:rPr>
+        <w:t>Out</w:t>
+      </w:r>
+      <w:r>
+        <w:t xml:space="preserve"> is AND‑ed (</w:t>
+      </w:r>
+      <w:r>
+        <w:rPr>
+          <w:rFonts w:ascii="Consolas" w:hAnsi="Consolas"/>
+          <w:color w:val="C7254E"/>
+          <w:sz w:val="19"/>
+        </w:rPr>
+        <w:t>&amp;</w:t>
+      </w:r>
+      <w:r>
+        <w:t xml:space="preserve">) with </w:t>
+      </w:r>
+      <w:r>
+        <w:rPr>
+          <w:b/>
+        </w:rPr>
+        <w:t>`SIF-07_OUTPUT`</w:t>
+      </w:r>
+      <w:r>
+        <w:t xml:space="preserve"> ("Beam On Conditions") →</w:t>
+      </w:r>
+    </w:p>
+    <w:p>
+      <w:r>
+        <w:t xml:space="preserve">  </w:t>
+      </w:r>
+      <w:r>
+        <w:rPr>
+          <w:b/>
+        </w:rPr>
+        <w:t>`SIF-01_TRIP`</w:t>
+      </w:r>
+      <w:r>
+        <w:t>.</w:t>
+      </w:r>
+    </w:p>
+    <w:p>
+      <w:r>
+        <w:t xml:space="preserve">So the permissive </w:t>
+      </w:r>
+      <w:r>
+        <w:rPr>
+          <w:rFonts w:ascii="Consolas" w:hAnsi="Consolas"/>
+          <w:color w:val="C7254E"/>
+          <w:sz w:val="19"/>
+        </w:rPr>
+        <w:t>SIF-01_TRIP</w:t>
+      </w:r>
+      <w:r>
+        <w:t xml:space="preserve"> is </w:t>
+      </w:r>
+      <w:r>
+        <w:rPr>
+          <w:rFonts w:ascii="Consolas" w:hAnsi="Consolas"/>
+          <w:color w:val="C7254E"/>
+          <w:sz w:val="19"/>
+        </w:rPr>
+        <w:t>1</w:t>
+      </w:r>
+      <w:r>
+        <w:t xml:space="preserve"> only when the door is voted‑shut </w:t>
+      </w:r>
+      <w:r>
+        <w:rPr>
+          <w:b/>
+        </w:rPr>
+        <w:t>and</w:t>
+      </w:r>
+      <w:r>
+        <w:t xml:space="preserve"> the beam‑on conditions hold. Open </w:t>
+      </w:r>
+      <w:r>
+        <w:rPr>
+          <w:b/>
+        </w:rPr>
+        <w:t>2 of the 3</w:t>
+      </w:r>
+      <w:r>
+        <w:t xml:space="preserve"> switches → </w:t>
+      </w:r>
+      <w:r>
+        <w:rPr>
+          <w:rFonts w:ascii="Consolas" w:hAnsi="Consolas"/>
+          <w:color w:val="C7254E"/>
+          <w:sz w:val="19"/>
+        </w:rPr>
+        <w:t>Out</w:t>
+      </w:r>
+      <w:r>
+        <w:t xml:space="preserve"> → </w:t>
+      </w:r>
+      <w:r>
+        <w:rPr>
+          <w:rFonts w:ascii="Consolas" w:hAnsi="Consolas"/>
+          <w:color w:val="C7254E"/>
+          <w:sz w:val="19"/>
+        </w:rPr>
+        <w:t>0</w:t>
+      </w:r>
+      <w:r>
+        <w:t xml:space="preserve"> → </w:t>
+      </w:r>
+      <w:r>
+        <w:rPr>
+          <w:rFonts w:ascii="Consolas" w:hAnsi="Consolas"/>
+          <w:color w:val="C7254E"/>
+          <w:sz w:val="19"/>
+        </w:rPr>
+        <w:t>SIF-01_TRIP</w:t>
+      </w:r>
+      <w:r>
+        <w:t xml:space="preserve"> → </w:t>
+      </w:r>
+      <w:r>
+        <w:rPr>
+          <w:rFonts w:ascii="Consolas" w:hAnsi="Consolas"/>
+          <w:color w:val="C7254E"/>
+          <w:sz w:val="19"/>
+        </w:rPr>
+        <w:t>0</w:t>
+      </w:r>
+      <w:r>
+        <w:t xml:space="preserve"> → the Logic POU drops the contactors. </w:t>
+      </w:r>
+      <w:r>
+        <w:rPr>
+          <w:b/>
+        </w:rPr>
+        <w:t>This exact shape (3 switches → voter → AND with `SIF‑07` → `SIF‑xx_TRIP`) is reused for the gate (`SIF‑13`) and the service door (`SIF‑02`).</w:t>
+      </w:r>
+    </w:p>
+    <w:p>
+      <w:pPr>
+        <w:pStyle w:val="Heading3"/>
+      </w:pPr>
+      <w:r>
+        <w:t>B2 — An AND‑gate permit (and the inverter!) · `SIF‑05` Search Start (p.344)</w:t>
+      </w:r>
+    </w:p>
+    <w:p>
+      <w:pPr>
+        <w:jc w:val="center"/>
+      </w:pPr>
+      <w:r>
+        <w:drawing>
+          <wp:inline xmlns:a="http://schemas.openxmlformats.org/drawingml/2006/main" xmlns:pic="http://schemas.openxmlformats.org/drawingml/2006/picture">
+            <wp:extent cx="5852160" cy="2528082"/>
+            <wp:docPr id="7" name="Picture 7"/>
+            <wp:cNvGraphicFramePr>
+              <a:graphicFrameLocks noChangeAspect="1"/>
+            </wp:cNvGraphicFramePr>
+            <a:graphic>
+              <a:graphicData uri="http://schemas.openxmlformats.org/drawingml/2006/picture">
+                <pic:pic>
+                  <pic:nvPicPr>
+                    <pic:cNvPr id="0" name="b2_sif05_start.png"/>
+                    <pic:cNvPicPr/>
+                  </pic:nvPicPr>
+                  <pic:blipFill>
+                    <a:blip r:embed="rId14"/>
+                    <a:stretch>
+                      <a:fillRect/>
+                    </a:stretch>
+                  </pic:blipFill>
+                  <pic:spPr>
+                    <a:xfrm>
+                      <a:off x="0" y="0"/>
+                      <a:ext cx="5852160" cy="2528082"/>
+                    </a:xfrm>
+                    <a:prstGeom prst="rect"/>
+                  </pic:spPr>
+                </pic:pic>
+              </a:graphicData>
+            </a:graphic>
+          </wp:inline>
+        </w:drawing>
+      </w:r>
+    </w:p>
+    <w:p>
+      <w:pPr>
+        <w:jc w:val="center"/>
+      </w:pPr>
+      <w:r>
+        <w:rPr>
+          <w:i/>
+          <w:sz w:val="18"/>
+        </w:rPr>
+        <w:t>SILworX page: an AND gate with NOT(SCR-01), KEY-01, KEY-02, SADC-04/05, the SADC 2oo3 voter and SIF-08_TRIP, giving SIF-05_START.</w:t>
+      </w:r>
+    </w:p>
+    <w:p>
+      <w:r>
+        <w:rPr>
+          <w:b/>
+        </w:rPr>
+        <w:t>How it works.</w:t>
+      </w:r>
+      <w:r>
+        <w:t xml:space="preserve"> One </w:t>
+      </w:r>
+      <w:r>
+        <w:rPr>
+          <w:b/>
+        </w:rPr>
+        <w:t>AND gate</w:t>
+      </w:r>
+      <w:r>
+        <w:t xml:space="preserve"> decides whether a search may begin. Its output </w:t>
+      </w:r>
+      <w:r>
+        <w:rPr>
+          <w:rFonts w:ascii="Consolas" w:hAnsi="Consolas"/>
+          <w:color w:val="C7254E"/>
+          <w:sz w:val="19"/>
+        </w:rPr>
+        <w:t>BL10E-SIF-05_START</w:t>
+      </w:r>
+      <w:r>
+        <w:t xml:space="preserve"> is </w:t>
+      </w:r>
+      <w:r>
+        <w:rPr>
+          <w:rFonts w:ascii="Consolas" w:hAnsi="Consolas"/>
+          <w:color w:val="C7254E"/>
+          <w:sz w:val="19"/>
+        </w:rPr>
+        <w:t>1</w:t>
+      </w:r>
+      <w:r>
+        <w:t xml:space="preserve"> only when </w:t>
+      </w:r>
+      <w:r>
+        <w:rPr>
+          <w:b/>
+        </w:rPr>
+        <w:t>all</w:t>
+      </w:r>
+      <w:r>
+        <w:t xml:space="preserve"> inputs are </w:t>
+      </w:r>
+      <w:r>
+        <w:rPr>
+          <w:rFonts w:ascii="Consolas" w:hAnsi="Consolas"/>
+          <w:color w:val="C7254E"/>
+          <w:sz w:val="19"/>
+        </w:rPr>
+        <w:t>1</w:t>
+      </w:r>
+      <w:r>
+        <w:t xml:space="preserve">: </w:t>
+      </w:r>
+      <w:r>
+        <w:rPr>
+          <w:rFonts w:ascii="Consolas" w:hAnsi="Consolas"/>
+          <w:color w:val="C7254E"/>
+          <w:sz w:val="19"/>
+        </w:rPr>
+        <w:t>KEY-01</w:t>
+      </w:r>
+      <w:r>
+        <w:t xml:space="preserve">, </w:t>
+      </w:r>
+      <w:r>
+        <w:rPr>
+          <w:rFonts w:ascii="Consolas" w:hAnsi="Consolas"/>
+          <w:color w:val="C7254E"/>
+          <w:sz w:val="19"/>
+        </w:rPr>
+        <w:t>KEY-02</w:t>
+      </w:r>
+      <w:r>
+        <w:t xml:space="preserve"> (keys on), </w:t>
+      </w:r>
+      <w:r>
+        <w:rPr>
+          <w:rFonts w:ascii="Consolas" w:hAnsi="Consolas"/>
+          <w:color w:val="C7254E"/>
+          <w:sz w:val="19"/>
+        </w:rPr>
+        <w:t>SADC-04</w:t>
+      </w:r>
+      <w:r>
+        <w:t xml:space="preserve">, </w:t>
+      </w:r>
+      <w:r>
+        <w:rPr>
+          <w:rFonts w:ascii="Consolas" w:hAnsi="Consolas"/>
+          <w:color w:val="C7254E"/>
+          <w:sz w:val="19"/>
+        </w:rPr>
+        <w:t>SADC-05</w:t>
+      </w:r>
+      <w:r>
+        <w:t xml:space="preserve"> and the 2oo3 voter of </w:t>
+      </w:r>
+      <w:r>
+        <w:rPr>
+          <w:rFonts w:ascii="Consolas" w:hAnsi="Consolas"/>
+          <w:color w:val="C7254E"/>
+          <w:sz w:val="19"/>
+        </w:rPr>
+        <w:t>SADC-01/02/03</w:t>
+      </w:r>
+      <w:r>
+        <w:t xml:space="preserve"> (service door shut), </w:t>
+      </w:r>
+      <w:r>
+        <w:rPr>
+          <w:rFonts w:ascii="Consolas" w:hAnsi="Consolas"/>
+          <w:color w:val="C7254E"/>
+          <w:sz w:val="19"/>
+        </w:rPr>
+        <w:t>SIF-08_TRIP</w:t>
+      </w:r>
+      <w:r>
+        <w:t xml:space="preserve"> (no beam‑off), and </w:t>
+      </w:r>
+      <w:r>
+        <w:rPr>
+          <w:b/>
+        </w:rPr>
+        <w:t>`NOT(SCR-01)`</w:t>
+      </w:r>
+      <w:r>
+        <w:t>.</w:t>
+      </w:r>
+    </w:p>
+    <w:p>
+      <w:pPr>
+        <w:ind w:left="432"/>
+        <w:shd w:val="clear" w:fill="FFF7E6"/>
+      </w:pPr>
+      <w:r>
+        <w:rPr>
+          <w:b/>
+        </w:rPr>
+        <w:t>Look at the small circle on the `SCR-01` line</w:t>
+      </w:r>
+      <w:r>
+        <w:t xml:space="preserve"> — that is a </w:t>
+      </w:r>
+      <w:r>
+        <w:rPr>
+          <w:b/>
+        </w:rPr>
+        <w:t>NOT</w:t>
+      </w:r>
+      <w:r>
+        <w:t xml:space="preserve">. So the card input is </w:t>
+      </w:r>
+      <w:r>
+        <w:rPr>
+          <w:b/>
+        </w:rPr>
+        <w:t>inverted</w:t>
+      </w:r>
+      <w:r>
+        <w:t xml:space="preserve">: </w:t>
+      </w:r>
+      <w:r>
+        <w:rPr>
+          <w:b/>
+        </w:rPr>
+        <w:t>`SCR-01 = 0` means *card present</w:t>
+      </w:r>
+      <w:r>
+        <w:t xml:space="preserve">* (and </w:t>
+      </w:r>
+      <w:r>
+        <w:rPr>
+          <w:rFonts w:ascii="Consolas" w:hAnsi="Consolas"/>
+          <w:color w:val="C7254E"/>
+          <w:sz w:val="19"/>
+        </w:rPr>
+        <w:t>1</w:t>
+      </w:r>
+      <w:r>
+        <w:t xml:space="preserve"> = no card). This is the polarity that catches everyone out.</w:t>
+      </w:r>
+    </w:p>
+    <w:p>
+      <w:r>
+        <w:t xml:space="preserve">This single output is the transition </w:t>
+      </w:r>
+      <w:r>
+        <w:rPr>
+          <w:rFonts w:ascii="Consolas" w:hAnsi="Consolas"/>
+          <w:color w:val="C7254E"/>
+          <w:sz w:val="19"/>
+        </w:rPr>
+        <w:t>T_1</w:t>
+      </w:r>
+      <w:r>
+        <w:t xml:space="preserve"> that steps the SFC from </w:t>
+      </w:r>
+      <w:r>
+        <w:rPr>
+          <w:rFonts w:ascii="Consolas" w:hAnsi="Consolas"/>
+          <w:color w:val="C7254E"/>
+          <w:sz w:val="19"/>
+        </w:rPr>
+        <w:t>OPEN_READY</w:t>
+      </w:r>
+      <w:r>
+        <w:t xml:space="preserve"> → </w:t>
+      </w:r>
+      <w:r>
+        <w:rPr>
+          <w:rFonts w:ascii="Consolas" w:hAnsi="Consolas"/>
+          <w:color w:val="C7254E"/>
+          <w:sz w:val="19"/>
+        </w:rPr>
+        <w:t>START_SEARCH</w:t>
+      </w:r>
+      <w:r>
+        <w:t xml:space="preserve"> (see </w:t>
+      </w:r>
+      <w:r>
+        <w:rPr>
+          <w:b/>
+        </w:rPr>
+        <w:t>C1</w:t>
+      </w:r>
+      <w:r>
+        <w:t>).</w:t>
+      </w:r>
+    </w:p>
+    <w:p>
+      <w:pPr>
+        <w:pStyle w:val="Heading3"/>
+      </w:pPr>
+      <w:r>
+        <w:t>B3 — A latched trip · `SIF‑08` Beam‑Off Buttons (p.363)</w:t>
+      </w:r>
+    </w:p>
+    <w:p>
+      <w:pPr>
+        <w:jc w:val="center"/>
+      </w:pPr>
+      <w:r>
+        <w:drawing>
+          <wp:inline xmlns:a="http://schemas.openxmlformats.org/drawingml/2006/main" xmlns:pic="http://schemas.openxmlformats.org/drawingml/2006/picture">
+            <wp:extent cx="5852160" cy="1974069"/>
+            <wp:docPr id="8" name="Picture 8"/>
+            <wp:cNvGraphicFramePr>
+              <a:graphicFrameLocks noChangeAspect="1"/>
+            </wp:cNvGraphicFramePr>
+            <a:graphic>
+              <a:graphicData uri="http://schemas.openxmlformats.org/drawingml/2006/picture">
+                <pic:pic>
+                  <pic:nvPicPr>
+                    <pic:cNvPr id="0" name="b3_sif08_bob.png"/>
+                    <pic:cNvPicPr/>
+                  </pic:nvPicPr>
+                  <pic:blipFill>
+                    <a:blip r:embed="rId15"/>
+                    <a:stretch>
+                      <a:fillRect/>
+                    </a:stretch>
+                  </pic:blipFill>
+                  <pic:spPr>
+                    <a:xfrm>
+                      <a:off x="0" y="0"/>
+                      <a:ext cx="5852160" cy="1974069"/>
+                    </a:xfrm>
+                    <a:prstGeom prst="rect"/>
+                  </pic:spPr>
+                </pic:pic>
+              </a:graphicData>
+            </a:graphic>
+          </wp:inline>
+        </w:drawing>
+      </w:r>
+    </w:p>
+    <w:p>
+      <w:pPr>
+        <w:jc w:val="center"/>
+      </w:pPr>
+      <w:r>
+        <w:rPr>
+          <w:i/>
+          <w:sz w:val="18"/>
+        </w:rPr>
+        <w:t>SILworX page: eight dual-channel beam-off buttons feeding an RS latch that outputs SIF-08_TRIP, reset by IOC-01-BOB:RESET.</w:t>
+      </w:r>
+    </w:p>
+    <w:p>
+      <w:r>
+        <w:rPr>
+          <w:b/>
+        </w:rPr>
+        <w:t>How it works.</w:t>
+      </w:r>
+      <w:r>
+        <w:t xml:space="preserve"> Each of the 8 buttons has two channels (</w:t>
+      </w:r>
+      <w:r>
+        <w:rPr>
+          <w:rFonts w:ascii="Consolas" w:hAnsi="Consolas"/>
+          <w:color w:val="C7254E"/>
+          <w:sz w:val="19"/>
+        </w:rPr>
+        <w:t>:A</w:t>
+      </w:r>
+      <w:r>
+        <w:t xml:space="preserve"> and </w:t>
+      </w:r>
+      <w:r>
+        <w:rPr>
+          <w:rFonts w:ascii="Consolas" w:hAnsi="Consolas"/>
+          <w:color w:val="C7254E"/>
+          <w:sz w:val="19"/>
+        </w:rPr>
+        <w:t>:B</w:t>
+      </w:r>
+      <w:r>
+        <w:t xml:space="preserve">) AND‑ed together; any button drives an </w:t>
+      </w:r>
+      <w:r>
+        <w:rPr>
+          <w:b/>
+        </w:rPr>
+        <w:t>`RS` memory latch</w:t>
+      </w:r>
+      <w:r>
+        <w:t>:</w:t>
+      </w:r>
+    </w:p>
+    <w:p>
+      <w:pPr>
+        <w:pStyle w:val="ListBullet"/>
+      </w:pPr>
+      <w:r>
+        <w:t xml:space="preserve">press → the latch flips → </w:t>
+      </w:r>
+      <w:r>
+        <w:rPr>
+          <w:b/>
+        </w:rPr>
+        <w:t>`SIF-08_TRIP` → 0</w:t>
+      </w:r>
+      <w:r>
+        <w:t xml:space="preserve"> (trip) — and it </w:t>
+      </w:r>
+      <w:r>
+        <w:rPr>
+          <w:b/>
+        </w:rPr>
+        <w:t>stays</w:t>
+      </w:r>
+      <w:r>
+        <w:t xml:space="preserve"> there</w:t>
+      </w:r>
+    </w:p>
+    <w:p>
+      <w:r>
+        <w:t xml:space="preserve">  even after you let go of the button;</w:t>
+      </w:r>
+    </w:p>
+    <w:p>
+      <w:pPr>
+        <w:pStyle w:val="ListBullet"/>
+      </w:pPr>
+      <w:r>
+        <w:t xml:space="preserve">the only way back is the reset </w:t>
+      </w:r>
+      <w:r>
+        <w:rPr>
+          <w:rFonts w:ascii="Consolas" w:hAnsi="Consolas"/>
+          <w:color w:val="C7254E"/>
+          <w:sz w:val="19"/>
+        </w:rPr>
+        <w:t>…-BOB:RESET</w:t>
+      </w:r>
+      <w:r>
+        <w:t>.</w:t>
+      </w:r>
+    </w:p>
+    <w:p>
+      <w:r>
+        <w:t xml:space="preserve">That "stickiness" is a </w:t>
+      </w:r>
+      <w:r>
+        <w:rPr>
+          <w:b/>
+        </w:rPr>
+        <w:t>latch</w:t>
+      </w:r>
+      <w:r>
+        <w:t xml:space="preserve">: a trip holds until an explicit reset — exactly what an emergency stop must do. </w:t>
+      </w:r>
+      <w:r>
+        <w:rPr>
+          <w:rFonts w:ascii="Consolas" w:hAnsi="Consolas"/>
+          <w:color w:val="C7254E"/>
+          <w:sz w:val="19"/>
+        </w:rPr>
+        <w:t>SIF‑09</w:t>
+      </w:r>
+      <w:r>
+        <w:t xml:space="preserve"> (radiation) and </w:t>
+      </w:r>
+      <w:r>
+        <w:rPr>
+          <w:rFonts w:ascii="Consolas" w:hAnsi="Consolas"/>
+          <w:color w:val="C7254E"/>
+          <w:sz w:val="19"/>
+        </w:rPr>
+        <w:t>SIF‑11</w:t>
+      </w:r>
+      <w:r>
+        <w:t xml:space="preserve"> (oxygen) use the same RS‑latch pattern, each with its own reset.</w:t>
+      </w:r>
+    </w:p>
+    <w:p>
+      <w:pPr>
+        <w:pStyle w:val="Heading3"/>
+      </w:pPr>
+      <w:r>
+        <w:t>B4 — Latch + timer + manual reset · `SIF‑03` "is the source really off?" (p.303)</w:t>
+      </w:r>
+    </w:p>
+    <w:p>
+      <w:pPr>
+        <w:jc w:val="center"/>
+      </w:pPr>
+      <w:r>
+        <w:drawing>
+          <wp:inline xmlns:a="http://schemas.openxmlformats.org/drawingml/2006/main" xmlns:pic="http://schemas.openxmlformats.org/drawingml/2006/picture">
+            <wp:extent cx="5852160" cy="2970081"/>
+            <wp:docPr id="9" name="Picture 9"/>
+            <wp:cNvGraphicFramePr>
+              <a:graphicFrameLocks noChangeAspect="1"/>
+            </wp:cNvGraphicFramePr>
+            <a:graphic>
+              <a:graphicData uri="http://schemas.openxmlformats.org/drawingml/2006/picture">
+                <pic:pic>
+                  <pic:nvPicPr>
+                    <pic:cNvPr id="0" name="b4_sif03_cv.png"/>
+                    <pic:cNvPicPr/>
+                  </pic:nvPicPr>
+                  <pic:blipFill>
+                    <a:blip r:embed="rId16"/>
+                    <a:stretch>
+                      <a:fillRect/>
+                    </a:stretch>
+                  </pic:blipFill>
+                  <pic:spPr>
+                    <a:xfrm>
+                      <a:off x="0" y="0"/>
+                      <a:ext cx="5852160" cy="2970081"/>
+                    </a:xfrm>
+                    <a:prstGeom prst="rect"/>
+                  </pic:spPr>
+                </pic:pic>
+              </a:graphicData>
+            </a:graphic>
+          </wp:inline>
+        </w:drawing>
+      </w:r>
+    </w:p>
+    <w:p>
+      <w:pPr>
+        <w:jc w:val="center"/>
+      </w:pPr>
+      <w:r>
+        <w:rPr>
+          <w:i/>
+          <w:sz w:val="18"/>
+        </w:rPr>
+        <w:t>SILworX page: two 2oo3 voters for current and voltage, a TON timer of 20 s, an R_TRIG on OR-01 and an RS latch, producing SIF-03_OUTPUT.</w:t>
+      </w:r>
+    </w:p>
+    <w:p>
+      <w:r>
+        <w:rPr>
+          <w:b/>
+        </w:rPr>
+        <w:t>How it works.</w:t>
+      </w:r>
+      <w:r>
+        <w:t xml:space="preserve"> This page proves the source is dead before doors may unlock. Inside it you can pick out:</w:t>
+      </w:r>
+    </w:p>
+    <w:p>
+      <w:pPr>
+        <w:pStyle w:val="ListBullet"/>
+      </w:pPr>
+      <w:r>
+        <w:rPr>
+          <w:b/>
+        </w:rPr>
+        <w:t>two 2oo3 voters</w:t>
+      </w:r>
+      <w:r>
+        <w:t xml:space="preserve"> — current </w:t>
+      </w:r>
+      <w:r>
+        <w:rPr>
+          <w:rFonts w:ascii="Consolas" w:hAnsi="Consolas"/>
+          <w:color w:val="C7254E"/>
+          <w:sz w:val="19"/>
+        </w:rPr>
+        <w:t>IT‑01/02/03_TRIP</w:t>
+      </w:r>
+      <w:r>
+        <w:t xml:space="preserve"> and voltage </w:t>
+      </w:r>
+      <w:r>
+        <w:rPr>
+          <w:rFonts w:ascii="Consolas" w:hAnsi="Consolas"/>
+          <w:color w:val="C7254E"/>
+          <w:sz w:val="19"/>
+        </w:rPr>
+        <w:t>VT‑01/02/03_TRIP</w:t>
+      </w:r>
+      <w:r>
+        <w:t>;</w:t>
+      </w:r>
+    </w:p>
+    <w:p>
+      <w:pPr>
+        <w:pStyle w:val="ListBullet"/>
+      </w:pPr>
+      <w:r>
+        <w:t xml:space="preserve">a </w:t>
+      </w:r>
+      <w:r>
+        <w:rPr>
+          <w:b/>
+        </w:rPr>
+        <w:t>`TON`</w:t>
+      </w:r>
+      <w:r>
+        <w:t xml:space="preserve"> on‑delay timer set to </w:t>
+      </w:r>
+      <w:r>
+        <w:rPr>
+          <w:rFonts w:ascii="Consolas" w:hAnsi="Consolas"/>
+          <w:color w:val="C7254E"/>
+          <w:sz w:val="19"/>
+        </w:rPr>
+        <w:t>DOOR_UNLOCK_DELAY</w:t>
+      </w:r>
+      <w:r>
+        <w:t xml:space="preserve"> (</w:t>
+      </w:r>
+      <w:r>
+        <w:rPr>
+          <w:b/>
+        </w:rPr>
+        <w:t>20 s</w:t>
+      </w:r>
+      <w:r>
+        <w:t>);</w:t>
+      </w:r>
+    </w:p>
+    <w:p>
+      <w:pPr>
+        <w:pStyle w:val="ListBullet"/>
+      </w:pPr>
+      <w:r>
+        <w:t xml:space="preserve">an </w:t>
+      </w:r>
+      <w:r>
+        <w:rPr>
+          <w:b/>
+        </w:rPr>
+        <w:t>`R_TRIG`</w:t>
+      </w:r>
+      <w:r>
+        <w:t xml:space="preserve"> on the Open/Reset button </w:t>
+      </w:r>
+      <w:r>
+        <w:rPr>
+          <w:rFonts w:ascii="Consolas" w:hAnsi="Consolas"/>
+          <w:color w:val="C7254E"/>
+          <w:sz w:val="19"/>
+        </w:rPr>
+        <w:t>OR-01</w:t>
+      </w:r>
+      <w:r>
+        <w:t xml:space="preserve">, and an </w:t>
+      </w:r>
+      <w:r>
+        <w:rPr>
+          <w:b/>
+        </w:rPr>
+        <w:t>`RS`</w:t>
+      </w:r>
+      <w:r>
+        <w:t xml:space="preserve"> latch.</w:t>
+      </w:r>
+    </w:p>
+    <w:p>
+      <w:r>
+        <w:t xml:space="preserve">So the unlock permit </w:t>
+      </w:r>
+      <w:r>
+        <w:rPr>
+          <w:rFonts w:ascii="Consolas" w:hAnsi="Consolas"/>
+          <w:color w:val="C7254E"/>
+          <w:sz w:val="19"/>
+        </w:rPr>
+        <w:t>SIF-03_OUTPUT</w:t>
+      </w:r>
+      <w:r>
+        <w:t xml:space="preserve"> only appears after </w:t>
+      </w:r>
+      <w:r>
+        <w:rPr>
+          <w:b/>
+        </w:rPr>
+        <w:t>both</w:t>
+      </w:r>
+      <w:r>
+        <w:t xml:space="preserve"> current </w:t>
+      </w:r>
+      <w:r>
+        <w:rPr>
+          <w:b/>
+        </w:rPr>
+        <w:t>and</w:t>
+      </w:r>
+      <w:r>
+        <w:t xml:space="preserve"> voltage have read ~zero </w:t>
+      </w:r>
+      <w:r>
+        <w:rPr>
+          <w:b/>
+        </w:rPr>
+        <w:t>for 20 s</w:t>
+      </w:r>
+      <w:r>
+        <w:t xml:space="preserve">, the "press me now" lamp </w:t>
+      </w:r>
+      <w:r>
+        <w:rPr>
+          <w:rFonts w:ascii="Consolas" w:hAnsi="Consolas"/>
+          <w:color w:val="C7254E"/>
+          <w:sz w:val="19"/>
+        </w:rPr>
+        <w:t>OR-01:LED</w:t>
+      </w:r>
+      <w:r>
+        <w:t xml:space="preserve"> lights, and the operator actually presses </w:t>
+      </w:r>
+      <w:r>
+        <w:rPr>
+          <w:rFonts w:ascii="Consolas" w:hAnsi="Consolas"/>
+          <w:color w:val="C7254E"/>
+          <w:sz w:val="19"/>
+        </w:rPr>
+        <w:t>OR-01</w:t>
+      </w:r>
+      <w:r>
+        <w:t>. This is where the *command* (key/button) and the *proof* (the transmitters) meet.</w:t>
+      </w:r>
+    </w:p>
+    <w:p>
+      <w:pPr>
+        <w:pStyle w:val="Heading3"/>
+      </w:pPr>
+      <w:r>
+        <w:t>B5 — Permit + dwell timer · `SIF‑07` Beam‑On (p.356)</w:t>
+      </w:r>
+    </w:p>
+    <w:p>
+      <w:pPr>
+        <w:jc w:val="center"/>
+      </w:pPr>
+      <w:r>
+        <w:drawing>
+          <wp:inline xmlns:a="http://schemas.openxmlformats.org/drawingml/2006/main" xmlns:pic="http://schemas.openxmlformats.org/drawingml/2006/picture">
+            <wp:extent cx="5852160" cy="1935861"/>
+            <wp:docPr id="10" name="Picture 10"/>
+            <wp:cNvGraphicFramePr>
+              <a:graphicFrameLocks noChangeAspect="1"/>
+            </wp:cNvGraphicFramePr>
+            <a:graphic>
+              <a:graphicData uri="http://schemas.openxmlformats.org/drawingml/2006/picture">
+                <pic:pic>
+                  <pic:nvPicPr>
+                    <pic:cNvPr id="0" name="b5_sif07_beam.png"/>
+                    <pic:cNvPicPr/>
+                  </pic:nvPicPr>
+                  <pic:blipFill>
+                    <a:blip r:embed="rId17"/>
+                    <a:stretch>
+                      <a:fillRect/>
+                    </a:stretch>
+                  </pic:blipFill>
+                  <pic:spPr>
+                    <a:xfrm>
+                      <a:off x="0" y="0"/>
+                      <a:ext cx="5852160" cy="1935861"/>
+                    </a:xfrm>
+                    <a:prstGeom prst="rect"/>
+                  </pic:spPr>
+                </pic:pic>
+              </a:graphicData>
+            </a:graphic>
+          </wp:inline>
+        </w:drawing>
+      </w:r>
+    </w:p>
+    <w:p>
+      <w:pPr>
+        <w:jc w:val="center"/>
+      </w:pPr>
+      <w:r>
+        <w:rPr>
+          <w:i/>
+          <w:sz w:val="18"/>
+        </w:rPr>
+        <w:t>SILworX page: the door-lock feedback switches and SIF-06 feeding a 180 s TON timer and an RS latch to produce SIF-07_OUTPUT.</w:t>
+      </w:r>
+    </w:p>
+    <w:p>
+      <w:r>
+        <w:rPr>
+          <w:b/>
+        </w:rPr>
+        <w:t>How it works.</w:t>
+      </w:r>
+      <w:r>
+        <w:t xml:space="preserve"> The master beam‑on permit. The lock‑</w:t>
+      </w:r>
+      <w:r>
+        <w:rPr>
+          <w:b/>
+        </w:rPr>
+        <w:t>confirmation</w:t>
+      </w:r>
+      <w:r>
+        <w:t xml:space="preserve"> switches (</w:t>
+      </w:r>
+      <w:r>
+        <w:rPr>
+          <w:rFonts w:ascii="Consolas" w:hAnsi="Consolas"/>
+          <w:color w:val="C7254E"/>
+          <w:sz w:val="19"/>
+        </w:rPr>
+        <w:t>GADL-…</w:t>
+      </w:r>
+      <w:r>
+        <w:t xml:space="preserve">, </w:t>
+      </w:r>
+      <w:r>
+        <w:rPr>
+          <w:rFonts w:ascii="Consolas" w:hAnsi="Consolas"/>
+          <w:color w:val="C7254E"/>
+          <w:sz w:val="19"/>
+        </w:rPr>
+        <w:t>SADL-…</w:t>
+      </w:r>
+      <w:r>
+        <w:t xml:space="preserve">) and </w:t>
+      </w:r>
+      <w:r>
+        <w:rPr>
+          <w:rFonts w:ascii="Consolas" w:hAnsi="Consolas"/>
+          <w:color w:val="C7254E"/>
+          <w:sz w:val="19"/>
+        </w:rPr>
+        <w:t>SIF-06</w:t>
+      </w:r>
+      <w:r>
+        <w:t xml:space="preserve"> feed a </w:t>
+      </w:r>
+      <w:r>
+        <w:rPr>
+          <w:b/>
+        </w:rPr>
+        <w:t>`TON`</w:t>
+      </w:r>
+      <w:r>
+        <w:t xml:space="preserve"> timer set to </w:t>
+      </w:r>
+      <w:r>
+        <w:rPr>
+          <w:rFonts w:ascii="Consolas" w:hAnsi="Consolas"/>
+          <w:color w:val="C7254E"/>
+          <w:sz w:val="19"/>
+        </w:rPr>
+        <w:t>BEAM_DELAY_TIMER</w:t>
+      </w:r>
+      <w:r>
+        <w:t xml:space="preserve"> (</w:t>
+      </w:r>
+      <w:r>
+        <w:rPr>
+          <w:b/>
+        </w:rPr>
+        <w:t>180 s</w:t>
+      </w:r>
+      <w:r>
+        <w:t xml:space="preserve">) and an </w:t>
+      </w:r>
+      <w:r>
+        <w:rPr>
+          <w:rFonts w:ascii="Consolas" w:hAnsi="Consolas"/>
+          <w:color w:val="C7254E"/>
+          <w:sz w:val="19"/>
+        </w:rPr>
+        <w:t>RS</w:t>
+      </w:r>
+      <w:r>
+        <w:t xml:space="preserve"> latch → </w:t>
+      </w:r>
+      <w:r>
+        <w:rPr>
+          <w:b/>
+        </w:rPr>
+        <w:t>`SIF-07_OUTPUT`</w:t>
+      </w:r>
+      <w:r>
+        <w:t xml:space="preserve">. So beam is only permitted once </w:t>
+      </w:r>
+      <w:r>
+        <w:rPr>
+          <w:b/>
+        </w:rPr>
+        <w:t>every lock is physically confirmed</w:t>
+      </w:r>
+      <w:r>
+        <w:t xml:space="preserve"> *and* the </w:t>
+      </w:r>
+      <w:r>
+        <w:rPr>
+          <w:b/>
+        </w:rPr>
+        <w:t>180 s "radiation imminent"</w:t>
+      </w:r>
+      <w:r>
+        <w:t xml:space="preserve"> warning has elapsed. (Note: it watches the lock *feedback*, not the lock *command* — command ≠ confirmation.)</w:t>
+      </w:r>
+    </w:p>
+    <w:p>
+      <w:r>
+        <w:rPr>
+          <w:color w:val="BBBBBB"/>
+        </w:rPr>
+        <w:t>__________________________________________________</w:t>
+      </w:r>
+    </w:p>
+    <w:p>
+      <w:pPr>
+        <w:pStyle w:val="Heading2"/>
+      </w:pPr>
+      <w:r>
+        <w:t>C · The brain — the SFC (`SIF‑04`)</w:t>
+      </w:r>
+    </w:p>
+    <w:p>
+      <w:pPr>
+        <w:pStyle w:val="Heading3"/>
+      </w:pPr>
+      <w:r>
+        <w:t>C1 — The state machine: steps &amp; transitions (p.326)</w:t>
+      </w:r>
+    </w:p>
+    <w:p>
+      <w:pPr>
+        <w:jc w:val="center"/>
+      </w:pPr>
+      <w:r>
+        <w:drawing>
+          <wp:inline xmlns:a="http://schemas.openxmlformats.org/drawingml/2006/main" xmlns:pic="http://schemas.openxmlformats.org/drawingml/2006/picture">
+            <wp:extent cx="5852160" cy="2862400"/>
+            <wp:docPr id="11" name="Picture 11"/>
+            <wp:cNvGraphicFramePr>
+              <a:graphicFrameLocks noChangeAspect="1"/>
+            </wp:cNvGraphicFramePr>
+            <a:graphic>
+              <a:graphicData uri="http://schemas.openxmlformats.org/drawingml/2006/picture">
+                <pic:pic>
+                  <pic:nvPicPr>
+                    <pic:cNvPr id="0" name="c1_sfc_chart.png"/>
+                    <pic:cNvPicPr/>
+                  </pic:nvPicPr>
+                  <pic:blipFill>
+                    <a:blip r:embed="rId18"/>
+                    <a:stretch>
+                      <a:fillRect/>
+                    </a:stretch>
+                  </pic:blipFill>
+                  <pic:spPr>
+                    <a:xfrm>
+                      <a:off x="0" y="0"/>
+                      <a:ext cx="5852160" cy="2862400"/>
+                    </a:xfrm>
+                    <a:prstGeom prst="rect"/>
+                  </pic:spPr>
+                </pic:pic>
+              </a:graphicData>
+            </a:graphic>
+          </wp:inline>
+        </w:drawing>
+      </w:r>
+    </w:p>
+    <w:p>
+      <w:pPr>
+        <w:jc w:val="center"/>
+      </w:pPr>
+      <w:r>
+        <w:rPr>
+          <w:i/>
+          <w:sz w:val="18"/>
+        </w:rPr>
+        <w:t>SILworX SFC page: the Start marker, the bold Open-Ready initial step writing STATUS-OPEN_READY, transition T_1 = SIF-05_START to the Search_Start step writing STATUS-START_SEARCH.</w:t>
+      </w:r>
+    </w:p>
+    <w:p>
+      <w:r>
+        <w:rPr>
+          <w:b/>
+        </w:rPr>
+        <w:t>How it works.</w:t>
+      </w:r>
+      <w:r>
+        <w:t xml:space="preserve"> This is the </w:t>
+      </w:r>
+      <w:r>
+        <w:rPr>
+          <w:b/>
+        </w:rPr>
+        <w:t>SFC</w:t>
+      </w:r>
+      <w:r>
+        <w:t xml:space="preserve"> (the state machine). Read it top‑to‑bottom:</w:t>
+      </w:r>
+    </w:p>
+    <w:p>
+      <w:pPr>
+        <w:pStyle w:val="ListBullet"/>
+      </w:pPr>
+      <w:r>
+        <w:t xml:space="preserve">Each </w:t>
+      </w:r>
+      <w:r>
+        <w:rPr>
+          <w:b/>
+        </w:rPr>
+        <w:t>rounded box is a step</w:t>
+      </w:r>
+      <w:r>
+        <w:t xml:space="preserve"> (</w:t>
+      </w:r>
+      <w:r>
+        <w:rPr>
+          <w:rFonts w:ascii="Consolas" w:hAnsi="Consolas"/>
+          <w:color w:val="C7254E"/>
+          <w:sz w:val="19"/>
+        </w:rPr>
+        <w:t>Open-Ready</w:t>
+      </w:r>
+      <w:r>
+        <w:t xml:space="preserve">, </w:t>
+      </w:r>
+      <w:r>
+        <w:rPr>
+          <w:rFonts w:ascii="Consolas" w:hAnsi="Consolas"/>
+          <w:color w:val="C7254E"/>
+          <w:sz w:val="19"/>
+        </w:rPr>
+        <w:t>Search_Start</w:t>
+      </w:r>
+      <w:r>
+        <w:t>, …). The **bold box</w:t>
+      </w:r>
+    </w:p>
+    <w:p>
+      <w:r>
+        <w:t xml:space="preserve">  </w:t>
+      </w:r>
+      <w:r>
+        <w:rPr>
+          <w:rFonts w:ascii="Consolas" w:hAnsi="Consolas"/>
+          <w:color w:val="C7254E"/>
+          <w:sz w:val="19"/>
+        </w:rPr>
+        <w:t>Open-Ready</w:t>
+      </w:r>
+      <w:r>
+        <w:t xml:space="preserve"> is the *initial* step** — where the program sits at power‑up.</w:t>
+      </w:r>
+    </w:p>
+    <w:p>
+      <w:pPr>
+        <w:pStyle w:val="ListBullet"/>
+      </w:pPr>
+      <w:r>
+        <w:t xml:space="preserve">Each step has an </w:t>
+      </w:r>
+      <w:r>
+        <w:rPr>
+          <w:b/>
+        </w:rPr>
+        <w:t>action</w:t>
+      </w:r>
+      <w:r>
+        <w:t xml:space="preserve"> (</w:t>
+      </w:r>
+      <w:r>
+        <w:rPr>
+          <w:rFonts w:ascii="Consolas" w:hAnsi="Consolas"/>
+          <w:color w:val="C7254E"/>
+          <w:sz w:val="19"/>
+        </w:rPr>
+        <w:t>N</w:t>
+      </w:r>
+      <w:r>
+        <w:t xml:space="preserve"> = active while the step is active) that **writes a</w:t>
+      </w:r>
+    </w:p>
+    <w:p>
+      <w:r>
+        <w:t xml:space="preserve">  </w:t>
+      </w:r>
+      <w:r>
+        <w:rPr>
+          <w:rFonts w:ascii="Consolas" w:hAnsi="Consolas"/>
+          <w:color w:val="C7254E"/>
+          <w:sz w:val="19"/>
+        </w:rPr>
+        <w:t>STATUS‑*</w:t>
+      </w:r>
+      <w:r>
+        <w:t xml:space="preserve"> flag** — e.g. </w:t>
+      </w:r>
+      <w:r>
+        <w:rPr>
+          <w:rFonts w:ascii="Consolas" w:hAnsi="Consolas"/>
+          <w:color w:val="C7254E"/>
+          <w:sz w:val="19"/>
+        </w:rPr>
+        <w:t>Open-Ready → A_1 → STATUS-OPEN_READY</w:t>
+      </w:r>
+      <w:r>
+        <w:t>.</w:t>
+      </w:r>
+    </w:p>
+    <w:p>
+      <w:pPr>
+        <w:pStyle w:val="ListBullet"/>
+      </w:pPr>
+      <w:r>
+        <w:t xml:space="preserve">Between two steps is a </w:t>
+      </w:r>
+      <w:r>
+        <w:rPr>
+          <w:b/>
+        </w:rPr>
+        <w:t>transition</w:t>
+      </w:r>
+      <w:r>
+        <w:t xml:space="preserve"> (the small orange bar) with a </w:t>
+      </w:r>
+      <w:r>
+        <w:rPr>
+          <w:b/>
+        </w:rPr>
+        <w:t>condition</w:t>
+      </w:r>
+      <w:r>
+        <w:t>.</w:t>
+      </w:r>
+    </w:p>
+    <w:p>
+      <w:r>
+        <w:t xml:space="preserve">  </w:t>
+      </w:r>
+      <w:r>
+        <w:rPr>
+          <w:rFonts w:ascii="Consolas" w:hAnsi="Consolas"/>
+          <w:color w:val="C7254E"/>
+          <w:sz w:val="19"/>
+        </w:rPr>
+        <w:t>T_1</w:t>
+      </w:r>
+      <w:r>
+        <w:t xml:space="preserve">'s condition is </w:t>
+      </w:r>
+      <w:r>
+        <w:rPr>
+          <w:b/>
+        </w:rPr>
+        <w:t>`BL10E-SIF-05_START`</w:t>
+      </w:r>
+      <w:r>
+        <w:t xml:space="preserve"> (from B2): when it's </w:t>
+      </w:r>
+      <w:r>
+        <w:rPr>
+          <w:rFonts w:ascii="Consolas" w:hAnsi="Consolas"/>
+          <w:color w:val="C7254E"/>
+          <w:sz w:val="19"/>
+        </w:rPr>
+        <w:t>1</w:t>
+      </w:r>
+      <w:r>
+        <w:t xml:space="preserve">, the SFC   steps from </w:t>
+      </w:r>
+      <w:r>
+        <w:rPr>
+          <w:rFonts w:ascii="Consolas" w:hAnsi="Consolas"/>
+          <w:color w:val="C7254E"/>
+          <w:sz w:val="19"/>
+        </w:rPr>
+        <w:t>Open-Ready</w:t>
+      </w:r>
+      <w:r>
+        <w:t xml:space="preserve"> to </w:t>
+      </w:r>
+      <w:r>
+        <w:rPr>
+          <w:rFonts w:ascii="Consolas" w:hAnsi="Consolas"/>
+          <w:color w:val="C7254E"/>
+          <w:sz w:val="19"/>
+        </w:rPr>
+        <w:t>Search_Start</w:t>
+      </w:r>
+      <w:r>
+        <w:t>.</w:t>
+      </w:r>
+    </w:p>
+    <w:p>
+      <w:pPr>
+        <w:pStyle w:val="ListBullet"/>
+      </w:pPr>
+      <w:r>
+        <w:t xml:space="preserve">The </w:t>
+      </w:r>
+      <w:r>
+        <w:rPr>
+          <w:rFonts w:ascii="Consolas" w:hAnsi="Consolas"/>
+          <w:color w:val="C7254E"/>
+          <w:sz w:val="19"/>
+        </w:rPr>
+        <w:t>A_SA / A_SB / A_SC</w:t>
+      </w:r>
+      <w:r>
+        <w:t xml:space="preserve"> boxes are the </w:t>
+      </w:r>
+      <w:r>
+        <w:rPr>
+          <w:b/>
+        </w:rPr>
+        <w:t>abort</w:t>
+      </w:r>
+      <w:r>
+        <w:t xml:space="preserve"> branches.</w:t>
+      </w:r>
+    </w:p>
+    <w:p>
+      <w:r>
+        <w:t xml:space="preserve">This single chart is </w:t>
+      </w:r>
+      <w:r>
+        <w:rPr>
+          <w:b/>
+        </w:rPr>
+        <w:t>why only one `STATUS‑*` flag is true at a time</w:t>
+      </w:r>
+      <w:r>
+        <w:t xml:space="preserve">, and it is the </w:t>
+      </w:r>
+      <w:r>
+        <w:rPr>
+          <w:b/>
+        </w:rPr>
+        <w:t>one place those flags are written</w:t>
+      </w:r>
+      <w:r>
+        <w:t>.</w:t>
+      </w:r>
+    </w:p>
+    <w:p>
+      <w:pPr>
+        <w:pStyle w:val="Heading3"/>
+      </w:pPr>
+      <w:r>
+        <w:t>C2 — What a step does: Search Start effects (p.327)</w:t>
+      </w:r>
+    </w:p>
+    <w:p>
+      <w:pPr>
+        <w:jc w:val="center"/>
+      </w:pPr>
+      <w:r>
+        <w:drawing>
+          <wp:inline xmlns:a="http://schemas.openxmlformats.org/drawingml/2006/main" xmlns:pic="http://schemas.openxmlformats.org/drawingml/2006/picture">
+            <wp:extent cx="5852160" cy="2021305"/>
+            <wp:docPr id="12" name="Picture 12"/>
+            <wp:cNvGraphicFramePr>
+              <a:graphicFrameLocks noChangeAspect="1"/>
+            </wp:cNvGraphicFramePr>
+            <a:graphic>
+              <a:graphicData uri="http://schemas.openxmlformats.org/drawingml/2006/picture">
+                <pic:pic>
+                  <pic:nvPicPr>
+                    <pic:cNvPr id="0" name="c2_sfc_start.png"/>
+                    <pic:cNvPicPr/>
+                  </pic:nvPicPr>
+                  <pic:blipFill>
+                    <a:blip r:embed="rId19"/>
+                    <a:stretch>
+                      <a:fillRect/>
+                    </a:stretch>
+                  </pic:blipFill>
+                  <pic:spPr>
+                    <a:xfrm>
+                      <a:off x="0" y="0"/>
+                      <a:ext cx="5852160" cy="2021305"/>
+                    </a:xfrm>
+                    <a:prstGeom prst="rect"/>
+                  </pic:spPr>
+                </pic:pic>
+              </a:graphicData>
+            </a:graphic>
+          </wp:inline>
+        </w:drawing>
+      </w:r>
+    </w:p>
+    <w:p>
+      <w:pPr>
+        <w:jc w:val="center"/>
+      </w:pPr>
+      <w:r>
+        <w:rPr>
+          <w:i/>
+          <w:sz w:val="18"/>
+        </w:rPr>
+        <w:t>SILworX page: the Search Start step's effects — service-door lock, RESTRICTED annunciator, sounder, white lights and the search timer.</w:t>
+      </w:r>
+    </w:p>
+    <w:p>
+      <w:r>
+        <w:rPr>
+          <w:b/>
+        </w:rPr>
+        <w:t>How it works.</w:t>
+      </w:r>
+      <w:r>
+        <w:t xml:space="preserve"> Each step has a partner page that performs its </w:t>
+      </w:r>
+      <w:r>
+        <w:rPr>
+          <w:b/>
+        </w:rPr>
+        <w:t>effects</w:t>
+      </w:r>
+      <w:r>
+        <w:t xml:space="preserve">. While </w:t>
+      </w:r>
+      <w:r>
+        <w:rPr>
+          <w:rFonts w:ascii="Consolas" w:hAnsi="Consolas"/>
+          <w:color w:val="C7254E"/>
+          <w:sz w:val="19"/>
+        </w:rPr>
+        <w:t>STATUS-START_SEARCH</w:t>
+      </w:r>
+      <w:r>
+        <w:t xml:space="preserve"> is active, this page locks the service doors, lights the </w:t>
+      </w:r>
+      <w:r>
+        <w:rPr>
+          <w:b/>
+        </w:rPr>
+        <w:t>RESTRICTED</w:t>
+      </w:r>
+      <w:r>
+        <w:t xml:space="preserve"> annunciator (</w:t>
+      </w:r>
+      <w:r>
+        <w:rPr>
+          <w:rFonts w:ascii="Consolas" w:hAnsi="Consolas"/>
+          <w:color w:val="C7254E"/>
+          <w:sz w:val="19"/>
+        </w:rPr>
+        <w:t>ANNRES</w:t>
+      </w:r>
+      <w:r>
+        <w:t xml:space="preserve">), sounds speaker message 1, turns the white lights on, and starts the </w:t>
+      </w:r>
+      <w:r>
+        <w:rPr>
+          <w:b/>
+        </w:rPr>
+        <w:t>180 s search timer</w:t>
+      </w:r>
+      <w:r>
+        <w:t xml:space="preserve"> (</w:t>
+      </w:r>
+      <w:r>
+        <w:rPr>
+          <w:rFonts w:ascii="Consolas" w:hAnsi="Consolas"/>
+          <w:color w:val="C7254E"/>
+          <w:sz w:val="19"/>
+        </w:rPr>
+        <w:t>SEARCH_TIMER_RUNNING</w:t>
+      </w:r>
+      <w:r>
+        <w:t xml:space="preserve">). The </w:t>
+      </w:r>
+      <w:r>
+        <w:rPr>
+          <w:rFonts w:ascii="Consolas" w:hAnsi="Consolas"/>
+          <w:color w:val="C7254E"/>
+          <w:sz w:val="19"/>
+        </w:rPr>
+        <w:t>RS</w:t>
+      </w:r>
+      <w:r>
+        <w:t xml:space="preserve"> latches hold those outputs for as long as the step is active.</w:t>
+      </w:r>
+    </w:p>
+    <w:p>
+      <w:pPr>
+        <w:pStyle w:val="Heading3"/>
+      </w:pPr>
+      <w:r>
+        <w:t>C3 — End of the cycle: Beam On → Open (p.336)</w:t>
+      </w:r>
+    </w:p>
+    <w:p>
+      <w:pPr>
+        <w:jc w:val="center"/>
+      </w:pPr>
+      <w:r>
+        <w:drawing>
+          <wp:inline xmlns:a="http://schemas.openxmlformats.org/drawingml/2006/main" xmlns:pic="http://schemas.openxmlformats.org/drawingml/2006/picture">
+            <wp:extent cx="5852160" cy="2935632"/>
+            <wp:docPr id="13" name="Picture 13"/>
+            <wp:cNvGraphicFramePr>
+              <a:graphicFrameLocks noChangeAspect="1"/>
+            </wp:cNvGraphicFramePr>
+            <a:graphic>
+              <a:graphicData uri="http://schemas.openxmlformats.org/drawingml/2006/picture">
+                <pic:pic>
+                  <pic:nvPicPr>
+                    <pic:cNvPr id="0" name="c3_sfc_beam_open.png"/>
+                    <pic:cNvPicPr/>
+                  </pic:nvPicPr>
+                  <pic:blipFill>
+                    <a:blip r:embed="rId20"/>
+                    <a:stretch>
+                      <a:fillRect/>
+                    </a:stretch>
+                  </pic:blipFill>
+                  <pic:spPr>
+                    <a:xfrm>
+                      <a:off x="0" y="0"/>
+                      <a:ext cx="5852160" cy="2935632"/>
+                    </a:xfrm>
+                    <a:prstGeom prst="rect"/>
+                  </pic:spPr>
+                </pic:pic>
+              </a:graphicData>
+            </a:graphic>
+          </wp:inline>
+        </w:drawing>
+      </w:r>
+    </w:p>
+    <w:p>
+      <w:pPr>
+        <w:jc w:val="center"/>
+      </w:pPr>
+      <w:r>
+        <w:rPr>
+          <w:i/>
+          <w:sz w:val="18"/>
+        </w:rPr>
+        <w:t>SILworX SFC page: the Beam On step, transitions T_9A (SIF-08) and T_9B (SIF-03) to the Open step, a 60 s reset-delay TON, then loop back to Start.</w:t>
+      </w:r>
+    </w:p>
+    <w:p>
+      <w:r>
+        <w:rPr>
+          <w:b/>
+        </w:rPr>
+        <w:t>How it works.</w:t>
+      </w:r>
+      <w:r>
+        <w:t xml:space="preserve"> The tail of the chart. From the </w:t>
+      </w:r>
+      <w:r>
+        <w:rPr>
+          <w:b/>
+        </w:rPr>
+        <w:t>`Beam On`</w:t>
+      </w:r>
+      <w:r>
+        <w:t xml:space="preserve"> step, transition </w:t>
+      </w:r>
+      <w:r>
+        <w:rPr>
+          <w:rFonts w:ascii="Consolas" w:hAnsi="Consolas"/>
+          <w:color w:val="C7254E"/>
+          <w:sz w:val="19"/>
+        </w:rPr>
+        <w:t>T_9A</w:t>
+      </w:r>
+      <w:r>
+        <w:t xml:space="preserve"> (</w:t>
+      </w:r>
+      <w:r>
+        <w:rPr>
+          <w:rFonts w:ascii="Consolas" w:hAnsi="Consolas"/>
+          <w:color w:val="C7254E"/>
+          <w:sz w:val="19"/>
+        </w:rPr>
+        <w:t>SIF-08_TRIP</w:t>
+      </w:r>
+      <w:r>
+        <w:t xml:space="preserve">, a beam‑off) </w:t>
+      </w:r>
+      <w:r>
+        <w:rPr>
+          <w:b/>
+        </w:rPr>
+        <w:t>or</w:t>
+      </w:r>
+      <w:r>
+        <w:t xml:space="preserve"> </w:t>
+      </w:r>
+      <w:r>
+        <w:rPr>
+          <w:rFonts w:ascii="Consolas" w:hAnsi="Consolas"/>
+          <w:color w:val="C7254E"/>
+          <w:sz w:val="19"/>
+        </w:rPr>
+        <w:t>T_9B</w:t>
+      </w:r>
+      <w:r>
+        <w:t xml:space="preserve"> (</w:t>
+      </w:r>
+      <w:r>
+        <w:rPr>
+          <w:rFonts w:ascii="Consolas" w:hAnsi="Consolas"/>
+          <w:color w:val="C7254E"/>
+          <w:sz w:val="19"/>
+        </w:rPr>
+        <w:t>SIF-03_OUTPUT</w:t>
+      </w:r>
+      <w:r>
+        <w:t xml:space="preserve">, source proven dead) moves to the </w:t>
+      </w:r>
+      <w:r>
+        <w:rPr>
+          <w:b/>
+        </w:rPr>
+        <w:t>`Open`</w:t>
+      </w:r>
+      <w:r>
+        <w:t xml:space="preserve"> step. </w:t>
+      </w:r>
+      <w:r>
+        <w:rPr>
+          <w:rFonts w:ascii="Consolas" w:hAnsi="Consolas"/>
+          <w:color w:val="C7254E"/>
+          <w:sz w:val="19"/>
+        </w:rPr>
+        <w:t>Open</w:t>
+      </w:r>
+      <w:r>
+        <w:t xml:space="preserve"> runs a </w:t>
+      </w:r>
+      <w:r>
+        <w:rPr>
+          <w:rFonts w:ascii="Consolas" w:hAnsi="Consolas"/>
+          <w:color w:val="C7254E"/>
+          <w:sz w:val="19"/>
+        </w:rPr>
+        <w:t>TON</w:t>
+      </w:r>
+      <w:r>
+        <w:t xml:space="preserve"> set to </w:t>
+      </w:r>
+      <w:r>
+        <w:rPr>
+          <w:rFonts w:ascii="Consolas" w:hAnsi="Consolas"/>
+          <w:color w:val="C7254E"/>
+          <w:sz w:val="19"/>
+        </w:rPr>
+        <w:t>RESET_DELAY_TIMER</w:t>
+      </w:r>
+      <w:r>
+        <w:t xml:space="preserve"> (</w:t>
+      </w:r>
+      <w:r>
+        <w:rPr>
+          <w:b/>
+        </w:rPr>
+        <w:t>60 s</w:t>
+      </w:r>
+      <w:r>
+        <w:t xml:space="preserve">), then loops back to </w:t>
+      </w:r>
+      <w:r>
+        <w:rPr>
+          <w:rFonts w:ascii="Consolas" w:hAnsi="Consolas"/>
+          <w:color w:val="C7254E"/>
+          <w:sz w:val="19"/>
+        </w:rPr>
+        <w:t>Start</w:t>
+      </w:r>
+      <w:r>
+        <w:t xml:space="preserve"> — i.e. back to </w:t>
+      </w:r>
+      <w:r>
+        <w:rPr>
+          <w:rFonts w:ascii="Consolas" w:hAnsi="Consolas"/>
+          <w:color w:val="C7254E"/>
+          <w:sz w:val="19"/>
+        </w:rPr>
+        <w:t>Open-Ready</w:t>
+      </w:r>
+      <w:r>
+        <w:t xml:space="preserve">. So </w:t>
+      </w:r>
+      <w:r>
+        <w:rPr>
+          <w:rFonts w:ascii="Consolas" w:hAnsi="Consolas"/>
+          <w:color w:val="C7254E"/>
+          <w:sz w:val="19"/>
+        </w:rPr>
+        <w:t>STATUS-OPEN</w:t>
+      </w:r>
+      <w:r>
+        <w:t xml:space="preserve"> is true only </w:t>
+      </w:r>
+      <w:r>
+        <w:rPr>
+          <w:b/>
+        </w:rPr>
+        <w:t>briefly at the end of a cycle</w:t>
+      </w:r>
+      <w:r>
+        <w:t xml:space="preserve">; the resting state is </w:t>
+      </w:r>
+      <w:r>
+        <w:rPr>
+          <w:rFonts w:ascii="Consolas" w:hAnsi="Consolas"/>
+          <w:color w:val="C7254E"/>
+          <w:sz w:val="19"/>
+        </w:rPr>
+        <w:t>OPEN_READY</w:t>
+      </w:r>
+      <w:r>
+        <w:t>.</w:t>
+      </w:r>
+    </w:p>
+    <w:p>
+      <w:r>
+        <w:rPr>
+          <w:color w:val="BBBBBB"/>
+        </w:rPr>
+        <w:t>__________________________________________________</w:t>
+      </w:r>
+    </w:p>
+    <w:p>
+      <w:pPr>
+        <w:pStyle w:val="Heading2"/>
+      </w:pPr>
+      <w:r>
+        <w:t>D · The muscle — the Logic POU</w:t>
+      </w:r>
+    </w:p>
+    <w:p>
+      <w:pPr>
+        <w:pStyle w:val="Heading3"/>
+      </w:pPr>
+      <w:r>
+        <w:t>D1 — Driving the contactors: "no silent restart" (p.267)</w:t>
+      </w:r>
+    </w:p>
+    <w:p>
+      <w:pPr>
+        <w:jc w:val="center"/>
+      </w:pPr>
+      <w:r>
+        <w:drawing>
+          <wp:inline xmlns:a="http://schemas.openxmlformats.org/drawingml/2006/main" xmlns:pic="http://schemas.openxmlformats.org/drawingml/2006/picture">
+            <wp:extent cx="5852160" cy="3288632"/>
+            <wp:docPr id="14" name="Picture 14"/>
+            <wp:cNvGraphicFramePr>
+              <a:graphicFrameLocks noChangeAspect="1"/>
+            </wp:cNvGraphicFramePr>
+            <a:graphic>
+              <a:graphicData uri="http://schemas.openxmlformats.org/drawingml/2006/picture">
+                <pic:pic>
+                  <pic:nvPicPr>
+                    <pic:cNvPr id="0" name="d1_logic_contactors.png"/>
+                    <pic:cNvPicPr/>
+                  </pic:nvPicPr>
+                  <pic:blipFill>
+                    <a:blip r:embed="rId21"/>
+                    <a:stretch>
+                      <a:fillRect/>
+                    </a:stretch>
+                  </pic:blipFill>
+                  <pic:spPr>
+                    <a:xfrm>
+                      <a:off x="0" y="0"/>
+                      <a:ext cx="5852160" cy="3288632"/>
+                    </a:xfrm>
+                    <a:prstGeom prst="rect"/>
+                  </pic:spPr>
+                </pic:pic>
+              </a:graphicData>
+            </a:graphic>
+          </wp:inline>
+        </w:drawing>
+      </w:r>
+    </w:p>
+    <w:p>
+      <w:pPr>
+        <w:jc w:val="center"/>
+      </w:pPr>
+      <w:r>
+        <w:rPr>
+          <w:i/>
+          <w:sz w:val="18"/>
+        </w:rPr>
+        <w:t>SILworX page: RS latches gated by SEARCHED_AND_LOCKED and STATUS-BEAM_ON and the SIF permissives, driving the CON-0x:EN contactor outputs, with the on-page note about needing a new search to restart.</w:t>
+      </w:r>
+    </w:p>
+    <w:p>
+      <w:r>
+        <w:rPr>
+          <w:b/>
+        </w:rPr>
+        <w:t>How it works.</w:t>
+      </w:r>
+      <w:r>
+        <w:t xml:space="preserve"> This is where the SIF permissives + the SFC state actually </w:t>
+      </w:r>
+      <w:r>
+        <w:rPr>
+          <w:b/>
+        </w:rPr>
+        <w:t>switch the physical outputs</w:t>
+      </w:r>
+      <w:r>
+        <w:t xml:space="preserve">. Each contactor group is built from an </w:t>
+      </w:r>
+      <w:r>
+        <w:rPr>
+          <w:b/>
+        </w:rPr>
+        <w:t>`RS` latch</w:t>
+      </w:r>
+      <w:r>
+        <w:t xml:space="preserve"> set by </w:t>
+      </w:r>
+      <w:r>
+        <w:rPr>
+          <w:rFonts w:ascii="Consolas" w:hAnsi="Consolas"/>
+          <w:color w:val="C7254E"/>
+          <w:sz w:val="19"/>
+        </w:rPr>
+        <w:t>SEARCHED_AND_LOCKED &amp; STATUS-BEAM_ON</w:t>
+      </w:r>
+      <w:r>
+        <w:t xml:space="preserve"> together with the relevant SIF permissives:</w:t>
+      </w:r>
+    </w:p>
+    <w:p>
+      <w:pPr>
+        <w:pStyle w:val="ListBullet"/>
+      </w:pPr>
+      <w:r>
+        <w:rPr>
+          <w:b/>
+        </w:rPr>
+        <w:t>source group `CON-01/02/03/10`</w:t>
+      </w:r>
+      <w:r>
+        <w:t xml:space="preserve"> ← </w:t>
+      </w:r>
+      <w:r>
+        <w:rPr>
+          <w:rFonts w:ascii="Consolas" w:hAnsi="Consolas"/>
+          <w:color w:val="C7254E"/>
+          <w:sz w:val="19"/>
+        </w:rPr>
+        <w:t>SIF-08 &amp; SIF-01 &amp; SIF-02 &amp; SIF-09</w:t>
+      </w:r>
+    </w:p>
+    <w:p>
+      <w:pPr>
+        <w:pStyle w:val="ListBullet"/>
+      </w:pPr>
+      <w:r>
+        <w:rPr>
+          <w:b/>
+        </w:rPr>
+        <w:t>gate/RF group `CON-06/07/08/09`</w:t>
+      </w:r>
+      <w:r>
+        <w:t xml:space="preserve"> ← </w:t>
+      </w:r>
+      <w:r>
+        <w:rPr>
+          <w:rFonts w:ascii="Consolas" w:hAnsi="Consolas"/>
+          <w:color w:val="C7254E"/>
+          <w:sz w:val="19"/>
+        </w:rPr>
+        <w:t>SIF-13</w:t>
+      </w:r>
+    </w:p>
+    <w:p>
+      <w:pPr>
+        <w:pStyle w:val="ListBullet"/>
+      </w:pPr>
+      <w:r>
+        <w:rPr>
+          <w:b/>
+        </w:rPr>
+        <w:t>key group `CON-04/05`</w:t>
+      </w:r>
+      <w:r>
+        <w:t xml:space="preserve"> ← </w:t>
+      </w:r>
+      <w:r>
+        <w:rPr>
+          <w:rFonts w:ascii="Consolas" w:hAnsi="Consolas"/>
+          <w:color w:val="C7254E"/>
+          <w:sz w:val="19"/>
+        </w:rPr>
+        <w:t>SIF-10 &amp; SIF-08</w:t>
+      </w:r>
+    </w:p>
+    <w:p>
+      <w:r>
+        <w:t>The on‑page note says it in plain words:</w:t>
+      </w:r>
+    </w:p>
+    <w:p>
+      <w:pPr>
+        <w:ind w:left="432"/>
+        <w:shd w:val="clear" w:fill="FFF7E6"/>
+      </w:pPr>
+      <w:r>
+        <w:t>*"If Search and Locked is broken, contactors 01, 02, 03, 06, 07, 08, 09 &amp; 10 can not start again when tripped without going through a new search sequence."*</w:t>
+      </w:r>
+    </w:p>
+    <w:p>
+      <w:r>
+        <w:t xml:space="preserve">That latch is the </w:t>
+      </w:r>
+      <w:r>
+        <w:rPr>
+          <w:b/>
+        </w:rPr>
+        <w:t>master safety property</w:t>
+      </w:r>
+      <w:r>
+        <w:t xml:space="preserve">: once a trip breaks </w:t>
+      </w:r>
+      <w:r>
+        <w:rPr>
+          <w:rFonts w:ascii="Consolas" w:hAnsi="Consolas"/>
+          <w:color w:val="C7254E"/>
+          <w:sz w:val="19"/>
+        </w:rPr>
+        <w:t>SEARCHED_AND_LOCKED</w:t>
+      </w:r>
+      <w:r>
+        <w:t xml:space="preserve">, the hazard can </w:t>
+      </w:r>
+      <w:r>
+        <w:rPr>
+          <w:b/>
+        </w:rPr>
+        <w:t>never</w:t>
+      </w:r>
+      <w:r>
+        <w:t xml:space="preserve"> silently come back — only a complete new search re‑arms it.</w:t>
+      </w:r>
+    </w:p>
+    <w:p>
+      <w:r>
+        <w:rPr>
+          <w:color w:val="BBBBBB"/>
+        </w:rPr>
+        <w:t>__________________________________________________</w:t>
+      </w:r>
+    </w:p>
+    <w:p>
+      <w:pPr>
+        <w:pStyle w:val="Heading2"/>
+      </w:pPr>
+      <w:r>
+        <w:t>How to use these pages in your own SILworX</w:t>
+      </w:r>
+    </w:p>
+    <w:p>
+      <w:pPr>
+        <w:pStyle w:val="ListNumber"/>
+      </w:pPr>
+      <w:r>
+        <w:t xml:space="preserve">Open the </w:t>
+      </w:r>
+      <w:r>
+        <w:rPr>
+          <w:b/>
+        </w:rPr>
+        <w:t>same page</w:t>
+      </w:r>
+      <w:r>
+        <w:t xml:space="preserve"> (its name/number is in the top‑left and bottom‑right of</w:t>
+      </w:r>
+    </w:p>
+    <w:p>
+      <w:r>
+        <w:t xml:space="preserve">   each picture — e.g. </w:t>
+      </w:r>
+      <w:r>
+        <w:rPr>
+          <w:rFonts w:ascii="Consolas" w:hAnsi="Consolas"/>
+          <w:color w:val="C7254E"/>
+          <w:sz w:val="19"/>
+        </w:rPr>
+        <w:t>B10E‑SIF‑05</w:t>
+      </w:r>
+      <w:r>
+        <w:t>) in your project.</w:t>
+      </w:r>
+    </w:p>
+    <w:p>
+      <w:pPr>
+        <w:pStyle w:val="ListNumber"/>
+      </w:pPr>
+      <w:r>
+        <w:t xml:space="preserve">Start </w:t>
+      </w:r>
+      <w:r>
+        <w:rPr>
+          <w:b/>
+        </w:rPr>
+        <w:t>offline simulation</w:t>
+      </w:r>
+      <w:r>
+        <w:t xml:space="preserve">, </w:t>
+      </w:r>
+      <w:r>
+        <w:rPr>
+          <w:b/>
+        </w:rPr>
+        <w:t>force an input</w:t>
+      </w:r>
+      <w:r>
+        <w:t xml:space="preserve">, and watch the </w:t>
+      </w:r>
+      <w:r>
+        <w:rPr>
+          <w:b/>
+        </w:rPr>
+        <w:t>wire colours</w:t>
+      </w:r>
+    </w:p>
+    <w:p>
+      <w:r>
+        <w:t xml:space="preserve">   change through the blocks to the output — you literally *see* the logic work.</w:t>
+      </w:r>
+    </w:p>
+    <w:p>
+      <w:pPr>
+        <w:pStyle w:val="ListNumber"/>
+      </w:pPr>
+      <w:r>
+        <w:t xml:space="preserve">To find what drives any signal, right‑click it → </w:t>
+      </w:r>
+      <w:r>
+        <w:rPr>
+          <w:b/>
+        </w:rPr>
+        <w:t>Cross‑References</w:t>
+      </w:r>
+      <w:r>
+        <w:t xml:space="preserve"> → the one</w:t>
+      </w:r>
+    </w:p>
+    <w:p>
+      <w:r>
+        <w:t xml:space="preserve">   </w:t>
+      </w:r>
+      <w:r>
+        <w:rPr>
+          <w:b/>
+        </w:rPr>
+        <w:t>`Writing`</w:t>
+      </w:r>
+      <w:r>
+        <w:t xml:space="preserve"> entry.</w:t>
+      </w:r>
+    </w:p>
+    <w:p>
+      <w:r>
+        <w:t>That's the whole code, in ten pictures.</w:t>
       </w:r>
     </w:p>
     <w:sectPr>
